--- a/downloads/student/ai-2-week-17.docx
+++ b/downloads/student/ai-2-week-17.docx
@@ -1917,6 +1917,16 @@
     <w:p>
       <w:r>
         <w:t>Five task times do not estimate all library processing times reliably or prove which summary suits every decision.</w:t>
+      </w:r>
+    </w:p>
+    <w:p>
+      <w:r>
+        <w:t>Read the labelled picture: If 18 was genuine, which summary better describes the middle observed task, and what extra fact should be shown?</w:t>
+      </w:r>
+    </w:p>
+    <w:p>
+      <w:r>
+        <w:t>Change one thing: An authorised log confirms 18 was a transcription error for 3. Predict the result before checking the explanation. What remains the same?</w:t>
       </w:r>
     </w:p>
     <w:p>
@@ -3973,6 +3983,187 @@
     <w:p>
       <w:r>
         <w:t>Attempt the independent case before hints. Record whether you worked alone, used a hint or followed a model. After feedback, fix the first unsupported step and explain why it changed. A later check uses a changed case, not a copied answer.</w:t>
+      </w:r>
+    </w:p>
+    <w:p>
+      <w:pPr>
+        <w:pStyle w:val="Heading1"/>
+      </w:pPr>
+      <w:r>
+        <w:t>15. Your lesson route</w:t>
+      </w:r>
+    </w:p>
+    <w:p>
+      <w:r>
+        <w:t>Start with this question: A fictional library records five book-processing times in minutes.</w:t>
+      </w:r>
+    </w:p>
+    <w:tbl>
+      <w:tblPr>
+        <w:tblStyle w:val="LightShading-Accent1"/>
+        <w:tblW w:type="auto" w:w="0"/>
+        <w:tblLook w:firstColumn="1" w:firstRow="1" w:lastColumn="0" w:lastRow="0" w:noHBand="0" w:noVBand="1" w:val="04A0"/>
+      </w:tblPr>
+      <w:tblGrid>
+        <w:gridCol w:w="5112"/>
+        <w:gridCol w:w="5112"/>
+      </w:tblGrid>
+      <w:tr>
+        <w:trPr>
+          <w:tblHeader/>
+        </w:trPr>
+        <w:tc>
+          <w:tcPr>
+            <w:tcW w:type="dxa" w:w="5112"/>
+          </w:tcPr>
+          <w:p>
+            <w:r>
+              <w:t>By the end, I can</w:t>
+            </w:r>
+          </w:p>
+        </w:tc>
+        <w:tc>
+          <w:tcPr>
+            <w:tcW w:type="dxa" w:w="5112"/>
+          </w:tcPr>
+          <w:p>
+            <w:r>
+              <w:t>How I will show it</w:t>
+            </w:r>
+          </w:p>
+        </w:tc>
+      </w:tr>
+      <w:tr>
+        <w:tc>
+          <w:tcPr>
+            <w:tcW w:type="dxa" w:w="5112"/>
+          </w:tcPr>
+          <w:p>
+            <w:r>
+              <w:t>Calculate mean and median</w:t>
+            </w:r>
+          </w:p>
+        </w:tc>
+        <w:tc>
+          <w:tcPr>
+            <w:tcW w:type="dxa" w:w="5112"/>
+          </w:tcPr>
+          <w:p>
+            <w:r>
+              <w:t>Explain the deciding step, show a trace or test, and state one limit.</w:t>
+            </w:r>
+          </w:p>
+        </w:tc>
+      </w:tr>
+      <w:tr>
+        <w:tc>
+          <w:tcPr>
+            <w:tcW w:type="dxa" w:w="5112"/>
+          </w:tcPr>
+          <w:p>
+            <w:r>
+              <w:t>Investigate an unusual value before deleting it</w:t>
+            </w:r>
+          </w:p>
+        </w:tc>
+        <w:tc>
+          <w:tcPr>
+            <w:tcW w:type="dxa" w:w="5112"/>
+          </w:tcPr>
+          <w:p>
+            <w:r>
+              <w:t>Explain the deciding step, show a trace or test, and state one limit.</w:t>
+            </w:r>
+          </w:p>
+        </w:tc>
+      </w:tr>
+      <w:tr>
+        <w:tc>
+          <w:tcPr>
+            <w:tcW w:type="dxa" w:w="5112"/>
+          </w:tcPr>
+          <w:p>
+            <w:r>
+              <w:t>Explain how a summary can hide variation</w:t>
+            </w:r>
+          </w:p>
+        </w:tc>
+        <w:tc>
+          <w:tcPr>
+            <w:tcW w:type="dxa" w:w="5112"/>
+          </w:tcPr>
+          <w:p>
+            <w:r>
+              <w:t>Explain the deciding step, show a trace or test, and state one limit.</w:t>
+            </w:r>
+          </w:p>
+        </w:tc>
+      </w:tr>
+    </w:tbl>
+    <w:p>
+      <w:r>
+        <w:t>Remember → watch and explain → try with help → investigate → try independently → keep project evidence. Your teacher may spread this lesson across several classes.</w:t>
+      </w:r>
+    </w:p>
+    <w:p>
+      <w:r>
+        <w:t>Keep your first prediction. Compare it with what the evidence shows and explain any change.</w:t>
+      </w:r>
+    </w:p>
+    <w:p>
+      <w:pPr>
+        <w:pStyle w:val="Heading1"/>
+      </w:pPr>
+      <w:r>
+        <w:t>16. Finish and return</w:t>
+      </w:r>
+    </w:p>
+    <w:p>
+      <w:r>
+        <w:t>Close your notes. Explain this goal in your own words: Calculate mean and median</w:t>
+      </w:r>
+    </w:p>
+    <w:p>
+      <w:pPr>
+        <w:pStyle w:val="Heading3"/>
+      </w:pPr>
+      <w:r>
+        <w:t>My deciding step, evidence and one remaining question</w:t>
+      </w:r>
+    </w:p>
+    <w:p>
+      <w:r>
+        <w:t>________________________________________________________________</w:t>
+      </w:r>
+    </w:p>
+    <w:p>
+      <w:r>
+        <w:t>________________________________________________________________</w:t>
+      </w:r>
+    </w:p>
+    <w:p>
+      <w:r>
+        <w:t>________________________________________________________________</w:t>
+      </w:r>
+    </w:p>
+    <w:p>
+      <w:r>
+        <w:t>________________________________________________________________</w:t>
+      </w:r>
+    </w:p>
+    <w:p>
+      <w:r>
+        <w:t>________________________________________________________________</w:t>
+      </w:r>
+    </w:p>
+    <w:p>
+      <w:r>
+        <w:t>If you are unsure, return to the worked picture and explain one arrow. If you are ready, change an input or assumption and justify your prediction.</w:t>
+      </w:r>
+    </w:p>
+    <w:p>
+      <w:r>
+        <w:t>Save your workbook evidence. At the next review, try a different case before opening your old answer.</w:t>
       </w:r>
     </w:p>
     <w:sectPr>

--- a/downloads/student/ai-2-week-17.docx
+++ b/downloads/student/ai-2-week-17.docx
@@ -4164,6 +4164,220 @@
     <w:p>
       <w:r>
         <w:t>Save your workbook evidence. At the next review, try a different case before opening your old answer.</w:t>
+      </w:r>
+    </w:p>
+    <w:p>
+      <w:pPr>
+        <w:pStyle w:val="Heading1"/>
+      </w:pPr>
+      <w:r>
+        <w:t>17. Supported practice, repair and portfolio</w:t>
+      </w:r>
+    </w:p>
+    <w:p>
+      <w:r>
+        <w:t>Use this supported practice once, in the browser or on paper. Keep the reserved independent assessment for a separate first attempt before teacher feedback.</w:t>
+      </w:r>
+    </w:p>
+    <w:p>
+      <w:r>
+        <w:t>A fictional library records five book-processing times in minutes.</w:t>
+      </w:r>
+    </w:p>
+    <w:p>
+      <w:pPr>
+        <w:pStyle w:val="Heading3"/>
+      </w:pPr>
+      <w:r>
+        <w:t>Practice 1: explain the deciding evidence</w:t>
+      </w:r>
+    </w:p>
+    <w:p>
+      <w:r>
+        <w:t>Which labelled step matches this detail? Change a value only if evidence supports a correction; preserve the raw record.</w:t>
+      </w:r>
+    </w:p>
+    <w:p>
+      <w:r>
+        <w:t>1. Median</w:t>
+      </w:r>
+    </w:p>
+    <w:p>
+      <w:r>
+        <w:t>2. Investigate 18</w:t>
+      </w:r>
+    </w:p>
+    <w:p>
+      <w:r>
+        <w:t>3. Document repair</w:t>
+      </w:r>
+    </w:p>
+    <w:p>
+      <w:r>
+        <w:t>4. Mean</w:t>
+      </w:r>
+    </w:p>
+    <w:p>
+      <w:pPr>
+        <w:pStyle w:val="Heading3"/>
+      </w:pPr>
+      <w:r>
+        <w:t>My selected conclusion, deciding fact and explanation</w:t>
+      </w:r>
+    </w:p>
+    <w:p>
+      <w:r>
+        <w:t>________________________________________________________________</w:t>
+      </w:r>
+    </w:p>
+    <w:p>
+      <w:r>
+        <w:t>________________________________________________________________</w:t>
+      </w:r>
+    </w:p>
+    <w:p>
+      <w:r>
+        <w:t>________________________________________________________________</w:t>
+      </w:r>
+    </w:p>
+    <w:p>
+      <w:r>
+        <w:t>________________________________________________________________</w:t>
+      </w:r>
+    </w:p>
+    <w:p>
+      <w:r>
+        <w:t>________________________________________________________________</w:t>
+      </w:r>
+    </w:p>
+    <w:p>
+      <w:r>
+        <w:t>Hint if needed: Read the steps in the pictorial case. Match the supplied detail to the stage that performs or records it.</w:t>
+      </w:r>
+    </w:p>
+    <w:p>
+      <w:r>
+        <w:t>After your attempt, compare with the supported explanation: Document repair Change a value only if evidence supports a correction; preserve the raw record. The mean uses every value and is pulled upward by 18. The median identifies the middle recorded time and stays at 3. Neither statistic declares the unusual observation invalid. Deleting it simply because it changes the mean would hide potentially real slow work and change the question being answered.</w:t>
+      </w:r>
+    </w:p>
+    <w:p>
+      <w:pPr>
+        <w:pStyle w:val="Heading3"/>
+      </w:pPr>
+      <w:r>
+        <w:t>Practice 2: explain the deciding evidence</w:t>
+      </w:r>
+    </w:p>
+    <w:p>
+      <w:r>
+        <w:t>Changed-case practice: An authorised log confirms 18 was a transcription error for 3. Which conclusion is supported by the supplied facts?</w:t>
+      </w:r>
+    </w:p>
+    <w:p>
+      <w:r>
+        <w:t>1. Corrected mean is 3 minutes and median is 3.</w:t>
+      </w:r>
+    </w:p>
+    <w:p>
+      <w:r>
+        <w:t>2. We can decide the result without examining the changed input or the procedure.</w:t>
+      </w:r>
+    </w:p>
+    <w:p>
+      <w:r>
+        <w:t>3. This one example guarantees correct results for every future input.</w:t>
+      </w:r>
+    </w:p>
+    <w:p>
+      <w:pPr>
+        <w:pStyle w:val="Heading3"/>
+      </w:pPr>
+      <w:r>
+        <w:t>My selected conclusion, deciding fact and explanation</w:t>
+      </w:r>
+    </w:p>
+    <w:p>
+      <w:r>
+        <w:t>________________________________________________________________</w:t>
+      </w:r>
+    </w:p>
+    <w:p>
+      <w:r>
+        <w:t>________________________________________________________________</w:t>
+      </w:r>
+    </w:p>
+    <w:p>
+      <w:r>
+        <w:t>________________________________________________________________</w:t>
+      </w:r>
+    </w:p>
+    <w:p>
+      <w:r>
+        <w:t>________________________________________________________________</w:t>
+      </w:r>
+    </w:p>
+    <w:p>
+      <w:r>
+        <w:t>________________________________________________________________</w:t>
+      </w:r>
+    </w:p>
+    <w:p>
+      <w:r>
+        <w:t>Hint if needed: Use the changed condition and the deciding step in the pictorial trace. The answer must say what follows from those facts.</w:t>
+      </w:r>
+    </w:p>
+    <w:p>
+      <w:r>
+        <w:t>After your attempt, compare with the supported explanation: Corrected mean is 3 minutes and median is 3. Values become 2,3,3,4,3 with sum 15; sorted middle remains 3.</w:t>
+      </w:r>
+    </w:p>
+    <w:p>
+      <w:pPr>
+        <w:pStyle w:val="Heading3"/>
+      </w:pPr>
+      <w:r>
+        <w:t>Repair a missing building block</w:t>
+      </w:r>
+    </w:p>
+    <w:p>
+      <w:r>
+        <w:t>Review Overfitting Intuition (ai-2/16). Goal: Compare training and validation evidence for model capacity. Short practice: Does zero training error justify choosing Complex in the original record?. Return to this week and explain what you changed.</w:t>
+      </w:r>
+    </w:p>
+    <w:p>
+      <w:r>
+        <w:t>Review Decision Trees (ai-2/14). Goal: Fit a root question and leaf predictions from training examples. Short practice: Why does changing colour alone not change this tree’s prediction?. Return to this week and explain what you changed.</w:t>
+      </w:r>
+    </w:p>
+    <w:p>
+      <w:r>
+        <w:t>Review Training and Testing (ai-2/11). Goal: Choose a split unit that matches the intended prediction claim. Short practice: How many distinct books are in each repaired role, and why report that as well as scan counts?. Return to this week and explain what you changed.</w:t>
+      </w:r>
+    </w:p>
+    <w:p>
+      <w:pPr>
+        <w:pStyle w:val="Heading3"/>
+      </w:pPr>
+      <w:r>
+        <w:t>Predict, run and debug</w:t>
+      </w:r>
+    </w:p>
+    <w:p>
+      <w:r>
+        <w:t>The browser lab lets you edit the supported Python examples already included in this lesson. Predict first, run, inspect the actual output or error, change one input, then run again. Keep code, predictions, actual results and a reasoned revision together. On paper, label your result as a trace rather than an execution.</w:t>
+      </w:r>
+    </w:p>
+    <w:p>
+      <w:pPr>
+        <w:pStyle w:val="Heading3"/>
+      </w:pPr>
+      <w:r>
+        <w:t>Keep your completed work</w:t>
+      </w:r>
+    </w:p>
+    <w:p>
+      <w:r>
+        <w:t>Use Download completed work in the hosted lesson to export your answers, reflections, practice feedback and code-run evidence. Open the HTML copy to read or print it. Drafts stay in this browser when storage is available; clear drafts on a shared device.</w:t>
       </w:r>
     </w:p>
     <w:sectPr>

--- a/downloads/student/ai-2-week-17.docx
+++ b/downloads/student/ai-2-week-17.docx
@@ -42,6 +42,11 @@
       </w:r>
     </w:p>
     <w:p>
+      <w:r>
+        <w:t>Start with the target: Calculate mean and median. Try the recall before opening notes.</w:t>
+      </w:r>
+    </w:p>
+    <w:p>
       <w:pPr>
         <w:pStyle w:val="Heading3"/>
       </w:pPr>
@@ -50,18 +55,96 @@
       </w:r>
     </w:p>
     <w:p>
-      <w:r>
-        <w:t>I can calculate mean and median.</w:t>
-      </w:r>
-    </w:p>
-    <w:p>
-      <w:r>
-        <w:t>I can investigate an unusual value before deleting it.</w:t>
-      </w:r>
-    </w:p>
-    <w:p>
-      <w:r>
-        <w:t>I can explain how a summary can hide variation.</w:t>
+      <w:pPr>
+        <w:spacing w:line="336" w:lineRule="auto" w:after="180"/>
+      </w:pPr>
+      <w:r>
+        <w:rPr>
+          <w:b w:val="0"/>
+        </w:rPr>
+        <w:t xml:space="preserve">I can calculate </w:t>
+      </w:r>
+      <w:r>
+        <w:rPr>
+          <w:b/>
+        </w:rPr>
+        <w:t>mean</w:t>
+      </w:r>
+      <w:r>
+        <w:rPr>
+          <w:b w:val="0"/>
+        </w:rPr>
+        <w:t xml:space="preserve"> and </w:t>
+      </w:r>
+      <w:r>
+        <w:rPr>
+          <w:b/>
+        </w:rPr>
+        <w:t>median</w:t>
+      </w:r>
+      <w:r>
+        <w:rPr>
+          <w:b w:val="0"/>
+        </w:rPr>
+        <w:t>.</w:t>
+      </w:r>
+    </w:p>
+    <w:p>
+      <w:pPr>
+        <w:spacing w:line="336" w:lineRule="auto" w:after="180"/>
+      </w:pPr>
+      <w:r>
+        <w:rPr>
+          <w:b w:val="0"/>
+        </w:rPr>
+        <w:t xml:space="preserve">I can </w:t>
+      </w:r>
+      <w:r>
+        <w:rPr>
+          <w:b/>
+        </w:rPr>
+        <w:t>investigate</w:t>
+      </w:r>
+      <w:r>
+        <w:rPr>
+          <w:b w:val="0"/>
+        </w:rPr>
+        <w:t xml:space="preserve"> an </w:t>
+      </w:r>
+      <w:r>
+        <w:rPr>
+          <w:b/>
+        </w:rPr>
+        <w:t>unusual value</w:t>
+      </w:r>
+      <w:r>
+        <w:rPr>
+          <w:b w:val="0"/>
+        </w:rPr>
+        <w:t xml:space="preserve"> before deleting it.</w:t>
+      </w:r>
+    </w:p>
+    <w:p>
+      <w:pPr>
+        <w:spacing w:line="336" w:lineRule="auto" w:after="180"/>
+      </w:pPr>
+      <w:r>
+        <w:rPr>
+          <w:b w:val="0"/>
+        </w:rPr>
+        <w:t xml:space="preserve">I can explain how a summary can hide </w:t>
+      </w:r>
+      <w:r>
+        <w:rPr>
+          <w:b/>
+        </w:rPr>
+        <w:t>variation</w:t>
+      </w:r>
+      <w:r>
+        <w:rPr>
+          <w:b w:val="0"/>
+        </w:rPr>
+        <w:t>.</w:t>
       </w:r>
     </w:p>
     <w:p>
@@ -73,38 +156,164 @@
       </w:r>
     </w:p>
     <w:p>
-      <w:r>
+      <w:pPr>
+        <w:spacing w:line="336" w:lineRule="auto" w:after="180"/>
+      </w:pPr>
+      <w:r>
+        <w:rPr>
+          <w:b w:val="0"/>
+        </w:rPr>
         <w:t>Close your notes first. A rough first answer helps us choose the right starting point; it is not a score for your ability.</w:t>
       </w:r>
     </w:p>
     <w:p>
-      <w:r>
-        <w:t>Without opening the old lesson, explain one key idea from Overfitting Intuition. Give an example and a mistake that the idea helps you avoid.</w:t>
-      </w:r>
-    </w:p>
-    <w:p>
-      <w:r>
+      <w:pPr>
+        <w:spacing w:line="336" w:lineRule="auto" w:after="180"/>
+      </w:pPr>
+      <w:r>
+        <w:rPr>
+          <w:b w:val="0"/>
+        </w:rPr>
+        <w:t>Without opening the old lesson, explain one key idea from Over</w:t>
+      </w:r>
+      <w:r>
+        <w:rPr>
+          <w:b/>
+        </w:rPr>
+        <w:t>fitting</w:t>
+      </w:r>
+      <w:r>
+        <w:rPr>
+          <w:b w:val="0"/>
+        </w:rPr>
+        <w:t xml:space="preserve"> Intuition. Give an example and a mistake that the idea helps you avoid.</w:t>
+      </w:r>
+    </w:p>
+    <w:p>
+      <w:pPr>
+        <w:spacing w:line="336" w:lineRule="auto" w:after="180"/>
+      </w:pPr>
+      <w:r>
+        <w:rPr>
+          <w:b w:val="0"/>
+        </w:rPr>
         <w:t>Without opening the old lesson, explain one key idea from Decision Trees. Give an example and a mistake that the idea helps you avoid.</w:t>
       </w:r>
     </w:p>
     <w:p>
-      <w:r>
-        <w:t>Without opening the old lesson, explain one key idea from Training and Testing. Give an example and a mistake that the idea helps you avoid.</w:t>
-      </w:r>
-    </w:p>
-    <w:p>
-      <w:r>
-        <w:t>After trying, check the relevant lesson or ask your teacher. Change the part of your explanation that the evidence shows was wrong.</w:t>
-      </w:r>
-    </w:p>
-    <w:p>
-      <w:r>
-        <w:t>Week 17: Noise and Outliers</w:t>
-      </w:r>
-    </w:p>
-    <w:p>
-      <w:r>
-        <w:t>Mistakes and unusual values should be investigated, not automatically erased.</w:t>
+      <w:pPr>
+        <w:spacing w:line="336" w:lineRule="auto" w:after="180"/>
+      </w:pPr>
+      <w:r>
+        <w:rPr>
+          <w:b w:val="0"/>
+        </w:rPr>
+        <w:t xml:space="preserve">Without opening the old lesson, explain one key idea from </w:t>
+      </w:r>
+      <w:r>
+        <w:rPr>
+          <w:b/>
+        </w:rPr>
+        <w:t>Training</w:t>
+      </w:r>
+      <w:r>
+        <w:rPr>
+          <w:b w:val="0"/>
+        </w:rPr>
+        <w:t xml:space="preserve"> and Testing. Give an example and a mistake that the idea helps you avoid.</w:t>
+      </w:r>
+    </w:p>
+    <w:p>
+      <w:pPr>
+        <w:spacing w:line="336" w:lineRule="auto" w:after="180"/>
+      </w:pPr>
+      <w:r>
+        <w:rPr>
+          <w:b w:val="0"/>
+        </w:rPr>
+        <w:t xml:space="preserve">After trying, check the relevant lesson or ask your teacher. Change the part of your explanation that the </w:t>
+      </w:r>
+      <w:r>
+        <w:rPr>
+          <w:b/>
+        </w:rPr>
+        <w:t>evidence</w:t>
+      </w:r>
+      <w:r>
+        <w:rPr>
+          <w:b w:val="0"/>
+        </w:rPr>
+        <w:t xml:space="preserve"> shows was wrong.</w:t>
+      </w:r>
+    </w:p>
+    <w:p>
+      <w:pPr>
+        <w:spacing w:line="336" w:lineRule="auto" w:after="180"/>
+      </w:pPr>
+      <w:r>
+        <w:rPr>
+          <w:b w:val="0"/>
+        </w:rPr>
+        <w:t xml:space="preserve">Week 17: </w:t>
+      </w:r>
+      <w:r>
+        <w:rPr>
+          <w:b/>
+        </w:rPr>
+        <w:t>Noise</w:t>
+      </w:r>
+      <w:r>
+        <w:rPr>
+          <w:b w:val="0"/>
+        </w:rPr>
+        <w:t xml:space="preserve"> and </w:t>
+      </w:r>
+      <w:r>
+        <w:rPr>
+          <w:b/>
+        </w:rPr>
+        <w:t>Outlier</w:t>
+      </w:r>
+      <w:r>
+        <w:rPr>
+          <w:b w:val="0"/>
+        </w:rPr>
+        <w:t>s</w:t>
+      </w:r>
+    </w:p>
+    <w:p>
+      <w:pPr>
+        <w:spacing w:line="336" w:lineRule="auto" w:after="180"/>
+      </w:pPr>
+      <w:r>
+        <w:rPr>
+          <w:b w:val="0"/>
+        </w:rPr>
+        <w:t xml:space="preserve">Mistakes and </w:t>
+      </w:r>
+      <w:r>
+        <w:rPr>
+          <w:b/>
+        </w:rPr>
+        <w:t>unusual value</w:t>
+      </w:r>
+      <w:r>
+        <w:rPr>
+          <w:b w:val="0"/>
+        </w:rPr>
+        <w:t xml:space="preserve">s should be </w:t>
+      </w:r>
+      <w:r>
+        <w:rPr>
+          <w:b/>
+        </w:rPr>
+        <w:t>investigate</w:t>
+      </w:r>
+      <w:r>
+        <w:rPr>
+          <w:b w:val="0"/>
+        </w:rPr>
+        <w:t>d, not automatically erased.</w:t>
       </w:r>
     </w:p>
     <w:p>
@@ -144,17 +353,35 @@
       </w:r>
     </w:p>
     <w:p>
-      <w:r>
+      <w:pPr>
+        <w:spacing w:line="336" w:lineRule="auto" w:after="180"/>
+      </w:pPr>
+      <w:r>
+        <w:rPr>
+          <w:b/>
+        </w:rPr>
         <w:t>THINKER MISSION</w:t>
       </w:r>
     </w:p>
     <w:p>
-      <w:r>
+      <w:pPr>
+        <w:spacing w:line="336" w:lineRule="auto" w:after="180"/>
+      </w:pPr>
+      <w:r>
+        <w:rPr>
+          <w:b w:val="0"/>
+        </w:rPr>
         <w:t>Decide whether four odd records are errors or real cases.</w:t>
       </w:r>
     </w:p>
     <w:p>
-      <w:r>
+      <w:pPr>
+        <w:spacing w:line="336" w:lineRule="auto" w:after="180"/>
+      </w:pPr>
+      <w:r>
+        <w:rPr>
+          <w:b w:val="0"/>
+        </w:rPr>
         <w:t>Thinker name and date:</w:t>
       </w:r>
     </w:p>
@@ -200,7 +427,14 @@
       </w:r>
     </w:p>
     <w:p>
-      <w:r>
+      <w:pPr>
+        <w:spacing w:line="336" w:lineRule="auto" w:after="180"/>
+        <w:shd w:fill="F5F1FB"/>
+      </w:pPr>
+      <w:r>
+        <w:rPr>
+          <w:b w:val="0"/>
+        </w:rPr>
         <w:t>What is the total of 2, 3 and 4?</w:t>
       </w:r>
     </w:p>
@@ -213,8 +447,62 @@
       </w:r>
     </w:p>
     <w:p>
-      <w:r>
-        <w:t>By the end, I can calculate mean and median and investigate an unusual value before changing it.</w:t>
+      <w:pPr>
+        <w:spacing w:line="336" w:lineRule="auto" w:after="180"/>
+      </w:pPr>
+      <w:r>
+        <w:rPr>
+          <w:b w:val="0"/>
+        </w:rPr>
+        <w:t xml:space="preserve">By the end, I can calculate </w:t>
+      </w:r>
+      <w:r>
+        <w:rPr>
+          <w:b/>
+        </w:rPr>
+        <w:t>mean</w:t>
+      </w:r>
+      <w:r>
+        <w:rPr>
+          <w:b w:val="0"/>
+        </w:rPr>
+        <w:t xml:space="preserve"> and </w:t>
+      </w:r>
+      <w:r>
+        <w:rPr>
+          <w:b/>
+        </w:rPr>
+        <w:t>median</w:t>
+      </w:r>
+      <w:r>
+        <w:rPr>
+          <w:b w:val="0"/>
+        </w:rPr>
+        <w:t xml:space="preserve"> and </w:t>
+      </w:r>
+      <w:r>
+        <w:rPr>
+          <w:b/>
+        </w:rPr>
+        <w:t>investigate</w:t>
+      </w:r>
+      <w:r>
+        <w:rPr>
+          <w:b w:val="0"/>
+        </w:rPr>
+        <w:t xml:space="preserve"> an </w:t>
+      </w:r>
+      <w:r>
+        <w:rPr>
+          <w:b/>
+        </w:rPr>
+        <w:t>unusual value</w:t>
+      </w:r>
+      <w:r>
+        <w:rPr>
+          <w:b w:val="0"/>
+        </w:rPr>
+        <w:t xml:space="preserve"> before changing it.</w:t>
       </w:r>
     </w:p>
     <w:p>
@@ -227,17 +515,52 @@
     </w:p>
     <w:p>
       <w:r>
+        <w:t>Investigate the supplied Noise and Outliers case. Separate observations, given facts and assumptions before choosing an explanation.</w:t>
+      </w:r>
+    </w:p>
+    <w:p>
+      <w:pPr>
+        <w:spacing w:line="336" w:lineRule="auto" w:after="180"/>
+      </w:pPr>
+      <w:r>
+        <w:rPr>
+          <w:b/>
+        </w:rPr>
         <w:t>PICTURE STORY</w:t>
       </w:r>
     </w:p>
     <w:p>
-      <w:r>
+      <w:pPr>
+        <w:spacing w:line="336" w:lineRule="auto" w:after="180"/>
+      </w:pPr>
+      <w:r>
+        <w:rPr>
+          <w:b w:val="0"/>
+        </w:rPr>
         <w:t>Notice → Predict → Explain</w:t>
       </w:r>
     </w:p>
     <w:p>
-      <w:r>
-        <w:t>Begin with visible evidence. Do not explain more than the picture and information support.</w:t>
+      <w:pPr>
+        <w:spacing w:line="336" w:lineRule="auto" w:after="180"/>
+      </w:pPr>
+      <w:r>
+        <w:rPr>
+          <w:b w:val="0"/>
+        </w:rPr>
+        <w:t xml:space="preserve">Begin with visible </w:t>
+      </w:r>
+      <w:r>
+        <w:rPr>
+          <w:b/>
+        </w:rPr>
+        <w:t>evidence</w:t>
+      </w:r>
+      <w:r>
+        <w:rPr>
+          <w:b w:val="0"/>
+        </w:rPr>
+        <w:t>. Do not explain more than the picture and information support.</w:t>
       </w:r>
     </w:p>
     <w:p>
@@ -277,18 +600,94 @@
       </w:r>
     </w:p>
     <w:p>
-      <w:r>
+      <w:pPr>
+        <w:pStyle w:val="Heading3"/>
+      </w:pPr>
+      <w:r>
+        <w:t>Start with this puzzle</w:t>
+      </w:r>
+    </w:p>
+    <w:p>
+      <w:pPr>
+        <w:spacing w:line="336" w:lineRule="auto" w:after="180"/>
+        <w:shd w:fill="F1F6FC"/>
+      </w:pPr>
+      <w:r>
+        <w:rPr>
+          <w:b w:val="0"/>
+        </w:rPr>
         <w:t>MYSTERY</w:t>
       </w:r>
     </w:p>
     <w:p>
-      <w:r>
-        <w:t>The learners must use noise and outliers to solve a problem. What information do they have? What decision or calculation do they make? What would count as evidence that it worked?</w:t>
-      </w:r>
-    </w:p>
-    <w:p>
-      <w:r>
-        <w:t>Three observations (what you can point to):</w:t>
+      <w:pPr>
+        <w:spacing w:line="336" w:lineRule="auto" w:after="180"/>
+        <w:shd w:fill="F5F1FB"/>
+      </w:pPr>
+      <w:r>
+        <w:rPr>
+          <w:b w:val="0"/>
+        </w:rPr>
+        <w:t xml:space="preserve">The learners must use </w:t>
+      </w:r>
+      <w:r>
+        <w:rPr>
+          <w:b/>
+        </w:rPr>
+        <w:t>noise</w:t>
+      </w:r>
+      <w:r>
+        <w:rPr>
+          <w:b w:val="0"/>
+        </w:rPr>
+        <w:t xml:space="preserve"> and </w:t>
+      </w:r>
+      <w:r>
+        <w:rPr>
+          <w:b/>
+        </w:rPr>
+        <w:t>outlier</w:t>
+      </w:r>
+      <w:r>
+        <w:rPr>
+          <w:b w:val="0"/>
+        </w:rPr>
+        <w:t xml:space="preserve">s to solve a problem. What information do they have? What decision or calculation do they make? What would count as </w:t>
+      </w:r>
+      <w:r>
+        <w:rPr>
+          <w:b/>
+        </w:rPr>
+        <w:t>evidence</w:t>
+      </w:r>
+      <w:r>
+        <w:rPr>
+          <w:b w:val="0"/>
+        </w:rPr>
+        <w:t xml:space="preserve"> that it worked?</w:t>
+      </w:r>
+    </w:p>
+    <w:p>
+      <w:pPr>
+        <w:spacing w:line="336" w:lineRule="auto" w:after="180"/>
+      </w:pPr>
+      <w:r>
+        <w:rPr>
+          <w:b w:val="0"/>
+        </w:rPr>
+        <w:t xml:space="preserve">Three </w:t>
+      </w:r>
+      <w:r>
+        <w:rPr>
+          <w:b/>
+        </w:rPr>
+        <w:t>observation</w:t>
+      </w:r>
+      <w:r>
+        <w:rPr>
+          <w:b w:val="0"/>
+        </w:rPr>
+        <w:t>s (what you can point to):</w:t>
       </w:r>
     </w:p>
     <w:p>
@@ -325,8 +724,26 @@
       </w:r>
     </w:p>
     <w:p>
-      <w:r>
-        <w:t>My prediction and the clue supporting it:</w:t>
+      <w:pPr>
+        <w:spacing w:line="336" w:lineRule="auto" w:after="180"/>
+      </w:pPr>
+      <w:r>
+        <w:rPr>
+          <w:b w:val="0"/>
+        </w:rPr>
+        <w:t xml:space="preserve">My </w:t>
+      </w:r>
+      <w:r>
+        <w:rPr>
+          <w:b/>
+        </w:rPr>
+        <w:t>prediction</w:t>
+      </w:r>
+      <w:r>
+        <w:rPr>
+          <w:b w:val="0"/>
+        </w:rPr>
+        <w:t xml:space="preserve"> and the clue supporting it:</w:t>
       </w:r>
     </w:p>
     <w:p>
@@ -371,8 +788,25 @@
       </w:r>
     </w:p>
     <w:p>
-      <w:r>
-        <w:t>Five fictional activity durations are 2, 3, 3, 4 and 18 minutes. Most are near 3, but one is much longer. Different summaries reveal different aspects. Keep all values while investigating whether 18 is a genuine long activity or a recording error.</w:t>
+      <w:pPr>
+        <w:spacing w:line="336" w:lineRule="auto" w:after="180"/>
+      </w:pPr>
+      <w:r>
+        <w:rPr>
+          <w:b w:val="0"/>
+        </w:rPr>
+        <w:t>Five fictional activity durations are 2, 3, 3, 4 and 18 minutes. Most are near 3, but one is much longer. Different summaries reveal different aspects.</w:t>
+      </w:r>
+    </w:p>
+    <w:p>
+      <w:pPr>
+        <w:spacing w:line="336" w:lineRule="auto" w:after="180"/>
+      </w:pPr>
+      <w:r>
+        <w:rPr>
+          <w:b w:val="0"/>
+        </w:rPr>
+        <w:t>Keep all values while investigating whether 18 is a genuine long activity or a recording error.</w:t>
       </w:r>
     </w:p>
     <w:p>
@@ -385,16 +819,69 @@
     </w:p>
     <w:p>
       <w:r>
-        <w:t>VISUAL MECHANISM</w:t>
-      </w:r>
-    </w:p>
-    <w:p>
-      <w:r>
-        <w:t>Input → Process → Output</w:t>
-      </w:r>
-    </w:p>
-    <w:p>
-      <w:r>
+        <w:t>Follow the mechanism for Noise and Outliers. Connect each labelled input, deciding step and result.</w:t>
+      </w:r>
+    </w:p>
+    <w:p>
+      <w:pPr>
+        <w:spacing w:line="336" w:lineRule="auto" w:after="180"/>
+      </w:pPr>
+      <w:r>
+        <w:rPr>
+          <w:b/>
+        </w:rPr>
+        <w:t xml:space="preserve">VISUAL </w:t>
+      </w:r>
+      <w:r>
+        <w:rPr>
+          <w:b/>
+        </w:rPr>
+        <w:t>MECHANISM</w:t>
+      </w:r>
+    </w:p>
+    <w:p>
+      <w:pPr>
+        <w:spacing w:line="336" w:lineRule="auto" w:after="180"/>
+      </w:pPr>
+      <w:r>
+        <w:rPr>
+          <w:b/>
+        </w:rPr>
+        <w:t>Input</w:t>
+      </w:r>
+      <w:r>
+        <w:rPr>
+          <w:b w:val="0"/>
+        </w:rPr>
+        <w:t xml:space="preserve"> → </w:t>
+      </w:r>
+      <w:r>
+        <w:rPr>
+          <w:b/>
+        </w:rPr>
+        <w:t>Process</w:t>
+      </w:r>
+      <w:r>
+        <w:rPr>
+          <w:b w:val="0"/>
+        </w:rPr>
+        <w:t xml:space="preserve"> → </w:t>
+      </w:r>
+      <w:r>
+        <w:rPr>
+          <w:b/>
+        </w:rPr>
+        <w:t>Output</w:t>
+      </w:r>
+    </w:p>
+    <w:p>
+      <w:pPr>
+        <w:spacing w:line="336" w:lineRule="auto" w:after="180"/>
+      </w:pPr>
+      <w:r>
+        <w:rPr>
+          <w:b w:val="0"/>
+        </w:rPr>
         <w:t>Trace the information. At each stage, ask what changed and how you could test it.</w:t>
       </w:r>
     </w:p>
@@ -435,7 +922,13 @@
       </w:r>
     </w:p>
     <w:p>
-      <w:r>
+      <w:pPr>
+        <w:spacing w:line="336" w:lineRule="auto" w:after="180"/>
+      </w:pPr>
+      <w:r>
+        <w:rPr>
+          <w:b w:val="0"/>
+        </w:rPr>
         <w:t>↓</w:t>
       </w:r>
     </w:p>
@@ -476,7 +969,13 @@
       </w:r>
     </w:p>
     <w:p>
-      <w:r>
+      <w:pPr>
+        <w:spacing w:line="336" w:lineRule="auto" w:after="180"/>
+      </w:pPr>
+      <w:r>
+        <w:rPr>
+          <w:b w:val="0"/>
+        </w:rPr>
         <w:t>↓</w:t>
       </w:r>
     </w:p>
@@ -517,7 +1016,13 @@
       </w:r>
     </w:p>
     <w:p>
-      <w:r>
+      <w:pPr>
+        <w:spacing w:line="336" w:lineRule="auto" w:after="180"/>
+      </w:pPr>
+      <w:r>
+        <w:rPr>
+          <w:b w:val="0"/>
+        </w:rPr>
         <w:t>Which stage could fail even when the other two are correct? Explain:</w:t>
       </w:r>
     </w:p>
@@ -738,8 +1243,37 @@
       </w:r>
     </w:p>
     <w:p>
-      <w:r>
-        <w:t>The script prints 6.0 and 3. sorted returns a sorted list without changing the original. This median expression works for a nonempty odd-length list only. For four sorted values, average the second and third. Do not use this odd-length shortcut for every dataset.</w:t>
+      <w:pPr>
+        <w:spacing w:line="336" w:lineRule="auto" w:after="180"/>
+      </w:pPr>
+      <w:r>
+        <w:rPr>
+          <w:b w:val="0"/>
+        </w:rPr>
+        <w:t xml:space="preserve">The script prints 6.0 and 3. sorted returns a sorted list without changing the original. This </w:t>
+      </w:r>
+      <w:r>
+        <w:rPr>
+          <w:b/>
+        </w:rPr>
+        <w:t>median</w:t>
+      </w:r>
+      <w:r>
+        <w:rPr>
+          <w:b w:val="0"/>
+        </w:rPr>
+        <w:t xml:space="preserve"> expression works for a nonempty odd-length list only. For four sorted values, average the second and third.</w:t>
+      </w:r>
+    </w:p>
+    <w:p>
+      <w:pPr>
+        <w:spacing w:line="336" w:lineRule="auto" w:after="180"/>
+      </w:pPr>
+      <w:r>
+        <w:rPr>
+          <w:b w:val="0"/>
+        </w:rPr>
+        <w:t>Do not use this odd-length shortcut for every dataset.</w:t>
       </w:r>
     </w:p>
     <w:p>
@@ -751,8 +1285,61 @@
       </w:r>
     </w:p>
     <w:p>
-      <w:r>
-        <w:t>The mean shares the total equally: 2 + 3 + 3 + 4 + 18 is 30, and 30 divided by five is 6. The median asks for the middle value after sorting: the third value is 3. The long duration 18 pulls the mean upwards but leaves the middle value at 3. A difference between the summaries is a clue to inspect the data, not permission to remove the inconvenient value.</w:t>
+      <w:pPr>
+        <w:spacing w:line="336" w:lineRule="auto" w:after="180"/>
+      </w:pPr>
+      <w:r>
+        <w:rPr>
+          <w:b w:val="0"/>
+        </w:rPr>
+        <w:t xml:space="preserve">The </w:t>
+      </w:r>
+      <w:r>
+        <w:rPr>
+          <w:b/>
+        </w:rPr>
+        <w:t>mean</w:t>
+      </w:r>
+      <w:r>
+        <w:rPr>
+          <w:b w:val="0"/>
+        </w:rPr>
+        <w:t xml:space="preserve"> shares the total equally: 2 + 3 + 3 + 4 + 18 is 30, and 30 divided by five is 6. The </w:t>
+      </w:r>
+      <w:r>
+        <w:rPr>
+          <w:b/>
+        </w:rPr>
+        <w:t>median</w:t>
+      </w:r>
+      <w:r>
+        <w:rPr>
+          <w:b w:val="0"/>
+        </w:rPr>
+        <w:t xml:space="preserve"> asks for the middle value after sorting: the third value is 3.</w:t>
+      </w:r>
+    </w:p>
+    <w:p>
+      <w:pPr>
+        <w:spacing w:line="336" w:lineRule="auto" w:after="180"/>
+      </w:pPr>
+      <w:r>
+        <w:rPr>
+          <w:b w:val="0"/>
+        </w:rPr>
+        <w:t xml:space="preserve">The long duration 18 pulls the </w:t>
+      </w:r>
+      <w:r>
+        <w:rPr>
+          <w:b/>
+        </w:rPr>
+        <w:t>mean</w:t>
+      </w:r>
+      <w:r>
+        <w:rPr>
+          <w:b w:val="0"/>
+        </w:rPr>
+        <w:t xml:space="preserve"> upwards but leaves the middle value at 3. A difference between the summaries is a clue to inspect the data, not permission to remove the inconvenient value.</w:t>
       </w:r>
     </w:p>
     <w:p>
@@ -764,8 +1351,26 @@
       </w:r>
     </w:p>
     <w:p>
-      <w:r>
-        <w:t>Point to the input, the deciding step and the result in this week’s visual. Explain the same step in ordinary words. A picture helps when you can say what each part represents.</w:t>
+      <w:pPr>
+        <w:spacing w:line="336" w:lineRule="auto" w:after="180"/>
+      </w:pPr>
+      <w:r>
+        <w:rPr>
+          <w:b w:val="0"/>
+        </w:rPr>
+        <w:t xml:space="preserve">Point to the </w:t>
+      </w:r>
+      <w:r>
+        <w:rPr>
+          <w:b/>
+        </w:rPr>
+        <w:t>input</w:t>
+      </w:r>
+      <w:r>
+        <w:rPr>
+          <w:b w:val="0"/>
+        </w:rPr>
+        <w:t>, the deciding step and the result in this week’s visual. Explain the same step in ordinary words. A picture helps when you can say what each part represents.</w:t>
       </w:r>
     </w:p>
     <w:p>
@@ -778,16 +1383,54 @@
     </w:p>
     <w:p>
       <w:r>
+        <w:t>Compare the supplied cases for Noise and Outliers. Identify the detail that changes the conclusion.</w:t>
+      </w:r>
+    </w:p>
+    <w:p>
+      <w:pPr>
+        <w:pStyle w:val="Heading3"/>
+      </w:pPr>
+      <w:r>
+        <w:t>The case to investigate</w:t>
+      </w:r>
+    </w:p>
+    <w:p>
+      <w:pPr>
+        <w:spacing w:line="336" w:lineRule="auto" w:after="180"/>
+        <w:shd w:fill="F1F6FC"/>
+      </w:pPr>
+      <w:r>
+        <w:rPr>
+          <w:b w:val="0"/>
+        </w:rPr>
         <w:t>CASE GALLERY</w:t>
       </w:r>
     </w:p>
     <w:p>
-      <w:r>
-        <w:t>Four Tests, Four Kinds of Evidence</w:t>
-      </w:r>
-    </w:p>
-    <w:p>
-      <w:r>
+      <w:pPr>
+        <w:spacing w:line="336" w:lineRule="auto" w:after="180"/>
+      </w:pPr>
+      <w:r>
+        <w:rPr>
+          <w:b w:val="0"/>
+        </w:rPr>
+        <w:t xml:space="preserve">Four Tests, Four Kinds of </w:t>
+      </w:r>
+      <w:r>
+        <w:rPr>
+          <w:b/>
+        </w:rPr>
+        <w:t>Evidence</w:t>
+      </w:r>
+    </w:p>
+    <w:p>
+      <w:pPr>
+        <w:spacing w:line="336" w:lineRule="auto" w:after="180"/>
+      </w:pPr>
+      <w:r>
+        <w:rPr>
+          <w:b w:val="0"/>
+        </w:rPr>
         <w:t>A system is not understood until it survives more than one comfortable example.</w:t>
       </w:r>
     </w:p>
@@ -864,8 +1507,47 @@
       </w:r>
     </w:p>
     <w:p>
-      <w:r>
-        <w:t>NORMAL CASE: predict and name evidence.     BOUNDARY CASE: predict and name evidence.</w:t>
+      <w:pPr>
+        <w:pStyle w:val="Heading3"/>
+      </w:pPr>
+      <w:r>
+        <w:t>The normal case</w:t>
+      </w:r>
+    </w:p>
+    <w:p>
+      <w:pPr>
+        <w:spacing w:line="336" w:lineRule="auto" w:after="180"/>
+        <w:shd w:fill="F1F6FC"/>
+      </w:pPr>
+      <w:r>
+        <w:rPr>
+          <w:b w:val="0"/>
+        </w:rPr>
+        <w:t xml:space="preserve">NORMAL CASE: predict and name </w:t>
+      </w:r>
+      <w:r>
+        <w:rPr>
+          <w:b/>
+        </w:rPr>
+        <w:t>evidence</w:t>
+      </w:r>
+      <w:r>
+        <w:rPr>
+          <w:b w:val="0"/>
+        </w:rPr>
+        <w:t xml:space="preserve">.     BOUNDARY CASE: predict and name </w:t>
+      </w:r>
+      <w:r>
+        <w:rPr>
+          <w:b/>
+        </w:rPr>
+        <w:t>evidence</w:t>
+      </w:r>
+      <w:r>
+        <w:rPr>
+          <w:b w:val="0"/>
+        </w:rPr>
+        <w:t>.</w:t>
       </w:r>
     </w:p>
     <w:p>
@@ -941,12 +1623,58 @@
       </w:r>
     </w:p>
     <w:p>
-      <w:r>
-        <w:t>MISSING INFORMATION: predict and name evidence.     TRANSFER CASE: predict and name evidence.</w:t>
-      </w:r>
-    </w:p>
-    <w:p>
-      <w:r>
+      <w:pPr>
+        <w:pStyle w:val="Heading3"/>
+      </w:pPr>
+      <w:r>
+        <w:t>Check missing information</w:t>
+      </w:r>
+    </w:p>
+    <w:p>
+      <w:pPr>
+        <w:spacing w:line="336" w:lineRule="auto" w:after="180"/>
+        <w:shd w:fill="FFF5E6"/>
+      </w:pPr>
+      <w:r>
+        <w:rPr>
+          <w:b w:val="0"/>
+        </w:rPr>
+        <w:t xml:space="preserve">MISSING INFORMATION: predict and name </w:t>
+      </w:r>
+      <w:r>
+        <w:rPr>
+          <w:b/>
+        </w:rPr>
+        <w:t>evidence</w:t>
+      </w:r>
+      <w:r>
+        <w:rPr>
+          <w:b w:val="0"/>
+        </w:rPr>
+        <w:t xml:space="preserve">.     TRANSFER CASE: predict and name </w:t>
+      </w:r>
+      <w:r>
+        <w:rPr>
+          <w:b/>
+        </w:rPr>
+        <w:t>evidence</w:t>
+      </w:r>
+      <w:r>
+        <w:rPr>
+          <w:b w:val="0"/>
+        </w:rPr>
+        <w:t>.</w:t>
+      </w:r>
+    </w:p>
+    <w:p>
+      <w:pPr>
+        <w:spacing w:line="336" w:lineRule="auto" w:after="180"/>
+        <w:shd w:fill="F5F1FB"/>
+      </w:pPr>
+      <w:r>
+        <w:rPr>
+          <w:b w:val="0"/>
+        </w:rPr>
         <w:t>Which case is most likely to reveal a hidden assumption? Why?</w:t>
       </w:r>
     </w:p>
@@ -992,17 +1720,92 @@
       </w:r>
     </w:p>
     <w:p>
-      <w:r>
+      <w:pPr>
+        <w:pStyle w:val="Heading3"/>
+      </w:pPr>
+      <w:r>
+        <w:t>Change one thing</w:t>
+      </w:r>
+    </w:p>
+    <w:p>
+      <w:pPr>
+        <w:spacing w:line="336" w:lineRule="auto" w:after="180"/>
+        <w:shd w:fill="F5F1FB"/>
+      </w:pPr>
+      <w:r>
+        <w:rPr>
+          <w:b w:val="0"/>
+        </w:rPr>
         <w:t>Change: An authorised log confirms 18 was a transcription error for 3.</w:t>
       </w:r>
     </w:p>
     <w:p>
-      <w:r>
-        <w:t>Prediction: Corrected mean is 3 minutes and median is 3.</w:t>
-      </w:r>
-    </w:p>
-    <w:p>
-      <w:r>
+      <w:pPr>
+        <w:pStyle w:val="Heading3"/>
+      </w:pPr>
+      <w:r>
+        <w:t>Predicted result</w:t>
+      </w:r>
+    </w:p>
+    <w:p>
+      <w:pPr>
+        <w:spacing w:line="336" w:lineRule="auto" w:after="180"/>
+        <w:shd w:fill="F1F6FC"/>
+      </w:pPr>
+      <w:r>
+        <w:rPr>
+          <w:b/>
+        </w:rPr>
+        <w:t>Prediction</w:t>
+      </w:r>
+      <w:r>
+        <w:rPr>
+          <w:b w:val="0"/>
+        </w:rPr>
+        <w:t xml:space="preserve">: Corrected </w:t>
+      </w:r>
+      <w:r>
+        <w:rPr>
+          <w:b/>
+        </w:rPr>
+        <w:t>mean</w:t>
+      </w:r>
+      <w:r>
+        <w:rPr>
+          <w:b w:val="0"/>
+        </w:rPr>
+        <w:t xml:space="preserve"> is 3 minutes and </w:t>
+      </w:r>
+      <w:r>
+        <w:rPr>
+          <w:b/>
+        </w:rPr>
+        <w:t>median</w:t>
+      </w:r>
+      <w:r>
+        <w:rPr>
+          <w:b w:val="0"/>
+        </w:rPr>
+        <w:t xml:space="preserve"> is 3.</w:t>
+      </w:r>
+    </w:p>
+    <w:p>
+      <w:pPr>
+        <w:pStyle w:val="Heading3"/>
+      </w:pPr>
+      <w:r>
+        <w:t>Why the result follows</w:t>
+      </w:r>
+    </w:p>
+    <w:p>
+      <w:pPr>
+        <w:spacing w:line="336" w:lineRule="auto" w:after="180"/>
+        <w:shd w:fill="F1F6FC"/>
+      </w:pPr>
+      <w:r>
+        <w:rPr>
+          <w:b w:val="0"/>
+        </w:rPr>
         <w:t>Reason: Values become 2,3,3,4,3 with sum 15; sorted middle remains 3.</w:t>
       </w:r>
     </w:p>
@@ -1016,16 +1819,39 @@
     </w:p>
     <w:p>
       <w:r>
+        <w:t>Use the vocabulary of Noise and Outliers to explain a concrete decision, rather than only memorising definitions.</w:t>
+      </w:r>
+    </w:p>
+    <w:p>
+      <w:pPr>
+        <w:spacing w:line="336" w:lineRule="auto" w:after="180"/>
+      </w:pPr>
+      <w:r>
+        <w:rPr>
+          <w:b/>
+        </w:rPr>
         <w:t>VOCABULARY LAB</w:t>
       </w:r>
     </w:p>
     <w:p>
-      <w:r>
+      <w:pPr>
+        <w:spacing w:line="336" w:lineRule="auto" w:after="180"/>
+      </w:pPr>
+      <w:r>
+        <w:rPr>
+          <w:b w:val="0"/>
+        </w:rPr>
         <w:t>Words You Can Use to Reason</w:t>
       </w:r>
     </w:p>
     <w:p>
-      <w:r>
+      <w:pPr>
+        <w:spacing w:line="336" w:lineRule="auto" w:after="180"/>
+      </w:pPr>
+      <w:r>
+        <w:rPr>
+          <w:b w:val="0"/>
+        </w:rPr>
         <w:t>A definition matters when you can recognize the idea, use it, and contrast it with a near-miss.</w:t>
       </w:r>
     </w:p>
@@ -1482,17 +2308,58 @@
     </w:p>
     <w:p>
       <w:r>
-        <w:t>WORKED EVIDENCE</w:t>
-      </w:r>
-    </w:p>
-    <w:p>
-      <w:r>
+        <w:t>Follow the worked trace for Noise and Outliers, predict a step, then compare with its explanation.</w:t>
+      </w:r>
+    </w:p>
+    <w:p>
+      <w:pPr>
+        <w:spacing w:line="336" w:lineRule="auto" w:after="180"/>
+      </w:pPr>
+      <w:r>
+        <w:rPr>
+          <w:b/>
+        </w:rPr>
+        <w:t xml:space="preserve">WORKED </w:t>
+      </w:r>
+      <w:r>
+        <w:rPr>
+          <w:b/>
+        </w:rPr>
+        <w:t>EVIDENCE</w:t>
+      </w:r>
+    </w:p>
+    <w:p>
+      <w:pPr>
+        <w:spacing w:line="336" w:lineRule="auto" w:after="180"/>
+      </w:pPr>
+      <w:r>
+        <w:rPr>
+          <w:b w:val="0"/>
+        </w:rPr>
         <w:t>Reason Step by Step</w:t>
       </w:r>
     </w:p>
     <w:p>
-      <w:r>
-        <w:t>Predict first. Then check each step. A correct answer without visible reasoning is incomplete evidence.</w:t>
+      <w:pPr>
+        <w:spacing w:line="336" w:lineRule="auto" w:after="180"/>
+      </w:pPr>
+      <w:r>
+        <w:rPr>
+          <w:b w:val="0"/>
+        </w:rPr>
+        <w:t xml:space="preserve">Predict first. Then check each step. A correct answer without visible reasoning is incomplete </w:t>
+      </w:r>
+      <w:r>
+        <w:rPr>
+          <w:b/>
+        </w:rPr>
+        <w:t>evidence</w:t>
+      </w:r>
+      <w:r>
+        <w:rPr>
+          <w:b w:val="0"/>
+        </w:rPr>
+        <w:t>.</w:t>
       </w:r>
     </w:p>
     <w:p>
@@ -1532,27 +2399,61 @@
       </w:r>
     </w:p>
     <w:p>
-      <w:r>
+      <w:pPr>
+        <w:spacing w:line="336" w:lineRule="auto" w:after="180"/>
+        <w:shd w:fill="F4F9FC"/>
+      </w:pPr>
+      <w:r>
+        <w:rPr>
+          <w:b w:val="0"/>
+        </w:rPr>
         <w:t>1. Most books: 40–300 pages; one record: 3,200 pages.</w:t>
       </w:r>
     </w:p>
     <w:p>
-      <w:r>
+      <w:pPr>
+        <w:spacing w:line="336" w:lineRule="auto" w:after="180"/>
+        <w:shd w:fill="F4F9FC"/>
+      </w:pPr>
+      <w:r>
+        <w:rPr>
+          <w:b w:val="0"/>
+        </w:rPr>
         <w:t>2. Check the source: extra zero, box set, or real long work?</w:t>
       </w:r>
     </w:p>
     <w:p>
-      <w:r>
+      <w:pPr>
+        <w:spacing w:line="336" w:lineRule="auto" w:after="180"/>
+        <w:shd w:fill="F4F9FC"/>
+      </w:pPr>
+      <w:r>
+        <w:rPr>
+          <w:b w:val="0"/>
+        </w:rPr>
         <w:t>3. Repair confirmed error; keep real rare case and document it.</w:t>
       </w:r>
     </w:p>
     <w:p>
-      <w:r>
+      <w:pPr>
+        <w:spacing w:line="336" w:lineRule="auto" w:after="180"/>
+        <w:shd w:fill="F4F9FC"/>
+      </w:pPr>
+      <w:r>
+        <w:rPr>
+          <w:b w:val="0"/>
+        </w:rPr>
         <w:t>4. Retest to learn whether the system handles legitimate extremes.</w:t>
       </w:r>
     </w:p>
     <w:p>
-      <w:r>
+      <w:pPr>
+        <w:spacing w:line="336" w:lineRule="auto" w:after="180"/>
+      </w:pPr>
+      <w:r>
+        <w:rPr>
+          <w:b w:val="0"/>
+        </w:rPr>
         <w:t>Recalculate, retrace, or restate the reasoning in your own representation:</w:t>
       </w:r>
     </w:p>
@@ -1590,8 +2491,27 @@
       </w:r>
     </w:p>
     <w:p>
-      <w:r>
-        <w:t>CHECK  Did the evidence answer the exact question? Did the total, path, or source record stay consistent?</w:t>
+      <w:pPr>
+        <w:spacing w:line="336" w:lineRule="auto" w:after="180"/>
+        <w:shd w:fill="F5F1FB"/>
+      </w:pPr>
+      <w:r>
+        <w:rPr>
+          <w:b w:val="0"/>
+        </w:rPr>
+        <w:t xml:space="preserve">CHECK  Did the </w:t>
+      </w:r>
+      <w:r>
+        <w:rPr>
+          <w:b/>
+        </w:rPr>
+        <w:t>evidence</w:t>
+      </w:r>
+      <w:r>
+        <w:rPr>
+          <w:b w:val="0"/>
+        </w:rPr>
+        <w:t xml:space="preserve"> answer the exact question? Did the total, path, or source record stay consistent?</w:t>
       </w:r>
     </w:p>
     <w:p>
@@ -1649,7 +2569,13 @@
       </w:r>
     </w:p>
     <w:p>
-      <w:r>
+      <w:pPr>
+        <w:spacing w:line="336" w:lineRule="auto" w:after="180"/>
+      </w:pPr>
+      <w:r>
+        <w:rPr>
+          <w:b w:val="0"/>
+        </w:rPr>
         <w:t>Cover the result before checking it. Say what is given, choose the procedure, and follow one step at a time. Then uncover the result and explain your first mismatch. Ask why a step is allowed, not only what number it produces.</w:t>
       </w:r>
     </w:p>
@@ -1662,8 +2588,26 @@
       </w:r>
     </w:p>
     <w:p>
-      <w:r>
-        <w:t>A fictional library records five book-processing times in minutes.</w:t>
+      <w:pPr>
+        <w:spacing w:line="336" w:lineRule="auto" w:after="180"/>
+      </w:pPr>
+      <w:r>
+        <w:rPr>
+          <w:b w:val="0"/>
+        </w:rPr>
+        <w:t>A fictional library records five book-</w:t>
+      </w:r>
+      <w:r>
+        <w:rPr>
+          <w:b/>
+        </w:rPr>
+        <w:t>process</w:t>
+      </w:r>
+      <w:r>
+        <w:rPr>
+          <w:b w:val="0"/>
+        </w:rPr>
+        <w:t>ing times in minutes.</w:t>
       </w:r>
     </w:p>
     <w:p>
@@ -1675,13 +2619,55 @@
       </w:r>
     </w:p>
     <w:p>
-      <w:r>
+      <w:pPr>
+        <w:pStyle w:val="Heading3"/>
+      </w:pPr>
+      <w:r>
+        <w:t>Supplied facts</w:t>
+      </w:r>
+    </w:p>
+    <w:p>
+      <w:pPr>
+        <w:spacing w:line="336" w:lineRule="auto" w:after="180"/>
+        <w:shd w:fill="F1F6FC"/>
+      </w:pPr>
+      <w:r>
+        <w:rPr>
+          <w:b w:val="0"/>
+        </w:rPr>
         <w:t>Sorted times: 2,3,3,4,18.</w:t>
       </w:r>
     </w:p>
     <w:p>
-      <w:r>
-        <w:t>All are recorded measurements; no evidence yet shows 18 is a mistake.</w:t>
+      <w:pPr>
+        <w:pStyle w:val="Heading3"/>
+      </w:pPr>
+      <w:r>
+        <w:t>Supplied facts</w:t>
+      </w:r>
+    </w:p>
+    <w:p>
+      <w:pPr>
+        <w:spacing w:line="336" w:lineRule="auto" w:after="180"/>
+        <w:shd w:fill="F1F6FC"/>
+      </w:pPr>
+      <w:r>
+        <w:rPr>
+          <w:b w:val="0"/>
+        </w:rPr>
+        <w:t xml:space="preserve">All are recorded measurements; no </w:t>
+      </w:r>
+      <w:r>
+        <w:rPr>
+          <w:b/>
+        </w:rPr>
+        <w:t>evidence</w:t>
+      </w:r>
+      <w:r>
+        <w:rPr>
+          <w:b w:val="0"/>
+        </w:rPr>
+        <w:t xml:space="preserve"> yet shows 18 is a mistake.</w:t>
       </w:r>
     </w:p>
     <w:p>
@@ -1902,30 +2888,162 @@
       </w:r>
     </w:p>
     <w:p>
-      <w:r>
-        <w:t>The mean uses every value and is pulled upward by 18. The median identifies the middle recorded time and stays at 3. Neither statistic declares the unusual observation invalid. Deleting it simply because it changes the mean would hide potentially real slow work and change the question being answered.</w:t>
-      </w:r>
-    </w:p>
-    <w:p>
       <w:pPr>
         <w:pStyle w:val="Heading3"/>
       </w:pPr>
       <w:r>
+        <w:t>Why the result follows</w:t>
+      </w:r>
+    </w:p>
+    <w:p>
+      <w:pPr>
+        <w:spacing w:line="336" w:lineRule="auto" w:after="180"/>
+        <w:shd w:fill="F1F6FC"/>
+      </w:pPr>
+      <w:r>
+        <w:rPr>
+          <w:b w:val="0"/>
+        </w:rPr>
+        <w:t xml:space="preserve">The </w:t>
+      </w:r>
+      <w:r>
+        <w:rPr>
+          <w:b/>
+        </w:rPr>
+        <w:t>mean</w:t>
+      </w:r>
+      <w:r>
+        <w:rPr>
+          <w:b w:val="0"/>
+        </w:rPr>
+        <w:t xml:space="preserve"> uses every value and is pulled upward by 18. The </w:t>
+      </w:r>
+      <w:r>
+        <w:rPr>
+          <w:b/>
+        </w:rPr>
+        <w:t>median</w:t>
+      </w:r>
+      <w:r>
+        <w:rPr>
+          <w:b w:val="0"/>
+        </w:rPr>
+        <w:t xml:space="preserve"> identifies the middle recorded time and stays at 3. Neither statistic declares the unusual </w:t>
+      </w:r>
+      <w:r>
+        <w:rPr>
+          <w:b/>
+        </w:rPr>
+        <w:t>observation</w:t>
+      </w:r>
+      <w:r>
+        <w:rPr>
+          <w:b w:val="0"/>
+        </w:rPr>
+        <w:t xml:space="preserve"> invalid.</w:t>
+      </w:r>
+    </w:p>
+    <w:p>
+      <w:pPr>
+        <w:spacing w:line="336" w:lineRule="auto" w:after="180"/>
+        <w:shd w:fill="F1F6FC"/>
+      </w:pPr>
+      <w:r>
+        <w:rPr>
+          <w:b w:val="0"/>
+        </w:rPr>
+        <w:t xml:space="preserve">Deleting it simply because it changes the </w:t>
+      </w:r>
+      <w:r>
+        <w:rPr>
+          <w:b/>
+        </w:rPr>
+        <w:t>mean</w:t>
+      </w:r>
+      <w:r>
+        <w:rPr>
+          <w:b w:val="0"/>
+        </w:rPr>
+        <w:t xml:space="preserve"> would hide potentially real slow work and change the question being answered.</w:t>
+      </w:r>
+    </w:p>
+    <w:p>
+      <w:pPr>
+        <w:pStyle w:val="Heading3"/>
+      </w:pPr>
+      <w:r>
         <w:t>What this example does not establish</w:t>
       </w:r>
     </w:p>
     <w:p>
-      <w:r>
-        <w:t>Five task times do not estimate all library processing times reliably or prove which summary suits every decision.</w:t>
-      </w:r>
-    </w:p>
-    <w:p>
-      <w:r>
+      <w:pPr>
+        <w:pStyle w:val="Heading3"/>
+      </w:pPr>
+      <w:r>
+        <w:t>Keep the stated limit</w:t>
+      </w:r>
+    </w:p>
+    <w:p>
+      <w:pPr>
+        <w:spacing w:line="336" w:lineRule="auto" w:after="180"/>
+        <w:shd w:fill="FFF5E6"/>
+      </w:pPr>
+      <w:r>
+        <w:rPr>
+          <w:b w:val="0"/>
+        </w:rPr>
+        <w:t xml:space="preserve">Five task times do not estimate all library </w:t>
+      </w:r>
+      <w:r>
+        <w:rPr>
+          <w:b/>
+        </w:rPr>
+        <w:t>process</w:t>
+      </w:r>
+      <w:r>
+        <w:rPr>
+          <w:b w:val="0"/>
+        </w:rPr>
+        <w:t>ing times reliably or prove which summary suits every decision.</w:t>
+      </w:r>
+    </w:p>
+    <w:p>
+      <w:pPr>
+        <w:pStyle w:val="Heading3"/>
+      </w:pPr>
+      <w:r>
+        <w:t>Keep the stated limit</w:t>
+      </w:r>
+    </w:p>
+    <w:p>
+      <w:pPr>
+        <w:spacing w:line="336" w:lineRule="auto" w:after="180"/>
+        <w:shd w:fill="FFF5E6"/>
+      </w:pPr>
+      <w:r>
+        <w:rPr>
+          <w:b w:val="0"/>
+        </w:rPr>
         <w:t>Read the labelled picture: If 18 was genuine, which summary better describes the middle observed task, and what extra fact should be shown?</w:t>
       </w:r>
     </w:p>
     <w:p>
-      <w:r>
+      <w:pPr>
+        <w:pStyle w:val="Heading3"/>
+      </w:pPr>
+      <w:r>
+        <w:t>Keep the stated limit</w:t>
+      </w:r>
+    </w:p>
+    <w:p>
+      <w:pPr>
+        <w:spacing w:line="336" w:lineRule="auto" w:after="180"/>
+        <w:shd w:fill="FFF5E6"/>
+      </w:pPr>
+      <w:r>
+        <w:rPr>
+          <w:b w:val="0"/>
+        </w:rPr>
         <w:t>Change one thing: An authorised log confirms 18 was a transcription error for 3. Predict the result before checking the explanation. What remains the same?</w:t>
       </w:r>
     </w:p>
@@ -1939,17 +3057,61 @@
     </w:p>
     <w:p>
       <w:r>
+        <w:t>Find the unsupported step in the Noise and Outliers claim and explain a repair using the supplied evidence.</w:t>
+      </w:r>
+    </w:p>
+    <w:p>
+      <w:pPr>
+        <w:pStyle w:val="Heading3"/>
+      </w:pPr>
+      <w:r>
+        <w:t>Find the first error</w:t>
+      </w:r>
+    </w:p>
+    <w:p>
+      <w:pPr>
+        <w:spacing w:line="336" w:lineRule="auto" w:after="180"/>
+        <w:shd w:fill="FFF5E6"/>
+      </w:pPr>
+      <w:r>
+        <w:rPr>
+          <w:b w:val="0"/>
+        </w:rPr>
         <w:t>ERROR DETECTIVE</w:t>
       </w:r>
     </w:p>
     <w:p>
-      <w:r>
+      <w:pPr>
+        <w:spacing w:line="336" w:lineRule="auto" w:after="180"/>
+      </w:pPr>
+      <w:r>
+        <w:rPr>
+          <w:b w:val="0"/>
+        </w:rPr>
         <w:t>Compare → Diagnose → Repair</w:t>
       </w:r>
     </w:p>
     <w:p>
-      <w:r>
-        <w:t>Do not patch the answer. Find the earliest unsupported assumption, wrong step, or weak evidence.</w:t>
+      <w:pPr>
+        <w:spacing w:line="336" w:lineRule="auto" w:after="180"/>
+      </w:pPr>
+      <w:r>
+        <w:rPr>
+          <w:b w:val="0"/>
+        </w:rPr>
+        <w:t xml:space="preserve">Do not patch the answer. Find the earliest unsupported assumption, wrong step, or weak </w:t>
+      </w:r>
+      <w:r>
+        <w:rPr>
+          <w:b/>
+        </w:rPr>
+        <w:t>evidence</w:t>
+      </w:r>
+      <w:r>
+        <w:rPr>
+          <w:b w:val="0"/>
+        </w:rPr>
+        <w:t>.</w:t>
       </w:r>
     </w:p>
     <w:p>
@@ -2199,7 +3361,14 @@
       </w:tr>
     </w:tbl>
     <w:p>
-      <w:r>
+      <w:pPr>
+        <w:spacing w:line="336" w:lineRule="auto" w:after="180"/>
+        <w:shd w:fill="F5F1FB"/>
+      </w:pPr>
+      <w:r>
+        <w:rPr>
+          <w:b w:val="0"/>
+        </w:rPr>
         <w:t>Repair one cause. Why is this repair better than changing several things?</w:t>
       </w:r>
     </w:p>
@@ -2245,8 +3414,38 @@
       </w:r>
     </w:p>
     <w:p>
-      <w:r>
-        <w:t>Removing 18 merely because it raises the mean would hide evidence. Check collection notes, keep an audit trail and compare summaries with and without it only with a clear explanation.</w:t>
+      <w:pPr>
+        <w:spacing w:line="336" w:lineRule="auto" w:after="180"/>
+      </w:pPr>
+      <w:r>
+        <w:rPr>
+          <w:b w:val="0"/>
+        </w:rPr>
+        <w:t xml:space="preserve">Removing 18 merely because it raises the </w:t>
+      </w:r>
+      <w:r>
+        <w:rPr>
+          <w:b/>
+        </w:rPr>
+        <w:t>mean</w:t>
+      </w:r>
+      <w:r>
+        <w:rPr>
+          <w:b w:val="0"/>
+        </w:rPr>
+        <w:t xml:space="preserve"> would hide </w:t>
+      </w:r>
+      <w:r>
+        <w:rPr>
+          <w:b/>
+        </w:rPr>
+        <w:t>evidence</w:t>
+      </w:r>
+      <w:r>
+        <w:rPr>
+          <w:b w:val="0"/>
+        </w:rPr>
+        <w:t>. Check collection notes, keep an audit trail and compare summaries with and without it only with a clear explanation.</w:t>
       </w:r>
     </w:p>
     <w:p>
@@ -2297,16 +3496,39 @@
     </w:p>
     <w:p>
       <w:r>
+        <w:t>Practise Noise and Outliers with support, then explain the deciding step in your own words.</w:t>
+      </w:r>
+    </w:p>
+    <w:p>
+      <w:pPr>
+        <w:spacing w:line="336" w:lineRule="auto" w:after="180"/>
+      </w:pPr>
+      <w:r>
+        <w:rPr>
+          <w:b/>
+        </w:rPr>
         <w:t>LOGIC STUDIO</w:t>
       </w:r>
     </w:p>
     <w:p>
-      <w:r>
+      <w:pPr>
+        <w:spacing w:line="336" w:lineRule="auto" w:after="180"/>
+      </w:pPr>
+      <w:r>
+        <w:rPr>
+          <w:b w:val="0"/>
+        </w:rPr>
         <w:t>Trace Before You Run</w:t>
       </w:r>
     </w:p>
     <w:p>
-      <w:r>
+      <w:pPr>
+        <w:spacing w:line="336" w:lineRule="auto" w:after="180"/>
+      </w:pPr>
+      <w:r>
+        <w:rPr>
+          <w:b w:val="0"/>
+        </w:rPr>
         <w:t>Block code, pseudocode, tables, and diagrams are different ways to expose the same reasoning.</w:t>
       </w:r>
     </w:p>
@@ -2347,8 +3569,26 @@
       </w:r>
     </w:p>
     <w:p>
-      <w:r>
-        <w:t>SET evidence_record</w:t>
+      <w:pPr>
+        <w:spacing w:line="336" w:lineRule="auto" w:after="180"/>
+      </w:pPr>
+      <w:r>
+        <w:rPr>
+          <w:b w:val="0"/>
+        </w:rPr>
+        <w:t xml:space="preserve">SET </w:t>
+      </w:r>
+      <w:r>
+        <w:rPr>
+          <w:b/>
+        </w:rPr>
+        <w:t>evidence</w:t>
+      </w:r>
+      <w:r>
+        <w:rPr>
+          <w:b w:val="0"/>
+        </w:rPr>
+        <w:t>_record</w:t>
         <w:br/>
         <w:t>PREDICT expected_result</w:t>
         <w:br/>
@@ -2362,8 +3602,27 @@
       </w:r>
     </w:p>
     <w:p>
-      <w:r>
-        <w:t>Trace one input. Which line changes the state or chooses a path?</w:t>
+      <w:pPr>
+        <w:spacing w:line="336" w:lineRule="auto" w:after="180"/>
+        <w:shd w:fill="F5F1FB"/>
+      </w:pPr>
+      <w:r>
+        <w:rPr>
+          <w:b w:val="0"/>
+        </w:rPr>
+        <w:t xml:space="preserve">Trace one </w:t>
+      </w:r>
+      <w:r>
+        <w:rPr>
+          <w:b/>
+        </w:rPr>
+        <w:t>input</w:t>
+      </w:r>
+      <w:r>
+        <w:rPr>
+          <w:b w:val="0"/>
+        </w:rPr>
+        <w:t>. Which line changes the state or chooses a path?</w:t>
       </w:r>
     </w:p>
     <w:p>
@@ -2408,8 +3667,62 @@
       </w:r>
     </w:p>
     <w:p>
-      <w:r>
-        <w:t>Taking the middle item of an unsorted list can give the wrong median. For [18, 2, 4, 3, 3], the middle item is 4, but the sorted median is 3. Sort first. For an empty list, there is no mean or median under this lesson's rules.</w:t>
+      <w:pPr>
+        <w:spacing w:line="336" w:lineRule="auto" w:after="180"/>
+      </w:pPr>
+      <w:r>
+        <w:rPr>
+          <w:b w:val="0"/>
+        </w:rPr>
+        <w:t xml:space="preserve">Taking the middle item of an unsorted list can give the wrong </w:t>
+      </w:r>
+      <w:r>
+        <w:rPr>
+          <w:b/>
+        </w:rPr>
+        <w:t>median</w:t>
+      </w:r>
+      <w:r>
+        <w:rPr>
+          <w:b w:val="0"/>
+        </w:rPr>
+        <w:t xml:space="preserve">. For [18, 2, 4, 3, 3], the middle item is 4, but the sorted </w:t>
+      </w:r>
+      <w:r>
+        <w:rPr>
+          <w:b/>
+        </w:rPr>
+        <w:t>median</w:t>
+      </w:r>
+      <w:r>
+        <w:rPr>
+          <w:b w:val="0"/>
+        </w:rPr>
+        <w:t xml:space="preserve"> is 3. Sort first. For an empty list, there is no </w:t>
+      </w:r>
+      <w:r>
+        <w:rPr>
+          <w:b/>
+        </w:rPr>
+        <w:t>mean</w:t>
+      </w:r>
+      <w:r>
+        <w:rPr>
+          <w:b w:val="0"/>
+        </w:rPr>
+        <w:t xml:space="preserve"> or </w:t>
+      </w:r>
+      <w:r>
+        <w:rPr>
+          <w:b/>
+        </w:rPr>
+        <w:t>median</w:t>
+      </w:r>
+      <w:r>
+        <w:rPr>
+          <w:b w:val="0"/>
+        </w:rPr>
+        <w:t xml:space="preserve"> under this lesson's rules.</w:t>
       </w:r>
     </w:p>
     <w:p>
@@ -2421,8 +3734,62 @@
       </w:r>
     </w:p>
     <w:p>
-      <w:r>
-        <w:t>Use workbook W2 for the connected example “Mean median and unusual values”. First fill the input and rule boxes. Try the middle steps before asking for a hint. After a hint, try the next step yourself.</w:t>
+      <w:pPr>
+        <w:spacing w:line="336" w:lineRule="auto" w:after="180"/>
+      </w:pPr>
+      <w:r>
+        <w:rPr>
+          <w:b w:val="0"/>
+        </w:rPr>
+        <w:t>Use workbook W2 for the connected example “</w:t>
+      </w:r>
+      <w:r>
+        <w:rPr>
+          <w:b/>
+        </w:rPr>
+        <w:t>Mean</w:t>
+      </w:r>
+      <w:r>
+        <w:rPr>
+          <w:b w:val="0"/>
+        </w:rPr>
+        <w:t xml:space="preserve"> </w:t>
+      </w:r>
+      <w:r>
+        <w:rPr>
+          <w:b/>
+        </w:rPr>
+        <w:t>median</w:t>
+      </w:r>
+      <w:r>
+        <w:rPr>
+          <w:b w:val="0"/>
+        </w:rPr>
+        <w:t xml:space="preserve"> and </w:t>
+      </w:r>
+      <w:r>
+        <w:rPr>
+          <w:b/>
+        </w:rPr>
+        <w:t>unusual value</w:t>
+      </w:r>
+      <w:r>
+        <w:rPr>
+          <w:b w:val="0"/>
+        </w:rPr>
+        <w:t xml:space="preserve">s”. First fill the </w:t>
+      </w:r>
+      <w:r>
+        <w:rPr>
+          <w:b/>
+        </w:rPr>
+        <w:t>input</w:t>
+      </w:r>
+      <w:r>
+        <w:rPr>
+          <w:b w:val="0"/>
+        </w:rPr>
+        <w:t xml:space="preserve"> and rule boxes. Try the middle steps before asking for a hint. After a hint, try the next step yourself.</w:t>
       </w:r>
     </w:p>
     <w:tbl>
@@ -2505,7 +3872,13 @@
       </w:tr>
     </w:tbl>
     <w:p>
-      <w:r>
+      <w:pPr>
+        <w:spacing w:line="336" w:lineRule="auto" w:after="180"/>
+      </w:pPr>
+      <w:r>
+        <w:rPr>
+          <w:b w:val="0"/>
+        </w:rPr>
         <w:t>Explain your trace to a partner. Your partner points to one step to check. Swap roles on the next case. Each person writes their own explanation.</w:t>
       </w:r>
     </w:p>
@@ -2518,12 +3891,71 @@
       </w:r>
     </w:p>
     <w:p>
-      <w:r>
-        <w:t>Use the worked case for Mean median and unusual values. Proposed explanation: “A successful run proves the conclusion”. Decide whether this explanation is supported. Point to the step or supplied fact that decides; explain your repair if needed.</w:t>
-      </w:r>
-    </w:p>
-    <w:p>
-      <w:r>
+      <w:pPr>
+        <w:spacing w:line="336" w:lineRule="auto" w:after="180"/>
+      </w:pPr>
+      <w:r>
+        <w:rPr>
+          <w:b w:val="0"/>
+        </w:rPr>
+        <w:t xml:space="preserve">Use the worked case for </w:t>
+      </w:r>
+      <w:r>
+        <w:rPr>
+          <w:b/>
+        </w:rPr>
+        <w:t>Mean</w:t>
+      </w:r>
+      <w:r>
+        <w:rPr>
+          <w:b w:val="0"/>
+        </w:rPr>
+        <w:t xml:space="preserve"> </w:t>
+      </w:r>
+      <w:r>
+        <w:rPr>
+          <w:b/>
+        </w:rPr>
+        <w:t>median</w:t>
+      </w:r>
+      <w:r>
+        <w:rPr>
+          <w:b w:val="0"/>
+        </w:rPr>
+        <w:t xml:space="preserve"> and </w:t>
+      </w:r>
+      <w:r>
+        <w:rPr>
+          <w:b/>
+        </w:rPr>
+        <w:t>unusual value</w:t>
+      </w:r>
+      <w:r>
+        <w:rPr>
+          <w:b w:val="0"/>
+        </w:rPr>
+        <w:t>s. Proposed explanation: “A successful run proves the conclusion”. Decide whether this explanation is supported.</w:t>
+      </w:r>
+    </w:p>
+    <w:p>
+      <w:pPr>
+        <w:spacing w:line="336" w:lineRule="auto" w:after="180"/>
+      </w:pPr>
+      <w:r>
+        <w:rPr>
+          <w:b w:val="0"/>
+        </w:rPr>
+        <w:t>Point to the step or supplied fact that decides; explain your repair if needed.</w:t>
+      </w:r>
+    </w:p>
+    <w:p>
+      <w:pPr>
+        <w:spacing w:line="336" w:lineRule="auto" w:after="180"/>
+      </w:pPr>
+      <w:r>
+        <w:rPr>
+          <w:b w:val="0"/>
+        </w:rPr>
         <w:t>Answer on your own before discussion. If you are unsure, say which step you need help with.</w:t>
       </w:r>
     </w:p>
@@ -2536,7 +3968,14 @@
       </w:r>
     </w:p>
     <w:p>
-      <w:r>
+      <w:pPr>
+        <w:spacing w:line="336" w:lineRule="auto" w:after="180"/>
+        <w:shd w:fill="F5F1FB"/>
+      </w:pPr>
+      <w:r>
+        <w:rPr>
+          <w:b w:val="0"/>
+        </w:rPr>
         <w:t>If 18 was genuine, which summary better describes the middle observed task, and what extra fact should be shown?</w:t>
       </w:r>
     </w:p>
@@ -2569,7 +4008,13 @@
       </w:r>
     </w:p>
     <w:p>
-      <w:r>
+      <w:pPr>
+        <w:spacing w:line="336" w:lineRule="auto" w:after="180"/>
+      </w:pPr>
+      <w:r>
+        <w:rPr>
+          <w:b w:val="0"/>
+        </w:rPr>
         <w:t>This is supported practice. Keep the separately named independent case for an attempt before feedback.</w:t>
       </w:r>
     </w:p>
@@ -2583,16 +4028,45 @@
     </w:p>
     <w:p>
       <w:r>
-        <w:t>EVIDENCE LAB</w:t>
-      </w:r>
-    </w:p>
-    <w:p>
-      <w:r>
+        <w:t>Investigate Noise and Outliers. Record the prediction, actual observation or labelled paper trace, explanation and next test separately.</w:t>
+      </w:r>
+    </w:p>
+    <w:p>
+      <w:pPr>
+        <w:spacing w:line="336" w:lineRule="auto" w:after="180"/>
+      </w:pPr>
+      <w:r>
+        <w:rPr>
+          <w:b/>
+        </w:rPr>
+        <w:t>EVIDENCE</w:t>
+      </w:r>
+      <w:r>
+        <w:rPr>
+          <w:b/>
+        </w:rPr>
+        <w:t xml:space="preserve"> LAB</w:t>
+      </w:r>
+    </w:p>
+    <w:p>
+      <w:pPr>
+        <w:spacing w:line="336" w:lineRule="auto" w:after="180"/>
+      </w:pPr>
+      <w:r>
+        <w:rPr>
+          <w:b w:val="0"/>
+        </w:rPr>
         <w:t>Predict → Test → Record → Explain</w:t>
       </w:r>
     </w:p>
     <w:p>
-      <w:r>
+      <w:pPr>
+        <w:spacing w:line="336" w:lineRule="auto" w:after="180"/>
+      </w:pPr>
+      <w:r>
+        <w:rPr>
+          <w:b w:val="0"/>
+        </w:rPr>
         <w:t>Keep expected and actual results separate. Surprises are useful data when recorded honestly.</w:t>
       </w:r>
     </w:p>
@@ -2633,7 +4107,13 @@
       </w:r>
     </w:p>
     <w:p>
-      <w:r>
+      <w:pPr>
+        <w:spacing w:line="336" w:lineRule="auto" w:after="180"/>
+      </w:pPr>
+      <w:r>
+        <w:rPr>
+          <w:b w:val="0"/>
+        </w:rPr>
         <w:t>Audit four suspicious records using keep / correct / remove / ask labels. Require a reason and a source check for every action.</w:t>
       </w:r>
     </w:p>
@@ -2883,7 +4363,14 @@
       </w:tr>
     </w:tbl>
     <w:p>
-      <w:r>
+      <w:pPr>
+        <w:spacing w:line="336" w:lineRule="auto" w:after="180"/>
+        <w:shd w:fill="F5F1FB"/>
+      </w:pPr>
+      <w:r>
+        <w:rPr>
+          <w:b w:val="0"/>
+        </w:rPr>
         <w:t>What did the hardest test teach you that the normal test did not?</w:t>
       </w:r>
     </w:p>
@@ -2929,7 +4416,13 @@
       </w:r>
     </w:p>
     <w:p>
-      <w:r>
+      <w:pPr>
+        <w:spacing w:line="336" w:lineRule="auto" w:after="180"/>
+      </w:pPr>
+      <w:r>
+        <w:rPr>
+          <w:b w:val="0"/>
+        </w:rPr>
         <w:t>Before trying: what do I expect, and why? While trying: which step could first go wrong? Afterwards: what did I actually observe, and what should change? Keep “not run” if you only traced the procedure.</w:t>
       </w:r>
     </w:p>
@@ -2943,17 +4436,52 @@
     </w:p>
     <w:p>
       <w:r>
+        <w:t>Move from recall to tracing, diagnosis and transfer in Noise and Outliers. Explain why each step is justified.</w:t>
+      </w:r>
+    </w:p>
+    <w:p>
+      <w:pPr>
+        <w:spacing w:line="336" w:lineRule="auto" w:after="180"/>
+      </w:pPr>
+      <w:r>
+        <w:rPr>
+          <w:b/>
+        </w:rPr>
         <w:t>MASTERY</w:t>
       </w:r>
     </w:p>
     <w:p>
-      <w:r>
+      <w:pPr>
+        <w:spacing w:line="336" w:lineRule="auto" w:after="180"/>
+      </w:pPr>
+      <w:r>
+        <w:rPr>
+          <w:b w:val="0"/>
+        </w:rPr>
         <w:t>From Knowing the Word to Owning the Idea</w:t>
       </w:r>
     </w:p>
     <w:p>
-      <w:r>
-        <w:t>Move upward only when you can produce evidence without copying the worked example.</w:t>
+      <w:pPr>
+        <w:spacing w:line="336" w:lineRule="auto" w:after="180"/>
+      </w:pPr>
+      <w:r>
+        <w:rPr>
+          <w:b w:val="0"/>
+        </w:rPr>
+        <w:t xml:space="preserve">Move upward only when you can produce </w:t>
+      </w:r>
+      <w:r>
+        <w:rPr>
+          <w:b/>
+        </w:rPr>
+        <w:t>evidence</w:t>
+      </w:r>
+      <w:r>
+        <w:rPr>
+          <w:b w:val="0"/>
+        </w:rPr>
+        <w:t xml:space="preserve"> without copying the worked example.</w:t>
       </w:r>
     </w:p>
     <w:p>
@@ -2993,33 +4521,93 @@
       </w:r>
     </w:p>
     <w:p>
-      <w:r>
+      <w:pPr>
+        <w:spacing w:line="336" w:lineRule="auto" w:after="180"/>
+      </w:pPr>
+      <w:r>
+        <w:rPr>
+          <w:b w:val="0"/>
+        </w:rPr>
         <w:t>1 • NAME: Define the concept without repeating the textbook.</w:t>
       </w:r>
     </w:p>
     <w:p>
-      <w:r>
-        <w:t>2 • TRACE: Show the information, state, branch, calculation, or evidence path.</w:t>
-      </w:r>
-    </w:p>
-    <w:p>
-      <w:r>
+      <w:pPr>
+        <w:spacing w:line="336" w:lineRule="auto" w:after="180"/>
+      </w:pPr>
+      <w:r>
+        <w:rPr>
+          <w:b w:val="0"/>
+        </w:rPr>
+        <w:t xml:space="preserve">2 • TRACE: Show the information, state, branch, calculation, or </w:t>
+      </w:r>
+      <w:r>
+        <w:rPr>
+          <w:b/>
+        </w:rPr>
+        <w:t>evidence</w:t>
+      </w:r>
+      <w:r>
+        <w:rPr>
+          <w:b w:val="0"/>
+        </w:rPr>
+        <w:t xml:space="preserve"> path.</w:t>
+      </w:r>
+    </w:p>
+    <w:p>
+      <w:pPr>
+        <w:spacing w:line="336" w:lineRule="auto" w:after="180"/>
+      </w:pPr>
+      <w:r>
+        <w:rPr>
+          <w:b w:val="0"/>
+        </w:rPr>
         <w:t>3 • APPLY: Solve a different example independently.</w:t>
       </w:r>
     </w:p>
     <w:p>
-      <w:r>
+      <w:pPr>
+        <w:spacing w:line="336" w:lineRule="auto" w:after="180"/>
+      </w:pPr>
+      <w:r>
+        <w:rPr>
+          <w:b w:val="0"/>
+        </w:rPr>
         <w:t>4 • CHALLENGE: Find a boundary case, counterexample, or unfair outcome.</w:t>
       </w:r>
     </w:p>
     <w:p>
-      <w:r>
+      <w:pPr>
+        <w:spacing w:line="336" w:lineRule="auto" w:after="180"/>
+      </w:pPr>
+      <w:r>
+        <w:rPr>
+          <w:b w:val="0"/>
+        </w:rPr>
         <w:t>5 • EXPLAIN LIMITS: Say when the result should not be trusted or used alone.</w:t>
       </w:r>
     </w:p>
     <w:p>
-      <w:r>
-        <w:t>My strongest evidence of independent understanding:</w:t>
+      <w:pPr>
+        <w:spacing w:line="336" w:lineRule="auto" w:after="180"/>
+      </w:pPr>
+      <w:r>
+        <w:rPr>
+          <w:b w:val="0"/>
+        </w:rPr>
+        <w:t xml:space="preserve">My strongest </w:t>
+      </w:r>
+      <w:r>
+        <w:rPr>
+          <w:b/>
+        </w:rPr>
+        <w:t>evidence</w:t>
+      </w:r>
+      <w:r>
+        <w:rPr>
+          <w:b w:val="0"/>
+        </w:rPr>
+        <w:t xml:space="preserve"> of independent understanding:</w:t>
       </w:r>
     </w:p>
     <w:p>
@@ -3065,16 +4653,39 @@
     </w:p>
     <w:p>
       <w:r>
+        <w:t>Apply this week’s idea to Transparent Book Recommender. Keep an annotated decision and the evidence supporting it.</w:t>
+      </w:r>
+    </w:p>
+    <w:p>
+      <w:pPr>
+        <w:spacing w:line="336" w:lineRule="auto" w:after="180"/>
+      </w:pPr>
+      <w:r>
+        <w:rPr>
+          <w:b/>
+        </w:rPr>
         <w:t>CUMULATIVE PROJECT</w:t>
       </w:r>
     </w:p>
     <w:p>
-      <w:r>
+      <w:pPr>
+        <w:spacing w:line="336" w:lineRule="auto" w:after="180"/>
+      </w:pPr>
+      <w:r>
+        <w:rPr>
+          <w:b w:val="0"/>
+        </w:rPr>
         <w:t>Transparent Book Recommender</w:t>
       </w:r>
     </w:p>
     <w:p>
-      <w:r>
+      <w:pPr>
+        <w:spacing w:line="336" w:lineRule="auto" w:after="180"/>
+      </w:pPr>
+      <w:r>
+        <w:rPr>
+          <w:b w:val="0"/>
+        </w:rPr>
         <w:t>Every week adds one inspectable piece. The system must show how it reached a result.</w:t>
       </w:r>
     </w:p>
@@ -3115,17 +4726,63 @@
       </w:r>
     </w:p>
     <w:p>
-      <w:r>
+      <w:pPr>
+        <w:spacing w:line="336" w:lineRule="auto" w:after="180"/>
+      </w:pPr>
+      <w:r>
+        <w:rPr>
+          <w:b w:val="0"/>
+        </w:rPr>
         <w:t>THIS WEEK’S CHECKPOINT  Keep legitimate unusual books so the recommender can serve unusual readers.</w:t>
       </w:r>
     </w:p>
     <w:p>
-      <w:r>
-        <w:t>SYSTEM MAP  Reader need → allowed inputs → transparent rule or score → ranked candidates → explanation → test record → human decision</w:t>
-      </w:r>
-    </w:p>
-    <w:p>
-      <w:r>
+      <w:pPr>
+        <w:pStyle w:val="Heading3"/>
+      </w:pPr>
+      <w:r>
+        <w:t>Trace the system</w:t>
+      </w:r>
+    </w:p>
+    <w:p>
+      <w:pPr>
+        <w:spacing w:line="336" w:lineRule="auto" w:after="180"/>
+        <w:shd w:fill="EDF7F3"/>
+      </w:pPr>
+      <w:r>
+        <w:rPr>
+          <w:b w:val="0"/>
+        </w:rPr>
+        <w:t xml:space="preserve">SYSTEM MAP  Reader need → allowed </w:t>
+      </w:r>
+      <w:r>
+        <w:rPr>
+          <w:b/>
+        </w:rPr>
+        <w:t>input</w:t>
+      </w:r>
+      <w:r>
+        <w:rPr>
+          <w:b w:val="0"/>
+        </w:rPr>
+        <w:t xml:space="preserve">s → transparent rule or score → ranked candidates → explanation → test record → </w:t>
+      </w:r>
+      <w:r>
+        <w:rPr>
+          <w:b/>
+        </w:rPr>
+        <w:t>human decision</w:t>
+      </w:r>
+    </w:p>
+    <w:p>
+      <w:pPr>
+        <w:spacing w:line="336" w:lineRule="auto" w:after="180"/>
+        <w:shd w:fill="F5F1FB"/>
+      </w:pPr>
+      <w:r>
+        <w:rPr>
+          <w:b w:val="0"/>
+        </w:rPr>
         <w:t>What will you add, change, or verify in the project this week?</w:t>
       </w:r>
     </w:p>
@@ -3163,8 +4820,27 @@
       </w:r>
     </w:p>
     <w:p>
-      <w:r>
-        <w:t>What should remain under human control?</w:t>
+      <w:pPr>
+        <w:spacing w:line="336" w:lineRule="auto" w:after="180"/>
+        <w:shd w:fill="F5F1FB"/>
+      </w:pPr>
+      <w:r>
+        <w:rPr>
+          <w:b w:val="0"/>
+        </w:rPr>
+        <w:t xml:space="preserve">What should remain under </w:t>
+      </w:r>
+      <w:r>
+        <w:rPr>
+          <w:b/>
+        </w:rPr>
+        <w:t>human control</w:t>
+      </w:r>
+      <w:r>
+        <w:rPr>
+          <w:b w:val="0"/>
+        </w:rPr>
+        <w:t>?</w:t>
       </w:r>
     </w:p>
     <w:p>
@@ -3201,7 +4877,22 @@
       </w:r>
     </w:p>
     <w:p>
-      <w:r>
+      <w:pPr>
+        <w:pStyle w:val="Heading3"/>
+      </w:pPr>
+      <w:r>
+        <w:t>Responsible design</w:t>
+      </w:r>
+    </w:p>
+    <w:p>
+      <w:pPr>
+        <w:spacing w:line="336" w:lineRule="auto" w:after="180"/>
+        <w:shd w:fill="FFF5E6"/>
+      </w:pPr>
+      <w:r>
+        <w:rPr>
+          <w:b w:val="0"/>
+        </w:rPr>
         <w:t>RESPONSIBLE DESIGN  Collect only necessary information. Show uncertainty and limits. Never confuse a ranking with a fact about a person.</w:t>
       </w:r>
     </w:p>
@@ -3214,8 +4905,32 @@
       </w:r>
     </w:p>
     <w:p>
-      <w:r>
-        <w:t>Investigate unusual recommender features and show evidence-backed repairs instead of removing inconvenient records.</w:t>
+      <w:pPr>
+        <w:spacing w:line="336" w:lineRule="auto" w:after="180"/>
+      </w:pPr>
+      <w:r>
+        <w:rPr>
+          <w:b/>
+        </w:rPr>
+        <w:t>Investigate</w:t>
+      </w:r>
+      <w:r>
+        <w:rPr>
+          <w:b w:val="0"/>
+        </w:rPr>
+        <w:t xml:space="preserve"> unusual recommender features and show </w:t>
+      </w:r>
+      <w:r>
+        <w:rPr>
+          <w:b/>
+        </w:rPr>
+        <w:t>evidence</w:t>
+      </w:r>
+      <w:r>
+        <w:rPr>
+          <w:b w:val="0"/>
+        </w:rPr>
+        <w:t>-backed repairs instead of removing inconvenient records.</w:t>
       </w:r>
     </w:p>
     <w:p>
@@ -3228,16 +4943,48 @@
     </w:p>
     <w:p>
       <w:r>
+        <w:t>Use a genuinely new case for independent evidence. Previously discussed examples remain practice; use the separately named independent case before feedback.</w:t>
+      </w:r>
+    </w:p>
+    <w:p>
+      <w:pPr>
+        <w:pStyle w:val="Heading3"/>
+      </w:pPr>
+      <w:r>
+        <w:t>Independent evidence</w:t>
+      </w:r>
+    </w:p>
+    <w:p>
+      <w:pPr>
+        <w:spacing w:line="336" w:lineRule="auto" w:after="180"/>
+        <w:shd w:fill="FFF5E6"/>
+      </w:pPr>
+      <w:r>
+        <w:rPr>
+          <w:b w:val="0"/>
+        </w:rPr>
         <w:t>INDEPENDENT MASTERY PROOF</w:t>
       </w:r>
     </w:p>
     <w:p>
-      <w:r>
+      <w:pPr>
+        <w:spacing w:line="336" w:lineRule="auto" w:after="180"/>
+      </w:pPr>
+      <w:r>
+        <w:rPr>
+          <w:b w:val="0"/>
+        </w:rPr>
         <w:t>Explain • Transfer • Test • Defend</w:t>
       </w:r>
     </w:p>
     <w:p>
-      <w:r>
+      <w:pPr>
+        <w:spacing w:line="336" w:lineRule="auto" w:after="180"/>
+      </w:pPr>
+      <w:r>
+        <w:rPr>
+          <w:b w:val="0"/>
+        </w:rPr>
         <w:t>Complete this page without copying the worked example. Your reasoning matters more than decoration.</w:t>
       </w:r>
     </w:p>
@@ -3278,12 +5025,34 @@
       </w:r>
     </w:p>
     <w:p>
-      <w:r>
+      <w:pPr>
+        <w:pStyle w:val="Heading3"/>
+      </w:pPr>
+      <w:r>
+        <w:t>Try a more demanding case</w:t>
+      </w:r>
+    </w:p>
+    <w:p>
+      <w:pPr>
+        <w:spacing w:line="336" w:lineRule="auto" w:after="180"/>
+        <w:shd w:fill="F5F1FB"/>
+      </w:pPr>
+      <w:r>
+        <w:rPr>
+          <w:b w:val="0"/>
+        </w:rPr>
         <w:t>CHALLENGE  Decide whether four odd records are errors or real cases.</w:t>
       </w:r>
     </w:p>
     <w:p>
-      <w:r>
+      <w:pPr>
+        <w:spacing w:line="336" w:lineRule="auto" w:after="180"/>
+        <w:shd w:fill="F4F9FC"/>
+      </w:pPr>
+      <w:r>
+        <w:rPr>
+          <w:b w:val="0"/>
+        </w:rPr>
         <w:t>1. My fresh example, trace, calculation, or design:</w:t>
       </w:r>
     </w:p>
@@ -3321,8 +5090,27 @@
       </w:r>
     </w:p>
     <w:p>
-      <w:r>
-        <w:t>2. My evidence that it works (include a boundary or missing-data case):</w:t>
+      <w:pPr>
+        <w:spacing w:line="336" w:lineRule="auto" w:after="180"/>
+        <w:shd w:fill="F4F9FC"/>
+      </w:pPr>
+      <w:r>
+        <w:rPr>
+          <w:b w:val="0"/>
+        </w:rPr>
+        <w:t xml:space="preserve">2. My </w:t>
+      </w:r>
+      <w:r>
+        <w:rPr>
+          <w:b/>
+        </w:rPr>
+        <w:t>evidence</w:t>
+      </w:r>
+      <w:r>
+        <w:rPr>
+          <w:b w:val="0"/>
+        </w:rPr>
+        <w:t xml:space="preserve"> that it works (include a boundary or missing-data case):</w:t>
       </w:r>
     </w:p>
     <w:p>
@@ -3359,7 +5147,14 @@
       </w:r>
     </w:p>
     <w:p>
-      <w:r>
+      <w:pPr>
+        <w:spacing w:line="336" w:lineRule="auto" w:after="180"/>
+        <w:shd w:fill="F4F9FC"/>
+      </w:pPr>
+      <w:r>
+        <w:rPr>
+          <w:b w:val="0"/>
+        </w:rPr>
         <w:t>3. One limitation, fairness concern, or situation needing human review:</w:t>
       </w:r>
     </w:p>
@@ -3397,8 +5192,47 @@
       </w:r>
     </w:p>
     <w:p>
-      <w:r>
-        <w:t>SELF-CHECK  □ I explained the mechanism  □ I used evidence  □ I tested a fresh case  □ I named a limitation  □ I can answer ‘why?’</w:t>
+      <w:pPr>
+        <w:pStyle w:val="Heading3"/>
+      </w:pPr>
+      <w:r>
+        <w:t>Check your explanation</w:t>
+      </w:r>
+    </w:p>
+    <w:p>
+      <w:pPr>
+        <w:spacing w:line="336" w:lineRule="auto" w:after="180"/>
+        <w:shd w:fill="F5F1FB"/>
+      </w:pPr>
+      <w:r>
+        <w:rPr>
+          <w:b w:val="0"/>
+        </w:rPr>
+        <w:t xml:space="preserve">SELF-CHECK  □ I explained the </w:t>
+      </w:r>
+      <w:r>
+        <w:rPr>
+          <w:b/>
+        </w:rPr>
+        <w:t>mechanism</w:t>
+      </w:r>
+      <w:r>
+        <w:rPr>
+          <w:b w:val="0"/>
+        </w:rPr>
+        <w:t xml:space="preserve">  □ I used </w:t>
+      </w:r>
+      <w:r>
+        <w:rPr>
+          <w:b/>
+        </w:rPr>
+        <w:t>evidence</w:t>
+      </w:r>
+      <w:r>
+        <w:rPr>
+          <w:b w:val="0"/>
+        </w:rPr>
+        <w:t xml:space="preserve">  □ I tested a fresh case  □ I named a limitation  □ I can answer ‘why?’</w:t>
       </w:r>
     </w:p>
     <w:p>
@@ -3410,6 +5244,11 @@
       </w:r>
     </w:p>
     <w:p>
+      <w:r>
+        <w:t>Revisit the complete Noise and Outliers case for supported practice. Repeated examples do not become fresh assessments.</w:t>
+      </w:r>
+    </w:p>
+    <w:p>
       <w:pPr>
         <w:pStyle w:val="Heading3"/>
       </w:pPr>
@@ -3418,7 +5257,13 @@
       </w:r>
     </w:p>
     <w:p>
-      <w:r>
+      <w:pPr>
+        <w:spacing w:line="336" w:lineRule="auto" w:after="180"/>
+      </w:pPr>
+      <w:r>
+        <w:rPr>
+          <w:b w:val="0"/>
+        </w:rPr>
         <w:t>Use the supplied details to practise the weekly concept before attempting the independent question. This case extends the illustrated lesson.</w:t>
       </w:r>
     </w:p>
@@ -3431,7 +5276,13 @@
       </w:r>
     </w:p>
     <w:p>
-      <w:r>
+      <w:pPr>
+        <w:spacing w:line="336" w:lineRule="auto" w:after="180"/>
+      </w:pPr>
+      <w:r>
+        <w:rPr>
+          <w:b w:val="0"/>
+        </w:rPr>
         <w:t>Recorded lengths are 90,95,100,105,900 pages.</w:t>
       </w:r>
     </w:p>
@@ -3444,7 +5295,14 @@
       </w:r>
     </w:p>
     <w:p>
-      <w:r>
+      <w:pPr>
+        <w:spacing w:line="336" w:lineRule="auto" w:after="180"/>
+        <w:shd w:fill="F5F1FB"/>
+      </w:pPr>
+      <w:r>
+        <w:rPr>
+          <w:b w:val="0"/>
+        </w:rPr>
         <w:t>Is 900 automatically wrong?</w:t>
       </w:r>
     </w:p>
@@ -3457,8 +5315,38 @@
       </w:r>
     </w:p>
     <w:p>
-      <w:r>
-        <w:t>No. It is an outlier, but may be a real large book. Check catalogue, units and entry process.</w:t>
+      <w:pPr>
+        <w:spacing w:line="336" w:lineRule="auto" w:after="180"/>
+      </w:pPr>
+      <w:r>
+        <w:rPr>
+          <w:b w:val="0"/>
+        </w:rPr>
+        <w:t xml:space="preserve">No. It is an </w:t>
+      </w:r>
+      <w:r>
+        <w:rPr>
+          <w:b/>
+        </w:rPr>
+        <w:t>outlier</w:t>
+      </w:r>
+      <w:r>
+        <w:rPr>
+          <w:b w:val="0"/>
+        </w:rPr>
+        <w:t xml:space="preserve">, but may be a real large book. Check catalogue, units and entry </w:t>
+      </w:r>
+      <w:r>
+        <w:rPr>
+          <w:b/>
+        </w:rPr>
+        <w:t>process</w:t>
+      </w:r>
+      <w:r>
+        <w:rPr>
+          <w:b w:val="0"/>
+        </w:rPr>
+        <w:t>.</w:t>
       </w:r>
     </w:p>
     <w:p>
@@ -3470,7 +5358,14 @@
       </w:r>
     </w:p>
     <w:p>
-      <w:r>
+      <w:pPr>
+        <w:spacing w:line="336" w:lineRule="auto" w:after="180"/>
+        <w:shd w:fill="F5F1FB"/>
+      </w:pPr>
+      <w:r>
+        <w:rPr>
+          <w:b w:val="0"/>
+        </w:rPr>
         <w:t>Which detail supports the answer, and why does it matter?</w:t>
       </w:r>
     </w:p>
@@ -3670,18 +5565,61 @@
       </w:tr>
     </w:tbl>
     <w:p>
-      <w:r>
+      <w:pPr>
+        <w:spacing w:line="336" w:lineRule="auto" w:after="180"/>
+      </w:pPr>
+      <w:r>
+        <w:rPr>
+          <w:b w:val="0"/>
+        </w:rPr>
         <w:t>Recorded lengths are 90,95,100,105,900 pages.</w:t>
       </w:r>
     </w:p>
     <w:p>
-      <w:r>
+      <w:pPr>
+        <w:spacing w:line="336" w:lineRule="auto" w:after="180"/>
+        <w:shd w:fill="F5F1FB"/>
+      </w:pPr>
+      <w:r>
+        <w:rPr>
+          <w:b w:val="0"/>
+        </w:rPr>
         <w:t>Is 900 automatically wrong?</w:t>
       </w:r>
     </w:p>
     <w:p>
-      <w:r>
-        <w:t>No. It is an outlier, but may be a real large book. Check catalogue, units and entry process.</w:t>
+      <w:pPr>
+        <w:spacing w:line="336" w:lineRule="auto" w:after="180"/>
+      </w:pPr>
+      <w:r>
+        <w:rPr>
+          <w:b w:val="0"/>
+        </w:rPr>
+        <w:t xml:space="preserve">No. It is an </w:t>
+      </w:r>
+      <w:r>
+        <w:rPr>
+          <w:b/>
+        </w:rPr>
+        <w:t>outlier</w:t>
+      </w:r>
+      <w:r>
+        <w:rPr>
+          <w:b w:val="0"/>
+        </w:rPr>
+        <w:t xml:space="preserve">, but may be a real large book. Check catalogue, units and entry </w:t>
+      </w:r>
+      <w:r>
+        <w:rPr>
+          <w:b/>
+        </w:rPr>
+        <w:t>process</w:t>
+      </w:r>
+      <w:r>
+        <w:rPr>
+          <w:b w:val="0"/>
+        </w:rPr>
+        <w:t>.</w:t>
       </w:r>
     </w:p>
     <w:p>
@@ -3693,6 +5631,11 @@
       </w:r>
     </w:p>
     <w:p>
+      <w:r>
+        <w:t>Attempt the reserved new case before feedback. Record support; the earlier examples below remain additional practice.</w:t>
+      </w:r>
+    </w:p>
+    <w:p>
       <w:pPr>
         <w:pStyle w:val="Heading3"/>
       </w:pPr>
@@ -3701,8 +5644,38 @@
       </w:r>
     </w:p>
     <w:p>
-      <w:r>
-        <w:t>For 1, 2, 2, 3 and 12, calculate mean and median. Then replace 12 with 2 and recalculate. Explain the change.</w:t>
+      <w:pPr>
+        <w:spacing w:line="336" w:lineRule="auto" w:after="180"/>
+      </w:pPr>
+      <w:r>
+        <w:rPr>
+          <w:b w:val="0"/>
+        </w:rPr>
+        <w:t xml:space="preserve">For 1, 2, 2, 3 and 12, calculate </w:t>
+      </w:r>
+      <w:r>
+        <w:rPr>
+          <w:b/>
+        </w:rPr>
+        <w:t>mean</w:t>
+      </w:r>
+      <w:r>
+        <w:rPr>
+          <w:b w:val="0"/>
+        </w:rPr>
+        <w:t xml:space="preserve"> and </w:t>
+      </w:r>
+      <w:r>
+        <w:rPr>
+          <w:b/>
+        </w:rPr>
+        <w:t>median</w:t>
+      </w:r>
+      <w:r>
+        <w:rPr>
+          <w:b w:val="0"/>
+        </w:rPr>
+        <w:t>. Then replace 12 with 2 and recalculate. Explain the change.</w:t>
       </w:r>
     </w:p>
     <w:p>
@@ -3749,7 +5722,13 @@
       </w:r>
     </w:p>
     <w:p>
-      <w:r>
+      <w:pPr>
+        <w:spacing w:line="336" w:lineRule="auto" w:after="180"/>
+      </w:pPr>
+      <w:r>
+        <w:rPr>
+          <w:b w:val="0"/>
+        </w:rPr>
         <w:t>Attempt this case before feedback. Record any help. Earlier examples below are further practice; a case already practised with feedback cannot establish fresh transfer.</w:t>
       </w:r>
     </w:p>
@@ -3762,18 +5741,54 @@
       </w:r>
     </w:p>
     <w:p>
-      <w:r>
+      <w:pPr>
+        <w:spacing w:line="336" w:lineRule="auto" w:after="180"/>
+      </w:pPr>
+      <w:r>
+        <w:rPr>
+          <w:b w:val="0"/>
+        </w:rPr>
         <w:t>Close the worked explanation. Apply the idea to this different question without copying.</w:t>
       </w:r>
     </w:p>
     <w:p>
-      <w:r>
-        <w:t>Page counts are 40, 42, 43 and 900. Should 900 be deleted immediately? Give two explanations to investigate.</w:t>
-      </w:r>
-    </w:p>
-    <w:p>
-      <w:r>
-        <w:t>My answer, with a trace, calculation or supporting evidence</w:t>
+      <w:pPr>
+        <w:spacing w:line="336" w:lineRule="auto" w:after="180"/>
+      </w:pPr>
+      <w:r>
+        <w:rPr>
+          <w:b w:val="0"/>
+        </w:rPr>
+        <w:t xml:space="preserve">Page counts are 40, 42, 43 and 900. Should 900 be deleted immediately? Give two explanations to </w:t>
+      </w:r>
+      <w:r>
+        <w:rPr>
+          <w:b/>
+        </w:rPr>
+        <w:t>investigate</w:t>
+      </w:r>
+      <w:r>
+        <w:rPr>
+          <w:b w:val="0"/>
+        </w:rPr>
+        <w:t>.</w:t>
+      </w:r>
+    </w:p>
+    <w:p>
+      <w:pPr>
+        <w:spacing w:line="336" w:lineRule="auto" w:after="180"/>
+      </w:pPr>
+      <w:r>
+        <w:rPr>
+          <w:b w:val="0"/>
+        </w:rPr>
+        <w:t xml:space="preserve">My answer, with a trace, calculation or supporting </w:t>
+      </w:r>
+      <w:r>
+        <w:rPr>
+          <w:b/>
+        </w:rPr>
+        <w:t>evidence</w:t>
       </w:r>
     </w:p>
     <w:p>
@@ -3818,13 +5833,37 @@
       </w:r>
     </w:p>
     <w:p>
-      <w:r>
+      <w:pPr>
+        <w:spacing w:line="336" w:lineRule="auto" w:after="180"/>
+      </w:pPr>
+      <w:r>
+        <w:rPr>
+          <w:b w:val="0"/>
+        </w:rPr>
         <w:t>Change one relevant detail. Predict the result before testing. Include a boundary or missing-information case when it helps reveal a limit.</w:t>
       </w:r>
     </w:p>
     <w:p>
-      <w:r>
-        <w:t>My changed input and expected result</w:t>
+      <w:pPr>
+        <w:spacing w:line="336" w:lineRule="auto" w:after="180"/>
+      </w:pPr>
+      <w:r>
+        <w:rPr>
+          <w:b w:val="0"/>
+        </w:rPr>
+        <w:t xml:space="preserve">My changed </w:t>
+      </w:r>
+      <w:r>
+        <w:rPr>
+          <w:b/>
+        </w:rPr>
+        <w:t>input</w:t>
+      </w:r>
+      <w:r>
+        <w:rPr>
+          <w:b w:val="0"/>
+        </w:rPr>
+        <w:t xml:space="preserve"> and expected result</w:t>
       </w:r>
     </w:p>
     <w:p>
@@ -3869,13 +5908,37 @@
       </w:r>
     </w:p>
     <w:p>
-      <w:r>
+      <w:pPr>
+        <w:spacing w:line="336" w:lineRule="auto" w:after="180"/>
+      </w:pPr>
+      <w:r>
+        <w:rPr>
+          <w:b w:val="0"/>
+        </w:rPr>
         <w:t>Keep legitimate unusual books so the recommender can serve unusual readers.</w:t>
       </w:r>
     </w:p>
     <w:p>
-      <w:r>
-        <w:t>The evidence I will keep</w:t>
+      <w:pPr>
+        <w:spacing w:line="336" w:lineRule="auto" w:after="180"/>
+      </w:pPr>
+      <w:r>
+        <w:rPr>
+          <w:b w:val="0"/>
+        </w:rPr>
+        <w:t xml:space="preserve">The </w:t>
+      </w:r>
+      <w:r>
+        <w:rPr>
+          <w:b/>
+        </w:rPr>
+        <w:t>evidence</w:t>
+      </w:r>
+      <w:r>
+        <w:rPr>
+          <w:b w:val="0"/>
+        </w:rPr>
+        <w:t xml:space="preserve"> I will keep</w:t>
       </w:r>
     </w:p>
     <w:p>
@@ -3912,8 +5975,26 @@
       </w:r>
     </w:p>
     <w:p>
-      <w:r>
-        <w:t>Your teacher has the independent answer and scoring criteria. Complete the matching workbook week to keep your practice evidence together.</w:t>
+      <w:pPr>
+        <w:spacing w:line="336" w:lineRule="auto" w:after="180"/>
+      </w:pPr>
+      <w:r>
+        <w:rPr>
+          <w:b w:val="0"/>
+        </w:rPr>
+        <w:t xml:space="preserve">Your teacher has the independent answer and scoring criteria. Complete the matching workbook week to keep your practice </w:t>
+      </w:r>
+      <w:r>
+        <w:rPr>
+          <w:b/>
+        </w:rPr>
+        <w:t>evidence</w:t>
+      </w:r>
+      <w:r>
+        <w:rPr>
+          <w:b w:val="0"/>
+        </w:rPr>
+        <w:t xml:space="preserve"> together.</w:t>
       </w:r>
     </w:p>
     <w:p>
@@ -3925,7 +6006,13 @@
       </w:r>
     </w:p>
     <w:p>
-      <w:r>
+      <w:pPr>
+        <w:spacing w:line="336" w:lineRule="auto" w:after="180"/>
+      </w:pPr>
+      <w:r>
+        <w:rPr>
+          <w:b w:val="0"/>
+        </w:rPr>
         <w:t>Page counts are 72,80,96,960. The last book may be an anthology. Should a cleaning script delete it automatically? Give a defensible investigation and document the outcome.</w:t>
       </w:r>
     </w:p>
@@ -3981,8 +6068,25 @@
       </w:r>
     </w:p>
     <w:p>
-      <w:r>
-        <w:t>Attempt the independent case before hints. Record whether you worked alone, used a hint or followed a model. After feedback, fix the first unsupported step and explain why it changed. A later check uses a changed case, not a copied answer.</w:t>
+      <w:pPr>
+        <w:spacing w:line="336" w:lineRule="auto" w:after="180"/>
+      </w:pPr>
+      <w:r>
+        <w:rPr>
+          <w:b w:val="0"/>
+        </w:rPr>
+        <w:t>Attempt the independent case before hints. Record whether you worked alone, used a hint or followed a model. After feedback, fix the first unsupported step and explain why it changed.</w:t>
+      </w:r>
+    </w:p>
+    <w:p>
+      <w:pPr>
+        <w:spacing w:line="336" w:lineRule="auto" w:after="180"/>
+      </w:pPr>
+      <w:r>
+        <w:rPr>
+          <w:b w:val="0"/>
+        </w:rPr>
+        <w:t>A later check uses a changed case, not a copied answer.</w:t>
       </w:r>
     </w:p>
     <w:p>
@@ -3995,7 +6099,30 @@
     </w:p>
     <w:p>
       <w:r>
-        <w:t>Start with this question: A fictional library records five book-processing times in minutes.</w:t>
+        <w:t>Use this map to navigate Noise and Outliers, connect the goals to tasks and keep one evidence record for each attempt.</w:t>
+      </w:r>
+    </w:p>
+    <w:p>
+      <w:pPr>
+        <w:spacing w:line="336" w:lineRule="auto" w:after="180"/>
+      </w:pPr>
+      <w:r>
+        <w:rPr>
+          <w:b w:val="0"/>
+        </w:rPr>
+        <w:t>Start with this question: A fictional library records five book-</w:t>
+      </w:r>
+      <w:r>
+        <w:rPr>
+          <w:b/>
+        </w:rPr>
+        <w:t>process</w:t>
+      </w:r>
+      <w:r>
+        <w:rPr>
+          <w:b w:val="0"/>
+        </w:rPr>
+        <w:t>ing times in minutes.</w:t>
       </w:r>
     </w:p>
     <w:tbl>
@@ -4101,13 +6228,73 @@
       </w:tr>
     </w:tbl>
     <w:p>
-      <w:r>
-        <w:t>Remember → watch and explain → try with help → investigate → try independently → keep project evidence. Your teacher may spread this lesson across several classes.</w:t>
-      </w:r>
-    </w:p>
-    <w:p>
-      <w:r>
-        <w:t>Keep your first prediction. Compare it with what the evidence shows and explain any change.</w:t>
+      <w:pPr>
+        <w:spacing w:line="336" w:lineRule="auto" w:after="180"/>
+      </w:pPr>
+      <w:r>
+        <w:rPr>
+          <w:b w:val="0"/>
+        </w:rPr>
+        <w:t xml:space="preserve">Remember → watch and explain → try with help → </w:t>
+      </w:r>
+      <w:r>
+        <w:rPr>
+          <w:b/>
+        </w:rPr>
+        <w:t>investigate</w:t>
+      </w:r>
+      <w:r>
+        <w:rPr>
+          <w:b w:val="0"/>
+        </w:rPr>
+        <w:t xml:space="preserve"> → try independently → keep project </w:t>
+      </w:r>
+      <w:r>
+        <w:rPr>
+          <w:b/>
+        </w:rPr>
+        <w:t>evidence</w:t>
+      </w:r>
+      <w:r>
+        <w:rPr>
+          <w:b w:val="0"/>
+        </w:rPr>
+        <w:t>. Your teacher may spread this lesson across several classes.</w:t>
+      </w:r>
+    </w:p>
+    <w:p>
+      <w:pPr>
+        <w:spacing w:line="336" w:lineRule="auto" w:after="180"/>
+      </w:pPr>
+      <w:r>
+        <w:rPr>
+          <w:b w:val="0"/>
+        </w:rPr>
+        <w:t xml:space="preserve">Keep your first </w:t>
+      </w:r>
+      <w:r>
+        <w:rPr>
+          <w:b/>
+        </w:rPr>
+        <w:t>prediction</w:t>
+      </w:r>
+      <w:r>
+        <w:rPr>
+          <w:b w:val="0"/>
+        </w:rPr>
+        <w:t xml:space="preserve">. Compare it with what the </w:t>
+      </w:r>
+      <w:r>
+        <w:rPr>
+          <w:b/>
+        </w:rPr>
+        <w:t>evidence</w:t>
+      </w:r>
+      <w:r>
+        <w:rPr>
+          <w:b w:val="0"/>
+        </w:rPr>
+        <w:t xml:space="preserve"> shows and explain any change.</w:t>
       </w:r>
     </w:p>
     <w:p>
@@ -4120,7 +6307,36 @@
     </w:p>
     <w:p>
       <w:r>
-        <w:t>Close your notes. Explain this goal in your own words: Calculate mean and median</w:t>
+        <w:t>Explain Noise and Outliers without notes, identify a remaining question and plan a later check with a changed case.</w:t>
+      </w:r>
+    </w:p>
+    <w:p>
+      <w:pPr>
+        <w:spacing w:line="336" w:lineRule="auto" w:after="180"/>
+      </w:pPr>
+      <w:r>
+        <w:rPr>
+          <w:b w:val="0"/>
+        </w:rPr>
+        <w:t xml:space="preserve">Close your notes. Explain this goal in your own words: Calculate </w:t>
+      </w:r>
+      <w:r>
+        <w:rPr>
+          <w:b/>
+        </w:rPr>
+        <w:t>mean</w:t>
+      </w:r>
+      <w:r>
+        <w:rPr>
+          <w:b w:val="0"/>
+        </w:rPr>
+        <w:t xml:space="preserve"> and </w:t>
+      </w:r>
+      <w:r>
+        <w:rPr>
+          <w:b/>
+        </w:rPr>
+        <w:t>median</w:t>
       </w:r>
     </w:p>
     <w:p>
@@ -4157,13 +6373,61 @@
       </w:r>
     </w:p>
     <w:p>
-      <w:r>
-        <w:t>If you are unsure, return to the worked picture and explain one arrow. If you are ready, change an input or assumption and justify your prediction.</w:t>
-      </w:r>
-    </w:p>
-    <w:p>
-      <w:r>
-        <w:t>Save your workbook evidence. At the next review, try a different case before opening your old answer.</w:t>
+      <w:pPr>
+        <w:spacing w:line="336" w:lineRule="auto" w:after="180"/>
+      </w:pPr>
+      <w:r>
+        <w:rPr>
+          <w:b w:val="0"/>
+        </w:rPr>
+        <w:t xml:space="preserve">If you are unsure, return to the worked picture and explain one arrow. If you are ready, change an </w:t>
+      </w:r>
+      <w:r>
+        <w:rPr>
+          <w:b/>
+        </w:rPr>
+        <w:t>input</w:t>
+      </w:r>
+      <w:r>
+        <w:rPr>
+          <w:b w:val="0"/>
+        </w:rPr>
+        <w:t xml:space="preserve"> or assumption and justify your </w:t>
+      </w:r>
+      <w:r>
+        <w:rPr>
+          <w:b/>
+        </w:rPr>
+        <w:t>prediction</w:t>
+      </w:r>
+      <w:r>
+        <w:rPr>
+          <w:b w:val="0"/>
+        </w:rPr>
+        <w:t>.</w:t>
+      </w:r>
+    </w:p>
+    <w:p>
+      <w:pPr>
+        <w:spacing w:line="336" w:lineRule="auto" w:after="180"/>
+      </w:pPr>
+      <w:r>
+        <w:rPr>
+          <w:b w:val="0"/>
+        </w:rPr>
+        <w:t xml:space="preserve">Save your workbook </w:t>
+      </w:r>
+      <w:r>
+        <w:rPr>
+          <w:b/>
+        </w:rPr>
+        <w:t>evidence</w:t>
+      </w:r>
+      <w:r>
+        <w:rPr>
+          <w:b w:val="0"/>
+        </w:rPr>
+        <w:t>. At the next review, try a different case before opening your old answer.</w:t>
       </w:r>
     </w:p>
     <w:p>
@@ -4176,12 +6440,41 @@
     </w:p>
     <w:p>
       <w:r>
+        <w:t>Attempt supported questions before using hints or feedback. Review a missing building block, then keep the completed work.</w:t>
+      </w:r>
+    </w:p>
+    <w:p>
+      <w:pPr>
+        <w:spacing w:line="336" w:lineRule="auto" w:after="180"/>
+      </w:pPr>
+      <w:r>
+        <w:rPr>
+          <w:b w:val="0"/>
+        </w:rPr>
         <w:t>Use this supported practice once, in the browser or on paper. Keep the reserved independent assessment for a separate first attempt before teacher feedback.</w:t>
       </w:r>
     </w:p>
     <w:p>
-      <w:r>
-        <w:t>A fictional library records five book-processing times in minutes.</w:t>
+      <w:pPr>
+        <w:spacing w:line="336" w:lineRule="auto" w:after="180"/>
+      </w:pPr>
+      <w:r>
+        <w:rPr>
+          <w:b w:val="0"/>
+        </w:rPr>
+        <w:t>A fictional library records five book-</w:t>
+      </w:r>
+      <w:r>
+        <w:rPr>
+          <w:b/>
+        </w:rPr>
+        <w:t>process</w:t>
+      </w:r>
+      <w:r>
+        <w:rPr>
+          <w:b w:val="0"/>
+        </w:rPr>
+        <w:t>ing times in minutes.</w:t>
       </w:r>
     </w:p>
     <w:p>
@@ -4193,28 +6486,98 @@
       </w:r>
     </w:p>
     <w:p>
-      <w:r>
-        <w:t>Which labelled step matches this detail? Change a value only if evidence supports a correction; preserve the raw record.</w:t>
-      </w:r>
-    </w:p>
-    <w:p>
-      <w:r>
-        <w:t>1. Median</w:t>
-      </w:r>
-    </w:p>
-    <w:p>
-      <w:r>
-        <w:t>2. Investigate 18</w:t>
-      </w:r>
-    </w:p>
-    <w:p>
-      <w:r>
+      <w:pPr>
+        <w:spacing w:line="336" w:lineRule="auto" w:after="180"/>
+      </w:pPr>
+      <w:r>
+        <w:rPr>
+          <w:b w:val="0"/>
+        </w:rPr>
+        <w:t xml:space="preserve">Which labelled step matches this detail? Change a value only if </w:t>
+      </w:r>
+      <w:r>
+        <w:rPr>
+          <w:b/>
+        </w:rPr>
+        <w:t>evidence</w:t>
+      </w:r>
+      <w:r>
+        <w:rPr>
+          <w:b w:val="0"/>
+        </w:rPr>
+        <w:t xml:space="preserve"> supports a correction; preserve the raw record.</w:t>
+      </w:r>
+    </w:p>
+    <w:p>
+      <w:pPr>
+        <w:spacing w:line="336" w:lineRule="auto" w:after="180"/>
+        <w:shd w:fill="F4F9FC"/>
+      </w:pPr>
+      <w:r>
+        <w:rPr>
+          <w:b w:val="0"/>
+        </w:rPr>
+        <w:t xml:space="preserve">1. </w:t>
+      </w:r>
+      <w:r>
+        <w:rPr>
+          <w:b/>
+        </w:rPr>
+        <w:t>Median</w:t>
+      </w:r>
+    </w:p>
+    <w:p>
+      <w:pPr>
+        <w:spacing w:line="336" w:lineRule="auto" w:after="180"/>
+        <w:shd w:fill="F4F9FC"/>
+      </w:pPr>
+      <w:r>
+        <w:rPr>
+          <w:b w:val="0"/>
+        </w:rPr>
+        <w:t xml:space="preserve">2. </w:t>
+      </w:r>
+      <w:r>
+        <w:rPr>
+          <w:b/>
+        </w:rPr>
+        <w:t>Investigate</w:t>
+      </w:r>
+      <w:r>
+        <w:rPr>
+          <w:b w:val="0"/>
+        </w:rPr>
+        <w:t xml:space="preserve"> 18</w:t>
+      </w:r>
+    </w:p>
+    <w:p>
+      <w:pPr>
+        <w:spacing w:line="336" w:lineRule="auto" w:after="180"/>
+        <w:shd w:fill="F4F9FC"/>
+      </w:pPr>
+      <w:r>
+        <w:rPr>
+          <w:b w:val="0"/>
+        </w:rPr>
         <w:t>3. Document repair</w:t>
       </w:r>
     </w:p>
     <w:p>
-      <w:r>
-        <w:t>4. Mean</w:t>
+      <w:pPr>
+        <w:spacing w:line="336" w:lineRule="auto" w:after="180"/>
+        <w:shd w:fill="F4F9FC"/>
+      </w:pPr>
+      <w:r>
+        <w:rPr>
+          <w:b w:val="0"/>
+        </w:rPr>
+        <w:t xml:space="preserve">4. </w:t>
+      </w:r>
+      <w:r>
+        <w:rPr>
+          <w:b/>
+        </w:rPr>
+        <w:t>Mean</w:t>
       </w:r>
     </w:p>
     <w:p>
@@ -4251,41 +6614,239 @@
       </w:r>
     </w:p>
     <w:p>
-      <w:r>
+      <w:pPr>
+        <w:pStyle w:val="Heading3"/>
+      </w:pPr>
+      <w:r>
+        <w:t>Hint · try first</w:t>
+      </w:r>
+    </w:p>
+    <w:p>
+      <w:pPr>
+        <w:spacing w:line="336" w:lineRule="auto" w:after="180"/>
+        <w:shd w:fill="F1F6F8"/>
+      </w:pPr>
+      <w:r>
+        <w:rPr>
+          <w:b w:val="0"/>
+        </w:rPr>
         <w:t>Hint if needed: Read the steps in the pictorial case. Match the supplied detail to the stage that performs or records it.</w:t>
       </w:r>
     </w:p>
     <w:p>
-      <w:r>
-        <w:t>After your attempt, compare with the supported explanation: Document repair Change a value only if evidence supports a correction; preserve the raw record. The mean uses every value and is pulled upward by 18. The median identifies the middle recorded time and stays at 3. Neither statistic declares the unusual observation invalid. Deleting it simply because it changes the mean would hide potentially real slow work and change the question being answered.</w:t>
-      </w:r>
-    </w:p>
-    <w:p>
       <w:pPr>
         <w:pStyle w:val="Heading3"/>
       </w:pPr>
       <w:r>
+        <w:t>Feedback · compare after trying</w:t>
+      </w:r>
+    </w:p>
+    <w:p>
+      <w:pPr>
+        <w:spacing w:line="336" w:lineRule="auto" w:after="180"/>
+        <w:shd w:fill="F1F6FC"/>
+      </w:pPr>
+      <w:r>
+        <w:rPr>
+          <w:b w:val="0"/>
+        </w:rPr>
+        <w:t xml:space="preserve">After your attempt, compare with the supported explanation: Document repair Change a value only if </w:t>
+      </w:r>
+      <w:r>
+        <w:rPr>
+          <w:b/>
+        </w:rPr>
+        <w:t>evidence</w:t>
+      </w:r>
+      <w:r>
+        <w:rPr>
+          <w:b w:val="0"/>
+        </w:rPr>
+        <w:t xml:space="preserve"> supports a correction; preserve the raw record. The </w:t>
+      </w:r>
+      <w:r>
+        <w:rPr>
+          <w:b/>
+        </w:rPr>
+        <w:t>mean</w:t>
+      </w:r>
+      <w:r>
+        <w:rPr>
+          <w:b w:val="0"/>
+        </w:rPr>
+        <w:t xml:space="preserve"> uses every value and is pulled upward by 18.</w:t>
+      </w:r>
+    </w:p>
+    <w:p>
+      <w:pPr>
+        <w:spacing w:line="336" w:lineRule="auto" w:after="180"/>
+        <w:shd w:fill="F1F6FC"/>
+      </w:pPr>
+      <w:r>
+        <w:rPr>
+          <w:b w:val="0"/>
+        </w:rPr>
+        <w:t xml:space="preserve">The </w:t>
+      </w:r>
+      <w:r>
+        <w:rPr>
+          <w:b/>
+        </w:rPr>
+        <w:t>median</w:t>
+      </w:r>
+      <w:r>
+        <w:rPr>
+          <w:b w:val="0"/>
+        </w:rPr>
+        <w:t xml:space="preserve"> identifies the middle recorded time and stays at 3. Neither statistic declares the unusual </w:t>
+      </w:r>
+      <w:r>
+        <w:rPr>
+          <w:b/>
+        </w:rPr>
+        <w:t>observation</w:t>
+      </w:r>
+      <w:r>
+        <w:rPr>
+          <w:b w:val="0"/>
+        </w:rPr>
+        <w:t xml:space="preserve"> invalid.</w:t>
+      </w:r>
+    </w:p>
+    <w:p>
+      <w:pPr>
+        <w:spacing w:line="336" w:lineRule="auto" w:after="180"/>
+        <w:shd w:fill="F1F6FC"/>
+      </w:pPr>
+      <w:r>
+        <w:rPr>
+          <w:b w:val="0"/>
+        </w:rPr>
+        <w:t xml:space="preserve">Deleting it simply because it changes the </w:t>
+      </w:r>
+      <w:r>
+        <w:rPr>
+          <w:b/>
+        </w:rPr>
+        <w:t>mean</w:t>
+      </w:r>
+      <w:r>
+        <w:rPr>
+          <w:b w:val="0"/>
+        </w:rPr>
+        <w:t xml:space="preserve"> would hide potentially real slow work and change the question being answered.</w:t>
+      </w:r>
+    </w:p>
+    <w:p>
+      <w:pPr>
+        <w:pStyle w:val="Heading3"/>
+      </w:pPr>
+      <w:r>
         <w:t>Practice 2: explain the deciding evidence</w:t>
       </w:r>
     </w:p>
     <w:p>
-      <w:r>
+      <w:pPr>
+        <w:pStyle w:val="Heading3"/>
+      </w:pPr>
+      <w:r>
+        <w:t>Changed case · predict first</w:t>
+      </w:r>
+    </w:p>
+    <w:p>
+      <w:pPr>
+        <w:spacing w:line="336" w:lineRule="auto" w:after="180"/>
+        <w:shd w:fill="F5F1FB"/>
+      </w:pPr>
+      <w:r>
+        <w:rPr>
+          <w:b w:val="0"/>
+        </w:rPr>
         <w:t>Changed-case practice: An authorised log confirms 18 was a transcription error for 3. Which conclusion is supported by the supplied facts?</w:t>
       </w:r>
     </w:p>
     <w:p>
-      <w:r>
-        <w:t>1. Corrected mean is 3 minutes and median is 3.</w:t>
-      </w:r>
-    </w:p>
-    <w:p>
-      <w:r>
-        <w:t>2. We can decide the result without examining the changed input or the procedure.</w:t>
-      </w:r>
-    </w:p>
-    <w:p>
-      <w:r>
-        <w:t>3. This one example guarantees correct results for every future input.</w:t>
+      <w:pPr>
+        <w:spacing w:line="336" w:lineRule="auto" w:after="180"/>
+        <w:shd w:fill="F4F9FC"/>
+      </w:pPr>
+      <w:r>
+        <w:rPr>
+          <w:b w:val="0"/>
+        </w:rPr>
+        <w:t xml:space="preserve">1. Corrected </w:t>
+      </w:r>
+      <w:r>
+        <w:rPr>
+          <w:b/>
+        </w:rPr>
+        <w:t>mean</w:t>
+      </w:r>
+      <w:r>
+        <w:rPr>
+          <w:b w:val="0"/>
+        </w:rPr>
+        <w:t xml:space="preserve"> is 3 minutes and </w:t>
+      </w:r>
+      <w:r>
+        <w:rPr>
+          <w:b/>
+        </w:rPr>
+        <w:t>median</w:t>
+      </w:r>
+      <w:r>
+        <w:rPr>
+          <w:b w:val="0"/>
+        </w:rPr>
+        <w:t xml:space="preserve"> is 3.</w:t>
+      </w:r>
+    </w:p>
+    <w:p>
+      <w:pPr>
+        <w:spacing w:line="336" w:lineRule="auto" w:after="180"/>
+        <w:shd w:fill="F4F9FC"/>
+      </w:pPr>
+      <w:r>
+        <w:rPr>
+          <w:b w:val="0"/>
+        </w:rPr>
+        <w:t xml:space="preserve">2. We can decide the result without examining the changed </w:t>
+      </w:r>
+      <w:r>
+        <w:rPr>
+          <w:b/>
+        </w:rPr>
+        <w:t>input</w:t>
+      </w:r>
+      <w:r>
+        <w:rPr>
+          <w:b w:val="0"/>
+        </w:rPr>
+        <w:t xml:space="preserve"> or the procedure.</w:t>
+      </w:r>
+    </w:p>
+    <w:p>
+      <w:pPr>
+        <w:spacing w:line="336" w:lineRule="auto" w:after="180"/>
+        <w:shd w:fill="F4F9FC"/>
+      </w:pPr>
+      <w:r>
+        <w:rPr>
+          <w:b w:val="0"/>
+        </w:rPr>
+        <w:t xml:space="preserve">3. This one example guarantees correct results for every future </w:t>
+      </w:r>
+      <w:r>
+        <w:rPr>
+          <w:b/>
+        </w:rPr>
+        <w:t>input</w:t>
+      </w:r>
+      <w:r>
+        <w:rPr>
+          <w:b w:val="0"/>
+        </w:rPr>
+        <w:t>.</w:t>
       </w:r>
     </w:p>
     <w:p>
@@ -4322,36 +6883,249 @@
       </w:r>
     </w:p>
     <w:p>
-      <w:r>
+      <w:pPr>
+        <w:pStyle w:val="Heading3"/>
+      </w:pPr>
+      <w:r>
+        <w:t>Hint · try first</w:t>
+      </w:r>
+    </w:p>
+    <w:p>
+      <w:pPr>
+        <w:spacing w:line="336" w:lineRule="auto" w:after="180"/>
+        <w:shd w:fill="F1F6F8"/>
+      </w:pPr>
+      <w:r>
+        <w:rPr>
+          <w:b w:val="0"/>
+        </w:rPr>
         <w:t>Hint if needed: Use the changed condition and the deciding step in the pictorial trace. The answer must say what follows from those facts.</w:t>
       </w:r>
     </w:p>
     <w:p>
-      <w:r>
-        <w:t>After your attempt, compare with the supported explanation: Corrected mean is 3 minutes and median is 3. Values become 2,3,3,4,3 with sum 15; sorted middle remains 3.</w:t>
-      </w:r>
-    </w:p>
-    <w:p>
       <w:pPr>
         <w:pStyle w:val="Heading3"/>
       </w:pPr>
       <w:r>
+        <w:t>Feedback · compare after trying</w:t>
+      </w:r>
+    </w:p>
+    <w:p>
+      <w:pPr>
+        <w:spacing w:line="336" w:lineRule="auto" w:after="180"/>
+        <w:shd w:fill="F1F6FC"/>
+      </w:pPr>
+      <w:r>
+        <w:rPr>
+          <w:b w:val="0"/>
+        </w:rPr>
+        <w:t xml:space="preserve">After your attempt, compare with the supported explanation: Corrected </w:t>
+      </w:r>
+      <w:r>
+        <w:rPr>
+          <w:b/>
+        </w:rPr>
+        <w:t>mean</w:t>
+      </w:r>
+      <w:r>
+        <w:rPr>
+          <w:b w:val="0"/>
+        </w:rPr>
+        <w:t xml:space="preserve"> is 3 minutes and </w:t>
+      </w:r>
+      <w:r>
+        <w:rPr>
+          <w:b/>
+        </w:rPr>
+        <w:t>median</w:t>
+      </w:r>
+      <w:r>
+        <w:rPr>
+          <w:b w:val="0"/>
+        </w:rPr>
+        <w:t xml:space="preserve"> is 3. Values become 2,3,3,4,3 with sum 15; sorted middle remains 3.</w:t>
+      </w:r>
+    </w:p>
+    <w:p>
+      <w:pPr>
+        <w:pStyle w:val="Heading3"/>
+      </w:pPr>
+      <w:r>
         <w:t>Repair a missing building block</w:t>
       </w:r>
     </w:p>
     <w:p>
-      <w:r>
-        <w:t>Review Overfitting Intuition (ai-2/16). Goal: Compare training and validation evidence for model capacity. Short practice: Does zero training error justify choosing Complex in the original record?. Return to this week and explain what you changed.</w:t>
-      </w:r>
-    </w:p>
-    <w:p>
-      <w:r>
-        <w:t>Review Decision Trees (ai-2/14). Goal: Fit a root question and leaf predictions from training examples. Short practice: Why does changing colour alone not change this tree’s prediction?. Return to this week and explain what you changed.</w:t>
-      </w:r>
-    </w:p>
-    <w:p>
-      <w:r>
-        <w:t>Review Training and Testing (ai-2/11). Goal: Choose a split unit that matches the intended prediction claim. Short practice: How many distinct books are in each repaired role, and why report that as well as scan counts?. Return to this week and explain what you changed.</w:t>
+      <w:pPr>
+        <w:spacing w:line="336" w:lineRule="auto" w:after="180"/>
+      </w:pPr>
+      <w:r>
+        <w:rPr>
+          <w:b w:val="0"/>
+        </w:rPr>
+        <w:t>Review Over</w:t>
+      </w:r>
+      <w:r>
+        <w:rPr>
+          <w:b/>
+        </w:rPr>
+        <w:t>fitting</w:t>
+      </w:r>
+      <w:r>
+        <w:rPr>
+          <w:b w:val="0"/>
+        </w:rPr>
+        <w:t xml:space="preserve"> Intuition (ai-2/16). Goal: Compare </w:t>
+      </w:r>
+      <w:r>
+        <w:rPr>
+          <w:b/>
+        </w:rPr>
+        <w:t>training</w:t>
+      </w:r>
+      <w:r>
+        <w:rPr>
+          <w:b w:val="0"/>
+        </w:rPr>
+        <w:t xml:space="preserve"> and validation </w:t>
+      </w:r>
+      <w:r>
+        <w:rPr>
+          <w:b/>
+        </w:rPr>
+        <w:t>evidence</w:t>
+      </w:r>
+      <w:r>
+        <w:rPr>
+          <w:b w:val="0"/>
+        </w:rPr>
+        <w:t xml:space="preserve"> for model capacity. Short practice: Does zero </w:t>
+      </w:r>
+      <w:r>
+        <w:rPr>
+          <w:b/>
+        </w:rPr>
+        <w:t>training</w:t>
+      </w:r>
+      <w:r>
+        <w:rPr>
+          <w:b w:val="0"/>
+        </w:rPr>
+        <w:t xml:space="preserve"> error justify choosing Complex in the original record?.</w:t>
+      </w:r>
+    </w:p>
+    <w:p>
+      <w:pPr>
+        <w:spacing w:line="336" w:lineRule="auto" w:after="180"/>
+      </w:pPr>
+      <w:r>
+        <w:rPr>
+          <w:b w:val="0"/>
+        </w:rPr>
+        <w:t>Return to this week and explain what you changed.</w:t>
+      </w:r>
+    </w:p>
+    <w:p>
+      <w:pPr>
+        <w:spacing w:line="336" w:lineRule="auto" w:after="180"/>
+      </w:pPr>
+      <w:r>
+        <w:rPr>
+          <w:b w:val="0"/>
+        </w:rPr>
+        <w:t xml:space="preserve">Review Decision Trees (ai-2/14). Goal: Fit a root question and leaf </w:t>
+      </w:r>
+      <w:r>
+        <w:rPr>
+          <w:b/>
+        </w:rPr>
+        <w:t>prediction</w:t>
+      </w:r>
+      <w:r>
+        <w:rPr>
+          <w:b w:val="0"/>
+        </w:rPr>
+        <w:t xml:space="preserve">s from </w:t>
+      </w:r>
+      <w:r>
+        <w:rPr>
+          <w:b/>
+        </w:rPr>
+        <w:t>training</w:t>
+      </w:r>
+      <w:r>
+        <w:rPr>
+          <w:b w:val="0"/>
+        </w:rPr>
+        <w:t xml:space="preserve"> examples. Short practice: Why does changing colour alone not change this tree’s </w:t>
+      </w:r>
+      <w:r>
+        <w:rPr>
+          <w:b/>
+        </w:rPr>
+        <w:t>prediction</w:t>
+      </w:r>
+      <w:r>
+        <w:rPr>
+          <w:b w:val="0"/>
+        </w:rPr>
+        <w:t>?.</w:t>
+      </w:r>
+    </w:p>
+    <w:p>
+      <w:pPr>
+        <w:spacing w:line="336" w:lineRule="auto" w:after="180"/>
+      </w:pPr>
+      <w:r>
+        <w:rPr>
+          <w:b w:val="0"/>
+        </w:rPr>
+        <w:t>Return to this week and explain what you changed.</w:t>
+      </w:r>
+    </w:p>
+    <w:p>
+      <w:pPr>
+        <w:spacing w:line="336" w:lineRule="auto" w:after="180"/>
+      </w:pPr>
+      <w:r>
+        <w:rPr>
+          <w:b w:val="0"/>
+        </w:rPr>
+        <w:t xml:space="preserve">Review </w:t>
+      </w:r>
+      <w:r>
+        <w:rPr>
+          <w:b/>
+        </w:rPr>
+        <w:t>Training</w:t>
+      </w:r>
+      <w:r>
+        <w:rPr>
+          <w:b w:val="0"/>
+        </w:rPr>
+        <w:t xml:space="preserve"> and Testing (ai-2/11). Goal: Choose a split unit that matches the intended </w:t>
+      </w:r>
+      <w:r>
+        <w:rPr>
+          <w:b/>
+        </w:rPr>
+        <w:t>prediction</w:t>
+      </w:r>
+      <w:r>
+        <w:rPr>
+          <w:b w:val="0"/>
+        </w:rPr>
+        <w:t xml:space="preserve"> claim. Short practice: How many distinct books are in each repaired role, and why report that as well as scan counts?.</w:t>
+      </w:r>
+    </w:p>
+    <w:p>
+      <w:pPr>
+        <w:spacing w:line="336" w:lineRule="auto" w:after="180"/>
+      </w:pPr>
+      <w:r>
+        <w:rPr>
+          <w:b w:val="0"/>
+        </w:rPr>
+        <w:t>Return to this week and explain what you changed.</w:t>
       </w:r>
     </w:p>
     <w:p>
@@ -4363,8 +7137,61 @@
       </w:r>
     </w:p>
     <w:p>
-      <w:r>
-        <w:t>The browser lab lets you edit the supported Python examples already included in this lesson. Predict first, run, inspect the actual output or error, change one input, then run again. Keep code, predictions, actual results and a reasoned revision together. On paper, label your result as a trace rather than an execution.</w:t>
+      <w:pPr>
+        <w:spacing w:line="336" w:lineRule="auto" w:after="180"/>
+      </w:pPr>
+      <w:r>
+        <w:rPr>
+          <w:b w:val="0"/>
+        </w:rPr>
+        <w:t xml:space="preserve">The browser lab lets you edit the supported Python examples already included in this lesson. Predict first, run, inspect the actual </w:t>
+      </w:r>
+      <w:r>
+        <w:rPr>
+          <w:b/>
+        </w:rPr>
+        <w:t>output</w:t>
+      </w:r>
+      <w:r>
+        <w:rPr>
+          <w:b w:val="0"/>
+        </w:rPr>
+        <w:t xml:space="preserve"> or error, change one </w:t>
+      </w:r>
+      <w:r>
+        <w:rPr>
+          <w:b/>
+        </w:rPr>
+        <w:t>input</w:t>
+      </w:r>
+      <w:r>
+        <w:rPr>
+          <w:b w:val="0"/>
+        </w:rPr>
+        <w:t>, then run again.</w:t>
+      </w:r>
+    </w:p>
+    <w:p>
+      <w:pPr>
+        <w:spacing w:line="336" w:lineRule="auto" w:after="180"/>
+      </w:pPr>
+      <w:r>
+        <w:rPr>
+          <w:b w:val="0"/>
+        </w:rPr>
+        <w:t xml:space="preserve">Keep code, </w:t>
+      </w:r>
+      <w:r>
+        <w:rPr>
+          <w:b/>
+        </w:rPr>
+        <w:t>prediction</w:t>
+      </w:r>
+      <w:r>
+        <w:rPr>
+          <w:b w:val="0"/>
+        </w:rPr>
+        <w:t>s, actual results and a reasoned revision together. On paper, label your result as a trace rather than an execution.</w:t>
       </w:r>
     </w:p>
     <w:p>
@@ -4376,8 +7203,724 @@
       </w:r>
     </w:p>
     <w:p>
-      <w:r>
-        <w:t>Use Download completed work in the hosted lesson to export your answers, reflections, practice feedback and code-run evidence. Open the HTML copy to read or print it. Drafts stay in this browser when storage is available; clear drafts on a shared device.</w:t>
+      <w:pPr>
+        <w:spacing w:line="336" w:lineRule="auto" w:after="180"/>
+      </w:pPr>
+      <w:r>
+        <w:rPr>
+          <w:b w:val="0"/>
+        </w:rPr>
+        <w:t xml:space="preserve">Use Download completed work in the hosted lesson to export your answers, reflections, practice feedback and code-run </w:t>
+      </w:r>
+      <w:r>
+        <w:rPr>
+          <w:b/>
+        </w:rPr>
+        <w:t>evidence</w:t>
+      </w:r>
+      <w:r>
+        <w:rPr>
+          <w:b w:val="0"/>
+        </w:rPr>
+        <w:t>. Open the HTML copy to read or print it.</w:t>
+      </w:r>
+    </w:p>
+    <w:p>
+      <w:pPr>
+        <w:spacing w:line="336" w:lineRule="auto" w:after="180"/>
+      </w:pPr>
+      <w:r>
+        <w:rPr>
+          <w:b w:val="0"/>
+        </w:rPr>
+        <w:t>Drafts stay in this browser when storage is available; clear drafts on a shared device.</w:t>
+      </w:r>
+    </w:p>
+    <w:p>
+      <w:pPr>
+        <w:pStyle w:val="Heading1"/>
+      </w:pPr>
+      <w:r>
+        <w:t>18. Visual concept journey</w:t>
+      </w:r>
+    </w:p>
+    <w:p>
+      <w:r>
+        <w:t>Explain each Noise and Outliers graphic using its labels, deciding evidence and relevant limitation.</w:t>
+      </w:r>
+    </w:p>
+    <w:p>
+      <w:pPr>
+        <w:pStyle w:val="Heading3"/>
+      </w:pPr>
+      <w:r>
+        <w:t>01. Noise and Outliers: the case</w:t>
+      </w:r>
+    </w:p>
+    <w:p>
+      <w:r>
+        <w:drawing>
+          <wp:inline xmlns:a="http://schemas.openxmlformats.org/drawingml/2006/main" xmlns:pic="http://schemas.openxmlformats.org/drawingml/2006/picture">
+            <wp:extent cx="5486400" cy="2834640"/>
+            <wp:docPr id="23" name="Picture 23" descr="A fictional library records five book-processing times in minutes. Supplied facts: Sorted times: 2,3,3,4,18. All are recorded measurements; no evidence yet shows 18 is a mistake."/>
+            <wp:cNvGraphicFramePr>
+              <a:graphicFrameLocks noChangeAspect="1"/>
+            </wp:cNvGraphicFramePr>
+            <a:graphic>
+              <a:graphicData uri="http://schemas.openxmlformats.org/drawingml/2006/picture">
+                <pic:pic>
+                  <pic:nvPicPr>
+                    <pic:cNvPr id="0" name="academy-story-ai-2-17-01.png"/>
+                    <pic:cNvPicPr/>
+                  </pic:nvPicPr>
+                  <pic:blipFill>
+                    <a:blip r:embed="rId30"/>
+                    <a:stretch>
+                      <a:fillRect/>
+                    </a:stretch>
+                  </pic:blipFill>
+                  <pic:spPr>
+                    <a:xfrm>
+                      <a:off x="0" y="0"/>
+                      <a:ext cx="5486400" cy="2834640"/>
+                    </a:xfrm>
+                    <a:prstGeom prst="rect"/>
+                  </pic:spPr>
+                </pic:pic>
+              </a:graphicData>
+            </a:graphic>
+          </wp:inline>
+        </w:drawing>
+      </w:r>
+    </w:p>
+    <w:p>
+      <w:pPr>
+        <w:spacing w:line="336" w:lineRule="auto" w:after="180"/>
+      </w:pPr>
+      <w:r>
+        <w:rPr>
+          <w:b w:val="0"/>
+        </w:rPr>
+        <w:t>A fictional library records five book-</w:t>
+      </w:r>
+      <w:r>
+        <w:rPr>
+          <w:b/>
+        </w:rPr>
+        <w:t>process</w:t>
+      </w:r>
+      <w:r>
+        <w:rPr>
+          <w:b w:val="0"/>
+        </w:rPr>
+        <w:t xml:space="preserve">ing times in minutes. Supplied facts: Sorted times: 2,3,3,4,18. All are recorded measurements; no </w:t>
+      </w:r>
+      <w:r>
+        <w:rPr>
+          <w:b/>
+        </w:rPr>
+        <w:t>evidence</w:t>
+      </w:r>
+      <w:r>
+        <w:rPr>
+          <w:b w:val="0"/>
+        </w:rPr>
+        <w:t xml:space="preserve"> yet shows 18 is a mistake.</w:t>
+      </w:r>
+    </w:p>
+    <w:p>
+      <w:pPr>
+        <w:spacing w:line="336" w:lineRule="auto" w:after="180"/>
+        <w:shd w:fill="F5F1FB"/>
+      </w:pPr>
+      <w:r>
+        <w:rPr>
+          <w:b w:val="0"/>
+        </w:rPr>
+        <w:t>Point to the given fact that matters most. Explain why it matters.</w:t>
+      </w:r>
+    </w:p>
+    <w:p>
+      <w:pPr>
+        <w:pStyle w:val="Heading3"/>
+      </w:pPr>
+      <w:r>
+        <w:t>02. Follow the deciding steps</w:t>
+      </w:r>
+    </w:p>
+    <w:p>
+      <w:r>
+        <w:drawing>
+          <wp:inline xmlns:a="http://schemas.openxmlformats.org/drawingml/2006/main" xmlns:pic="http://schemas.openxmlformats.org/drawingml/2006/picture">
+            <wp:extent cx="5486400" cy="4005072"/>
+            <wp:docPr id="24" name="Picture 24" descr="Mean: Sum 30; divide by 5: mean 6 minutes. → Median: The middle of five sorted values is 3 minutes. → Investigate 18: Check the source record and whether an unusually slow task occurred. → Document repair: Change a value only if evidence supports a correction; preserve the raw record."/>
+            <wp:cNvGraphicFramePr>
+              <a:graphicFrameLocks noChangeAspect="1"/>
+            </wp:cNvGraphicFramePr>
+            <a:graphic>
+              <a:graphicData uri="http://schemas.openxmlformats.org/drawingml/2006/picture">
+                <pic:pic>
+                  <pic:nvPicPr>
+                    <pic:cNvPr id="0" name="academy-story-ai-2-17-02.png"/>
+                    <pic:cNvPicPr/>
+                  </pic:nvPicPr>
+                  <pic:blipFill>
+                    <a:blip r:embed="rId31"/>
+                    <a:stretch>
+                      <a:fillRect/>
+                    </a:stretch>
+                  </pic:blipFill>
+                  <pic:spPr>
+                    <a:xfrm>
+                      <a:off x="0" y="0"/>
+                      <a:ext cx="5486400" cy="4005072"/>
+                    </a:xfrm>
+                    <a:prstGeom prst="rect"/>
+                  </pic:spPr>
+                </pic:pic>
+              </a:graphicData>
+            </a:graphic>
+          </wp:inline>
+        </w:drawing>
+      </w:r>
+    </w:p>
+    <w:p>
+      <w:pPr>
+        <w:spacing w:line="336" w:lineRule="auto" w:after="180"/>
+      </w:pPr>
+      <w:r>
+        <w:rPr>
+          <w:b/>
+        </w:rPr>
+        <w:t>Mean</w:t>
+      </w:r>
+      <w:r>
+        <w:rPr>
+          <w:b w:val="0"/>
+        </w:rPr>
+        <w:t xml:space="preserve">: Sum 30; divide by 5: </w:t>
+      </w:r>
+      <w:r>
+        <w:rPr>
+          <w:b/>
+        </w:rPr>
+        <w:t>mean</w:t>
+      </w:r>
+      <w:r>
+        <w:rPr>
+          <w:b w:val="0"/>
+        </w:rPr>
+        <w:t xml:space="preserve"> 6 minutes. → </w:t>
+      </w:r>
+      <w:r>
+        <w:rPr>
+          <w:b/>
+        </w:rPr>
+        <w:t>Median</w:t>
+      </w:r>
+      <w:r>
+        <w:rPr>
+          <w:b w:val="0"/>
+        </w:rPr>
+        <w:t xml:space="preserve">: The middle of five sorted values is 3 minutes. → </w:t>
+      </w:r>
+      <w:r>
+        <w:rPr>
+          <w:b/>
+        </w:rPr>
+        <w:t>Investigate</w:t>
+      </w:r>
+      <w:r>
+        <w:rPr>
+          <w:b w:val="0"/>
+        </w:rPr>
+        <w:t xml:space="preserve"> 18: Check the source record and whether an unusually slow task occurred. → Document repair: Change a value only if </w:t>
+      </w:r>
+      <w:r>
+        <w:rPr>
+          <w:b/>
+        </w:rPr>
+        <w:t>evidence</w:t>
+      </w:r>
+      <w:r>
+        <w:rPr>
+          <w:b w:val="0"/>
+        </w:rPr>
+        <w:t xml:space="preserve"> supports a correction; preserve the raw record.</w:t>
+      </w:r>
+    </w:p>
+    <w:p>
+      <w:pPr>
+        <w:spacing w:line="336" w:lineRule="auto" w:after="180"/>
+        <w:shd w:fill="F5F1FB"/>
+      </w:pPr>
+      <w:r>
+        <w:rPr>
+          <w:b w:val="0"/>
+        </w:rPr>
+        <w:t xml:space="preserve">Point to each numbered stage and explain which recorded </w:t>
+      </w:r>
+      <w:r>
+        <w:rPr>
+          <w:b/>
+        </w:rPr>
+        <w:t>input</w:t>
+      </w:r>
+      <w:r>
+        <w:rPr>
+          <w:b w:val="0"/>
+        </w:rPr>
+        <w:t xml:space="preserve"> it uses.</w:t>
+      </w:r>
+    </w:p>
+    <w:p>
+      <w:pPr>
+        <w:pStyle w:val="Heading3"/>
+      </w:pPr>
+      <w:r>
+        <w:t>03. Retain unusual recorded measurements</w:t>
+      </w:r>
+    </w:p>
+    <w:p>
+      <w:r>
+        <w:drawing>
+          <wp:inline xmlns:a="http://schemas.openxmlformats.org/drawingml/2006/main" xmlns:pic="http://schemas.openxmlformats.org/drawingml/2006/picture">
+            <wp:extent cx="5486400" cy="3938016"/>
+            <wp:docPr id="25" name="Picture 25" descr="Retain unusual recorded measurements. Units: minutes. Task 1: 2. Task 2: 3. Task 3: 3. Task 4: 4. Task 5: 18."/>
+            <wp:cNvGraphicFramePr>
+              <a:graphicFrameLocks noChangeAspect="1"/>
+            </wp:cNvGraphicFramePr>
+            <a:graphic>
+              <a:graphicData uri="http://schemas.openxmlformats.org/drawingml/2006/picture">
+                <pic:pic>
+                  <pic:nvPicPr>
+                    <pic:cNvPr id="0" name="academy-story-ai-2-17-03.png"/>
+                    <pic:cNvPicPr/>
+                  </pic:nvPicPr>
+                  <pic:blipFill>
+                    <a:blip r:embed="rId32"/>
+                    <a:stretch>
+                      <a:fillRect/>
+                    </a:stretch>
+                  </pic:blipFill>
+                  <pic:spPr>
+                    <a:xfrm>
+                      <a:off x="0" y="0"/>
+                      <a:ext cx="5486400" cy="3938016"/>
+                    </a:xfrm>
+                    <a:prstGeom prst="rect"/>
+                  </pic:spPr>
+                </pic:pic>
+              </a:graphicData>
+            </a:graphic>
+          </wp:inline>
+        </w:drawing>
+      </w:r>
+    </w:p>
+    <w:p>
+      <w:pPr>
+        <w:spacing w:line="336" w:lineRule="auto" w:after="180"/>
+      </w:pPr>
+      <w:r>
+        <w:rPr>
+          <w:b w:val="0"/>
+        </w:rPr>
+        <w:t>Retain unusual recorded measurements. Units: minutes. Task 1: 2. Task 2: 3. Task 3: 3. Task 4: 4. Task 5: 18.</w:t>
+      </w:r>
+    </w:p>
+    <w:p>
+      <w:pPr>
+        <w:spacing w:line="336" w:lineRule="auto" w:after="180"/>
+        <w:shd w:fill="F5F1FB"/>
+      </w:pPr>
+      <w:r>
+        <w:rPr>
+          <w:b w:val="0"/>
+        </w:rPr>
+        <w:t>Read the labels and values. Explain the relationship the model shows.</w:t>
+      </w:r>
+    </w:p>
+    <w:p>
+      <w:pPr>
+        <w:pStyle w:val="Heading3"/>
+      </w:pPr>
+      <w:r>
+        <w:t>04. Change one thing. Trace what follows.</w:t>
+      </w:r>
+    </w:p>
+    <w:p>
+      <w:r>
+        <w:drawing>
+          <wp:inline xmlns:a="http://schemas.openxmlformats.org/drawingml/2006/main" xmlns:pic="http://schemas.openxmlformats.org/drawingml/2006/picture">
+            <wp:extent cx="5486400" cy="3026664"/>
+            <wp:docPr id="26" name="Picture 26" descr="Original case: Change a value only if evidence supports a correction; preserve the raw record. Changed condition: An authorised log confirms 18 was a transcription error for 3. Expected result: Corrected mean is 3 minutes and median is 3. Reason: Values become 2,3,3,4,3 with sum 15; sorted middle remains 3."/>
+            <wp:cNvGraphicFramePr>
+              <a:graphicFrameLocks noChangeAspect="1"/>
+            </wp:cNvGraphicFramePr>
+            <a:graphic>
+              <a:graphicData uri="http://schemas.openxmlformats.org/drawingml/2006/picture">
+                <pic:pic>
+                  <pic:nvPicPr>
+                    <pic:cNvPr id="0" name="academy-story-ai-2-17-04.png"/>
+                    <pic:cNvPicPr/>
+                  </pic:nvPicPr>
+                  <pic:blipFill>
+                    <a:blip r:embed="rId33"/>
+                    <a:stretch>
+                      <a:fillRect/>
+                    </a:stretch>
+                  </pic:blipFill>
+                  <pic:spPr>
+                    <a:xfrm>
+                      <a:off x="0" y="0"/>
+                      <a:ext cx="5486400" cy="3026664"/>
+                    </a:xfrm>
+                    <a:prstGeom prst="rect"/>
+                  </pic:spPr>
+                </pic:pic>
+              </a:graphicData>
+            </a:graphic>
+          </wp:inline>
+        </w:drawing>
+      </w:r>
+    </w:p>
+    <w:p>
+      <w:pPr>
+        <w:spacing w:line="336" w:lineRule="auto" w:after="180"/>
+      </w:pPr>
+      <w:r>
+        <w:rPr>
+          <w:b w:val="0"/>
+        </w:rPr>
+        <w:t xml:space="preserve">Original case: Change a value only if </w:t>
+      </w:r>
+      <w:r>
+        <w:rPr>
+          <w:b/>
+        </w:rPr>
+        <w:t>evidence</w:t>
+      </w:r>
+      <w:r>
+        <w:rPr>
+          <w:b w:val="0"/>
+        </w:rPr>
+        <w:t xml:space="preserve"> supports a correction; preserve the raw record. Changed condition: An authorised log confirms 18 was a transcription error for 3.</w:t>
+      </w:r>
+    </w:p>
+    <w:p>
+      <w:pPr>
+        <w:spacing w:line="336" w:lineRule="auto" w:after="180"/>
+      </w:pPr>
+      <w:r>
+        <w:rPr>
+          <w:b w:val="0"/>
+        </w:rPr>
+        <w:t xml:space="preserve">Expected result: Corrected </w:t>
+      </w:r>
+      <w:r>
+        <w:rPr>
+          <w:b/>
+        </w:rPr>
+        <w:t>mean</w:t>
+      </w:r>
+      <w:r>
+        <w:rPr>
+          <w:b w:val="0"/>
+        </w:rPr>
+        <w:t xml:space="preserve"> is 3 minutes and </w:t>
+      </w:r>
+      <w:r>
+        <w:rPr>
+          <w:b/>
+        </w:rPr>
+        <w:t>median</w:t>
+      </w:r>
+      <w:r>
+        <w:rPr>
+          <w:b w:val="0"/>
+        </w:rPr>
+        <w:t xml:space="preserve"> is 3. Reason: Values become 2,3,3,4,3 with sum 15; sorted middle remains 3.</w:t>
+      </w:r>
+    </w:p>
+    <w:p>
+      <w:pPr>
+        <w:spacing w:line="336" w:lineRule="auto" w:after="180"/>
+        <w:shd w:fill="F5F1FB"/>
+      </w:pPr>
+      <w:r>
+        <w:rPr>
+          <w:b w:val="0"/>
+        </w:rPr>
+        <w:t>Predict before checking the worked changed-case result. Name what changed and what the supplied facts allow you to conclude.</w:t>
+      </w:r>
+    </w:p>
+    <w:p>
+      <w:pPr>
+        <w:pStyle w:val="Heading3"/>
+      </w:pPr>
+      <w:r>
+        <w:t>05. Connect the explanation to its limit</w:t>
+      </w:r>
+    </w:p>
+    <w:p>
+      <w:r>
+        <w:drawing>
+          <wp:inline xmlns:a="http://schemas.openxmlformats.org/drawingml/2006/main" xmlns:pic="http://schemas.openxmlformats.org/drawingml/2006/picture">
+            <wp:extent cx="5486400" cy="2834640"/>
+            <wp:docPr id="27" name="Picture 27" descr="The mean uses every value and is pulled upward by 18. The median identifies the middle recorded time and stays at 3. Neither statistic declares the unusual observation invalid. Deleting it simply because it changes the mean would hide potentially real slow work and change the question being answered. Limit: Five task times do not estimate all library processing times reliably or prove which summary suits every decision."/>
+            <wp:cNvGraphicFramePr>
+              <a:graphicFrameLocks noChangeAspect="1"/>
+            </wp:cNvGraphicFramePr>
+            <a:graphic>
+              <a:graphicData uri="http://schemas.openxmlformats.org/drawingml/2006/picture">
+                <pic:pic>
+                  <pic:nvPicPr>
+                    <pic:cNvPr id="0" name="academy-story-ai-2-17-05.png"/>
+                    <pic:cNvPicPr/>
+                  </pic:nvPicPr>
+                  <pic:blipFill>
+                    <a:blip r:embed="rId34"/>
+                    <a:stretch>
+                      <a:fillRect/>
+                    </a:stretch>
+                  </pic:blipFill>
+                  <pic:spPr>
+                    <a:xfrm>
+                      <a:off x="0" y="0"/>
+                      <a:ext cx="5486400" cy="2834640"/>
+                    </a:xfrm>
+                    <a:prstGeom prst="rect"/>
+                  </pic:spPr>
+                </pic:pic>
+              </a:graphicData>
+            </a:graphic>
+          </wp:inline>
+        </w:drawing>
+      </w:r>
+    </w:p>
+    <w:p>
+      <w:pPr>
+        <w:spacing w:line="336" w:lineRule="auto" w:after="180"/>
+      </w:pPr>
+      <w:r>
+        <w:rPr>
+          <w:b w:val="0"/>
+        </w:rPr>
+        <w:t xml:space="preserve">The </w:t>
+      </w:r>
+      <w:r>
+        <w:rPr>
+          <w:b/>
+        </w:rPr>
+        <w:t>mean</w:t>
+      </w:r>
+      <w:r>
+        <w:rPr>
+          <w:b w:val="0"/>
+        </w:rPr>
+        <w:t xml:space="preserve"> uses every value and is pulled upward by 18. The </w:t>
+      </w:r>
+      <w:r>
+        <w:rPr>
+          <w:b/>
+        </w:rPr>
+        <w:t>median</w:t>
+      </w:r>
+      <w:r>
+        <w:rPr>
+          <w:b w:val="0"/>
+        </w:rPr>
+        <w:t xml:space="preserve"> identifies the middle recorded time and stays at 3. Neither statistic declares the unusual </w:t>
+      </w:r>
+      <w:r>
+        <w:rPr>
+          <w:b/>
+        </w:rPr>
+        <w:t>observation</w:t>
+      </w:r>
+      <w:r>
+        <w:rPr>
+          <w:b w:val="0"/>
+        </w:rPr>
+        <w:t xml:space="preserve"> invalid.</w:t>
+      </w:r>
+    </w:p>
+    <w:p>
+      <w:pPr>
+        <w:spacing w:line="336" w:lineRule="auto" w:after="180"/>
+      </w:pPr>
+      <w:r>
+        <w:rPr>
+          <w:b w:val="0"/>
+        </w:rPr>
+        <w:t xml:space="preserve">Deleting it simply because it changes the </w:t>
+      </w:r>
+      <w:r>
+        <w:rPr>
+          <w:b/>
+        </w:rPr>
+        <w:t>mean</w:t>
+      </w:r>
+      <w:r>
+        <w:rPr>
+          <w:b w:val="0"/>
+        </w:rPr>
+        <w:t xml:space="preserve"> would hide potentially real slow work and change the question being answered.</w:t>
+      </w:r>
+    </w:p>
+    <w:p>
+      <w:pPr>
+        <w:spacing w:line="336" w:lineRule="auto" w:after="180"/>
+      </w:pPr>
+      <w:r>
+        <w:rPr>
+          <w:b w:val="0"/>
+        </w:rPr>
+        <w:t xml:space="preserve">Limit: Five task times do not estimate all library </w:t>
+      </w:r>
+      <w:r>
+        <w:rPr>
+          <w:b/>
+        </w:rPr>
+        <w:t>process</w:t>
+      </w:r>
+      <w:r>
+        <w:rPr>
+          <w:b w:val="0"/>
+        </w:rPr>
+        <w:t>ing times reliably or prove which summary suits every decision.</w:t>
+      </w:r>
+    </w:p>
+    <w:p>
+      <w:pPr>
+        <w:spacing w:line="336" w:lineRule="auto" w:after="180"/>
+        <w:shd w:fill="F5F1FB"/>
+      </w:pPr>
+      <w:r>
+        <w:rPr>
+          <w:b w:val="0"/>
+        </w:rPr>
+        <w:t>Explain the case, then point to a limit on the claim.</w:t>
+      </w:r>
+    </w:p>
+    <w:p>
+      <w:pPr>
+        <w:pStyle w:val="Heading3"/>
+      </w:pPr>
+      <w:r>
+        <w:t>06. Make the idea visible in your project</w:t>
+      </w:r>
+    </w:p>
+    <w:p>
+      <w:r>
+        <w:drawing>
+          <wp:inline xmlns:a="http://schemas.openxmlformats.org/drawingml/2006/main" xmlns:pic="http://schemas.openxmlformats.org/drawingml/2006/picture">
+            <wp:extent cx="5486400" cy="3529584"/>
+            <wp:docPr id="28" name="Picture 28" descr="Investigate unusual recommender features and show evidence-backed repairs instead of removing inconvenient records. Draw your input, deciding step, result and limit. Supported question: If 18 was genuine, which summary better describes the middle observed task, and what extra fact should be shown?"/>
+            <wp:cNvGraphicFramePr>
+              <a:graphicFrameLocks noChangeAspect="1"/>
+            </wp:cNvGraphicFramePr>
+            <a:graphic>
+              <a:graphicData uri="http://schemas.openxmlformats.org/drawingml/2006/picture">
+                <pic:pic>
+                  <pic:nvPicPr>
+                    <pic:cNvPr id="0" name="academy-story-ai-2-17-06.png"/>
+                    <pic:cNvPicPr/>
+                  </pic:nvPicPr>
+                  <pic:blipFill>
+                    <a:blip r:embed="rId35"/>
+                    <a:stretch>
+                      <a:fillRect/>
+                    </a:stretch>
+                  </pic:blipFill>
+                  <pic:spPr>
+                    <a:xfrm>
+                      <a:off x="0" y="0"/>
+                      <a:ext cx="5486400" cy="3529584"/>
+                    </a:xfrm>
+                    <a:prstGeom prst="rect"/>
+                  </pic:spPr>
+                </pic:pic>
+              </a:graphicData>
+            </a:graphic>
+          </wp:inline>
+        </w:drawing>
+      </w:r>
+    </w:p>
+    <w:p>
+      <w:pPr>
+        <w:spacing w:line="336" w:lineRule="auto" w:after="180"/>
+      </w:pPr>
+      <w:r>
+        <w:rPr>
+          <w:b/>
+        </w:rPr>
+        <w:t>Investigate</w:t>
+      </w:r>
+      <w:r>
+        <w:rPr>
+          <w:b w:val="0"/>
+        </w:rPr>
+        <w:t xml:space="preserve"> unusual recommender features and show </w:t>
+      </w:r>
+      <w:r>
+        <w:rPr>
+          <w:b/>
+        </w:rPr>
+        <w:t>evidence</w:t>
+      </w:r>
+      <w:r>
+        <w:rPr>
+          <w:b w:val="0"/>
+        </w:rPr>
+        <w:t xml:space="preserve">-backed repairs instead of removing inconvenient records. Draw your </w:t>
+      </w:r>
+      <w:r>
+        <w:rPr>
+          <w:b/>
+        </w:rPr>
+        <w:t>input</w:t>
+      </w:r>
+      <w:r>
+        <w:rPr>
+          <w:b w:val="0"/>
+        </w:rPr>
+        <w:t>, deciding step, result and limit.</w:t>
+      </w:r>
+    </w:p>
+    <w:p>
+      <w:pPr>
+        <w:spacing w:line="336" w:lineRule="auto" w:after="180"/>
+      </w:pPr>
+      <w:r>
+        <w:rPr>
+          <w:b w:val="0"/>
+        </w:rPr>
+        <w:t>Supported question: If 18 was genuine, which summary better describes the middle observed task, and what extra fact should be shown?</w:t>
+      </w:r>
+    </w:p>
+    <w:p>
+      <w:pPr>
+        <w:spacing w:line="336" w:lineRule="auto" w:after="180"/>
+        <w:shd w:fill="F5F1FB"/>
+      </w:pPr>
+      <w:r>
+        <w:rPr>
+          <w:b w:val="0"/>
+        </w:rPr>
+        <w:t xml:space="preserve">Draw your project trace and justify the deciding step using </w:t>
+      </w:r>
+      <w:r>
+        <w:rPr>
+          <w:b/>
+        </w:rPr>
+        <w:t>evidence</w:t>
+      </w:r>
+      <w:r>
+        <w:rPr>
+          <w:b w:val="0"/>
+        </w:rPr>
+        <w:t>.</w:t>
       </w:r>
     </w:p>
     <w:sectPr>

--- a/downloads/student/ai-2-week-17.docx
+++ b/downloads/student/ai-2-week-17.docx
@@ -25,12 +25,17 @@
         <w:pStyle w:val="Heading1"/>
       </w:pPr>
       <w:r>
-        <w:t>Before you start</w:t>
-      </w:r>
-    </w:p>
-    <w:p>
-      <w:r>
-        <w:t>Week 7: inspect types, units and source records.</w:t>
+        <w:t>Calculate two summaries. Investigate the unusual record.</w:t>
+      </w:r>
+    </w:p>
+    <w:p>
+      <w:r>
+        <w:t>Distinguish a mathematical what-if, a verified repair, a real rare event and missing evidence.</w:t>
+      </w:r>
+    </w:p>
+    <w:p>
+      <w:r>
+        <w:t>Five durations → mean and median → odd/even/empty procedures → source-backed audit.</w:t>
       </w:r>
     </w:p>
     <w:p>
@@ -38,12 +43,212 @@
         <w:pStyle w:val="Heading1"/>
       </w:pPr>
       <w:r>
-        <w:t>01. Your mission</w:t>
-      </w:r>
-    </w:p>
-    <w:p>
-      <w:r>
-        <w:t>Start with the target: Calculate mean and median. Try the recall before opening notes.</w:t>
+        <w:t>01. Does an unusual value mean the record is wrong?</w:t>
+      </w:r>
+    </w:p>
+    <w:p>
+      <w:r>
+        <w:t>Calculate two summaries and investigate the source before changing evidence.</w:t>
+      </w:r>
+    </w:p>
+    <w:p>
+      <w:pPr>
+        <w:pStyle w:val="Heading2"/>
+      </w:pPr>
+      <w:r>
+        <w:t>Your learning goals</w:t>
+      </w:r>
+    </w:p>
+    <w:p>
+      <w:pPr>
+        <w:spacing w:line="336" w:lineRule="auto" w:after="180"/>
+      </w:pPr>
+      <w:r>
+        <w:rPr>
+          <w:b w:val="0"/>
+        </w:rPr>
+        <w:t xml:space="preserve">I can calculate </w:t>
+      </w:r>
+      <w:r>
+        <w:rPr>
+          <w:b/>
+        </w:rPr>
+        <w:t>mean</w:t>
+      </w:r>
+      <w:r>
+        <w:rPr>
+          <w:b w:val="0"/>
+        </w:rPr>
+        <w:t xml:space="preserve"> and </w:t>
+      </w:r>
+      <w:r>
+        <w:rPr>
+          <w:b/>
+        </w:rPr>
+        <w:t>median</w:t>
+      </w:r>
+      <w:r>
+        <w:rPr>
+          <w:b w:val="0"/>
+        </w:rPr>
+        <w:t>.</w:t>
+      </w:r>
+    </w:p>
+    <w:p>
+      <w:pPr>
+        <w:spacing w:line="336" w:lineRule="auto" w:after="180"/>
+      </w:pPr>
+      <w:r>
+        <w:rPr>
+          <w:b w:val="0"/>
+        </w:rPr>
+        <w:t xml:space="preserve">I can </w:t>
+      </w:r>
+      <w:r>
+        <w:rPr>
+          <w:b/>
+        </w:rPr>
+        <w:t>investigate</w:t>
+      </w:r>
+      <w:r>
+        <w:rPr>
+          <w:b w:val="0"/>
+        </w:rPr>
+        <w:t xml:space="preserve"> an </w:t>
+      </w:r>
+      <w:r>
+        <w:rPr>
+          <w:b/>
+        </w:rPr>
+        <w:t>unusual value</w:t>
+      </w:r>
+      <w:r>
+        <w:rPr>
+          <w:b w:val="0"/>
+        </w:rPr>
+        <w:t xml:space="preserve"> before deleting it.</w:t>
+      </w:r>
+    </w:p>
+    <w:p>
+      <w:pPr>
+        <w:spacing w:line="336" w:lineRule="auto" w:after="180"/>
+      </w:pPr>
+      <w:r>
+        <w:rPr>
+          <w:b w:val="0"/>
+        </w:rPr>
+        <w:t xml:space="preserve">I can explain how a summary can hide </w:t>
+      </w:r>
+      <w:r>
+        <w:rPr>
+          <w:b/>
+        </w:rPr>
+        <w:t>variation</w:t>
+      </w:r>
+      <w:r>
+        <w:rPr>
+          <w:b w:val="0"/>
+        </w:rPr>
+        <w:t>.</w:t>
+      </w:r>
+    </w:p>
+    <w:p>
+      <w:pPr>
+        <w:pStyle w:val="Heading2"/>
+      </w:pPr>
+      <w:r>
+        <w:t>Recall a total before dividing</w:t>
+      </w:r>
+    </w:p>
+    <w:p>
+      <w:pPr>
+        <w:pStyle w:val="ListBullet"/>
+      </w:pPr>
+      <w:r>
+        <w:t>Close your notes first. A rough first answer helps us choose the right starting point; it is not a score for your ability.</w:t>
+      </w:r>
+    </w:p>
+    <w:p>
+      <w:pPr>
+        <w:pStyle w:val="ListBullet"/>
+      </w:pPr>
+      <w:r>
+        <w:t>What is the total of 2, 3 and 4?</w:t>
+      </w:r>
+    </w:p>
+    <w:p>
+      <w:pPr>
+        <w:pStyle w:val="Heading2"/>
+      </w:pPr>
+      <w:r>
+        <w:t>Your end goal</w:t>
+      </w:r>
+    </w:p>
+    <w:p>
+      <w:pPr>
+        <w:spacing w:line="336" w:lineRule="auto" w:after="180"/>
+      </w:pPr>
+      <w:r>
+        <w:rPr>
+          <w:b w:val="0"/>
+        </w:rPr>
+        <w:t xml:space="preserve">By the end, I can calculate </w:t>
+      </w:r>
+      <w:r>
+        <w:rPr>
+          <w:b/>
+        </w:rPr>
+        <w:t>mean</w:t>
+      </w:r>
+      <w:r>
+        <w:rPr>
+          <w:b w:val="0"/>
+        </w:rPr>
+        <w:t xml:space="preserve"> and </w:t>
+      </w:r>
+      <w:r>
+        <w:rPr>
+          <w:b/>
+        </w:rPr>
+        <w:t>median</w:t>
+      </w:r>
+      <w:r>
+        <w:rPr>
+          <w:b w:val="0"/>
+        </w:rPr>
+        <w:t xml:space="preserve"> and </w:t>
+      </w:r>
+      <w:r>
+        <w:rPr>
+          <w:b/>
+        </w:rPr>
+        <w:t>investigate</w:t>
+      </w:r>
+      <w:r>
+        <w:rPr>
+          <w:b w:val="0"/>
+        </w:rPr>
+        <w:t xml:space="preserve"> an </w:t>
+      </w:r>
+      <w:r>
+        <w:rPr>
+          <w:b/>
+        </w:rPr>
+        <w:t>unusual value</w:t>
+      </w:r>
+      <w:r>
+        <w:rPr>
+          <w:b w:val="0"/>
+        </w:rPr>
+        <w:t xml:space="preserve"> before changing it.</w:t>
+      </w:r>
+    </w:p>
+    <w:p>
+      <w:pPr>
+        <w:pStyle w:val="Heading2"/>
+      </w:pPr>
+      <w:r>
+        <w:t>Earlier wording, alternatives and picture transcripts · reference / check after trying</w:t>
       </w:r>
     </w:p>
     <w:p>
@@ -56,114 +261,10 @@
     </w:p>
     <w:p>
       <w:pPr>
-        <w:spacing w:line="336" w:lineRule="auto" w:after="180"/>
-      </w:pPr>
-      <w:r>
-        <w:rPr>
-          <w:b w:val="0"/>
-        </w:rPr>
-        <w:t xml:space="preserve">I can calculate </w:t>
-      </w:r>
-      <w:r>
-        <w:rPr>
-          <w:b/>
-        </w:rPr>
-        <w:t>mean</w:t>
-      </w:r>
-      <w:r>
-        <w:rPr>
-          <w:b w:val="0"/>
-        </w:rPr>
-        <w:t xml:space="preserve"> and </w:t>
-      </w:r>
-      <w:r>
-        <w:rPr>
-          <w:b/>
-        </w:rPr>
-        <w:t>median</w:t>
-      </w:r>
-      <w:r>
-        <w:rPr>
-          <w:b w:val="0"/>
-        </w:rPr>
-        <w:t>.</w:t>
-      </w:r>
-    </w:p>
-    <w:p>
-      <w:pPr>
-        <w:spacing w:line="336" w:lineRule="auto" w:after="180"/>
-      </w:pPr>
-      <w:r>
-        <w:rPr>
-          <w:b w:val="0"/>
-        </w:rPr>
-        <w:t xml:space="preserve">I can </w:t>
-      </w:r>
-      <w:r>
-        <w:rPr>
-          <w:b/>
-        </w:rPr>
-        <w:t>investigate</w:t>
-      </w:r>
-      <w:r>
-        <w:rPr>
-          <w:b w:val="0"/>
-        </w:rPr>
-        <w:t xml:space="preserve"> an </w:t>
-      </w:r>
-      <w:r>
-        <w:rPr>
-          <w:b/>
-        </w:rPr>
-        <w:t>unusual value</w:t>
-      </w:r>
-      <w:r>
-        <w:rPr>
-          <w:b w:val="0"/>
-        </w:rPr>
-        <w:t xml:space="preserve"> before deleting it.</w:t>
-      </w:r>
-    </w:p>
-    <w:p>
-      <w:pPr>
-        <w:spacing w:line="336" w:lineRule="auto" w:after="180"/>
-      </w:pPr>
-      <w:r>
-        <w:rPr>
-          <w:b w:val="0"/>
-        </w:rPr>
-        <w:t xml:space="preserve">I can explain how a summary can hide </w:t>
-      </w:r>
-      <w:r>
-        <w:rPr>
-          <w:b/>
-        </w:rPr>
-        <w:t>variation</w:t>
-      </w:r>
-      <w:r>
-        <w:rPr>
-          <w:b w:val="0"/>
-        </w:rPr>
-        <w:t>.</w:t>
-      </w:r>
-    </w:p>
-    <w:p>
-      <w:pPr>
         <w:pStyle w:val="Heading3"/>
       </w:pPr>
       <w:r>
         <w:t>Remember before reading</w:t>
-      </w:r>
-    </w:p>
-    <w:p>
-      <w:pPr>
-        <w:spacing w:line="336" w:lineRule="auto" w:after="180"/>
-      </w:pPr>
-      <w:r>
-        <w:rPr>
-          <w:b w:val="0"/>
-        </w:rPr>
-        <w:t>Close your notes first. A rough first answer helps us choose the right starting point; it is not a score for your ability.</w:t>
       </w:r>
     </w:p>
     <w:p>
@@ -358,7 +459,7 @@
       </w:pPr>
       <w:r>
         <w:rPr>
-          <w:b/>
+          <w:b w:val="0"/>
         </w:rPr>
         <w:t>THINKER MISSION</w:t>
       </w:r>
@@ -428,22 +529,42 @@
     </w:p>
     <w:p>
       <w:pPr>
+        <w:pStyle w:val="Heading3"/>
+      </w:pPr>
+      <w:r>
+        <w:t>This week’s end goal</w:t>
+      </w:r>
+    </w:p>
+    <w:p>
+      <w:pPr>
+        <w:pStyle w:val="Heading1"/>
+      </w:pPr>
+      <w:r>
+        <w:t>02. Keep all five durations while asking why one is long</w:t>
+      </w:r>
+    </w:p>
+    <w:p>
+      <w:r>
+        <w:t>The observed values alone do not justify deletion.</w:t>
+      </w:r>
+    </w:p>
+    <w:p>
+      <w:pPr>
+        <w:pStyle w:val="Heading2"/>
+      </w:pPr>
+      <w:r>
+        <w:t>The complete fictional duration list</w:t>
+      </w:r>
+    </w:p>
+    <w:p>
+      <w:pPr>
         <w:spacing w:line="336" w:lineRule="auto" w:after="180"/>
-        <w:shd w:fill="F5F1FB"/>
       </w:pPr>
       <w:r>
         <w:rPr>
           <w:b w:val="0"/>
         </w:rPr>
-        <w:t>What is the total of 2, 3 and 4?</w:t>
-      </w:r>
-    </w:p>
-    <w:p>
-      <w:pPr>
-        <w:pStyle w:val="Heading3"/>
-      </w:pPr>
-      <w:r>
-        <w:t>This week’s end goal</w:t>
+        <w:t>Five fictional activity durations are 2, 3, 3, 4 and 18 minutes. Most are near 3, but one is much longer. Different summaries reveal different aspects.</w:t>
       </w:r>
     </w:p>
     <w:p>
@@ -454,77 +575,43 @@
         <w:rPr>
           <w:b w:val="0"/>
         </w:rPr>
-        <w:t xml:space="preserve">By the end, I can calculate </w:t>
-      </w:r>
-      <w:r>
-        <w:rPr>
-          <w:b/>
-        </w:rPr>
-        <w:t>mean</w:t>
-      </w:r>
+        <w:t>Keep all values while investigating whether 18 is a genuine long activity or a recording error.</w:t>
+      </w:r>
+    </w:p>
+    <w:p>
+      <w:pPr>
+        <w:pStyle w:val="Heading2"/>
+      </w:pPr>
+      <w:r>
+        <w:t>Separate unusual observations from confirmed errors</w:t>
+      </w:r>
+    </w:p>
+    <w:p>
+      <w:pPr>
+        <w:spacing w:line="336" w:lineRule="auto" w:after="180"/>
+      </w:pPr>
       <w:r>
         <w:rPr>
           <w:b w:val="0"/>
         </w:rPr>
-        <w:t xml:space="preserve"> and </w:t>
-      </w:r>
-      <w:r>
-        <w:rPr>
-          <w:b/>
-        </w:rPr>
-        <w:t>median</w:t>
-      </w:r>
+        <w:t>Unusual means worth investigating in the context of these records; this lesson does not define a universal numerical outlier cutoff. A long genuine task is different from a transcription mistake or a duplicated row. Neither the mean nor the median can identify the cause by itself. Keep units, event identity and the original source visible.</w:t>
+      </w:r>
+    </w:p>
+    <w:p>
+      <w:pPr>
+        <w:pStyle w:val="Heading2"/>
+      </w:pPr>
+      <w:r>
+        <w:t>Earlier wording, alternatives and picture transcripts · reference / check after trying</w:t>
+      </w:r>
+    </w:p>
+    <w:p>
+      <w:pPr>
+        <w:spacing w:line="336" w:lineRule="auto" w:after="180"/>
+      </w:pPr>
       <w:r>
         <w:rPr>
           <w:b w:val="0"/>
-        </w:rPr>
-        <w:t xml:space="preserve"> and </w:t>
-      </w:r>
-      <w:r>
-        <w:rPr>
-          <w:b/>
-        </w:rPr>
-        <w:t>investigate</w:t>
-      </w:r>
-      <w:r>
-        <w:rPr>
-          <w:b w:val="0"/>
-        </w:rPr>
-        <w:t xml:space="preserve"> an </w:t>
-      </w:r>
-      <w:r>
-        <w:rPr>
-          <w:b/>
-        </w:rPr>
-        <w:t>unusual value</w:t>
-      </w:r>
-      <w:r>
-        <w:rPr>
-          <w:b w:val="0"/>
-        </w:rPr>
-        <w:t xml:space="preserve"> before changing it.</w:t>
-      </w:r>
-    </w:p>
-    <w:p>
-      <w:pPr>
-        <w:pStyle w:val="Heading1"/>
-      </w:pPr>
-      <w:r>
-        <w:t>02. Notice the evidence</w:t>
-      </w:r>
-    </w:p>
-    <w:p>
-      <w:r>
-        <w:t>Investigate the supplied Noise and Outliers case. Separate observations, given facts and assumptions before choosing an explanation.</w:t>
-      </w:r>
-    </w:p>
-    <w:p>
-      <w:pPr>
-        <w:spacing w:line="336" w:lineRule="auto" w:after="180"/>
-      </w:pPr>
-      <w:r>
-        <w:rPr>
-          <w:b/>
         </w:rPr>
         <w:t>PICTURE STORY</w:t>
       </w:r>
@@ -601,93 +688,139 @@
     </w:p>
     <w:p>
       <w:pPr>
+        <w:spacing w:line="336" w:lineRule="auto" w:after="180"/>
+      </w:pPr>
+      <w:r>
+        <w:rPr>
+          <w:b w:val="0"/>
+        </w:rPr>
+        <w:t>MYSTERY</w:t>
+      </w:r>
+    </w:p>
+    <w:p>
+      <w:pPr>
+        <w:spacing w:line="336" w:lineRule="auto" w:after="180"/>
+      </w:pPr>
+      <w:r>
+        <w:rPr>
+          <w:b w:val="0"/>
+        </w:rPr>
+        <w:t xml:space="preserve">The learners must use </w:t>
+      </w:r>
+      <w:r>
+        <w:rPr>
+          <w:b/>
+        </w:rPr>
+        <w:t>noise</w:t>
+      </w:r>
+      <w:r>
+        <w:rPr>
+          <w:b w:val="0"/>
+        </w:rPr>
+        <w:t xml:space="preserve"> and </w:t>
+      </w:r>
+      <w:r>
+        <w:rPr>
+          <w:b/>
+        </w:rPr>
+        <w:t>outlier</w:t>
+      </w:r>
+      <w:r>
+        <w:rPr>
+          <w:b w:val="0"/>
+        </w:rPr>
+        <w:t xml:space="preserve">s to solve a problem. What information do they have? What decision or calculation do they make? What would count as </w:t>
+      </w:r>
+      <w:r>
+        <w:rPr>
+          <w:b/>
+        </w:rPr>
+        <w:t>evidence</w:t>
+      </w:r>
+      <w:r>
+        <w:rPr>
+          <w:b w:val="0"/>
+        </w:rPr>
+        <w:t xml:space="preserve"> that it worked?</w:t>
+      </w:r>
+    </w:p>
+    <w:p>
+      <w:pPr>
+        <w:spacing w:line="336" w:lineRule="auto" w:after="180"/>
+      </w:pPr>
+      <w:r>
+        <w:rPr>
+          <w:b w:val="0"/>
+        </w:rPr>
+        <w:t xml:space="preserve">Three </w:t>
+      </w:r>
+      <w:r>
+        <w:rPr>
+          <w:b/>
+        </w:rPr>
+        <w:t>observation</w:t>
+      </w:r>
+      <w:r>
+        <w:rPr>
+          <w:b w:val="0"/>
+        </w:rPr>
+        <w:t>s (what you can point to):</w:t>
+      </w:r>
+    </w:p>
+    <w:p>
+      <w:pPr>
         <w:pStyle w:val="Heading3"/>
       </w:pPr>
       <w:r>
-        <w:t>Start with this puzzle</w:t>
+        <w:t>Write or draw your reasoning and evidence.</w:t>
+      </w:r>
+    </w:p>
+    <w:p>
+      <w:r>
+        <w:t>________________________________________________________________</w:t>
+      </w:r>
+    </w:p>
+    <w:p>
+      <w:r>
+        <w:t>________________________________________________________________</w:t>
+      </w:r>
+    </w:p>
+    <w:p>
+      <w:r>
+        <w:t>________________________________________________________________</w:t>
+      </w:r>
+    </w:p>
+    <w:p>
+      <w:r>
+        <w:t>________________________________________________________________</w:t>
+      </w:r>
+    </w:p>
+    <w:p>
+      <w:r>
+        <w:t>________________________________________________________________</w:t>
       </w:r>
     </w:p>
     <w:p>
       <w:pPr>
         <w:spacing w:line="336" w:lineRule="auto" w:after="180"/>
-        <w:shd w:fill="F1F6FC"/>
       </w:pPr>
       <w:r>
         <w:rPr>
           <w:b w:val="0"/>
         </w:rPr>
-        <w:t>MYSTERY</w:t>
-      </w:r>
-    </w:p>
-    <w:p>
-      <w:pPr>
-        <w:spacing w:line="336" w:lineRule="auto" w:after="180"/>
-        <w:shd w:fill="F5F1FB"/>
-      </w:pPr>
+        <w:t xml:space="preserve">My </w:t>
+      </w:r>
+      <w:r>
+        <w:rPr>
+          <w:b/>
+        </w:rPr>
+        <w:t>prediction</w:t>
+      </w:r>
       <w:r>
         <w:rPr>
           <w:b w:val="0"/>
         </w:rPr>
-        <w:t xml:space="preserve">The learners must use </w:t>
-      </w:r>
-      <w:r>
-        <w:rPr>
-          <w:b/>
-        </w:rPr>
-        <w:t>noise</w:t>
-      </w:r>
-      <w:r>
-        <w:rPr>
-          <w:b w:val="0"/>
-        </w:rPr>
-        <w:t xml:space="preserve"> and </w:t>
-      </w:r>
-      <w:r>
-        <w:rPr>
-          <w:b/>
-        </w:rPr>
-        <w:t>outlier</w:t>
-      </w:r>
-      <w:r>
-        <w:rPr>
-          <w:b w:val="0"/>
-        </w:rPr>
-        <w:t xml:space="preserve">s to solve a problem. What information do they have? What decision or calculation do they make? What would count as </w:t>
-      </w:r>
-      <w:r>
-        <w:rPr>
-          <w:b/>
-        </w:rPr>
-        <w:t>evidence</w:t>
-      </w:r>
-      <w:r>
-        <w:rPr>
-          <w:b w:val="0"/>
-        </w:rPr>
-        <w:t xml:space="preserve"> that it worked?</w:t>
-      </w:r>
-    </w:p>
-    <w:p>
-      <w:pPr>
-        <w:spacing w:line="336" w:lineRule="auto" w:after="180"/>
-      </w:pPr>
-      <w:r>
-        <w:rPr>
-          <w:b w:val="0"/>
-        </w:rPr>
-        <w:t xml:space="preserve">Three </w:t>
-      </w:r>
-      <w:r>
-        <w:rPr>
-          <w:b/>
-        </w:rPr>
-        <w:t>observation</w:t>
-      </w:r>
-      <w:r>
-        <w:rPr>
-          <w:b w:val="0"/>
-        </w:rPr>
-        <w:t>s (what you can point to):</w:t>
+        <w:t xml:space="preserve"> and the clue supporting it:</w:t>
       </w:r>
     </w:p>
     <w:p>
@@ -725,346 +858,31 @@
     </w:p>
     <w:p>
       <w:pPr>
-        <w:spacing w:line="336" w:lineRule="auto" w:after="180"/>
-      </w:pPr>
-      <w:r>
-        <w:rPr>
-          <w:b w:val="0"/>
-        </w:rPr>
-        <w:t xml:space="preserve">My </w:t>
-      </w:r>
-      <w:r>
-        <w:rPr>
-          <w:b/>
-        </w:rPr>
-        <w:t>prediction</w:t>
-      </w:r>
-      <w:r>
-        <w:rPr>
-          <w:b w:val="0"/>
-        </w:rPr>
-        <w:t xml:space="preserve"> and the clue supporting it:</w:t>
-      </w:r>
-    </w:p>
-    <w:p>
-      <w:pPr>
         <w:pStyle w:val="Heading3"/>
       </w:pPr>
       <w:r>
-        <w:t>Write or draw your reasoning and evidence.</w:t>
-      </w:r>
-    </w:p>
-    <w:p>
-      <w:r>
-        <w:t>________________________________________________________________</w:t>
-      </w:r>
-    </w:p>
-    <w:p>
-      <w:r>
-        <w:t>________________________________________________________________</w:t>
-      </w:r>
-    </w:p>
-    <w:p>
-      <w:r>
-        <w:t>________________________________________________________________</w:t>
-      </w:r>
-    </w:p>
-    <w:p>
-      <w:r>
-        <w:t>________________________________________________________________</w:t>
-      </w:r>
-    </w:p>
-    <w:p>
-      <w:r>
-        <w:t>________________________________________________________________</w:t>
-      </w:r>
-    </w:p>
-    <w:p>
-      <w:pPr>
-        <w:pStyle w:val="Heading3"/>
-      </w:pPr>
-      <w:r>
         <w:t>A closer explanation</w:t>
       </w:r>
     </w:p>
     <w:p>
       <w:pPr>
-        <w:spacing w:line="336" w:lineRule="auto" w:after="180"/>
-      </w:pPr>
-      <w:r>
-        <w:rPr>
-          <w:b w:val="0"/>
-        </w:rPr>
-        <w:t>Five fictional activity durations are 2, 3, 3, 4 and 18 minutes. Most are near 3, but one is much longer. Different summaries reveal different aspects.</w:t>
-      </w:r>
-    </w:p>
-    <w:p>
-      <w:pPr>
-        <w:spacing w:line="336" w:lineRule="auto" w:after="180"/>
-      </w:pPr>
-      <w:r>
-        <w:rPr>
-          <w:b w:val="0"/>
-        </w:rPr>
-        <w:t>Keep all values while investigating whether 18 is a genuine long activity or a recording error.</w:t>
-      </w:r>
-    </w:p>
-    <w:p>
-      <w:pPr>
         <w:pStyle w:val="Heading1"/>
       </w:pPr>
       <w:r>
-        <w:t>03. See how it works</w:t>
-      </w:r>
-    </w:p>
-    <w:p>
-      <w:r>
-        <w:t>Follow the mechanism for Noise and Outliers. Connect each labelled input, deciding step and result.</w:t>
-      </w:r>
-    </w:p>
-    <w:p>
-      <w:pPr>
-        <w:spacing w:line="336" w:lineRule="auto" w:after="180"/>
-      </w:pPr>
-      <w:r>
-        <w:rPr>
-          <w:b/>
-        </w:rPr>
-        <w:t xml:space="preserve">VISUAL </w:t>
-      </w:r>
-      <w:r>
-        <w:rPr>
-          <w:b/>
-        </w:rPr>
-        <w:t>MECHANISM</w:t>
-      </w:r>
-    </w:p>
-    <w:p>
-      <w:pPr>
-        <w:spacing w:line="336" w:lineRule="auto" w:after="180"/>
-      </w:pPr>
-      <w:r>
-        <w:rPr>
-          <w:b/>
-        </w:rPr>
-        <w:t>Input</w:t>
-      </w:r>
-      <w:r>
-        <w:rPr>
-          <w:b w:val="0"/>
-        </w:rPr>
-        <w:t xml:space="preserve"> → </w:t>
-      </w:r>
-      <w:r>
-        <w:rPr>
-          <w:b/>
-        </w:rPr>
-        <w:t>Process</w:t>
-      </w:r>
-      <w:r>
-        <w:rPr>
-          <w:b w:val="0"/>
-        </w:rPr>
-        <w:t xml:space="preserve"> → </w:t>
-      </w:r>
-      <w:r>
-        <w:rPr>
-          <w:b/>
-        </w:rPr>
-        <w:t>Output</w:t>
-      </w:r>
-    </w:p>
-    <w:p>
-      <w:pPr>
-        <w:spacing w:line="336" w:lineRule="auto" w:after="180"/>
-      </w:pPr>
-      <w:r>
-        <w:rPr>
-          <w:b w:val="0"/>
-        </w:rPr>
-        <w:t>Trace the information. At each stage, ask what changed and how you could test it.</w:t>
-      </w:r>
-    </w:p>
-    <w:p>
-      <w:r>
-        <w:drawing>
-          <wp:inline xmlns:a="http://schemas.openxmlformats.org/drawingml/2006/main" xmlns:pic="http://schemas.openxmlformats.org/drawingml/2006/picture">
-            <wp:extent cx="5486400" cy="3145536"/>
-            <wp:docPr id="3" name="Picture 3" descr="INPUT stage for Noise and Outliers"/>
-            <wp:cNvGraphicFramePr>
-              <a:graphicFrameLocks noChangeAspect="1"/>
-            </wp:cNvGraphicFramePr>
-            <a:graphic>
-              <a:graphicData uri="http://schemas.openxmlformats.org/drawingml/2006/picture">
-                <pic:pic>
-                  <pic:nvPicPr>
-                    <pic:cNvPr id="0" name="c1f468389d9b7682b39c65e4e03c3198e46406ee9d34294495dbc2bab8e8f8b7.png"/>
-                    <pic:cNvPicPr/>
-                  </pic:nvPicPr>
-                  <pic:blipFill>
-                    <a:blip r:embed="rId10"/>
-                    <a:stretch>
-                      <a:fillRect/>
-                    </a:stretch>
-                  </pic:blipFill>
-                  <pic:spPr>
-                    <a:xfrm>
-                      <a:off x="0" y="0"/>
-                      <a:ext cx="5486400" cy="3145536"/>
-                    </a:xfrm>
-                    <a:prstGeom prst="rect"/>
-                  </pic:spPr>
-                </pic:pic>
-              </a:graphicData>
-            </a:graphic>
-          </wp:inline>
-        </w:drawing>
-      </w:r>
-    </w:p>
-    <w:p>
-      <w:pPr>
-        <w:spacing w:line="336" w:lineRule="auto" w:after="180"/>
-      </w:pPr>
-      <w:r>
-        <w:rPr>
-          <w:b w:val="0"/>
-        </w:rPr>
-        <w:t>↓</w:t>
-      </w:r>
-    </w:p>
-    <w:p>
-      <w:r>
-        <w:drawing>
-          <wp:inline xmlns:a="http://schemas.openxmlformats.org/drawingml/2006/main" xmlns:pic="http://schemas.openxmlformats.org/drawingml/2006/picture">
-            <wp:extent cx="5486400" cy="3145536"/>
-            <wp:docPr id="4" name="Picture 4" descr="PROCESS stage for Noise and Outliers"/>
-            <wp:cNvGraphicFramePr>
-              <a:graphicFrameLocks noChangeAspect="1"/>
-            </wp:cNvGraphicFramePr>
-            <a:graphic>
-              <a:graphicData uri="http://schemas.openxmlformats.org/drawingml/2006/picture">
-                <pic:pic>
-                  <pic:nvPicPr>
-                    <pic:cNvPr id="0" name="10e5b41bcddea374799c1cd3d798ba638c1858186f61f9c42e6d9da205eaf31f.png"/>
-                    <pic:cNvPicPr/>
-                  </pic:nvPicPr>
-                  <pic:blipFill>
-                    <a:blip r:embed="rId11"/>
-                    <a:stretch>
-                      <a:fillRect/>
-                    </a:stretch>
-                  </pic:blipFill>
-                  <pic:spPr>
-                    <a:xfrm>
-                      <a:off x="0" y="0"/>
-                      <a:ext cx="5486400" cy="3145536"/>
-                    </a:xfrm>
-                    <a:prstGeom prst="rect"/>
-                  </pic:spPr>
-                </pic:pic>
-              </a:graphicData>
-            </a:graphic>
-          </wp:inline>
-        </w:drawing>
-      </w:r>
-    </w:p>
-    <w:p>
-      <w:pPr>
-        <w:spacing w:line="336" w:lineRule="auto" w:after="180"/>
-      </w:pPr>
-      <w:r>
-        <w:rPr>
-          <w:b w:val="0"/>
-        </w:rPr>
-        <w:t>↓</w:t>
-      </w:r>
-    </w:p>
-    <w:p>
-      <w:r>
-        <w:drawing>
-          <wp:inline xmlns:a="http://schemas.openxmlformats.org/drawingml/2006/main" xmlns:pic="http://schemas.openxmlformats.org/drawingml/2006/picture">
-            <wp:extent cx="5486400" cy="3145536"/>
-            <wp:docPr id="5" name="Picture 5" descr="OUTPUT stage for Noise and Outliers"/>
-            <wp:cNvGraphicFramePr>
-              <a:graphicFrameLocks noChangeAspect="1"/>
-            </wp:cNvGraphicFramePr>
-            <a:graphic>
-              <a:graphicData uri="http://schemas.openxmlformats.org/drawingml/2006/picture">
-                <pic:pic>
-                  <pic:nvPicPr>
-                    <pic:cNvPr id="0" name="08fe416571924354233684fb998caf76b4242a0aac1704418ae60bf694b7fa72.png"/>
-                    <pic:cNvPicPr/>
-                  </pic:nvPicPr>
-                  <pic:blipFill>
-                    <a:blip r:embed="rId12"/>
-                    <a:stretch>
-                      <a:fillRect/>
-                    </a:stretch>
-                  </pic:blipFill>
-                  <pic:spPr>
-                    <a:xfrm>
-                      <a:off x="0" y="0"/>
-                      <a:ext cx="5486400" cy="3145536"/>
-                    </a:xfrm>
-                    <a:prstGeom prst="rect"/>
-                  </pic:spPr>
-                </pic:pic>
-              </a:graphicData>
-            </a:graphic>
-          </wp:inline>
-        </w:drawing>
-      </w:r>
-    </w:p>
-    <w:p>
-      <w:pPr>
-        <w:spacing w:line="336" w:lineRule="auto" w:after="180"/>
-      </w:pPr>
-      <w:r>
-        <w:rPr>
-          <w:b w:val="0"/>
-        </w:rPr>
-        <w:t>Which stage could fail even when the other two are correct? Explain:</w:t>
-      </w:r>
-    </w:p>
-    <w:p>
-      <w:pPr>
-        <w:pStyle w:val="Heading3"/>
-      </w:pPr>
-      <w:r>
-        <w:t>Write or draw your reasoning and evidence.</w:t>
-      </w:r>
-    </w:p>
-    <w:p>
-      <w:r>
-        <w:t>________________________________________________________________</w:t>
-      </w:r>
-    </w:p>
-    <w:p>
-      <w:r>
-        <w:t>________________________________________________________________</w:t>
-      </w:r>
-    </w:p>
-    <w:p>
-      <w:r>
-        <w:t>________________________________________________________________</w:t>
-      </w:r>
-    </w:p>
-    <w:p>
-      <w:r>
-        <w:t>________________________________________________________________</w:t>
-      </w:r>
-    </w:p>
-    <w:p>
-      <w:r>
-        <w:t>________________________________________________________________</w:t>
-      </w:r>
-    </w:p>
-    <w:p>
-      <w:pPr>
-        <w:pStyle w:val="Heading3"/>
-      </w:pPr>
-      <w:r>
-        <w:t>A closer explanation</w:t>
+        <w:t>03. Trace mean and odd-count median with complete Python</w:t>
+      </w:r>
+    </w:p>
+    <w:p>
+      <w:r>
+        <w:t>Explain the count and sorted position before trusting the output.</w:t>
+      </w:r>
+    </w:p>
+    <w:p>
+      <w:pPr>
+        <w:pStyle w:val="Heading2"/>
+      </w:pPr>
+      <w:r>
+        <w:t>Predict and run the five-value script</w:t>
       </w:r>
     </w:p>
     <w:p>
@@ -1084,6 +902,67 @@
         <w:t>print(mean)</w:t>
         <w:br/>
         <w:t>print(median)</w:t>
+      </w:r>
+    </w:p>
+    <w:p>
+      <w:pPr>
+        <w:pStyle w:val="Heading2"/>
+      </w:pPr>
+      <w:r>
+        <w:t>Read the syntax and its limited contract</w:t>
+      </w:r>
+    </w:p>
+    <w:p>
+      <w:pPr>
+        <w:spacing w:line="336" w:lineRule="auto" w:after="180"/>
+      </w:pPr>
+      <w:r>
+        <w:rPr>
+          <w:b w:val="0"/>
+        </w:rPr>
+        <w:t>sum adds all observations, including repeated values; len counts observations, not distinct numbers. sorted makes a separate ordered list. With five entries, len//2 is2, so zero-based position2 is the third value. That shortcut selects the median only for a nonempty odd count. The original list is preserved for checking against the source.</w:t>
+      </w:r>
+    </w:p>
+    <w:p>
+      <w:pPr>
+        <w:spacing w:line="336" w:lineRule="auto" w:after="180"/>
+      </w:pPr>
+      <w:r>
+        <w:rPr>
+          <w:b w:val="0"/>
+        </w:rPr>
+        <w:t xml:space="preserve">The script prints 6.0 and 3. sorted returns a sorted list without changing the original. This </w:t>
+      </w:r>
+      <w:r>
+        <w:rPr>
+          <w:b/>
+        </w:rPr>
+        <w:t>median</w:t>
+      </w:r>
+      <w:r>
+        <w:rPr>
+          <w:b w:val="0"/>
+        </w:rPr>
+        <w:t xml:space="preserve"> expression works for a nonempty odd-length list only. For four sorted values, average the second and third.</w:t>
+      </w:r>
+    </w:p>
+    <w:p>
+      <w:pPr>
+        <w:spacing w:line="336" w:lineRule="auto" w:after="180"/>
+      </w:pPr>
+      <w:r>
+        <w:rPr>
+          <w:b w:val="0"/>
+        </w:rPr>
+        <w:t>Do not use this odd-length shortcut for every dataset.</w:t>
+      </w:r>
+    </w:p>
+    <w:p>
+      <w:pPr>
+        <w:pStyle w:val="Heading2"/>
+      </w:pPr>
+      <w:r>
+        <w:t>Compare the two summary questions</w:t>
       </w:r>
     </w:p>
     <w:p>
@@ -1250,19 +1129,31 @@
         <w:rPr>
           <w:b w:val="0"/>
         </w:rPr>
-        <w:t xml:space="preserve">The script prints 6.0 and 3. sorted returns a sorted list without changing the original. This </w:t>
+        <w:t xml:space="preserve">The </w:t>
       </w:r>
       <w:r>
         <w:rPr>
           <w:b/>
         </w:rPr>
+        <w:t>mean</w:t>
+      </w:r>
+      <w:r>
+        <w:rPr>
+          <w:b w:val="0"/>
+        </w:rPr>
+        <w:t xml:space="preserve"> shares the total equally: 2 + 3 + 3 + 4 + 18 is 30, and 30 divided by five is 6. The </w:t>
+      </w:r>
+      <w:r>
+        <w:rPr>
+          <w:b/>
+        </w:rPr>
         <w:t>median</w:t>
       </w:r>
       <w:r>
         <w:rPr>
           <w:b w:val="0"/>
         </w:rPr>
-        <w:t xml:space="preserve"> expression works for a nonempty odd-length list only. For four sorted values, average the second and third.</w:t>
+        <w:t xml:space="preserve"> asks for the middle value after sorting: the third value is 3.</w:t>
       </w:r>
     </w:p>
     <w:p>
@@ -1273,7 +1164,247 @@
         <w:rPr>
           <w:b w:val="0"/>
         </w:rPr>
-        <w:t>Do not use this odd-length shortcut for every dataset.</w:t>
+        <w:t xml:space="preserve">The long duration 18 pulls the </w:t>
+      </w:r>
+      <w:r>
+        <w:rPr>
+          <w:b/>
+        </w:rPr>
+        <w:t>mean</w:t>
+      </w:r>
+      <w:r>
+        <w:rPr>
+          <w:b w:val="0"/>
+        </w:rPr>
+        <w:t xml:space="preserve"> upwards but leaves the middle value at 3. A difference between the summaries is a clue to inspect the data, not permission to remove the inconvenient value.</w:t>
+      </w:r>
+    </w:p>
+    <w:p>
+      <w:pPr>
+        <w:pStyle w:val="Heading2"/>
+      </w:pPr>
+      <w:r>
+        <w:t>Point to a deciding calculation</w:t>
+      </w:r>
+    </w:p>
+    <w:p>
+      <w:pPr>
+        <w:pStyle w:val="ListBullet"/>
+      </w:pPr>
+      <w:r>
+        <w:t>Point to the input, the deciding step and the result in this week’s visual. Explain the same step in ordinary words. A picture helps when you can say what each part represents.</w:t>
+      </w:r>
+    </w:p>
+    <w:p>
+      <w:pPr>
+        <w:pStyle w:val="Heading2"/>
+      </w:pPr>
+      <w:r>
+        <w:t>Earlier wording, alternatives and picture transcripts · reference / check after trying</w:t>
+      </w:r>
+    </w:p>
+    <w:p>
+      <w:pPr>
+        <w:spacing w:line="336" w:lineRule="auto" w:after="180"/>
+      </w:pPr>
+      <w:r>
+        <w:rPr>
+          <w:b w:val="0"/>
+        </w:rPr>
+        <w:t xml:space="preserve">VISUAL </w:t>
+      </w:r>
+      <w:r>
+        <w:rPr>
+          <w:b/>
+        </w:rPr>
+        <w:t>MECHANISM</w:t>
+      </w:r>
+    </w:p>
+    <w:p>
+      <w:pPr>
+        <w:spacing w:line="336" w:lineRule="auto" w:after="180"/>
+      </w:pPr>
+      <w:r>
+        <w:rPr>
+          <w:b/>
+        </w:rPr>
+        <w:t>Input</w:t>
+      </w:r>
+      <w:r>
+        <w:rPr>
+          <w:b w:val="0"/>
+        </w:rPr>
+        <w:t xml:space="preserve"> → </w:t>
+      </w:r>
+      <w:r>
+        <w:rPr>
+          <w:b/>
+        </w:rPr>
+        <w:t>Process</w:t>
+      </w:r>
+      <w:r>
+        <w:rPr>
+          <w:b w:val="0"/>
+        </w:rPr>
+        <w:t xml:space="preserve"> → </w:t>
+      </w:r>
+      <w:r>
+        <w:rPr>
+          <w:b/>
+        </w:rPr>
+        <w:t>Output</w:t>
+      </w:r>
+    </w:p>
+    <w:p>
+      <w:pPr>
+        <w:spacing w:line="336" w:lineRule="auto" w:after="180"/>
+      </w:pPr>
+      <w:r>
+        <w:rPr>
+          <w:b w:val="0"/>
+        </w:rPr>
+        <w:t>Trace the information. At each stage, ask what changed and how you could test it.</w:t>
+      </w:r>
+    </w:p>
+    <w:p>
+      <w:r>
+        <w:drawing>
+          <wp:inline xmlns:a="http://schemas.openxmlformats.org/drawingml/2006/main" xmlns:pic="http://schemas.openxmlformats.org/drawingml/2006/picture">
+            <wp:extent cx="5486400" cy="3145536"/>
+            <wp:docPr id="3" name="Picture 3" descr="INPUT stage for Noise and Outliers"/>
+            <wp:cNvGraphicFramePr>
+              <a:graphicFrameLocks noChangeAspect="1"/>
+            </wp:cNvGraphicFramePr>
+            <a:graphic>
+              <a:graphicData uri="http://schemas.openxmlformats.org/drawingml/2006/picture">
+                <pic:pic>
+                  <pic:nvPicPr>
+                    <pic:cNvPr id="0" name="c1f468389d9b7682b39c65e4e03c3198e46406ee9d34294495dbc2bab8e8f8b7.png"/>
+                    <pic:cNvPicPr/>
+                  </pic:nvPicPr>
+                  <pic:blipFill>
+                    <a:blip r:embed="rId10"/>
+                    <a:stretch>
+                      <a:fillRect/>
+                    </a:stretch>
+                  </pic:blipFill>
+                  <pic:spPr>
+                    <a:xfrm>
+                      <a:off x="0" y="0"/>
+                      <a:ext cx="5486400" cy="3145536"/>
+                    </a:xfrm>
+                    <a:prstGeom prst="rect"/>
+                  </pic:spPr>
+                </pic:pic>
+              </a:graphicData>
+            </a:graphic>
+          </wp:inline>
+        </w:drawing>
+      </w:r>
+    </w:p>
+    <w:p>
+      <w:pPr>
+        <w:spacing w:line="336" w:lineRule="auto" w:after="180"/>
+      </w:pPr>
+      <w:r>
+        <w:rPr>
+          <w:b w:val="0"/>
+        </w:rPr>
+        <w:t>↓</w:t>
+      </w:r>
+    </w:p>
+    <w:p>
+      <w:r>
+        <w:drawing>
+          <wp:inline xmlns:a="http://schemas.openxmlformats.org/drawingml/2006/main" xmlns:pic="http://schemas.openxmlformats.org/drawingml/2006/picture">
+            <wp:extent cx="5486400" cy="3145536"/>
+            <wp:docPr id="4" name="Picture 4" descr="PROCESS stage for Noise and Outliers"/>
+            <wp:cNvGraphicFramePr>
+              <a:graphicFrameLocks noChangeAspect="1"/>
+            </wp:cNvGraphicFramePr>
+            <a:graphic>
+              <a:graphicData uri="http://schemas.openxmlformats.org/drawingml/2006/picture">
+                <pic:pic>
+                  <pic:nvPicPr>
+                    <pic:cNvPr id="0" name="10e5b41bcddea374799c1cd3d798ba638c1858186f61f9c42e6d9da205eaf31f.png"/>
+                    <pic:cNvPicPr/>
+                  </pic:nvPicPr>
+                  <pic:blipFill>
+                    <a:blip r:embed="rId11"/>
+                    <a:stretch>
+                      <a:fillRect/>
+                    </a:stretch>
+                  </pic:blipFill>
+                  <pic:spPr>
+                    <a:xfrm>
+                      <a:off x="0" y="0"/>
+                      <a:ext cx="5486400" cy="3145536"/>
+                    </a:xfrm>
+                    <a:prstGeom prst="rect"/>
+                  </pic:spPr>
+                </pic:pic>
+              </a:graphicData>
+            </a:graphic>
+          </wp:inline>
+        </w:drawing>
+      </w:r>
+    </w:p>
+    <w:p>
+      <w:pPr>
+        <w:spacing w:line="336" w:lineRule="auto" w:after="180"/>
+      </w:pPr>
+      <w:r>
+        <w:rPr>
+          <w:b w:val="0"/>
+        </w:rPr>
+        <w:t>↓</w:t>
+      </w:r>
+    </w:p>
+    <w:p>
+      <w:r>
+        <w:drawing>
+          <wp:inline xmlns:a="http://schemas.openxmlformats.org/drawingml/2006/main" xmlns:pic="http://schemas.openxmlformats.org/drawingml/2006/picture">
+            <wp:extent cx="5486400" cy="3145536"/>
+            <wp:docPr id="5" name="Picture 5" descr="OUTPUT stage for Noise and Outliers"/>
+            <wp:cNvGraphicFramePr>
+              <a:graphicFrameLocks noChangeAspect="1"/>
+            </wp:cNvGraphicFramePr>
+            <a:graphic>
+              <a:graphicData uri="http://schemas.openxmlformats.org/drawingml/2006/picture">
+                <pic:pic>
+                  <pic:nvPicPr>
+                    <pic:cNvPr id="0" name="08fe416571924354233684fb998caf76b4242a0aac1704418ae60bf694b7fa72.png"/>
+                    <pic:cNvPicPr/>
+                  </pic:nvPicPr>
+                  <pic:blipFill>
+                    <a:blip r:embed="rId12"/>
+                    <a:stretch>
+                      <a:fillRect/>
+                    </a:stretch>
+                  </pic:blipFill>
+                  <pic:spPr>
+                    <a:xfrm>
+                      <a:off x="0" y="0"/>
+                      <a:ext cx="5486400" cy="3145536"/>
+                    </a:xfrm>
+                    <a:prstGeom prst="rect"/>
+                  </pic:spPr>
+                </pic:pic>
+              </a:graphicData>
+            </a:graphic>
+          </wp:inline>
+        </w:drawing>
+      </w:r>
+    </w:p>
+    <w:p>
+      <w:pPr>
+        <w:spacing w:line="336" w:lineRule="auto" w:after="180"/>
+      </w:pPr>
+      <w:r>
+        <w:rPr>
+          <w:b w:val="0"/>
+        </w:rPr>
+        <w:t>Which stage could fail even when the other two are correct? Explain:</w:t>
       </w:r>
     </w:p>
     <w:p>
@@ -1281,69 +1412,52 @@
         <w:pStyle w:val="Heading3"/>
       </w:pPr>
       <w:r>
+        <w:t>Write or draw your reasoning and evidence.</w:t>
+      </w:r>
+    </w:p>
+    <w:p>
+      <w:r>
+        <w:t>________________________________________________________________</w:t>
+      </w:r>
+    </w:p>
+    <w:p>
+      <w:r>
+        <w:t>________________________________________________________________</w:t>
+      </w:r>
+    </w:p>
+    <w:p>
+      <w:r>
+        <w:t>________________________________________________________________</w:t>
+      </w:r>
+    </w:p>
+    <w:p>
+      <w:r>
+        <w:t>________________________________________________________________</w:t>
+      </w:r>
+    </w:p>
+    <w:p>
+      <w:r>
+        <w:t>________________________________________________________________</w:t>
+      </w:r>
+    </w:p>
+    <w:p>
+      <w:pPr>
+        <w:pStyle w:val="Heading3"/>
+      </w:pPr>
+      <w:r>
+        <w:t>A closer explanation</w:t>
+      </w:r>
+    </w:p>
+    <w:p>
+      <w:pPr>
+        <w:pStyle w:val="Heading3"/>
+      </w:pPr>
+      <w:r>
         <w:t>Use two summaries for two questions</w:t>
       </w:r>
     </w:p>
     <w:p>
       <w:pPr>
-        <w:spacing w:line="336" w:lineRule="auto" w:after="180"/>
-      </w:pPr>
-      <w:r>
-        <w:rPr>
-          <w:b w:val="0"/>
-        </w:rPr>
-        <w:t xml:space="preserve">The </w:t>
-      </w:r>
-      <w:r>
-        <w:rPr>
-          <w:b/>
-        </w:rPr>
-        <w:t>mean</w:t>
-      </w:r>
-      <w:r>
-        <w:rPr>
-          <w:b w:val="0"/>
-        </w:rPr>
-        <w:t xml:space="preserve"> shares the total equally: 2 + 3 + 3 + 4 + 18 is 30, and 30 divided by five is 6. The </w:t>
-      </w:r>
-      <w:r>
-        <w:rPr>
-          <w:b/>
-        </w:rPr>
-        <w:t>median</w:t>
-      </w:r>
-      <w:r>
-        <w:rPr>
-          <w:b w:val="0"/>
-        </w:rPr>
-        <w:t xml:space="preserve"> asks for the middle value after sorting: the third value is 3.</w:t>
-      </w:r>
-    </w:p>
-    <w:p>
-      <w:pPr>
-        <w:spacing w:line="336" w:lineRule="auto" w:after="180"/>
-      </w:pPr>
-      <w:r>
-        <w:rPr>
-          <w:b w:val="0"/>
-        </w:rPr>
-        <w:t xml:space="preserve">The long duration 18 pulls the </w:t>
-      </w:r>
-      <w:r>
-        <w:rPr>
-          <w:b/>
-        </w:rPr>
-        <w:t>mean</w:t>
-      </w:r>
-      <w:r>
-        <w:rPr>
-          <w:b w:val="0"/>
-        </w:rPr>
-        <w:t xml:space="preserve"> upwards but leaves the middle value at 3. A difference between the summaries is a clue to inspect the data, not permission to remove the inconvenient value.</w:t>
-      </w:r>
-    </w:p>
-    <w:p>
-      <w:pPr>
         <w:pStyle w:val="Heading3"/>
       </w:pPr>
       <w:r>
@@ -1352,86 +1466,23 @@
     </w:p>
     <w:p>
       <w:pPr>
-        <w:spacing w:line="336" w:lineRule="auto" w:after="180"/>
-      </w:pPr>
-      <w:r>
-        <w:rPr>
-          <w:b w:val="0"/>
-        </w:rPr>
-        <w:t xml:space="preserve">Point to the </w:t>
-      </w:r>
-      <w:r>
-        <w:rPr>
-          <w:b/>
-        </w:rPr>
-        <w:t>input</w:t>
-      </w:r>
-      <w:r>
-        <w:rPr>
-          <w:b w:val="0"/>
-        </w:rPr>
-        <w:t>, the deciding step and the result in this week’s visual. Explain the same step in ordinary words. A picture helps when you can say what each part represents.</w:t>
-      </w:r>
-    </w:p>
-    <w:p>
-      <w:pPr>
         <w:pStyle w:val="Heading1"/>
       </w:pPr>
       <w:r>
-        <w:t>04. Compare the cases</w:t>
-      </w:r>
-    </w:p>
-    <w:p>
-      <w:r>
-        <w:t>Compare the supplied cases for Noise and Outliers. Identify the detail that changes the conclusion.</w:t>
-      </w:r>
-    </w:p>
-    <w:p>
-      <w:pPr>
-        <w:pStyle w:val="Heading3"/>
-      </w:pPr>
-      <w:r>
-        <w:t>The case to investigate</w:t>
-      </w:r>
-    </w:p>
-    <w:p>
-      <w:pPr>
-        <w:spacing w:line="336" w:lineRule="auto" w:after="180"/>
-        <w:shd w:fill="F1F6FC"/>
-      </w:pPr>
-      <w:r>
-        <w:rPr>
-          <w:b w:val="0"/>
-        </w:rPr>
-        <w:t>CASE GALLERY</w:t>
-      </w:r>
-    </w:p>
-    <w:p>
-      <w:pPr>
-        <w:spacing w:line="336" w:lineRule="auto" w:after="180"/>
-      </w:pPr>
-      <w:r>
-        <w:rPr>
-          <w:b w:val="0"/>
-        </w:rPr>
-        <w:t xml:space="preserve">Four Tests, Four Kinds of </w:t>
-      </w:r>
-      <w:r>
-        <w:rPr>
-          <w:b/>
-        </w:rPr>
-        <w:t>Evidence</w:t>
-      </w:r>
-    </w:p>
-    <w:p>
-      <w:pPr>
-        <w:spacing w:line="336" w:lineRule="auto" w:after="180"/>
-      </w:pPr>
-      <w:r>
-        <w:rPr>
-          <w:b w:val="0"/>
-        </w:rPr>
-        <w:t>A system is not understood until it survives more than one comfortable example.</w:t>
+        <w:t>04. Compare a typical middle and a source-backed repair</w:t>
+      </w:r>
+    </w:p>
+    <w:p>
+      <w:r>
+        <w:t>Arithmetic sensitivity and permission to change data are different questions.</w:t>
+      </w:r>
+    </w:p>
+    <w:p>
+      <w:pPr>
+        <w:pStyle w:val="Heading2"/>
+      </w:pPr>
+      <w:r>
+        <w:t>Four pictures with a purpose</w:t>
       </w:r>
     </w:p>
     <w:p>
@@ -1472,6 +1523,11 @@
     </w:p>
     <w:p>
       <w:r>
+        <w:t>Normal case: predict the result and deciding evidence.</w:t>
+      </w:r>
+    </w:p>
+    <w:p>
+      <w:r>
         <w:drawing>
           <wp:inline xmlns:a="http://schemas.openxmlformats.org/drawingml/2006/main" xmlns:pic="http://schemas.openxmlformats.org/drawingml/2006/picture">
             <wp:extent cx="5486400" cy="3200400"/>
@@ -1507,47 +1563,8 @@
       </w:r>
     </w:p>
     <w:p>
-      <w:pPr>
-        <w:pStyle w:val="Heading3"/>
-      </w:pPr>
-      <w:r>
-        <w:t>The normal case</w:t>
-      </w:r>
-    </w:p>
-    <w:p>
-      <w:pPr>
-        <w:spacing w:line="336" w:lineRule="auto" w:after="180"/>
-        <w:shd w:fill="F1F6FC"/>
-      </w:pPr>
-      <w:r>
-        <w:rPr>
-          <w:b w:val="0"/>
-        </w:rPr>
-        <w:t xml:space="preserve">NORMAL CASE: predict and name </w:t>
-      </w:r>
-      <w:r>
-        <w:rPr>
-          <w:b/>
-        </w:rPr>
-        <w:t>evidence</w:t>
-      </w:r>
-      <w:r>
-        <w:rPr>
-          <w:b w:val="0"/>
-        </w:rPr>
-        <w:t xml:space="preserve">.     BOUNDARY CASE: predict and name </w:t>
-      </w:r>
-      <w:r>
-        <w:rPr>
-          <w:b/>
-        </w:rPr>
-        <w:t>evidence</w:t>
-      </w:r>
-      <w:r>
-        <w:rPr>
-          <w:b w:val="0"/>
-        </w:rPr>
-        <w:t>.</w:t>
+      <w:r>
+        <w:t>Boundary case: identify the exact limit.</w:t>
       </w:r>
     </w:p>
     <w:p>
@@ -1588,6 +1605,11 @@
     </w:p>
     <w:p>
       <w:r>
+        <w:t>Missing information: name what must be clarified.</w:t>
+      </w:r>
+    </w:p>
+    <w:p>
+      <w:r>
         <w:drawing>
           <wp:inline xmlns:a="http://schemas.openxmlformats.org/drawingml/2006/main" xmlns:pic="http://schemas.openxmlformats.org/drawingml/2006/picture">
             <wp:extent cx="5486400" cy="3200400"/>
@@ -1623,236 +1645,180 @@
       </w:r>
     </w:p>
     <w:p>
+      <w:r>
+        <w:t>Transfer case: explain which procedure still applies.</w:t>
+      </w:r>
+    </w:p>
+    <w:p>
+      <w:pPr>
+        <w:pStyle w:val="Heading2"/>
+      </w:pPr>
+      <w:r>
+        <w:t>Choose a revealing case</w:t>
+      </w:r>
+    </w:p>
+    <w:p>
+      <w:pPr>
+        <w:pStyle w:val="ListBullet"/>
+      </w:pPr>
+      <w:r>
+        <w:t>Which case is most likely to reveal a hidden assumption? Why?</w:t>
+      </w:r>
+    </w:p>
+    <w:p>
       <w:pPr>
         <w:pStyle w:val="Heading3"/>
       </w:pPr>
       <w:r>
-        <w:t>Check missing information</w:t>
+        <w:t>Write or draw your reasoning and evidence.</w:t>
+      </w:r>
+    </w:p>
+    <w:p>
+      <w:r>
+        <w:t>________________________________________________________________</w:t>
+      </w:r>
+    </w:p>
+    <w:p>
+      <w:r>
+        <w:t>________________________________________________________________</w:t>
+      </w:r>
+    </w:p>
+    <w:p>
+      <w:r>
+        <w:t>________________________________________________________________</w:t>
+      </w:r>
+    </w:p>
+    <w:p>
+      <w:r>
+        <w:t>________________________________________________________________</w:t>
+      </w:r>
+    </w:p>
+    <w:p>
+      <w:r>
+        <w:t>________________________________________________________________</w:t>
+      </w:r>
+    </w:p>
+    <w:p>
+      <w:pPr>
+        <w:pStyle w:val="Heading2"/>
+      </w:pPr>
+      <w:r>
+        <w:t>Predict the supplied changed case</w:t>
+      </w:r>
+    </w:p>
+    <w:p>
+      <w:pPr>
+        <w:pStyle w:val="ListBullet"/>
+      </w:pPr>
+      <w:r>
+        <w:t>Change: An authorised log confirms 18 was a transcription error for 3.</w:t>
+      </w:r>
+    </w:p>
+    <w:p>
+      <w:pPr>
+        <w:pStyle w:val="Heading2"/>
+      </w:pPr>
+      <w:r>
+        <w:t>Check after predicting · reference / check after trying</w:t>
       </w:r>
     </w:p>
     <w:p>
       <w:pPr>
         <w:spacing w:line="336" w:lineRule="auto" w:after="180"/>
-        <w:shd w:fill="FFF5E6"/>
-      </w:pPr>
+      </w:pPr>
+      <w:r>
+        <w:rPr>
+          <w:b/>
+        </w:rPr>
+        <w:t>Prediction</w:t>
+      </w:r>
       <w:r>
         <w:rPr>
           <w:b w:val="0"/>
         </w:rPr>
-        <w:t xml:space="preserve">MISSING INFORMATION: predict and name </w:t>
+        <w:t xml:space="preserve">: Corrected </w:t>
       </w:r>
       <w:r>
         <w:rPr>
           <w:b/>
         </w:rPr>
-        <w:t>evidence</w:t>
+        <w:t>mean</w:t>
       </w:r>
       <w:r>
         <w:rPr>
           <w:b w:val="0"/>
         </w:rPr>
-        <w:t xml:space="preserve">.     TRANSFER CASE: predict and name </w:t>
+        <w:t xml:space="preserve"> is 3 minutes and </w:t>
       </w:r>
       <w:r>
         <w:rPr>
           <w:b/>
         </w:rPr>
-        <w:t>evidence</w:t>
+        <w:t>median</w:t>
       </w:r>
       <w:r>
         <w:rPr>
           <w:b w:val="0"/>
         </w:rPr>
-        <w:t>.</w:t>
+        <w:t xml:space="preserve"> is 3.</w:t>
       </w:r>
     </w:p>
     <w:p>
       <w:pPr>
         <w:spacing w:line="336" w:lineRule="auto" w:after="180"/>
-        <w:shd w:fill="F5F1FB"/>
       </w:pPr>
       <w:r>
         <w:rPr>
           <w:b w:val="0"/>
         </w:rPr>
-        <w:t>Which case is most likely to reveal a hidden assumption? Why?</w:t>
-      </w:r>
-    </w:p>
-    <w:p>
-      <w:pPr>
-        <w:pStyle w:val="Heading3"/>
-      </w:pPr>
-      <w:r>
-        <w:t>Write or draw your reasoning and evidence.</w:t>
-      </w:r>
-    </w:p>
-    <w:p>
-      <w:r>
-        <w:t>________________________________________________________________</w:t>
-      </w:r>
-    </w:p>
-    <w:p>
-      <w:r>
-        <w:t>________________________________________________________________</w:t>
-      </w:r>
-    </w:p>
-    <w:p>
-      <w:r>
-        <w:t>________________________________________________________________</w:t>
-      </w:r>
-    </w:p>
-    <w:p>
-      <w:r>
-        <w:t>________________________________________________________________</w:t>
-      </w:r>
-    </w:p>
-    <w:p>
-      <w:r>
-        <w:t>________________________________________________________________</w:t>
-      </w:r>
-    </w:p>
-    <w:p>
-      <w:pPr>
-        <w:pStyle w:val="Heading3"/>
-      </w:pPr>
-      <w:r>
-        <w:t>Change one thing in the pictured case</w:t>
-      </w:r>
-    </w:p>
-    <w:p>
-      <w:pPr>
-        <w:pStyle w:val="Heading3"/>
-      </w:pPr>
-      <w:r>
-        <w:t>Change one thing</w:t>
+        <w:t>Reason: Values become 2,3,3,4,3 with sum 15; sorted middle remains 3.</w:t>
+      </w:r>
+    </w:p>
+    <w:p>
+      <w:pPr>
+        <w:pStyle w:val="Heading2"/>
+      </w:pPr>
+      <w:r>
+        <w:t>Earlier wording, alternatives and picture transcripts · reference / check after trying</w:t>
       </w:r>
     </w:p>
     <w:p>
       <w:pPr>
         <w:spacing w:line="336" w:lineRule="auto" w:after="180"/>
-        <w:shd w:fill="F5F1FB"/>
       </w:pPr>
       <w:r>
         <w:rPr>
           <w:b w:val="0"/>
         </w:rPr>
-        <w:t>Change: An authorised log confirms 18 was a transcription error for 3.</w:t>
-      </w:r>
-    </w:p>
-    <w:p>
-      <w:pPr>
-        <w:pStyle w:val="Heading3"/>
-      </w:pPr>
-      <w:r>
-        <w:t>Predicted result</w:t>
+        <w:t>CASE GALLERY</w:t>
       </w:r>
     </w:p>
     <w:p>
       <w:pPr>
         <w:spacing w:line="336" w:lineRule="auto" w:after="180"/>
-        <w:shd w:fill="F1F6FC"/>
-      </w:pPr>
+      </w:pPr>
+      <w:r>
+        <w:rPr>
+          <w:b w:val="0"/>
+        </w:rPr>
+        <w:t xml:space="preserve">Four Tests, Four Kinds of </w:t>
+      </w:r>
       <w:r>
         <w:rPr>
           <w:b/>
         </w:rPr>
-        <w:t>Prediction</w:t>
-      </w:r>
+        <w:t>Evidence</w:t>
+      </w:r>
+    </w:p>
+    <w:p>
+      <w:pPr>
+        <w:spacing w:line="336" w:lineRule="auto" w:after="180"/>
+      </w:pPr>
       <w:r>
         <w:rPr>
           <w:b w:val="0"/>
         </w:rPr>
-        <w:t xml:space="preserve">: Corrected </w:t>
-      </w:r>
-      <w:r>
-        <w:rPr>
-          <w:b/>
-        </w:rPr>
-        <w:t>mean</w:t>
-      </w:r>
-      <w:r>
-        <w:rPr>
-          <w:b w:val="0"/>
-        </w:rPr>
-        <w:t xml:space="preserve"> is 3 minutes and </w:t>
-      </w:r>
-      <w:r>
-        <w:rPr>
-          <w:b/>
-        </w:rPr>
-        <w:t>median</w:t>
-      </w:r>
-      <w:r>
-        <w:rPr>
-          <w:b w:val="0"/>
-        </w:rPr>
-        <w:t xml:space="preserve"> is 3.</w:t>
-      </w:r>
-    </w:p>
-    <w:p>
-      <w:pPr>
-        <w:pStyle w:val="Heading3"/>
-      </w:pPr>
-      <w:r>
-        <w:t>Why the result follows</w:t>
-      </w:r>
-    </w:p>
-    <w:p>
-      <w:pPr>
-        <w:spacing w:line="336" w:lineRule="auto" w:after="180"/>
-        <w:shd w:fill="F1F6FC"/>
-      </w:pPr>
-      <w:r>
-        <w:rPr>
-          <w:b w:val="0"/>
-        </w:rPr>
-        <w:t>Reason: Values become 2,3,3,4,3 with sum 15; sorted middle remains 3.</w:t>
-      </w:r>
-    </w:p>
-    <w:p>
-      <w:pPr>
-        <w:pStyle w:val="Heading1"/>
-      </w:pPr>
-      <w:r>
-        <w:t>05. Words that unlock the idea</w:t>
-      </w:r>
-    </w:p>
-    <w:p>
-      <w:r>
-        <w:t>Use the vocabulary of Noise and Outliers to explain a concrete decision, rather than only memorising definitions.</w:t>
-      </w:r>
-    </w:p>
-    <w:p>
-      <w:pPr>
-        <w:spacing w:line="336" w:lineRule="auto" w:after="180"/>
-      </w:pPr>
-      <w:r>
-        <w:rPr>
-          <w:b/>
-        </w:rPr>
-        <w:t>VOCABULARY LAB</w:t>
-      </w:r>
-    </w:p>
-    <w:p>
-      <w:pPr>
-        <w:spacing w:line="336" w:lineRule="auto" w:after="180"/>
-      </w:pPr>
-      <w:r>
-        <w:rPr>
-          <w:b w:val="0"/>
-        </w:rPr>
-        <w:t>Words You Can Use to Reason</w:t>
-      </w:r>
-    </w:p>
-    <w:p>
-      <w:pPr>
-        <w:spacing w:line="336" w:lineRule="auto" w:after="180"/>
-      </w:pPr>
-      <w:r>
-        <w:rPr>
-          <w:b w:val="0"/>
-        </w:rPr>
-        <w:t>A definition matters when you can recognize the idea, use it, and contrast it with a near-miss.</w:t>
+        <w:t>A system is not understood until it survives more than one comfortable example.</w:t>
       </w:r>
     </w:p>
     <w:p>
@@ -1860,7 +1826,7 @@
         <w:drawing>
           <wp:inline xmlns:a="http://schemas.openxmlformats.org/drawingml/2006/main" xmlns:pic="http://schemas.openxmlformats.org/drawingml/2006/picture">
             <wp:extent cx="5486400" cy="3200400"/>
-            <wp:docPr id="10" name="Picture 10" descr="Vocabulary badge: noise"/>
+            <wp:docPr id="10" name="Picture 10" descr="NORMAL CASE illustration"/>
             <wp:cNvGraphicFramePr>
               <a:graphicFrameLocks noChangeAspect="1"/>
             </wp:cNvGraphicFramePr>
@@ -1868,11 +1834,11 @@
               <a:graphicData uri="http://schemas.openxmlformats.org/drawingml/2006/picture">
                 <pic:pic>
                   <pic:nvPicPr>
-                    <pic:cNvPr id="0" name="29d4c55898c6190e571b10adf07ce230158dbe03b908478716b03fa47e0d9124.png"/>
+                    <pic:cNvPr id="0" name="1f18213ba3d74c99072fa04ad7520b53eee0b2e9e845b0d8a61ccdda1b41f3f1.png"/>
                     <pic:cNvPicPr/>
                   </pic:nvPicPr>
                   <pic:blipFill>
-                    <a:blip r:embed="rId17"/>
+                    <a:blip r:embed="rId13"/>
                     <a:stretch>
                       <a:fillRect/>
                     </a:stretch>
@@ -1896,7 +1862,7 @@
         <w:drawing>
           <wp:inline xmlns:a="http://schemas.openxmlformats.org/drawingml/2006/main" xmlns:pic="http://schemas.openxmlformats.org/drawingml/2006/picture">
             <wp:extent cx="5486400" cy="3200400"/>
-            <wp:docPr id="11" name="Picture 11" descr="Vocabulary badge: outlier"/>
+            <wp:docPr id="11" name="Picture 11" descr="BOUNDARY CASE illustration"/>
             <wp:cNvGraphicFramePr>
               <a:graphicFrameLocks noChangeAspect="1"/>
             </wp:cNvGraphicFramePr>
@@ -1904,11 +1870,11 @@
               <a:graphicData uri="http://schemas.openxmlformats.org/drawingml/2006/picture">
                 <pic:pic>
                   <pic:nvPicPr>
-                    <pic:cNvPr id="0" name="7d7c1cbe7179d752592efbe2a75b6f2154746d51722de998438c343f7ce04f86.png"/>
+                    <pic:cNvPr id="0" name="fed8318cf337134a2c31a8d2c90831db67a27a43d3c6f85b25079c53ec37ff9a.png"/>
                     <pic:cNvPicPr/>
                   </pic:nvPicPr>
                   <pic:blipFill>
-                    <a:blip r:embed="rId18"/>
+                    <a:blip r:embed="rId14"/>
                     <a:stretch>
                       <a:fillRect/>
                     </a:stretch>
@@ -1928,11 +1894,46 @@
       </w:r>
     </w:p>
     <w:p>
+      <w:pPr>
+        <w:spacing w:line="336" w:lineRule="auto" w:after="180"/>
+      </w:pPr>
+      <w:r>
+        <w:rPr>
+          <w:b w:val="0"/>
+        </w:rPr>
+        <w:t xml:space="preserve">NORMAL CASE: predict and name </w:t>
+      </w:r>
+      <w:r>
+        <w:rPr>
+          <w:b/>
+        </w:rPr>
+        <w:t>evidence</w:t>
+      </w:r>
+      <w:r>
+        <w:rPr>
+          <w:b w:val="0"/>
+        </w:rPr>
+        <w:t xml:space="preserve">.     BOUNDARY CASE: predict and name </w:t>
+      </w:r>
+      <w:r>
+        <w:rPr>
+          <w:b/>
+        </w:rPr>
+        <w:t>evidence</w:t>
+      </w:r>
+      <w:r>
+        <w:rPr>
+          <w:b w:val="0"/>
+        </w:rPr>
+        <w:t>.</w:t>
+      </w:r>
+    </w:p>
+    <w:p>
       <w:r>
         <w:drawing>
           <wp:inline xmlns:a="http://schemas.openxmlformats.org/drawingml/2006/main" xmlns:pic="http://schemas.openxmlformats.org/drawingml/2006/picture">
             <wp:extent cx="5486400" cy="3200400"/>
-            <wp:docPr id="12" name="Picture 12" descr="Vocabulary badge: duplicate"/>
+            <wp:docPr id="12" name="Picture 12" descr="MISSING INFORMATION illustration"/>
             <wp:cNvGraphicFramePr>
               <a:graphicFrameLocks noChangeAspect="1"/>
             </wp:cNvGraphicFramePr>
@@ -1940,11 +1941,11 @@
               <a:graphicData uri="http://schemas.openxmlformats.org/drawingml/2006/picture">
                 <pic:pic>
                   <pic:nvPicPr>
-                    <pic:cNvPr id="0" name="56725f37af115bf7ea8d8db9c3a2f1cc737623375504307d6afcf549574a1bc5.png"/>
+                    <pic:cNvPr id="0" name="75f964dbe29000347e518a59e2717387d7109bd1f947abdafa07e931a61cf754.png"/>
                     <pic:cNvPicPr/>
                   </pic:nvPicPr>
                   <pic:blipFill>
-                    <a:blip r:embed="rId19"/>
+                    <a:blip r:embed="rId15"/>
                     <a:stretch>
                       <a:fillRect/>
                     </a:stretch>
@@ -1968,7 +1969,7 @@
         <w:drawing>
           <wp:inline xmlns:a="http://schemas.openxmlformats.org/drawingml/2006/main" xmlns:pic="http://schemas.openxmlformats.org/drawingml/2006/picture">
             <wp:extent cx="5486400" cy="3200400"/>
-            <wp:docPr id="13" name="Picture 13" descr="Vocabulary badge: investigate"/>
+            <wp:docPr id="13" name="Picture 13" descr="TRANSFER CASE illustration"/>
             <wp:cNvGraphicFramePr>
               <a:graphicFrameLocks noChangeAspect="1"/>
             </wp:cNvGraphicFramePr>
@@ -1976,11 +1977,11 @@
               <a:graphicData uri="http://schemas.openxmlformats.org/drawingml/2006/picture">
                 <pic:pic>
                   <pic:nvPicPr>
-                    <pic:cNvPr id="0" name="6846a353cfe440709fb977bb48d5c9f3ddcec9117f7744ebbf2ab38b5beb7835.png"/>
+                    <pic:cNvPr id="0" name="4d936b6648b81ac897fc99370c2788f8e0b135d8fc31cfd77afceee66a92128c.png"/>
                     <pic:cNvPicPr/>
                   </pic:nvPicPr>
                   <pic:blipFill>
-                    <a:blip r:embed="rId20"/>
+                    <a:blip r:embed="rId16"/>
                     <a:stretch>
                       <a:fillRect/>
                     </a:stretch>
@@ -1999,316 +2000,68 @@
         </w:drawing>
       </w:r>
     </w:p>
-    <w:tbl>
-      <w:tblPr>
-        <w:tblStyle w:val="LightShading-Accent1"/>
-        <w:tblW w:type="auto" w:w="0"/>
-        <w:tblLook w:firstColumn="1" w:firstRow="1" w:lastColumn="0" w:lastRow="0" w:noHBand="0" w:noVBand="1" w:val="04A0"/>
-      </w:tblPr>
-      <w:tblGrid>
-        <w:gridCol w:w="3408"/>
-        <w:gridCol w:w="3408"/>
-        <w:gridCol w:w="3408"/>
-      </w:tblGrid>
-      <w:tr>
-        <w:trPr>
-          <w:tblHeader/>
-        </w:trPr>
-        <w:tc>
-          <w:tcPr>
-            <w:tcW w:type="dxa" w:w="3408"/>
-          </w:tcPr>
-          <w:p>
-            <w:r>
-              <w:t>Word</w:t>
-            </w:r>
-          </w:p>
-        </w:tc>
-        <w:tc>
-          <w:tcPr>
-            <w:tcW w:type="dxa" w:w="3408"/>
-          </w:tcPr>
-          <w:p>
-            <w:r>
-              <w:t>My own example</w:t>
-            </w:r>
-          </w:p>
-        </w:tc>
-        <w:tc>
-          <w:tcPr>
-            <w:tcW w:type="dxa" w:w="3408"/>
-          </w:tcPr>
-          <w:p>
-            <w:r>
-              <w:t>Not this / boundary</w:t>
-            </w:r>
-          </w:p>
-        </w:tc>
-      </w:tr>
-      <w:tr>
-        <w:tc>
-          <w:tcPr>
-            <w:tcW w:type="dxa" w:w="3408"/>
-          </w:tcPr>
-          <w:p>
-            <w:r>
-              <w:t>noise</w:t>
-            </w:r>
-          </w:p>
-        </w:tc>
-        <w:tc>
-          <w:tcPr>
-            <w:tcW w:type="dxa" w:w="3408"/>
-          </w:tcPr>
-          <w:p>
-            <w:r>
-              <w:t>Variation or interference that obscures the information relevant to a task.</w:t>
-            </w:r>
-          </w:p>
-        </w:tc>
-        <w:tc>
-          <w:tcPr>
-            <w:tcW w:type="dxa" w:w="3408"/>
-          </w:tcPr>
-          <w:p>
-            <w:r/>
-          </w:p>
-        </w:tc>
-      </w:tr>
-      <w:tr>
-        <w:tc>
-          <w:tcPr>
-            <w:tcW w:type="dxa" w:w="3408"/>
-          </w:tcPr>
-          <w:p>
-            <w:r>
-              <w:t>outlier</w:t>
-            </w:r>
-          </w:p>
-        </w:tc>
-        <w:tc>
-          <w:tcPr>
-            <w:tcW w:type="dxa" w:w="3408"/>
-          </w:tcPr>
-          <w:p>
-            <w:r>
-              <w:t>An observation far from a typical pattern under a stated comparison; it is not automatically an error.</w:t>
-            </w:r>
-          </w:p>
-        </w:tc>
-        <w:tc>
-          <w:tcPr>
-            <w:tcW w:type="dxa" w:w="3408"/>
-          </w:tcPr>
-          <w:p>
-            <w:r/>
-          </w:p>
-        </w:tc>
-      </w:tr>
-      <w:tr>
-        <w:tc>
-          <w:tcPr>
-            <w:tcW w:type="dxa" w:w="3408"/>
-          </w:tcPr>
-          <w:p>
-            <w:r>
-              <w:t>duplicate</w:t>
-            </w:r>
-          </w:p>
-        </w:tc>
-        <w:tc>
-          <w:tcPr>
-            <w:tcW w:type="dxa" w:w="3408"/>
-          </w:tcPr>
-          <w:p>
-            <w:r>
-              <w:t>A repeated record or copy; copies are not independent new observations.</w:t>
-            </w:r>
-          </w:p>
-        </w:tc>
-        <w:tc>
-          <w:tcPr>
-            <w:tcW w:type="dxa" w:w="3408"/>
-          </w:tcPr>
-          <w:p>
-            <w:r/>
-          </w:p>
-        </w:tc>
-      </w:tr>
-      <w:tr>
-        <w:tc>
-          <w:tcPr>
-            <w:tcW w:type="dxa" w:w="3408"/>
-          </w:tcPr>
-          <w:p>
-            <w:r>
-              <w:t>investigate</w:t>
-            </w:r>
-          </w:p>
-        </w:tc>
-        <w:tc>
-          <w:tcPr>
-            <w:tcW w:type="dxa" w:w="3408"/>
-          </w:tcPr>
-          <w:p>
-            <w:r>
-              <w:t>Collect and examine evidence to answer a question rather than assuming a cause.</w:t>
-            </w:r>
-          </w:p>
-        </w:tc>
-        <w:tc>
-          <w:tcPr>
-            <w:tcW w:type="dxa" w:w="3408"/>
-          </w:tcPr>
-          <w:p>
-            <w:r/>
-          </w:p>
-        </w:tc>
-      </w:tr>
-    </w:tbl>
+    <w:p>
+      <w:pPr>
+        <w:spacing w:line="336" w:lineRule="auto" w:after="180"/>
+      </w:pPr>
+      <w:r>
+        <w:rPr>
+          <w:b w:val="0"/>
+        </w:rPr>
+        <w:t xml:space="preserve">MISSING INFORMATION: predict and name </w:t>
+      </w:r>
+      <w:r>
+        <w:rPr>
+          <w:b/>
+        </w:rPr>
+        <w:t>evidence</w:t>
+      </w:r>
+      <w:r>
+        <w:rPr>
+          <w:b w:val="0"/>
+        </w:rPr>
+        <w:t xml:space="preserve">.     TRANSFER CASE: predict and name </w:t>
+      </w:r>
+      <w:r>
+        <w:rPr>
+          <w:b/>
+        </w:rPr>
+        <w:t>evidence</w:t>
+      </w:r>
+      <w:r>
+        <w:rPr>
+          <w:b w:val="0"/>
+        </w:rPr>
+        <w:t>.</w:t>
+      </w:r>
+    </w:p>
     <w:p>
       <w:pPr>
         <w:pStyle w:val="Heading3"/>
       </w:pPr>
       <w:r>
-        <w:t>Words used in the closer explanation</w:t>
-      </w:r>
-    </w:p>
-    <w:tbl>
-      <w:tblPr>
-        <w:tblStyle w:val="LightShading-Accent1"/>
-        <w:tblW w:type="auto" w:w="0"/>
-        <w:tblLook w:firstColumn="1" w:firstRow="1" w:lastColumn="0" w:lastRow="0" w:noHBand="0" w:noVBand="1" w:val="04A0"/>
-      </w:tblPr>
-      <w:tblGrid>
-        <w:gridCol w:w="5112"/>
-        <w:gridCol w:w="5112"/>
-      </w:tblGrid>
-      <w:tr>
-        <w:trPr>
-          <w:tblHeader/>
-        </w:trPr>
-        <w:tc>
-          <w:tcPr>
-            <w:tcW w:type="dxa" w:w="5112"/>
-          </w:tcPr>
-          <w:p>
-            <w:r>
-              <w:t>Word</w:t>
-            </w:r>
-          </w:p>
-        </w:tc>
-        <w:tc>
-          <w:tcPr>
-            <w:tcW w:type="dxa" w:w="5112"/>
-          </w:tcPr>
-          <w:p>
-            <w:r>
-              <w:t>Meaning</w:t>
-            </w:r>
-          </w:p>
-        </w:tc>
-      </w:tr>
-      <w:tr>
-        <w:tc>
-          <w:tcPr>
-            <w:tcW w:type="dxa" w:w="5112"/>
-          </w:tcPr>
-          <w:p>
-            <w:r>
-              <w:t>Mean</w:t>
-            </w:r>
-          </w:p>
-        </w:tc>
-        <w:tc>
-          <w:tcPr>
-            <w:tcW w:type="dxa" w:w="5112"/>
-          </w:tcPr>
-          <w:p>
-            <w:r>
-              <w:t>Sum of numeric values divided by their count</w:t>
-            </w:r>
-          </w:p>
-        </w:tc>
-      </w:tr>
-      <w:tr>
-        <w:tc>
-          <w:tcPr>
-            <w:tcW w:type="dxa" w:w="5112"/>
-          </w:tcPr>
-          <w:p>
-            <w:r>
-              <w:t>Median</w:t>
-            </w:r>
-          </w:p>
-        </w:tc>
-        <w:tc>
-          <w:tcPr>
-            <w:tcW w:type="dxa" w:w="5112"/>
-          </w:tcPr>
-          <w:p>
-            <w:r>
-              <w:t>The middle of sorted values or mean of the two middle values</w:t>
-            </w:r>
-          </w:p>
-        </w:tc>
-      </w:tr>
-      <w:tr>
-        <w:tc>
-          <w:tcPr>
-            <w:tcW w:type="dxa" w:w="5112"/>
-          </w:tcPr>
-          <w:p>
-            <w:r>
-              <w:t>Unusual value</w:t>
-            </w:r>
-          </w:p>
-        </w:tc>
-        <w:tc>
-          <w:tcPr>
-            <w:tcW w:type="dxa" w:w="5112"/>
-          </w:tcPr>
-          <w:p>
-            <w:r>
-              <w:t>A value far from most others in a dataset</w:t>
-            </w:r>
-          </w:p>
-        </w:tc>
-      </w:tr>
-      <w:tr>
-        <w:tc>
-          <w:tcPr>
-            <w:tcW w:type="dxa" w:w="5112"/>
-          </w:tcPr>
-          <w:p>
-            <w:r>
-              <w:t>Variation</w:t>
-            </w:r>
-          </w:p>
-        </w:tc>
-        <w:tc>
-          <w:tcPr>
-            <w:tcW w:type="dxa" w:w="5112"/>
-          </w:tcPr>
-          <w:p>
-            <w:r>
-              <w:t>Differences among recorded values</w:t>
-            </w:r>
-          </w:p>
-        </w:tc>
-      </w:tr>
-    </w:tbl>
+        <w:t>Change one thing in the pictured case</w:t>
+      </w:r>
+    </w:p>
     <w:p>
       <w:pPr>
         <w:pStyle w:val="Heading1"/>
       </w:pPr>
       <w:r>
-        <w:t>06. Follow a worked example</w:t>
-      </w:r>
-    </w:p>
-    <w:p>
-      <w:r>
-        <w:t>Follow the worked trace for Noise and Outliers, predict a step, then compare with its explanation.</w:t>
+        <w:t>06. Calculate a what-if change, then examine an authorised correction</w:t>
+      </w:r>
+    </w:p>
+    <w:p>
+      <w:r>
+        <w:t>The same baseline values can support different explicitly labelled comparisons.</w:t>
+      </w:r>
+    </w:p>
+    <w:p>
+      <w:pPr>
+        <w:pStyle w:val="Heading2"/>
+      </w:pPr>
+      <w:r>
+        <w:t>Separate the two change scenarios</w:t>
       </w:r>
     </w:p>
     <w:p>
@@ -2317,7 +2070,335 @@
       </w:pPr>
       <w:r>
         <w:rPr>
+          <w:b w:val="0"/>
+        </w:rPr>
+        <w:t>Replacing18 with8 below is a hypothetical sensitivity calculation, not a claim that the source was wrong. The pictured authorised-log scenario instead supplies evidence for18→3. Keep those two changed lists separate. Both use minutes; the picture names the fictional tasks as book processing.</w:t>
+      </w:r>
+    </w:p>
+    <w:p>
+      <w:pPr>
+        <w:pStyle w:val="Heading2"/>
+      </w:pPr>
+      <w:r>
+        <w:t>Try18→8 as a what-if calculation</w:t>
+      </w:r>
+    </w:p>
+    <w:p>
+      <w:pPr>
+        <w:pStyle w:val="Heading3"/>
+      </w:pPr>
+      <w:r>
+        <w:t>Replace 18 with 8. Calculate the new mean and median.</w:t>
+      </w:r>
+    </w:p>
+    <w:p>
+      <w:r>
+        <w:t>________________________________________________________________</w:t>
+      </w:r>
+    </w:p>
+    <w:p>
+      <w:r>
+        <w:t>________________________________________________________________</w:t>
+      </w:r>
+    </w:p>
+    <w:p>
+      <w:r>
+        <w:t>________________________________________________________________</w:t>
+      </w:r>
+    </w:p>
+    <w:p>
+      <w:r>
+        <w:t>________________________________________________________________</w:t>
+      </w:r>
+    </w:p>
+    <w:p>
+      <w:r>
+        <w:t>________________________________________________________________</w:t>
+      </w:r>
+    </w:p>
+    <w:p>
+      <w:r>
+        <w:t>________________________________________________________________</w:t>
+      </w:r>
+    </w:p>
+    <w:p>
+      <w:pPr>
+        <w:pStyle w:val="Heading2"/>
+      </w:pPr>
+      <w:r>
+        <w:t>Read the pictured baseline and source status</w:t>
+      </w:r>
+    </w:p>
+    <w:p>
+      <w:pPr>
+        <w:spacing w:line="336" w:lineRule="auto" w:after="180"/>
+      </w:pPr>
+      <w:r>
+        <w:rPr>
+          <w:b w:val="0"/>
+        </w:rPr>
+        <w:t>A fictional library records five book-</w:t>
+      </w:r>
+      <w:r>
+        <w:rPr>
           <w:b/>
+        </w:rPr>
+        <w:t>process</w:t>
+      </w:r>
+      <w:r>
+        <w:rPr>
+          <w:b w:val="0"/>
+        </w:rPr>
+        <w:t>ing times in minutes.</w:t>
+      </w:r>
+    </w:p>
+    <w:p>
+      <w:pPr>
+        <w:spacing w:line="336" w:lineRule="auto" w:after="180"/>
+      </w:pPr>
+      <w:r>
+        <w:rPr>
+          <w:b w:val="0"/>
+        </w:rPr>
+        <w:t>Sorted times: 2,3,3,4,18.</w:t>
+      </w:r>
+    </w:p>
+    <w:p>
+      <w:pPr>
+        <w:spacing w:line="336" w:lineRule="auto" w:after="180"/>
+      </w:pPr>
+      <w:r>
+        <w:rPr>
+          <w:b w:val="0"/>
+        </w:rPr>
+        <w:t xml:space="preserve">All are recorded measurements; no </w:t>
+      </w:r>
+      <w:r>
+        <w:rPr>
+          <w:b/>
+        </w:rPr>
+        <w:t>evidence</w:t>
+      </w:r>
+      <w:r>
+        <w:rPr>
+          <w:b w:val="0"/>
+        </w:rPr>
+        <w:t xml:space="preserve"> yet shows 18 is a mistake.</w:t>
+      </w:r>
+    </w:p>
+    <w:p>
+      <w:pPr>
+        <w:pStyle w:val="Heading2"/>
+      </w:pPr>
+      <w:r>
+        <w:t>Trace mean, median and the need to investigate</w:t>
+      </w:r>
+    </w:p>
+    <w:p>
+      <w:r>
+        <w:drawing>
+          <wp:inline xmlns:a="http://schemas.openxmlformats.org/drawingml/2006/main" xmlns:pic="http://schemas.openxmlformats.org/drawingml/2006/picture">
+            <wp:extent cx="5486400" cy="4005072"/>
+            <wp:docPr id="14" name="Picture 14" descr="Mean: Sum 30; divide by 5: mean 6 minutes. → Median: The middle of five sorted values is 3 minutes. → Investigate 18: Check the source record and whether an unusually slow task occurred. → Document repair: Change a value only if evidence supports a correction; preserve the raw record."/>
+            <wp:cNvGraphicFramePr>
+              <a:graphicFrameLocks noChangeAspect="1"/>
+            </wp:cNvGraphicFramePr>
+            <a:graphic>
+              <a:graphicData uri="http://schemas.openxmlformats.org/drawingml/2006/picture">
+                <pic:pic>
+                  <pic:nvPicPr>
+                    <pic:cNvPr id="0" name="academy-story-ai-2-17-02.png"/>
+                    <pic:cNvPicPr/>
+                  </pic:nvPicPr>
+                  <pic:blipFill>
+                    <a:blip r:embed="rId17"/>
+                    <a:stretch>
+                      <a:fillRect/>
+                    </a:stretch>
+                  </pic:blipFill>
+                  <pic:spPr>
+                    <a:xfrm>
+                      <a:off x="0" y="0"/>
+                      <a:ext cx="5486400" cy="4005072"/>
+                    </a:xfrm>
+                    <a:prstGeom prst="rect"/>
+                  </pic:spPr>
+                </pic:pic>
+              </a:graphicData>
+            </a:graphic>
+          </wp:inline>
+        </w:drawing>
+      </w:r>
+    </w:p>
+    <w:p>
+      <w:pPr>
+        <w:spacing w:line="336" w:lineRule="auto" w:after="180"/>
+      </w:pPr>
+      <w:r>
+        <w:rPr>
+          <w:b w:val="0"/>
+        </w:rPr>
+        <w:t xml:space="preserve">The </w:t>
+      </w:r>
+      <w:r>
+        <w:rPr>
+          <w:b/>
+        </w:rPr>
+        <w:t>mean</w:t>
+      </w:r>
+      <w:r>
+        <w:rPr>
+          <w:b w:val="0"/>
+        </w:rPr>
+        <w:t xml:space="preserve"> uses every value and is pulled upward by 18. The </w:t>
+      </w:r>
+      <w:r>
+        <w:rPr>
+          <w:b/>
+        </w:rPr>
+        <w:t>median</w:t>
+      </w:r>
+      <w:r>
+        <w:rPr>
+          <w:b w:val="0"/>
+        </w:rPr>
+        <w:t xml:space="preserve"> identifies the middle recorded time and stays at 3. Neither statistic declares the unusual </w:t>
+      </w:r>
+      <w:r>
+        <w:rPr>
+          <w:b/>
+        </w:rPr>
+        <w:t>observation</w:t>
+      </w:r>
+      <w:r>
+        <w:rPr>
+          <w:b w:val="0"/>
+        </w:rPr>
+        <w:t xml:space="preserve"> invalid.</w:t>
+      </w:r>
+    </w:p>
+    <w:p>
+      <w:pPr>
+        <w:spacing w:line="336" w:lineRule="auto" w:after="180"/>
+      </w:pPr>
+      <w:r>
+        <w:rPr>
+          <w:b w:val="0"/>
+        </w:rPr>
+        <w:t xml:space="preserve">Deleting it simply because it changes the </w:t>
+      </w:r>
+      <w:r>
+        <w:rPr>
+          <w:b/>
+        </w:rPr>
+        <w:t>mean</w:t>
+      </w:r>
+      <w:r>
+        <w:rPr>
+          <w:b w:val="0"/>
+        </w:rPr>
+        <w:t xml:space="preserve"> would hide potentially real slow work and change the question being answered.</w:t>
+      </w:r>
+    </w:p>
+    <w:p>
+      <w:pPr>
+        <w:pStyle w:val="Heading2"/>
+      </w:pPr>
+      <w:r>
+        <w:t>Predict the authorised18→3 correction</w:t>
+      </w:r>
+    </w:p>
+    <w:p>
+      <w:pPr>
+        <w:pStyle w:val="ListBullet"/>
+      </w:pPr>
+      <w:r>
+        <w:t>Change one thing: An authorised log confirms 18 was a transcription error for 3. Predict the result before checking the explanation. What remains the same?</w:t>
+      </w:r>
+    </w:p>
+    <w:p>
+      <w:pPr>
+        <w:pStyle w:val="Heading2"/>
+      </w:pPr>
+      <w:r>
+        <w:t>Check after predicting · reference / check after trying</w:t>
+      </w:r>
+    </w:p>
+    <w:p>
+      <w:r>
+        <w:drawing>
+          <wp:inline xmlns:a="http://schemas.openxmlformats.org/drawingml/2006/main" xmlns:pic="http://schemas.openxmlformats.org/drawingml/2006/picture">
+            <wp:extent cx="5486400" cy="3026664"/>
+            <wp:docPr id="15" name="Picture 15" descr="Original case: Change a value only if evidence supports a correction; preserve the raw record. Changed condition: An authorised log confirms 18 was a transcription error for 3. Expected result: Corrected mean is 3 minutes and median is 3. Reason: Values become 2,3,3,4,3 with sum 15; sorted middle remains 3."/>
+            <wp:cNvGraphicFramePr>
+              <a:graphicFrameLocks noChangeAspect="1"/>
+            </wp:cNvGraphicFramePr>
+            <a:graphic>
+              <a:graphicData uri="http://schemas.openxmlformats.org/drawingml/2006/picture">
+                <pic:pic>
+                  <pic:nvPicPr>
+                    <pic:cNvPr id="0" name="academy-story-ai-2-17-04.png"/>
+                    <pic:cNvPicPr/>
+                  </pic:nvPicPr>
+                  <pic:blipFill>
+                    <a:blip r:embed="rId18"/>
+                    <a:stretch>
+                      <a:fillRect/>
+                    </a:stretch>
+                  </pic:blipFill>
+                  <pic:spPr>
+                    <a:xfrm>
+                      <a:off x="0" y="0"/>
+                      <a:ext cx="5486400" cy="3026664"/>
+                    </a:xfrm>
+                    <a:prstGeom prst="rect"/>
+                  </pic:spPr>
+                </pic:pic>
+              </a:graphicData>
+            </a:graphic>
+          </wp:inline>
+        </w:drawing>
+      </w:r>
+    </w:p>
+    <w:p>
+      <w:pPr>
+        <w:pStyle w:val="Heading2"/>
+      </w:pPr>
+      <w:r>
+        <w:t>Explain the middle task and the limits</w:t>
+      </w:r>
+    </w:p>
+    <w:p>
+      <w:pPr>
+        <w:pStyle w:val="ListBullet"/>
+      </w:pPr>
+      <w:r>
+        <w:t>Read the labelled picture: If 18 was genuine, which summary better describes the middle observed task, and what extra fact should be shown?</w:t>
+      </w:r>
+    </w:p>
+    <w:p>
+      <w:pPr>
+        <w:pStyle w:val="ListBullet"/>
+      </w:pPr>
+      <w:r>
+        <w:t>Five task times do not estimate all library processing times reliably or prove which summary suits every decision.</w:t>
+      </w:r>
+    </w:p>
+    <w:p>
+      <w:pPr>
+        <w:pStyle w:val="Heading2"/>
+      </w:pPr>
+      <w:r>
+        <w:t>Earlier wording, alternatives and picture transcripts · reference / check after trying</w:t>
+      </w:r>
+    </w:p>
+    <w:p>
+      <w:pPr>
+        <w:spacing w:line="336" w:lineRule="auto" w:after="180"/>
+      </w:pPr>
+      <w:r>
+        <w:rPr>
+          <w:b w:val="0"/>
         </w:rPr>
         <w:t xml:space="preserve">WORKED </w:t>
       </w:r>
@@ -2367,7 +2448,7 @@
         <w:drawing>
           <wp:inline xmlns:a="http://schemas.openxmlformats.org/drawingml/2006/main" xmlns:pic="http://schemas.openxmlformats.org/drawingml/2006/picture">
             <wp:extent cx="5486400" cy="2377440"/>
-            <wp:docPr id="14" name="Picture 14" descr="Worked evidence for Noise and Outliers"/>
+            <wp:docPr id="16" name="Picture 16" descr="Worked evidence for Noise and Outliers"/>
             <wp:cNvGraphicFramePr>
               <a:graphicFrameLocks noChangeAspect="1"/>
             </wp:cNvGraphicFramePr>
@@ -2379,7 +2460,7 @@
                     <pic:cNvPicPr/>
                   </pic:nvPicPr>
                   <pic:blipFill>
-                    <a:blip r:embed="rId21"/>
+                    <a:blip r:embed="rId19"/>
                     <a:stretch>
                       <a:fillRect/>
                     </a:stretch>
@@ -2401,7 +2482,6 @@
     <w:p>
       <w:pPr>
         <w:spacing w:line="336" w:lineRule="auto" w:after="180"/>
-        <w:shd w:fill="F4F9FC"/>
       </w:pPr>
       <w:r>
         <w:rPr>
@@ -2413,7 +2493,6 @@
     <w:p>
       <w:pPr>
         <w:spacing w:line="336" w:lineRule="auto" w:after="180"/>
-        <w:shd w:fill="F4F9FC"/>
       </w:pPr>
       <w:r>
         <w:rPr>
@@ -2425,7 +2504,6 @@
     <w:p>
       <w:pPr>
         <w:spacing w:line="336" w:lineRule="auto" w:after="180"/>
-        <w:shd w:fill="F4F9FC"/>
       </w:pPr>
       <w:r>
         <w:rPr>
@@ -2437,7 +2515,6 @@
     <w:p>
       <w:pPr>
         <w:spacing w:line="336" w:lineRule="auto" w:after="180"/>
-        <w:shd w:fill="F4F9FC"/>
       </w:pPr>
       <w:r>
         <w:rPr>
@@ -2493,7 +2570,6 @@
     <w:p>
       <w:pPr>
         <w:spacing w:line="336" w:lineRule="auto" w:after="180"/>
-        <w:shd w:fill="F5F1FB"/>
       </w:pPr>
       <w:r>
         <w:rPr>
@@ -2527,37 +2603,18 @@
         <w:pStyle w:val="Heading3"/>
       </w:pPr>
       <w:r>
-        <w:t>Replace 18 with 8. Calculate the new mean and median.</w:t>
-      </w:r>
-    </w:p>
-    <w:p>
-      <w:r>
-        <w:t>________________________________________________________________</w:t>
-      </w:r>
-    </w:p>
-    <w:p>
-      <w:r>
-        <w:t>________________________________________________________________</w:t>
-      </w:r>
-    </w:p>
-    <w:p>
-      <w:r>
-        <w:t>________________________________________________________________</w:t>
-      </w:r>
-    </w:p>
-    <w:p>
-      <w:r>
-        <w:t>________________________________________________________________</w:t>
-      </w:r>
-    </w:p>
-    <w:p>
-      <w:r>
-        <w:t>________________________________________________________________</w:t>
-      </w:r>
-    </w:p>
-    <w:p>
-      <w:r>
-        <w:t>________________________________________________________________</w:t>
+        <w:t>Learn from the worked case</w:t>
+      </w:r>
+    </w:p>
+    <w:p>
+      <w:pPr>
+        <w:spacing w:line="336" w:lineRule="auto" w:after="180"/>
+      </w:pPr>
+      <w:r>
+        <w:rPr>
+          <w:b w:val="0"/>
+        </w:rPr>
+        <w:t>Cover the result before checking it. Say what is given, choose the procedure, and follow one step at a time. Then uncover the result and explain your first mismatch. Ask why a step is allowed, not only what number it produces.</w:t>
       </w:r>
     </w:p>
     <w:p>
@@ -2565,18 +2622,7 @@
         <w:pStyle w:val="Heading3"/>
       </w:pPr>
       <w:r>
-        <w:t>Learn from the worked case</w:t>
-      </w:r>
-    </w:p>
-    <w:p>
-      <w:pPr>
-        <w:spacing w:line="336" w:lineRule="auto" w:after="180"/>
-      </w:pPr>
-      <w:r>
-        <w:rPr>
-          <w:b w:val="0"/>
-        </w:rPr>
-        <w:t>Cover the result before checking it. Say what is given, choose the procedure, and follow one step at a time. Then uncover the result and explain your first mismatch. Ask why a step is allowed, not only what number it produces.</w:t>
+        <w:t>A pictorial worked case: Noise and Outliers</w:t>
       </w:r>
     </w:p>
     <w:p>
@@ -2584,90 +2630,7 @@
         <w:pStyle w:val="Heading3"/>
       </w:pPr>
       <w:r>
-        <w:t>A pictorial worked case: Noise and Outliers</w:t>
-      </w:r>
-    </w:p>
-    <w:p>
-      <w:pPr>
-        <w:spacing w:line="336" w:lineRule="auto" w:after="180"/>
-      </w:pPr>
-      <w:r>
-        <w:rPr>
-          <w:b w:val="0"/>
-        </w:rPr>
-        <w:t>A fictional library records five book-</w:t>
-      </w:r>
-      <w:r>
-        <w:rPr>
-          <w:b/>
-        </w:rPr>
-        <w:t>process</w:t>
-      </w:r>
-      <w:r>
-        <w:rPr>
-          <w:b w:val="0"/>
-        </w:rPr>
-        <w:t>ing times in minutes.</w:t>
-      </w:r>
-    </w:p>
-    <w:p>
-      <w:pPr>
-        <w:pStyle w:val="Heading3"/>
-      </w:pPr>
-      <w:r>
         <w:t>The facts we will use</w:t>
-      </w:r>
-    </w:p>
-    <w:p>
-      <w:pPr>
-        <w:pStyle w:val="Heading3"/>
-      </w:pPr>
-      <w:r>
-        <w:t>Supplied facts</w:t>
-      </w:r>
-    </w:p>
-    <w:p>
-      <w:pPr>
-        <w:spacing w:line="336" w:lineRule="auto" w:after="180"/>
-        <w:shd w:fill="F1F6FC"/>
-      </w:pPr>
-      <w:r>
-        <w:rPr>
-          <w:b w:val="0"/>
-        </w:rPr>
-        <w:t>Sorted times: 2,3,3,4,18.</w:t>
-      </w:r>
-    </w:p>
-    <w:p>
-      <w:pPr>
-        <w:pStyle w:val="Heading3"/>
-      </w:pPr>
-      <w:r>
-        <w:t>Supplied facts</w:t>
-      </w:r>
-    </w:p>
-    <w:p>
-      <w:pPr>
-        <w:spacing w:line="336" w:lineRule="auto" w:after="180"/>
-        <w:shd w:fill="F1F6FC"/>
-      </w:pPr>
-      <w:r>
-        <w:rPr>
-          <w:b w:val="0"/>
-        </w:rPr>
-        <w:t xml:space="preserve">All are recorded measurements; no </w:t>
-      </w:r>
-      <w:r>
-        <w:rPr>
-          <w:b/>
-        </w:rPr>
-        <w:t>evidence</w:t>
-      </w:r>
-      <w:r>
-        <w:rPr>
-          <w:b w:val="0"/>
-        </w:rPr>
-        <w:t xml:space="preserve"> yet shows 18 is a mistake.</w:t>
       </w:r>
     </w:p>
     <w:p>
@@ -2675,7 +2638,7 @@
         <w:drawing>
           <wp:inline xmlns:a="http://schemas.openxmlformats.org/drawingml/2006/main" xmlns:pic="http://schemas.openxmlformats.org/drawingml/2006/picture">
             <wp:extent cx="5486400" cy="4111171"/>
-            <wp:docPr id="15" name="Picture 15" descr="Retain unusual recorded measurements"/>
+            <wp:docPr id="17" name="Picture 17" descr="Retain unusual recorded measurements"/>
             <wp:cNvGraphicFramePr>
               <a:graphicFrameLocks noChangeAspect="1"/>
             </wp:cNvGraphicFramePr>
@@ -2687,7 +2650,7 @@
                     <pic:cNvPicPr/>
                   </pic:nvPicPr>
                   <pic:blipFill>
-                    <a:blip r:embed="rId22"/>
+                    <a:blip r:embed="rId20"/>
                     <a:stretch>
                       <a:fillRect/>
                     </a:stretch>
@@ -2711,7 +2674,7 @@
         <w:drawing>
           <wp:inline xmlns:a="http://schemas.openxmlformats.org/drawingml/2006/main" xmlns:pic="http://schemas.openxmlformats.org/drawingml/2006/picture">
             <wp:extent cx="5311302" cy="5943600"/>
-            <wp:docPr id="16" name="Picture 16" descr="Noise and Outliers. Mean: Sum 30; divide by 5: mean 6 minutes.. Median: The middle of five sorted values is 3 minutes.. Investigate 18: Check the source record and whether an unusually slow task occurred.. Document repair: Change a value only if evidence supports a correction; preserve the raw record."/>
+            <wp:docPr id="18" name="Picture 18" descr="Noise and Outliers. Mean: Sum 30; divide by 5: mean 6 minutes.. Median: The middle of five sorted values is 3 minutes.. Investigate 18: Check the source record and whether an unusually slow task occurred.. Document repair: Change a value only if evidence supports a correction; preserve the raw record."/>
             <wp:cNvGraphicFramePr>
               <a:graphicFrameLocks noChangeAspect="1"/>
             </wp:cNvGraphicFramePr>
@@ -2723,7 +2686,7 @@
                     <pic:cNvPicPr/>
                   </pic:nvPicPr>
                   <pic:blipFill>
-                    <a:blip r:embed="rId23"/>
+                    <a:blip r:embed="rId21"/>
                     <a:stretch>
                       <a:fillRect/>
                     </a:stretch>
@@ -2892,19 +2855,39 @@
         <w:pStyle w:val="Heading3"/>
       </w:pPr>
       <w:r>
-        <w:t>Why the result follows</w:t>
+        <w:t>What this example does not establish</w:t>
+      </w:r>
+    </w:p>
+    <w:p>
+      <w:pPr>
+        <w:pStyle w:val="Heading1"/>
+      </w:pPr>
+      <w:r>
+        <w:t>07. Do not hide an inconvenient observation</w:t>
+      </w:r>
+    </w:p>
+    <w:p>
+      <w:r>
+        <w:t>A missing summary is different from a measured zero.</w:t>
+      </w:r>
+    </w:p>
+    <w:p>
+      <w:pPr>
+        <w:pStyle w:val="Heading2"/>
+      </w:pPr>
+      <w:r>
+        <w:t>Preserve evidence and document sensitivity comparisons</w:t>
       </w:r>
     </w:p>
     <w:p>
       <w:pPr>
         <w:spacing w:line="336" w:lineRule="auto" w:after="180"/>
-        <w:shd w:fill="F1F6FC"/>
       </w:pPr>
       <w:r>
         <w:rPr>
           <w:b w:val="0"/>
         </w:rPr>
-        <w:t xml:space="preserve">The </w:t>
+        <w:t xml:space="preserve">Removing 18 merely because it raises the </w:t>
       </w:r>
       <w:r>
         <w:rPr>
@@ -2916,162 +2899,78 @@
         <w:rPr>
           <w:b w:val="0"/>
         </w:rPr>
-        <w:t xml:space="preserve"> uses every value and is pulled upward by 18. The </w:t>
+        <w:t xml:space="preserve"> would hide </w:t>
       </w:r>
       <w:r>
         <w:rPr>
           <w:b/>
         </w:rPr>
-        <w:t>median</w:t>
+        <w:t>evidence</w:t>
       </w:r>
       <w:r>
         <w:rPr>
           <w:b w:val="0"/>
         </w:rPr>
-        <w:t xml:space="preserve"> identifies the middle recorded time and stays at 3. Neither statistic declares the unusual </w:t>
-      </w:r>
-      <w:r>
-        <w:rPr>
-          <w:b/>
-        </w:rPr>
-        <w:t>observation</w:t>
-      </w:r>
-      <w:r>
-        <w:rPr>
-          <w:b w:val="0"/>
-        </w:rPr>
-        <w:t xml:space="preserve"> invalid.</w:t>
+        <w:t>. Check collection notes, keep an audit trail and compare summaries with and without it only with a clear explanation.</w:t>
+      </w:r>
+    </w:p>
+    <w:p>
+      <w:pPr>
+        <w:pStyle w:val="Heading2"/>
+      </w:pPr>
+      <w:r>
+        <w:t>Challenge a zero mean for an empty dataset</w:t>
+      </w:r>
+    </w:p>
+    <w:p>
+      <w:pPr>
+        <w:pStyle w:val="Heading3"/>
+      </w:pPr>
+      <w:r>
+        <w:t>A dataset is empty. Is reporting a mean of 0 justified?</w:t>
+      </w:r>
+    </w:p>
+    <w:p>
+      <w:r>
+        <w:t>________________________________________________________________</w:t>
+      </w:r>
+    </w:p>
+    <w:p>
+      <w:r>
+        <w:t>________________________________________________________________</w:t>
+      </w:r>
+    </w:p>
+    <w:p>
+      <w:r>
+        <w:t>________________________________________________________________</w:t>
+      </w:r>
+    </w:p>
+    <w:p>
+      <w:r>
+        <w:t>________________________________________________________________</w:t>
+      </w:r>
+    </w:p>
+    <w:p>
+      <w:r>
+        <w:t>________________________________________________________________</w:t>
+      </w:r>
+    </w:p>
+    <w:p>
+      <w:r>
+        <w:t>________________________________________________________________</w:t>
+      </w:r>
+    </w:p>
+    <w:p>
+      <w:pPr>
+        <w:pStyle w:val="Heading2"/>
+      </w:pPr>
+      <w:r>
+        <w:t>Earlier wording, alternatives and picture transcripts · reference / check after trying</w:t>
       </w:r>
     </w:p>
     <w:p>
       <w:pPr>
         <w:spacing w:line="336" w:lineRule="auto" w:after="180"/>
-        <w:shd w:fill="F1F6FC"/>
-      </w:pPr>
-      <w:r>
-        <w:rPr>
-          <w:b w:val="0"/>
-        </w:rPr>
-        <w:t xml:space="preserve">Deleting it simply because it changes the </w:t>
-      </w:r>
-      <w:r>
-        <w:rPr>
-          <w:b/>
-        </w:rPr>
-        <w:t>mean</w:t>
-      </w:r>
-      <w:r>
-        <w:rPr>
-          <w:b w:val="0"/>
-        </w:rPr>
-        <w:t xml:space="preserve"> would hide potentially real slow work and change the question being answered.</w:t>
-      </w:r>
-    </w:p>
-    <w:p>
-      <w:pPr>
-        <w:pStyle w:val="Heading3"/>
-      </w:pPr>
-      <w:r>
-        <w:t>What this example does not establish</w:t>
-      </w:r>
-    </w:p>
-    <w:p>
-      <w:pPr>
-        <w:pStyle w:val="Heading3"/>
-      </w:pPr>
-      <w:r>
-        <w:t>Keep the stated limit</w:t>
-      </w:r>
-    </w:p>
-    <w:p>
-      <w:pPr>
-        <w:spacing w:line="336" w:lineRule="auto" w:after="180"/>
-        <w:shd w:fill="FFF5E6"/>
-      </w:pPr>
-      <w:r>
-        <w:rPr>
-          <w:b w:val="0"/>
-        </w:rPr>
-        <w:t xml:space="preserve">Five task times do not estimate all library </w:t>
-      </w:r>
-      <w:r>
-        <w:rPr>
-          <w:b/>
-        </w:rPr>
-        <w:t>process</w:t>
-      </w:r>
-      <w:r>
-        <w:rPr>
-          <w:b w:val="0"/>
-        </w:rPr>
-        <w:t>ing times reliably or prove which summary suits every decision.</w:t>
-      </w:r>
-    </w:p>
-    <w:p>
-      <w:pPr>
-        <w:pStyle w:val="Heading3"/>
-      </w:pPr>
-      <w:r>
-        <w:t>Keep the stated limit</w:t>
-      </w:r>
-    </w:p>
-    <w:p>
-      <w:pPr>
-        <w:spacing w:line="336" w:lineRule="auto" w:after="180"/>
-        <w:shd w:fill="FFF5E6"/>
-      </w:pPr>
-      <w:r>
-        <w:rPr>
-          <w:b w:val="0"/>
-        </w:rPr>
-        <w:t>Read the labelled picture: If 18 was genuine, which summary better describes the middle observed task, and what extra fact should be shown?</w:t>
-      </w:r>
-    </w:p>
-    <w:p>
-      <w:pPr>
-        <w:pStyle w:val="Heading3"/>
-      </w:pPr>
-      <w:r>
-        <w:t>Keep the stated limit</w:t>
-      </w:r>
-    </w:p>
-    <w:p>
-      <w:pPr>
-        <w:spacing w:line="336" w:lineRule="auto" w:after="180"/>
-        <w:shd w:fill="FFF5E6"/>
-      </w:pPr>
-      <w:r>
-        <w:rPr>
-          <w:b w:val="0"/>
-        </w:rPr>
-        <w:t>Change one thing: An authorised log confirms 18 was a transcription error for 3. Predict the result before checking the explanation. What remains the same?</w:t>
-      </w:r>
-    </w:p>
-    <w:p>
-      <w:pPr>
-        <w:pStyle w:val="Heading1"/>
-      </w:pPr>
-      <w:r>
-        <w:t>07. Find and repair a mistake</w:t>
-      </w:r>
-    </w:p>
-    <w:p>
-      <w:r>
-        <w:t>Find the unsupported step in the Noise and Outliers claim and explain a repair using the supplied evidence.</w:t>
-      </w:r>
-    </w:p>
-    <w:p>
-      <w:pPr>
-        <w:pStyle w:val="Heading3"/>
-      </w:pPr>
-      <w:r>
-        <w:t>Find the first error</w:t>
-      </w:r>
-    </w:p>
-    <w:p>
-      <w:pPr>
-        <w:spacing w:line="336" w:lineRule="auto" w:after="180"/>
-        <w:shd w:fill="FFF5E6"/>
       </w:pPr>
       <w:r>
         <w:rPr>
@@ -3119,7 +3018,7 @@
         <w:drawing>
           <wp:inline xmlns:a="http://schemas.openxmlformats.org/drawingml/2006/main" xmlns:pic="http://schemas.openxmlformats.org/drawingml/2006/picture">
             <wp:extent cx="5486400" cy="1901952"/>
-            <wp:docPr id="17" name="Picture 17" descr="Misconception diagnosis for Noise and Outliers"/>
+            <wp:docPr id="19" name="Picture 19" descr="Misconception diagnosis for Noise and Outliers"/>
             <wp:cNvGraphicFramePr>
               <a:graphicFrameLocks noChangeAspect="1"/>
             </wp:cNvGraphicFramePr>
@@ -3131,7 +3030,7 @@
                     <pic:cNvPicPr/>
                   </pic:nvPicPr>
                   <pic:blipFill>
-                    <a:blip r:embed="rId24"/>
+                    <a:blip r:embed="rId22"/>
                     <a:stretch>
                       <a:fillRect/>
                     </a:stretch>
@@ -3363,7 +3262,6 @@
     <w:p>
       <w:pPr>
         <w:spacing w:line="336" w:lineRule="auto" w:after="180"/>
-        <w:shd w:fill="F5F1FB"/>
       </w:pPr>
       <w:r>
         <w:rPr>
@@ -3415,322 +3313,90 @@
     </w:p>
     <w:p>
       <w:pPr>
+        <w:pStyle w:val="Heading1"/>
+      </w:pPr>
+      <w:r>
+        <w:t>08. Sort first and handle even and empty lists explicitly</w:t>
+      </w:r>
+    </w:p>
+    <w:p>
+      <w:r>
+        <w:t>Do not reuse an odd-count shortcut as a universal median procedure.</w:t>
+      </w:r>
+    </w:p>
+    <w:p>
+      <w:pPr>
+        <w:pStyle w:val="Heading2"/>
+      </w:pPr>
+      <w:r>
+        <w:t>Compare unsorted position with sorted median</w:t>
+      </w:r>
+    </w:p>
+    <w:p>
+      <w:pPr>
         <w:spacing w:line="336" w:lineRule="auto" w:after="180"/>
       </w:pPr>
       <w:r>
         <w:rPr>
           <w:b w:val="0"/>
         </w:rPr>
-        <w:t xml:space="preserve">Removing 18 merely because it raises the </w:t>
+        <w:t xml:space="preserve">Taking the middle item of an unsorted list can give the wrong </w:t>
       </w:r>
       <w:r>
         <w:rPr>
           <w:b/>
         </w:rPr>
+        <w:t>median</w:t>
+      </w:r>
+      <w:r>
+        <w:rPr>
+          <w:b w:val="0"/>
+        </w:rPr>
+        <w:t xml:space="preserve">. For [18, 2, 4, 3, 3], the middle item is 4, but the sorted </w:t>
+      </w:r>
+      <w:r>
+        <w:rPr>
+          <w:b/>
+        </w:rPr>
+        <w:t>median</w:t>
+      </w:r>
+      <w:r>
+        <w:rPr>
+          <w:b w:val="0"/>
+        </w:rPr>
+        <w:t xml:space="preserve"> is 3. Sort first. For an empty list, there is no </w:t>
+      </w:r>
+      <w:r>
+        <w:rPr>
+          <w:b/>
+        </w:rPr>
         <w:t>mean</w:t>
       </w:r>
       <w:r>
         <w:rPr>
           <w:b w:val="0"/>
         </w:rPr>
-        <w:t xml:space="preserve"> would hide </w:t>
+        <w:t xml:space="preserve"> or </w:t>
       </w:r>
       <w:r>
         <w:rPr>
           <w:b/>
         </w:rPr>
-        <w:t>evidence</w:t>
+        <w:t>median</w:t>
       </w:r>
       <w:r>
         <w:rPr>
           <w:b w:val="0"/>
         </w:rPr>
-        <w:t>. Check collection notes, keep an audit trail and compare summaries with and without it only with a clear explanation.</w:t>
-      </w:r>
-    </w:p>
-    <w:p>
-      <w:pPr>
-        <w:pStyle w:val="Heading3"/>
-      </w:pPr>
-      <w:r>
-        <w:t>A dataset is empty. Is reporting a mean of 0 justified?</w:t>
-      </w:r>
-    </w:p>
-    <w:p>
-      <w:r>
-        <w:t>________________________________________________________________</w:t>
-      </w:r>
-    </w:p>
-    <w:p>
-      <w:r>
-        <w:t>________________________________________________________________</w:t>
-      </w:r>
-    </w:p>
-    <w:p>
-      <w:r>
-        <w:t>________________________________________________________________</w:t>
-      </w:r>
-    </w:p>
-    <w:p>
-      <w:r>
-        <w:t>________________________________________________________________</w:t>
-      </w:r>
-    </w:p>
-    <w:p>
-      <w:r>
-        <w:t>________________________________________________________________</w:t>
-      </w:r>
-    </w:p>
-    <w:p>
-      <w:r>
-        <w:t>________________________________________________________________</w:t>
-      </w:r>
-    </w:p>
-    <w:p>
-      <w:pPr>
-        <w:pStyle w:val="Heading1"/>
-      </w:pPr>
-      <w:r>
-        <w:t>08. Practise together</w:t>
-      </w:r>
-    </w:p>
-    <w:p>
-      <w:r>
-        <w:t>Practise Noise and Outliers with support, then explain the deciding step in your own words.</w:t>
-      </w:r>
-    </w:p>
-    <w:p>
-      <w:pPr>
-        <w:spacing w:line="336" w:lineRule="auto" w:after="180"/>
-      </w:pPr>
-      <w:r>
-        <w:rPr>
-          <w:b/>
-        </w:rPr>
-        <w:t>LOGIC STUDIO</w:t>
-      </w:r>
-    </w:p>
-    <w:p>
-      <w:pPr>
-        <w:spacing w:line="336" w:lineRule="auto" w:after="180"/>
-      </w:pPr>
-      <w:r>
-        <w:rPr>
-          <w:b w:val="0"/>
-        </w:rPr>
-        <w:t>Trace Before You Run</w:t>
-      </w:r>
-    </w:p>
-    <w:p>
-      <w:pPr>
-        <w:spacing w:line="336" w:lineRule="auto" w:after="180"/>
-      </w:pPr>
-      <w:r>
-        <w:rPr>
-          <w:b w:val="0"/>
-        </w:rPr>
-        <w:t>Block code, pseudocode, tables, and diagrams are different ways to expose the same reasoning.</w:t>
-      </w:r>
-    </w:p>
-    <w:p>
-      <w:r>
-        <w:drawing>
-          <wp:inline xmlns:a="http://schemas.openxmlformats.org/drawingml/2006/main" xmlns:pic="http://schemas.openxmlformats.org/drawingml/2006/picture">
-            <wp:extent cx="5486400" cy="1901952"/>
-            <wp:docPr id="18" name="Picture 18" descr="Logic tracing graphic for Noise and Outliers"/>
-            <wp:cNvGraphicFramePr>
-              <a:graphicFrameLocks noChangeAspect="1"/>
-            </wp:cNvGraphicFramePr>
-            <a:graphic>
-              <a:graphicData uri="http://schemas.openxmlformats.org/drawingml/2006/picture">
-                <pic:pic>
-                  <pic:nvPicPr>
-                    <pic:cNvPr id="0" name="eea505167ffbbb10362ff86f5f17a806cbfff2dadf444f92883587fa6eb375a7.png"/>
-                    <pic:cNvPicPr/>
-                  </pic:nvPicPr>
-                  <pic:blipFill>
-                    <a:blip r:embed="rId25"/>
-                    <a:stretch>
-                      <a:fillRect/>
-                    </a:stretch>
-                  </pic:blipFill>
-                  <pic:spPr>
-                    <a:xfrm>
-                      <a:off x="0" y="0"/>
-                      <a:ext cx="5486400" cy="1901952"/>
-                    </a:xfrm>
-                    <a:prstGeom prst="rect"/>
-                  </pic:spPr>
-                </pic:pic>
-              </a:graphicData>
-            </a:graphic>
-          </wp:inline>
-        </w:drawing>
-      </w:r>
-    </w:p>
-    <w:p>
-      <w:pPr>
-        <w:spacing w:line="336" w:lineRule="auto" w:after="180"/>
-      </w:pPr>
-      <w:r>
-        <w:rPr>
-          <w:b w:val="0"/>
-        </w:rPr>
-        <w:t xml:space="preserve">SET </w:t>
-      </w:r>
-      <w:r>
-        <w:rPr>
-          <w:b/>
-        </w:rPr>
-        <w:t>evidence</w:t>
-      </w:r>
-      <w:r>
-        <w:rPr>
-          <w:b w:val="0"/>
-        </w:rPr>
-        <w:t>_record</w:t>
-        <w:br/>
-        <w:t>PREDICT expected_result</w:t>
-        <w:br/>
-        <w:t>RUN one normal case and one boundary case</w:t>
-        <w:br/>
-        <w:t>COMPARE actual_result with expected_result</w:t>
-        <w:br/>
-        <w:t>IF different: locate first cause; change one factor; RETEST</w:t>
-        <w:br/>
-        <w:t>EXPLAIN result, limitation, and next safe step</w:t>
-      </w:r>
-    </w:p>
-    <w:p>
-      <w:pPr>
-        <w:spacing w:line="336" w:lineRule="auto" w:after="180"/>
-        <w:shd w:fill="F5F1FB"/>
-      </w:pPr>
-      <w:r>
-        <w:rPr>
-          <w:b w:val="0"/>
-        </w:rPr>
-        <w:t xml:space="preserve">Trace one </w:t>
-      </w:r>
-      <w:r>
-        <w:rPr>
-          <w:b/>
-        </w:rPr>
-        <w:t>input</w:t>
-      </w:r>
-      <w:r>
-        <w:rPr>
-          <w:b w:val="0"/>
-        </w:rPr>
-        <w:t>. Which line changes the state or chooses a path?</w:t>
-      </w:r>
-    </w:p>
-    <w:p>
-      <w:pPr>
-        <w:pStyle w:val="Heading3"/>
-      </w:pPr>
-      <w:r>
-        <w:t>Write or draw your reasoning and evidence.</w:t>
-      </w:r>
-    </w:p>
-    <w:p>
-      <w:r>
-        <w:t>________________________________________________________________</w:t>
-      </w:r>
-    </w:p>
-    <w:p>
-      <w:r>
-        <w:t>________________________________________________________________</w:t>
-      </w:r>
-    </w:p>
-    <w:p>
-      <w:r>
-        <w:t>________________________________________________________________</w:t>
-      </w:r>
-    </w:p>
-    <w:p>
-      <w:r>
-        <w:t>________________________________________________________________</w:t>
-      </w:r>
-    </w:p>
-    <w:p>
-      <w:r>
-        <w:t>________________________________________________________________</w:t>
-      </w:r>
-    </w:p>
-    <w:p>
-      <w:pPr>
-        <w:pStyle w:val="Heading3"/>
-      </w:pPr>
-      <w:r>
-        <w:t>A closer explanation</w:t>
-      </w:r>
-    </w:p>
-    <w:p>
-      <w:pPr>
-        <w:spacing w:line="336" w:lineRule="auto" w:after="180"/>
-      </w:pPr>
-      <w:r>
-        <w:rPr>
-          <w:b w:val="0"/>
-        </w:rPr>
-        <w:t xml:space="preserve">Taking the middle item of an unsorted list can give the wrong </w:t>
-      </w:r>
-      <w:r>
-        <w:rPr>
-          <w:b/>
-        </w:rPr>
-        <w:t>median</w:t>
-      </w:r>
-      <w:r>
-        <w:rPr>
-          <w:b w:val="0"/>
-        </w:rPr>
-        <w:t xml:space="preserve">. For [18, 2, 4, 3, 3], the middle item is 4, but the sorted </w:t>
-      </w:r>
-      <w:r>
-        <w:rPr>
-          <w:b/>
-        </w:rPr>
-        <w:t>median</w:t>
-      </w:r>
-      <w:r>
-        <w:rPr>
-          <w:b w:val="0"/>
-        </w:rPr>
-        <w:t xml:space="preserve"> is 3. Sort first. For an empty list, there is no </w:t>
-      </w:r>
-      <w:r>
-        <w:rPr>
-          <w:b/>
-        </w:rPr>
-        <w:t>mean</w:t>
-      </w:r>
-      <w:r>
-        <w:rPr>
-          <w:b w:val="0"/>
-        </w:rPr>
-        <w:t xml:space="preserve"> or </w:t>
-      </w:r>
-      <w:r>
-        <w:rPr>
-          <w:b/>
-        </w:rPr>
-        <w:t>median</w:t>
-      </w:r>
-      <w:r>
-        <w:rPr>
-          <w:b w:val="0"/>
-        </w:rPr>
         <w:t xml:space="preserve"> under this lesson's rules.</w:t>
       </w:r>
     </w:p>
     <w:p>
       <w:pPr>
-        <w:pStyle w:val="Heading3"/>
-      </w:pPr>
-      <w:r>
-        <w:t>Practise with less help: Compute two medians</w:t>
+        <w:pStyle w:val="Heading2"/>
+      </w:pPr>
+      <w:r>
+        <w:t>Try both workbook medians before using the extension</w:t>
       </w:r>
     </w:p>
     <w:p>
@@ -3884,10 +3550,52 @@
     </w:p>
     <w:p>
       <w:pPr>
-        <w:pStyle w:val="Heading3"/>
-      </w:pPr>
-      <w:r>
-        <w:t>Check your reasoning</w:t>
+        <w:pStyle w:val="Heading2"/>
+      </w:pPr>
+      <w:r>
+        <w:t>Read the complete three-case extension</w:t>
+      </w:r>
+    </w:p>
+    <w:p>
+      <w:r>
+        <w:rPr>
+          <w:rFonts w:ascii="Courier New" w:hAnsi="Courier New"/>
+          <w:sz w:val="18"/>
+        </w:rPr>
+        <w:t>def summaries(values):</w:t>
+        <w:br/>
+        <w:t xml:space="preserve">    if not values:</w:t>
+        <w:br/>
+        <w:t xml:space="preserve">        return None, None</w:t>
+        <w:br/>
+        <w:t xml:space="preserve">    ordered = sorted(values)</w:t>
+        <w:br/>
+        <w:t xml:space="preserve">    middle = len(ordered) // 2</w:t>
+        <w:br/>
+        <w:t xml:space="preserve">    if len(ordered) % 2 == 1:</w:t>
+        <w:br/>
+        <w:t xml:space="preserve">        median = ordered[middle]</w:t>
+        <w:br/>
+        <w:t xml:space="preserve">    else:</w:t>
+        <w:br/>
+        <w:t xml:space="preserve">        median = (ordered[middle - 1] + ordered[middle]) / 2</w:t>
+        <w:br/>
+        <w:t xml:space="preserve">    mean = sum(values) / len(values)</w:t>
+        <w:br/>
+        <w:t xml:space="preserve">    return mean, median</w:t>
+        <w:br/>
+        <w:br/>
+        <w:t>for values in [[2, 3, 3, 4, 18], [8, 2, 4, 6], []]:</w:t>
+        <w:br/>
+        <w:t xml:space="preserve">    print(summaries(values))</w:t>
+      </w:r>
+    </w:p>
+    <w:p>
+      <w:pPr>
+        <w:pStyle w:val="Heading2"/>
+      </w:pPr>
+      <w:r>
+        <w:t>Explain empty, odd and even branches</w:t>
       </w:r>
     </w:p>
     <w:p>
@@ -3898,43 +3606,80 @@
         <w:rPr>
           <w:b w:val="0"/>
         </w:rPr>
-        <w:t xml:space="preserve">Use the worked case for </w:t>
-      </w:r>
-      <w:r>
-        <w:rPr>
-          <w:b/>
-        </w:rPr>
-        <w:t>Mean</w:t>
-      </w:r>
+        <w:t>This extended function assumes finite numeric observations in consistent units. %2 gives remainder1 for an odd count. For an even count, average positions middle-1 and middle in the sorted list. The empty branch returns None,None to mean unavailable, not measured zero. The outputs are (6.0,3), (5.0,5.0) and (None,None). The function does not decide whether an unusual value is a valid measurement.</w:t>
+      </w:r>
+    </w:p>
+    <w:p>
+      <w:pPr>
+        <w:pStyle w:val="Heading2"/>
+      </w:pPr>
+      <w:r>
+        <w:t>Challenge successful execution proves the conclusion</w:t>
+      </w:r>
+    </w:p>
+    <w:p>
+      <w:pPr>
+        <w:pStyle w:val="ListBullet"/>
+      </w:pPr>
+      <w:r>
+        <w:t>Use the worked case for Mean median and unusual values. Proposed explanation: “A successful run proves the conclusion”. Decide whether this explanation is supported. Point to the step or supplied fact that decides; explain your repair if needed.</w:t>
+      </w:r>
+    </w:p>
+    <w:p>
+      <w:pPr>
+        <w:pStyle w:val="ListBullet"/>
+      </w:pPr>
+      <w:r>
+        <w:t>Answer on your own before discussion. If you are unsure, say which step you need help with.</w:t>
+      </w:r>
+    </w:p>
+    <w:p>
+      <w:pPr>
+        <w:pStyle w:val="Heading2"/>
+      </w:pPr>
+      <w:r>
+        <w:t>Return to the pictured evidence question</w:t>
+      </w:r>
+    </w:p>
+    <w:p>
+      <w:pPr>
+        <w:spacing w:line="336" w:lineRule="auto" w:after="180"/>
+      </w:pPr>
       <w:r>
         <w:rPr>
           <w:b w:val="0"/>
         </w:rPr>
-        <w:t xml:space="preserve"> </w:t>
-      </w:r>
-      <w:r>
-        <w:rPr>
-          <w:b/>
-        </w:rPr>
-        <w:t>median</w:t>
-      </w:r>
+        <w:t>If 18 was genuine, which summary better describes the middle observed task, and what extra fact should be shown?</w:t>
+      </w:r>
+    </w:p>
+    <w:p>
+      <w:pPr>
+        <w:spacing w:line="336" w:lineRule="auto" w:after="180"/>
+      </w:pPr>
       <w:r>
         <w:rPr>
           <w:b w:val="0"/>
         </w:rPr>
-        <w:t xml:space="preserve"> and </w:t>
-      </w:r>
-      <w:r>
-        <w:rPr>
-          <w:b/>
-        </w:rPr>
-        <w:t>unusual value</w:t>
-      </w:r>
+        <w:t>This is supported practice. Keep the separately named independent case for an attempt before feedback.</w:t>
+      </w:r>
+    </w:p>
+    <w:p>
+      <w:pPr>
+        <w:pStyle w:val="Heading2"/>
+      </w:pPr>
+      <w:r>
+        <w:t>Earlier wording, alternatives and picture transcripts · reference / check after trying</w:t>
+      </w:r>
+    </w:p>
+    <w:p>
+      <w:pPr>
+        <w:spacing w:line="336" w:lineRule="auto" w:after="180"/>
+      </w:pPr>
       <w:r>
         <w:rPr>
           <w:b w:val="0"/>
         </w:rPr>
-        <w:t>s. Proposed explanation: “A successful run proves the conclusion”. Decide whether this explanation is supported.</w:t>
+        <w:t>LOGIC STUDIO</w:t>
       </w:r>
     </w:p>
     <w:p>
@@ -3945,7 +3690,7 @@
         <w:rPr>
           <w:b w:val="0"/>
         </w:rPr>
-        <w:t>Point to the step or supplied fact that decides; explain your repair if needed.</w:t>
+        <w:t>Trace Before You Run</w:t>
       </w:r>
     </w:p>
     <w:p>
@@ -3956,118 +3701,7 @@
         <w:rPr>
           <w:b w:val="0"/>
         </w:rPr>
-        <w:t>Answer on your own before discussion. If you are unsure, say which step you need help with.</w:t>
-      </w:r>
-    </w:p>
-    <w:p>
-      <w:pPr>
-        <w:pStyle w:val="Heading3"/>
-      </w:pPr>
-      <w:r>
-        <w:t>Explain the picture</w:t>
-      </w:r>
-    </w:p>
-    <w:p>
-      <w:pPr>
-        <w:spacing w:line="336" w:lineRule="auto" w:after="180"/>
-        <w:shd w:fill="F5F1FB"/>
-      </w:pPr>
-      <w:r>
-        <w:rPr>
-          <w:b w:val="0"/>
-        </w:rPr>
-        <w:t>If 18 was genuine, which summary better describes the middle observed task, and what extra fact should be shown?</w:t>
-      </w:r>
-    </w:p>
-    <w:p>
-      <w:pPr>
-        <w:pStyle w:val="Heading3"/>
-      </w:pPr>
-      <w:r>
-        <w:t>My explanation using a pictured step and the given facts</w:t>
-      </w:r>
-    </w:p>
-    <w:p>
-      <w:r>
-        <w:t>________________________________________________________________</w:t>
-      </w:r>
-    </w:p>
-    <w:p>
-      <w:r>
-        <w:t>________________________________________________________________</w:t>
-      </w:r>
-    </w:p>
-    <w:p>
-      <w:r>
-        <w:t>________________________________________________________________</w:t>
-      </w:r>
-    </w:p>
-    <w:p>
-      <w:r>
-        <w:t>________________________________________________________________</w:t>
-      </w:r>
-    </w:p>
-    <w:p>
-      <w:pPr>
-        <w:spacing w:line="336" w:lineRule="auto" w:after="180"/>
-      </w:pPr>
-      <w:r>
-        <w:rPr>
-          <w:b w:val="0"/>
-        </w:rPr>
-        <w:t>This is supported practice. Keep the separately named independent case for an attempt before feedback.</w:t>
-      </w:r>
-    </w:p>
-    <w:p>
-      <w:pPr>
-        <w:pStyle w:val="Heading1"/>
-      </w:pPr>
-      <w:r>
-        <w:t>09. Run the investigation</w:t>
-      </w:r>
-    </w:p>
-    <w:p>
-      <w:r>
-        <w:t>Investigate Noise and Outliers. Record the prediction, actual observation or labelled paper trace, explanation and next test separately.</w:t>
-      </w:r>
-    </w:p>
-    <w:p>
-      <w:pPr>
-        <w:spacing w:line="336" w:lineRule="auto" w:after="180"/>
-      </w:pPr>
-      <w:r>
-        <w:rPr>
-          <w:b/>
-        </w:rPr>
-        <w:t>EVIDENCE</w:t>
-      </w:r>
-      <w:r>
-        <w:rPr>
-          <w:b/>
-        </w:rPr>
-        <w:t xml:space="preserve"> LAB</w:t>
-      </w:r>
-    </w:p>
-    <w:p>
-      <w:pPr>
-        <w:spacing w:line="336" w:lineRule="auto" w:after="180"/>
-      </w:pPr>
-      <w:r>
-        <w:rPr>
-          <w:b w:val="0"/>
-        </w:rPr>
-        <w:t>Predict → Test → Record → Explain</w:t>
-      </w:r>
-    </w:p>
-    <w:p>
-      <w:pPr>
-        <w:spacing w:line="336" w:lineRule="auto" w:after="180"/>
-      </w:pPr>
-      <w:r>
-        <w:rPr>
-          <w:b w:val="0"/>
-        </w:rPr>
-        <w:t>Keep expected and actual results separate. Surprises are useful data when recorded honestly.</w:t>
+        <w:t>Block code, pseudocode, tables, and diagrams are different ways to expose the same reasoning.</w:t>
       </w:r>
     </w:p>
     <w:p>
@@ -4075,7 +3709,7 @@
         <w:drawing>
           <wp:inline xmlns:a="http://schemas.openxmlformats.org/drawingml/2006/main" xmlns:pic="http://schemas.openxmlformats.org/drawingml/2006/picture">
             <wp:extent cx="5486400" cy="1901952"/>
-            <wp:docPr id="19" name="Picture 19" descr="Evidence lab graphic for Noise and Outliers"/>
+            <wp:docPr id="20" name="Picture 20" descr="Logic tracing graphic for Noise and Outliers"/>
             <wp:cNvGraphicFramePr>
               <a:graphicFrameLocks noChangeAspect="1"/>
             </wp:cNvGraphicFramePr>
@@ -4083,11 +3717,11 @@
               <a:graphicData uri="http://schemas.openxmlformats.org/drawingml/2006/picture">
                 <pic:pic>
                   <pic:nvPicPr>
-                    <pic:cNvPr id="0" name="aa53c1b9fe0bcf53d6affb8cbea61810e53a37b0f26ae397b33f5a9dd311819d.png"/>
+                    <pic:cNvPr id="0" name="eea505167ffbbb10362ff86f5f17a806cbfff2dadf444f92883587fa6eb375a7.png"/>
                     <pic:cNvPicPr/>
                   </pic:nvPicPr>
                   <pic:blipFill>
-                    <a:blip r:embed="rId26"/>
+                    <a:blip r:embed="rId23"/>
                     <a:stretch>
                       <a:fillRect/>
                     </a:stretch>
@@ -4114,7 +3748,365 @@
         <w:rPr>
           <w:b w:val="0"/>
         </w:rPr>
-        <w:t>Audit four suspicious records using keep / correct / remove / ask labels. Require a reason and a source check for every action.</w:t>
+        <w:t xml:space="preserve">SET </w:t>
+      </w:r>
+      <w:r>
+        <w:rPr>
+          <w:b/>
+        </w:rPr>
+        <w:t>evidence</w:t>
+      </w:r>
+      <w:r>
+        <w:rPr>
+          <w:b w:val="0"/>
+        </w:rPr>
+        <w:t>_record</w:t>
+        <w:br/>
+        <w:t>PREDICT expected_result</w:t>
+        <w:br/>
+        <w:t>RUN one normal case and one boundary case</w:t>
+        <w:br/>
+        <w:t>COMPARE actual_result with expected_result</w:t>
+        <w:br/>
+        <w:t>IF different: locate first cause; change one factor; RETEST</w:t>
+        <w:br/>
+        <w:t>EXPLAIN result, limitation, and next safe step</w:t>
+      </w:r>
+    </w:p>
+    <w:p>
+      <w:pPr>
+        <w:spacing w:line="336" w:lineRule="auto" w:after="180"/>
+      </w:pPr>
+      <w:r>
+        <w:rPr>
+          <w:b w:val="0"/>
+        </w:rPr>
+        <w:t xml:space="preserve">Trace one </w:t>
+      </w:r>
+      <w:r>
+        <w:rPr>
+          <w:b/>
+        </w:rPr>
+        <w:t>input</w:t>
+      </w:r>
+      <w:r>
+        <w:rPr>
+          <w:b w:val="0"/>
+        </w:rPr>
+        <w:t>. Which line changes the state or chooses a path?</w:t>
+      </w:r>
+    </w:p>
+    <w:p>
+      <w:pPr>
+        <w:pStyle w:val="Heading3"/>
+      </w:pPr>
+      <w:r>
+        <w:t>Write or draw your reasoning and evidence.</w:t>
+      </w:r>
+    </w:p>
+    <w:p>
+      <w:r>
+        <w:t>________________________________________________________________</w:t>
+      </w:r>
+    </w:p>
+    <w:p>
+      <w:r>
+        <w:t>________________________________________________________________</w:t>
+      </w:r>
+    </w:p>
+    <w:p>
+      <w:r>
+        <w:t>________________________________________________________________</w:t>
+      </w:r>
+    </w:p>
+    <w:p>
+      <w:r>
+        <w:t>________________________________________________________________</w:t>
+      </w:r>
+    </w:p>
+    <w:p>
+      <w:r>
+        <w:t>________________________________________________________________</w:t>
+      </w:r>
+    </w:p>
+    <w:p>
+      <w:pPr>
+        <w:pStyle w:val="Heading3"/>
+      </w:pPr>
+      <w:r>
+        <w:t>A closer explanation</w:t>
+      </w:r>
+    </w:p>
+    <w:p>
+      <w:pPr>
+        <w:pStyle w:val="Heading3"/>
+      </w:pPr>
+      <w:r>
+        <w:t>Practise with less help: Compute two medians</w:t>
+      </w:r>
+    </w:p>
+    <w:p>
+      <w:pPr>
+        <w:pStyle w:val="Heading3"/>
+      </w:pPr>
+      <w:r>
+        <w:t>Check your reasoning</w:t>
+      </w:r>
+    </w:p>
+    <w:p>
+      <w:pPr>
+        <w:pStyle w:val="Heading3"/>
+      </w:pPr>
+      <w:r>
+        <w:t>Explain the picture</w:t>
+      </w:r>
+    </w:p>
+    <w:p>
+      <w:pPr>
+        <w:pStyle w:val="Heading3"/>
+      </w:pPr>
+      <w:r>
+        <w:t>My explanation using a pictured step and the given facts</w:t>
+      </w:r>
+    </w:p>
+    <w:p>
+      <w:r>
+        <w:t>________________________________________________________________</w:t>
+      </w:r>
+    </w:p>
+    <w:p>
+      <w:r>
+        <w:t>________________________________________________________________</w:t>
+      </w:r>
+    </w:p>
+    <w:p>
+      <w:r>
+        <w:t>________________________________________________________________</w:t>
+      </w:r>
+    </w:p>
+    <w:p>
+      <w:r>
+        <w:t>________________________________________________________________</w:t>
+      </w:r>
+    </w:p>
+    <w:p>
+      <w:pPr>
+        <w:pStyle w:val="Heading1"/>
+      </w:pPr>
+      <w:r>
+        <w:t>09. Audit four supplied records using explicit source evidence</w:t>
+      </w:r>
+    </w:p>
+    <w:p>
+      <w:r>
+        <w:t>Keep real long tasks, confirmed errors, duplicate copies and missing measurements distinct.</w:t>
+      </w:r>
+    </w:p>
+    <w:p>
+      <w:pPr>
+        <w:pStyle w:val="Heading2"/>
+      </w:pPr>
+      <w:r>
+        <w:t>The complete audit-card evidence</w:t>
+      </w:r>
+    </w:p>
+    <w:tbl>
+      <w:tblPr>
+        <w:tblStyle w:val="LightShading-Accent1"/>
+        <w:tblW w:type="auto" w:w="0"/>
+        <w:tblLook w:firstColumn="1" w:firstRow="1" w:lastColumn="0" w:lastRow="0" w:noHBand="0" w:noVBand="1" w:val="04A0"/>
+      </w:tblPr>
+      <w:tblGrid>
+        <w:gridCol w:w="3408"/>
+        <w:gridCol w:w="3408"/>
+        <w:gridCol w:w="3408"/>
+      </w:tblGrid>
+      <w:tr>
+        <w:trPr>
+          <w:tblHeader/>
+        </w:trPr>
+        <w:tc>
+          <w:tcPr>
+            <w:tcW w:type="dxa" w:w="3408"/>
+          </w:tcPr>
+          <w:p>
+            <w:r>
+              <w:t>Record / event</w:t>
+            </w:r>
+          </w:p>
+        </w:tc>
+        <w:tc>
+          <w:tcPr>
+            <w:tcW w:type="dxa" w:w="3408"/>
+          </w:tcPr>
+          <w:p>
+            <w:r>
+              <w:t>Recorded duration</w:t>
+            </w:r>
+          </w:p>
+        </w:tc>
+        <w:tc>
+          <w:tcPr>
+            <w:tcW w:type="dxa" w:w="3408"/>
+          </w:tcPr>
+          <w:p>
+            <w:r>
+              <w:t>Source evidence supplied</w:t>
+            </w:r>
+          </w:p>
+        </w:tc>
+      </w:tr>
+      <w:tr>
+        <w:tc>
+          <w:tcPr>
+            <w:tcW w:type="dxa" w:w="3408"/>
+          </w:tcPr>
+          <w:p>
+            <w:r>
+              <w:t>R1 / E1</w:t>
+            </w:r>
+          </w:p>
+        </w:tc>
+        <w:tc>
+          <w:tcPr>
+            <w:tcW w:type="dxa" w:w="3408"/>
+          </w:tcPr>
+          <w:p>
+            <w:r>
+              <w:t>18 minutes</w:t>
+            </w:r>
+          </w:p>
+        </w:tc>
+        <w:tc>
+          <w:tcPr>
+            <w:tcW w:type="dxa" w:w="3408"/>
+          </w:tcPr>
+          <w:p>
+            <w:r>
+              <w:t>Authorised original log clearly records3 minutes</w:t>
+            </w:r>
+          </w:p>
+        </w:tc>
+      </w:tr>
+      <w:tr>
+        <w:tc>
+          <w:tcPr>
+            <w:tcW w:type="dxa" w:w="3408"/>
+          </w:tcPr>
+          <w:p>
+            <w:r>
+              <w:t>R2 / E2</w:t>
+            </w:r>
+          </w:p>
+        </w:tc>
+        <w:tc>
+          <w:tcPr>
+            <w:tcW w:type="dxa" w:w="3408"/>
+          </w:tcPr>
+          <w:p>
+            <w:r>
+              <w:t>25 minutes</w:t>
+            </w:r>
+          </w:p>
+        </w:tc>
+        <w:tc>
+          <w:tcPr>
+            <w:tcW w:type="dxa" w:w="3408"/>
+          </w:tcPr>
+          <w:p>
+            <w:r>
+              <w:t>Approved log verifies a genuine25-minute task</w:t>
+            </w:r>
+          </w:p>
+        </w:tc>
+      </w:tr>
+      <w:tr>
+        <w:tc>
+          <w:tcPr>
+            <w:tcW w:type="dxa" w:w="3408"/>
+          </w:tcPr>
+          <w:p>
+            <w:r>
+              <w:t>R3 / E2</w:t>
+            </w:r>
+          </w:p>
+        </w:tc>
+        <w:tc>
+          <w:tcPr>
+            <w:tcW w:type="dxa" w:w="3408"/>
+          </w:tcPr>
+          <w:p>
+            <w:r>
+              <w:t>25 minutes</w:t>
+            </w:r>
+          </w:p>
+        </w:tc>
+        <w:tc>
+          <w:tcPr>
+            <w:tcW w:type="dxa" w:w="3408"/>
+          </w:tcPr>
+          <w:p>
+            <w:r>
+              <w:t>Export log confirms this is a duplicate copy of R2, not another event</w:t>
+            </w:r>
+          </w:p>
+        </w:tc>
+      </w:tr>
+      <w:tr>
+        <w:tc>
+          <w:tcPr>
+            <w:tcW w:type="dxa" w:w="3408"/>
+          </w:tcPr>
+          <w:p>
+            <w:r>
+              <w:t>R4 / E3</w:t>
+            </w:r>
+          </w:p>
+        </w:tc>
+        <w:tc>
+          <w:tcPr>
+            <w:tcW w:type="dxa" w:w="3408"/>
+          </w:tcPr>
+          <w:p>
+            <w:r>
+              <w:t>blank</w:t>
+            </w:r>
+          </w:p>
+        </w:tc>
+        <w:tc>
+          <w:tcPr>
+            <w:tcW w:type="dxa" w:w="3408"/>
+          </w:tcPr>
+          <w:p>
+            <w:r>
+              <w:t>Original duration is unreadable and no replacement measurement is available</w:t>
+            </w:r>
+          </w:p>
+        </w:tc>
+      </w:tr>
+    </w:tbl>
+    <w:p>
+      <w:pPr>
+        <w:pStyle w:val="Heading2"/>
+      </w:pPr>
+      <w:r>
+        <w:t>Predict, investigate and retain provenance</w:t>
+      </w:r>
+    </w:p>
+    <w:p>
+      <w:pPr>
+        <w:pStyle w:val="ListNumber"/>
+      </w:pPr>
+      <w:r>
+        <w:t>These four audit records form a separate investigation, not replacements for the five-value baseline list. One analysed observation should represent one distinct processing event, in minutes. For each record predict keep, correct, exclude duplicate from the analysis, or ask for evidence. Cite the exact supplied source fact. Preserve the raw record even if its analysis copy is corrected or excluded. For an unresolved duration, report unavailable or review; do not make it zero. Record source, old value, new value or action, reason and what remains unknown. No actual source files are being changed; label the result a paper audit.</w:t>
+      </w:r>
+    </w:p>
+    <w:p>
+      <w:pPr>
+        <w:pStyle w:val="Heading2"/>
+      </w:pPr>
+      <w:r>
+        <w:t>Keep the evidence record and explain your hardest decision</w:t>
       </w:r>
     </w:p>
     <w:tbl>
@@ -4365,7 +4357,6 @@
     <w:p>
       <w:pPr>
         <w:spacing w:line="336" w:lineRule="auto" w:after="180"/>
-        <w:shd w:fill="F5F1FB"/>
       </w:pPr>
       <w:r>
         <w:rPr>
@@ -4409,6 +4400,111 @@
     </w:p>
     <w:p>
       <w:pPr>
+        <w:spacing w:line="336" w:lineRule="auto" w:after="180"/>
+      </w:pPr>
+      <w:r>
+        <w:rPr>
+          <w:b w:val="0"/>
+        </w:rPr>
+        <w:t>Before trying: what do I expect, and why? While trying: which step could first go wrong? Afterwards: what did I actually observe, and what should change? Keep “not run” if you only traced the procedure.</w:t>
+      </w:r>
+    </w:p>
+    <w:p>
+      <w:pPr>
+        <w:pStyle w:val="Heading2"/>
+      </w:pPr>
+      <w:r>
+        <w:t>Earlier wording, alternatives and picture transcripts · reference / check after trying</w:t>
+      </w:r>
+    </w:p>
+    <w:p>
+      <w:pPr>
+        <w:spacing w:line="336" w:lineRule="auto" w:after="180"/>
+      </w:pPr>
+      <w:r>
+        <w:rPr>
+          <w:b/>
+        </w:rPr>
+        <w:t>EVIDENCE</w:t>
+      </w:r>
+      <w:r>
+        <w:rPr>
+          <w:b w:val="0"/>
+        </w:rPr>
+        <w:t xml:space="preserve"> LAB</w:t>
+      </w:r>
+    </w:p>
+    <w:p>
+      <w:pPr>
+        <w:spacing w:line="336" w:lineRule="auto" w:after="180"/>
+      </w:pPr>
+      <w:r>
+        <w:rPr>
+          <w:b w:val="0"/>
+        </w:rPr>
+        <w:t>Predict → Test → Record → Explain</w:t>
+      </w:r>
+    </w:p>
+    <w:p>
+      <w:pPr>
+        <w:spacing w:line="336" w:lineRule="auto" w:after="180"/>
+      </w:pPr>
+      <w:r>
+        <w:rPr>
+          <w:b w:val="0"/>
+        </w:rPr>
+        <w:t>Keep expected and actual results separate. Surprises are useful data when recorded honestly.</w:t>
+      </w:r>
+    </w:p>
+    <w:p>
+      <w:r>
+        <w:drawing>
+          <wp:inline xmlns:a="http://schemas.openxmlformats.org/drawingml/2006/main" xmlns:pic="http://schemas.openxmlformats.org/drawingml/2006/picture">
+            <wp:extent cx="5486400" cy="1901952"/>
+            <wp:docPr id="21" name="Picture 21" descr="Evidence lab graphic for Noise and Outliers"/>
+            <wp:cNvGraphicFramePr>
+              <a:graphicFrameLocks noChangeAspect="1"/>
+            </wp:cNvGraphicFramePr>
+            <a:graphic>
+              <a:graphicData uri="http://schemas.openxmlformats.org/drawingml/2006/picture">
+                <pic:pic>
+                  <pic:nvPicPr>
+                    <pic:cNvPr id="0" name="aa53c1b9fe0bcf53d6affb8cbea61810e53a37b0f26ae397b33f5a9dd311819d.png"/>
+                    <pic:cNvPicPr/>
+                  </pic:nvPicPr>
+                  <pic:blipFill>
+                    <a:blip r:embed="rId24"/>
+                    <a:stretch>
+                      <a:fillRect/>
+                    </a:stretch>
+                  </pic:blipFill>
+                  <pic:spPr>
+                    <a:xfrm>
+                      <a:off x="0" y="0"/>
+                      <a:ext cx="5486400" cy="1901952"/>
+                    </a:xfrm>
+                    <a:prstGeom prst="rect"/>
+                  </pic:spPr>
+                </pic:pic>
+              </a:graphicData>
+            </a:graphic>
+          </wp:inline>
+        </w:drawing>
+      </w:r>
+    </w:p>
+    <w:p>
+      <w:pPr>
+        <w:spacing w:line="336" w:lineRule="auto" w:after="180"/>
+      </w:pPr>
+      <w:r>
+        <w:rPr>
+          <w:b w:val="0"/>
+        </w:rPr>
+        <w:t>Use the four supplied audit records. Choose keep, correct, exclude a confirmed duplicate from analysis, or ask for evidence; justify every action from the supplied source facts and preserve the raw record.</w:t>
+      </w:r>
+    </w:p>
+    <w:p>
+      <w:pPr>
         <w:pStyle w:val="Heading3"/>
       </w:pPr>
       <w:r>
@@ -4417,13 +4513,520 @@
     </w:p>
     <w:p>
       <w:pPr>
+        <w:pStyle w:val="Heading1"/>
+      </w:pPr>
+      <w:r>
+        <w:t>14. Try alone: compare summaries on a fresh five-value list</w:t>
+      </w:r>
+    </w:p>
+    <w:p>
+      <w:r>
+        <w:t>Show sums, counts and sorted middle values before feedback.</w:t>
+      </w:r>
+    </w:p>
+    <w:p>
+      <w:pPr>
+        <w:pStyle w:val="Heading2"/>
+      </w:pPr>
+      <w:r>
+        <w:t>The independent calculation</w:t>
+      </w:r>
+    </w:p>
+    <w:p>
+      <w:pPr>
         <w:spacing w:line="336" w:lineRule="auto" w:after="180"/>
       </w:pPr>
       <w:r>
         <w:rPr>
           <w:b w:val="0"/>
         </w:rPr>
-        <w:t>Before trying: what do I expect, and why? While trying: which step could first go wrong? Afterwards: what did I actually observe, and what should change? Keep “not run” if you only traced the procedure.</w:t>
+        <w:t xml:space="preserve">For 1, 2, 2, 3 and 12, calculate </w:t>
+      </w:r>
+      <w:r>
+        <w:rPr>
+          <w:b/>
+        </w:rPr>
+        <w:t>mean</w:t>
+      </w:r>
+      <w:r>
+        <w:rPr>
+          <w:b w:val="0"/>
+        </w:rPr>
+        <w:t xml:space="preserve"> and </w:t>
+      </w:r>
+      <w:r>
+        <w:rPr>
+          <w:b/>
+        </w:rPr>
+        <w:t>median</w:t>
+      </w:r>
+      <w:r>
+        <w:rPr>
+          <w:b w:val="0"/>
+        </w:rPr>
+        <w:t>. Then replace 12 with 2 and recalculate. Explain the change.</w:t>
+      </w:r>
+    </w:p>
+    <w:p>
+      <w:pPr>
+        <w:pStyle w:val="Heading2"/>
+      </w:pPr>
+      <w:r>
+        <w:t>Units and what-if status</w:t>
+      </w:r>
+    </w:p>
+    <w:p>
+      <w:pPr>
+        <w:spacing w:line="336" w:lineRule="auto" w:after="180"/>
+      </w:pPr>
+      <w:r>
+        <w:rPr>
+          <w:b w:val="0"/>
+        </w:rPr>
+        <w:t>For the selected independent task, treat the numbers as fictional durations in minutes. Replacing12 with2 is a requested what-if comparison, not evidence of a confirmed recording error. Explain the arithmetic change separately from permission to change an actual measurement.</w:t>
+      </w:r>
+    </w:p>
+    <w:p>
+      <w:pPr>
+        <w:pStyle w:val="Heading2"/>
+      </w:pPr>
+      <w:r>
+        <w:t>Your first attempt and support record</w:t>
+      </w:r>
+    </w:p>
+    <w:p>
+      <w:pPr>
+        <w:pStyle w:val="Heading3"/>
+      </w:pPr>
+      <w:r>
+        <w:t>My independent explanation, trace and limits</w:t>
+      </w:r>
+    </w:p>
+    <w:p>
+      <w:r>
+        <w:t>________________________________________________________________</w:t>
+      </w:r>
+    </w:p>
+    <w:p>
+      <w:r>
+        <w:t>________________________________________________________________</w:t>
+      </w:r>
+    </w:p>
+    <w:p>
+      <w:r>
+        <w:t>________________________________________________________________</w:t>
+      </w:r>
+    </w:p>
+    <w:p>
+      <w:r>
+        <w:t>________________________________________________________________</w:t>
+      </w:r>
+    </w:p>
+    <w:p>
+      <w:r>
+        <w:t>________________________________________________________________</w:t>
+      </w:r>
+    </w:p>
+    <w:p>
+      <w:r>
+        <w:t>________________________________________________________________</w:t>
+      </w:r>
+    </w:p>
+    <w:p>
+      <w:r>
+        <w:t>________________________________________________________________</w:t>
+      </w:r>
+    </w:p>
+    <w:p>
+      <w:pPr>
+        <w:spacing w:line="336" w:lineRule="auto" w:after="180"/>
+      </w:pPr>
+      <w:r>
+        <w:rPr>
+          <w:b w:val="0"/>
+        </w:rPr>
+        <w:t>Attempt this case before feedback. Record any help. Earlier examples below are further practice; a case already practised with feedback cannot establish fresh transfer.</w:t>
+      </w:r>
+    </w:p>
+    <w:p>
+      <w:pPr>
+        <w:spacing w:line="336" w:lineRule="auto" w:after="180"/>
+      </w:pPr>
+      <w:r>
+        <w:rPr>
+          <w:b w:val="0"/>
+        </w:rPr>
+        <w:t xml:space="preserve">Your teacher has the independent answer and scoring criteria. Complete the matching workbook week to keep your practice </w:t>
+      </w:r>
+      <w:r>
+        <w:rPr>
+          <w:b/>
+        </w:rPr>
+        <w:t>evidence</w:t>
+      </w:r>
+      <w:r>
+        <w:rPr>
+          <w:b w:val="0"/>
+        </w:rPr>
+        <w:t xml:space="preserve"> together.</w:t>
+      </w:r>
+    </w:p>
+    <w:p>
+      <w:pPr>
+        <w:pStyle w:val="Heading2"/>
+      </w:pPr>
+      <w:r>
+        <w:t>Use feedback after the attempt</w:t>
+      </w:r>
+    </w:p>
+    <w:p>
+      <w:pPr>
+        <w:spacing w:line="336" w:lineRule="auto" w:after="180"/>
+      </w:pPr>
+      <w:r>
+        <w:rPr>
+          <w:b w:val="0"/>
+        </w:rPr>
+        <w:t>Attempt the independent case before hints. Record whether you worked alone, used a hint or followed a model. After feedback, fix the first unsupported step and explain why it changed.</w:t>
+      </w:r>
+    </w:p>
+    <w:p>
+      <w:pPr>
+        <w:spacing w:line="336" w:lineRule="auto" w:after="180"/>
+      </w:pPr>
+      <w:r>
+        <w:rPr>
+          <w:b w:val="0"/>
+        </w:rPr>
+        <w:t>A later check uses a changed case, not a copied answer.</w:t>
+      </w:r>
+    </w:p>
+    <w:p>
+      <w:pPr>
+        <w:pStyle w:val="Heading2"/>
+      </w:pPr>
+      <w:r>
+        <w:t>Earlier wording, alternatives and picture transcripts · reference / check after trying</w:t>
+      </w:r>
+    </w:p>
+    <w:p>
+      <w:pPr>
+        <w:pStyle w:val="Heading3"/>
+      </w:pPr>
+      <w:r>
+        <w:t>Independent case: Compare summaries independently</w:t>
+      </w:r>
+    </w:p>
+    <w:p>
+      <w:pPr>
+        <w:pStyle w:val="Heading3"/>
+      </w:pPr>
+      <w:r>
+        <w:t>Week 17 Independent application</w:t>
+      </w:r>
+    </w:p>
+    <w:p>
+      <w:pPr>
+        <w:spacing w:line="336" w:lineRule="auto" w:after="180"/>
+      </w:pPr>
+      <w:r>
+        <w:rPr>
+          <w:b w:val="0"/>
+        </w:rPr>
+        <w:t>Close the worked explanation. Apply the idea to this different question without copying.</w:t>
+      </w:r>
+    </w:p>
+    <w:p>
+      <w:pPr>
+        <w:spacing w:line="336" w:lineRule="auto" w:after="180"/>
+      </w:pPr>
+      <w:r>
+        <w:rPr>
+          <w:b w:val="0"/>
+        </w:rPr>
+        <w:t xml:space="preserve">Page counts are 40, 42, 43 and 900. Should 900 be deleted immediately? Give two explanations to </w:t>
+      </w:r>
+      <w:r>
+        <w:rPr>
+          <w:b/>
+        </w:rPr>
+        <w:t>investigate</w:t>
+      </w:r>
+      <w:r>
+        <w:rPr>
+          <w:b w:val="0"/>
+        </w:rPr>
+        <w:t>.</w:t>
+      </w:r>
+    </w:p>
+    <w:p>
+      <w:pPr>
+        <w:spacing w:line="336" w:lineRule="auto" w:after="180"/>
+      </w:pPr>
+      <w:r>
+        <w:rPr>
+          <w:b w:val="0"/>
+        </w:rPr>
+        <w:t xml:space="preserve">My answer, with a trace, calculation or supporting </w:t>
+      </w:r>
+      <w:r>
+        <w:rPr>
+          <w:b/>
+        </w:rPr>
+        <w:t>evidence</w:t>
+      </w:r>
+    </w:p>
+    <w:p>
+      <w:pPr>
+        <w:pStyle w:val="Heading3"/>
+      </w:pPr>
+      <w:r>
+        <w:t>Write or draw your reasoning and evidence.</w:t>
+      </w:r>
+    </w:p>
+    <w:p>
+      <w:r>
+        <w:t>________________________________________________________________</w:t>
+      </w:r>
+    </w:p>
+    <w:p>
+      <w:r>
+        <w:t>________________________________________________________________</w:t>
+      </w:r>
+    </w:p>
+    <w:p>
+      <w:r>
+        <w:t>________________________________________________________________</w:t>
+      </w:r>
+    </w:p>
+    <w:p>
+      <w:r>
+        <w:t>________________________________________________________________</w:t>
+      </w:r>
+    </w:p>
+    <w:p>
+      <w:r>
+        <w:t>________________________________________________________________</w:t>
+      </w:r>
+    </w:p>
+    <w:p>
+      <w:pPr>
+        <w:pStyle w:val="Heading3"/>
+      </w:pPr>
+      <w:r>
+        <w:t>Create and test</w:t>
+      </w:r>
+    </w:p>
+    <w:p>
+      <w:pPr>
+        <w:spacing w:line="336" w:lineRule="auto" w:after="180"/>
+      </w:pPr>
+      <w:r>
+        <w:rPr>
+          <w:b w:val="0"/>
+        </w:rPr>
+        <w:t>Change one relevant detail. Predict the result before testing. Include a boundary or missing-information case when it helps reveal a limit.</w:t>
+      </w:r>
+    </w:p>
+    <w:p>
+      <w:pPr>
+        <w:spacing w:line="336" w:lineRule="auto" w:after="180"/>
+      </w:pPr>
+      <w:r>
+        <w:rPr>
+          <w:b w:val="0"/>
+        </w:rPr>
+        <w:t xml:space="preserve">My changed </w:t>
+      </w:r>
+      <w:r>
+        <w:rPr>
+          <w:b/>
+        </w:rPr>
+        <w:t>input</w:t>
+      </w:r>
+      <w:r>
+        <w:rPr>
+          <w:b w:val="0"/>
+        </w:rPr>
+        <w:t xml:space="preserve"> and expected result</w:t>
+      </w:r>
+    </w:p>
+    <w:p>
+      <w:pPr>
+        <w:pStyle w:val="Heading3"/>
+      </w:pPr>
+      <w:r>
+        <w:t>Write or draw your reasoning and evidence.</w:t>
+      </w:r>
+    </w:p>
+    <w:p>
+      <w:r>
+        <w:t>________________________________________________________________</w:t>
+      </w:r>
+    </w:p>
+    <w:p>
+      <w:r>
+        <w:t>________________________________________________________________</w:t>
+      </w:r>
+    </w:p>
+    <w:p>
+      <w:r>
+        <w:t>________________________________________________________________</w:t>
+      </w:r>
+    </w:p>
+    <w:p>
+      <w:r>
+        <w:t>________________________________________________________________</w:t>
+      </w:r>
+    </w:p>
+    <w:p>
+      <w:r>
+        <w:t>________________________________________________________________</w:t>
+      </w:r>
+    </w:p>
+    <w:p>
+      <w:pPr>
+        <w:pStyle w:val="Heading3"/>
+      </w:pPr>
+      <w:r>
+        <w:t>Connect to your project</w:t>
+      </w:r>
+    </w:p>
+    <w:p>
+      <w:pPr>
+        <w:spacing w:line="336" w:lineRule="auto" w:after="180"/>
+      </w:pPr>
+      <w:r>
+        <w:rPr>
+          <w:b w:val="0"/>
+        </w:rPr>
+        <w:t>Keep legitimate unusual books so the recommender can serve unusual readers.</w:t>
+      </w:r>
+    </w:p>
+    <w:p>
+      <w:pPr>
+        <w:spacing w:line="336" w:lineRule="auto" w:after="180"/>
+      </w:pPr>
+      <w:r>
+        <w:rPr>
+          <w:b w:val="0"/>
+        </w:rPr>
+        <w:t xml:space="preserve">The </w:t>
+      </w:r>
+      <w:r>
+        <w:rPr>
+          <w:b/>
+        </w:rPr>
+        <w:t>evidence</w:t>
+      </w:r>
+      <w:r>
+        <w:rPr>
+          <w:b w:val="0"/>
+        </w:rPr>
+        <w:t xml:space="preserve"> I will keep</w:t>
+      </w:r>
+    </w:p>
+    <w:p>
+      <w:pPr>
+        <w:pStyle w:val="Heading3"/>
+      </w:pPr>
+      <w:r>
+        <w:t>Write or draw your reasoning and evidence.</w:t>
+      </w:r>
+    </w:p>
+    <w:p>
+      <w:r>
+        <w:t>________________________________________________________________</w:t>
+      </w:r>
+    </w:p>
+    <w:p>
+      <w:r>
+        <w:t>________________________________________________________________</w:t>
+      </w:r>
+    </w:p>
+    <w:p>
+      <w:r>
+        <w:t>________________________________________________________________</w:t>
+      </w:r>
+    </w:p>
+    <w:p>
+      <w:r>
+        <w:t>________________________________________________________________</w:t>
+      </w:r>
+    </w:p>
+    <w:p>
+      <w:r>
+        <w:t>________________________________________________________________</w:t>
+      </w:r>
+    </w:p>
+    <w:p>
+      <w:pPr>
+        <w:pStyle w:val="Heading3"/>
+      </w:pPr>
+      <w:r>
+        <w:t>Transfer practice from the original programme</w:t>
+      </w:r>
+    </w:p>
+    <w:p>
+      <w:pPr>
+        <w:spacing w:line="336" w:lineRule="auto" w:after="180"/>
+      </w:pPr>
+      <w:r>
+        <w:rPr>
+          <w:b w:val="0"/>
+        </w:rPr>
+        <w:t>Page counts are 72,80,96,960. The last book may be an anthology. Should a cleaning script delete it automatically? Give a defensible investigation and document the outcome.</w:t>
+      </w:r>
+    </w:p>
+    <w:p>
+      <w:pPr>
+        <w:pStyle w:val="Heading3"/>
+      </w:pPr>
+      <w:r>
+        <w:t>Explain the mechanism, evidence and one limit.</w:t>
+      </w:r>
+    </w:p>
+    <w:p>
+      <w:r>
+        <w:t>________________________________________________________________</w:t>
+      </w:r>
+    </w:p>
+    <w:p>
+      <w:r>
+        <w:t>________________________________________________________________</w:t>
+      </w:r>
+    </w:p>
+    <w:p>
+      <w:r>
+        <w:t>________________________________________________________________</w:t>
+      </w:r>
+    </w:p>
+    <w:p>
+      <w:r>
+        <w:t>________________________________________________________________</w:t>
+      </w:r>
+    </w:p>
+    <w:p>
+      <w:r>
+        <w:t>________________________________________________________________</w:t>
+      </w:r>
+    </w:p>
+    <w:p>
+      <w:r>
+        <w:t>________________________________________________________________</w:t>
+      </w:r>
+    </w:p>
+    <w:p>
+      <w:r>
+        <w:t>________________________________________________________________</w:t>
+      </w:r>
+    </w:p>
+    <w:p>
+      <w:pPr>
+        <w:pStyle w:val="Heading3"/>
+      </w:pPr>
+      <w:r>
+        <w:t>Use feedback to improve</w:t>
       </w:r>
     </w:p>
     <w:p>
@@ -4431,12 +5034,20 @@
         <w:pStyle w:val="Heading1"/>
       </w:pPr>
       <w:r>
-        <w:t>10. Build your understanding</w:t>
-      </w:r>
-    </w:p>
-    <w:p>
-      <w:r>
-        <w:t>Move from recall to tracing, diagnosis and transfer in Noise and Outliers. Explain why each step is justified.</w:t>
+        <w:t>11. Keep a provenance record for unusual catalogue values</w:t>
+      </w:r>
+    </w:p>
+    <w:p>
+      <w:r>
+        <w:t>A convenient cleaning rule is not evidence that a rare book is invalid.</w:t>
+      </w:r>
+    </w:p>
+    <w:p>
+      <w:pPr>
+        <w:pStyle w:val="Heading2"/>
+      </w:pPr>
+      <w:r>
+        <w:t>This week’s concrete portfolio contribution</w:t>
       </w:r>
     </w:p>
     <w:p>
@@ -4445,7 +5056,1050 @@
       </w:pPr>
       <w:r>
         <w:rPr>
+          <w:b w:val="0"/>
+        </w:rPr>
+        <w:t>For the fictional recommender, inspect an unusual page count or processing time against edition, units and original source before changing it. Retain a verified long book, document a confirmed correction and avoid double-counting a proven duplicate of one event. A confirmed invalid record can be excluded from a declared analysis without erasing its raw source. Do not promise that five observations represent all readers or all library tasks.</w:t>
+      </w:r>
+    </w:p>
+    <w:p>
+      <w:pPr>
+        <w:spacing w:line="336" w:lineRule="auto" w:after="180"/>
+      </w:pPr>
+      <w:r>
+        <w:rPr>
           <w:b/>
+        </w:rPr>
+        <w:t>Investigate</w:t>
+      </w:r>
+      <w:r>
+        <w:rPr>
+          <w:b w:val="0"/>
+        </w:rPr>
+        <w:t xml:space="preserve"> unusual recommender features and show </w:t>
+      </w:r>
+      <w:r>
+        <w:rPr>
+          <w:b/>
+        </w:rPr>
+        <w:t>evidence</w:t>
+      </w:r>
+      <w:r>
+        <w:rPr>
+          <w:b w:val="0"/>
+        </w:rPr>
+        <w:t>-backed repairs instead of removing inconvenient records.</w:t>
+      </w:r>
+    </w:p>
+    <w:p>
+      <w:pPr>
+        <w:pStyle w:val="Heading2"/>
+      </w:pPr>
+      <w:r>
+        <w:t>Keep the checkpoint, system and human choice</w:t>
+      </w:r>
+    </w:p>
+    <w:p>
+      <w:pPr>
+        <w:spacing w:line="336" w:lineRule="auto" w:after="180"/>
+      </w:pPr>
+      <w:r>
+        <w:rPr>
+          <w:b w:val="0"/>
+        </w:rPr>
+        <w:t>THIS WEEK’S CHECKPOINT  Keep legitimate unusual books so the recommender can serve unusual readers.</w:t>
+      </w:r>
+    </w:p>
+    <w:p>
+      <w:pPr>
+        <w:spacing w:line="336" w:lineRule="auto" w:after="180"/>
+      </w:pPr>
+      <w:r>
+        <w:rPr>
+          <w:b w:val="0"/>
+        </w:rPr>
+        <w:t xml:space="preserve">SYSTEM MAP  Reader need → allowed </w:t>
+      </w:r>
+      <w:r>
+        <w:rPr>
+          <w:b/>
+        </w:rPr>
+        <w:t>input</w:t>
+      </w:r>
+      <w:r>
+        <w:rPr>
+          <w:b w:val="0"/>
+        </w:rPr>
+        <w:t xml:space="preserve">s → transparent rule or score → ranked candidates → explanation → test record → </w:t>
+      </w:r>
+      <w:r>
+        <w:rPr>
+          <w:b/>
+        </w:rPr>
+        <w:t>human decision</w:t>
+      </w:r>
+    </w:p>
+    <w:p>
+      <w:pPr>
+        <w:spacing w:line="336" w:lineRule="auto" w:after="180"/>
+      </w:pPr>
+      <w:r>
+        <w:rPr>
+          <w:b w:val="0"/>
+        </w:rPr>
+        <w:t>What will you add, change, or verify in the project this week?</w:t>
+      </w:r>
+    </w:p>
+    <w:p>
+      <w:pPr>
+        <w:pStyle w:val="Heading3"/>
+      </w:pPr>
+      <w:r>
+        <w:t>Write or draw your reasoning and evidence.</w:t>
+      </w:r>
+    </w:p>
+    <w:p>
+      <w:r>
+        <w:t>________________________________________________________________</w:t>
+      </w:r>
+    </w:p>
+    <w:p>
+      <w:r>
+        <w:t>________________________________________________________________</w:t>
+      </w:r>
+    </w:p>
+    <w:p>
+      <w:r>
+        <w:t>________________________________________________________________</w:t>
+      </w:r>
+    </w:p>
+    <w:p>
+      <w:r>
+        <w:t>________________________________________________________________</w:t>
+      </w:r>
+    </w:p>
+    <w:p>
+      <w:r>
+        <w:t>________________________________________________________________</w:t>
+      </w:r>
+    </w:p>
+    <w:p>
+      <w:pPr>
+        <w:spacing w:line="336" w:lineRule="auto" w:after="180"/>
+      </w:pPr>
+      <w:r>
+        <w:rPr>
+          <w:b w:val="0"/>
+        </w:rPr>
+        <w:t xml:space="preserve">What should remain under </w:t>
+      </w:r>
+      <w:r>
+        <w:rPr>
+          <w:b/>
+        </w:rPr>
+        <w:t>human control</w:t>
+      </w:r>
+      <w:r>
+        <w:rPr>
+          <w:b w:val="0"/>
+        </w:rPr>
+        <w:t>?</w:t>
+      </w:r>
+    </w:p>
+    <w:p>
+      <w:pPr>
+        <w:pStyle w:val="Heading3"/>
+      </w:pPr>
+      <w:r>
+        <w:t>Write or draw your reasoning and evidence.</w:t>
+      </w:r>
+    </w:p>
+    <w:p>
+      <w:r>
+        <w:t>________________________________________________________________</w:t>
+      </w:r>
+    </w:p>
+    <w:p>
+      <w:r>
+        <w:t>________________________________________________________________</w:t>
+      </w:r>
+    </w:p>
+    <w:p>
+      <w:r>
+        <w:t>________________________________________________________________</w:t>
+      </w:r>
+    </w:p>
+    <w:p>
+      <w:r>
+        <w:t>________________________________________________________________</w:t>
+      </w:r>
+    </w:p>
+    <w:p>
+      <w:r>
+        <w:t>________________________________________________________________</w:t>
+      </w:r>
+    </w:p>
+    <w:p>
+      <w:pPr>
+        <w:spacing w:line="336" w:lineRule="auto" w:after="180"/>
+      </w:pPr>
+      <w:r>
+        <w:rPr>
+          <w:b w:val="0"/>
+        </w:rPr>
+        <w:t>RESPONSIBLE DESIGN  Collect only necessary information. Show uncertainty and limits. Never confuse a ranking with a fact about a person.</w:t>
+      </w:r>
+    </w:p>
+    <w:p>
+      <w:pPr>
+        <w:pStyle w:val="Heading2"/>
+      </w:pPr>
+      <w:r>
+        <w:t>Earlier wording, alternatives and picture transcripts · reference / check after trying</w:t>
+      </w:r>
+    </w:p>
+    <w:p>
+      <w:pPr>
+        <w:spacing w:line="336" w:lineRule="auto" w:after="180"/>
+      </w:pPr>
+      <w:r>
+        <w:rPr>
+          <w:b w:val="0"/>
+        </w:rPr>
+        <w:t>CUMULATIVE PROJECT</w:t>
+      </w:r>
+    </w:p>
+    <w:p>
+      <w:pPr>
+        <w:spacing w:line="336" w:lineRule="auto" w:after="180"/>
+      </w:pPr>
+      <w:r>
+        <w:rPr>
+          <w:b w:val="0"/>
+        </w:rPr>
+        <w:t>Transparent Book Recommender</w:t>
+      </w:r>
+    </w:p>
+    <w:p>
+      <w:pPr>
+        <w:spacing w:line="336" w:lineRule="auto" w:after="180"/>
+      </w:pPr>
+      <w:r>
+        <w:rPr>
+          <w:b w:val="0"/>
+        </w:rPr>
+        <w:t>Every week adds one inspectable piece. The system must show how it reached a result.</w:t>
+      </w:r>
+    </w:p>
+    <w:p>
+      <w:r>
+        <w:drawing>
+          <wp:inline xmlns:a="http://schemas.openxmlformats.org/drawingml/2006/main" xmlns:pic="http://schemas.openxmlformats.org/drawingml/2006/picture">
+            <wp:extent cx="5486400" cy="1901952"/>
+            <wp:docPr id="22" name="Picture 22" descr="Book recommender connection for Noise and Outliers"/>
+            <wp:cNvGraphicFramePr>
+              <a:graphicFrameLocks noChangeAspect="1"/>
+            </wp:cNvGraphicFramePr>
+            <a:graphic>
+              <a:graphicData uri="http://schemas.openxmlformats.org/drawingml/2006/picture">
+                <pic:pic>
+                  <pic:nvPicPr>
+                    <pic:cNvPr id="0" name="556b364cadd79d604888cbbe5997e9e2c135afd22e464153c3a49c5c8f06bf45.png"/>
+                    <pic:cNvPicPr/>
+                  </pic:nvPicPr>
+                  <pic:blipFill>
+                    <a:blip r:embed="rId25"/>
+                    <a:stretch>
+                      <a:fillRect/>
+                    </a:stretch>
+                  </pic:blipFill>
+                  <pic:spPr>
+                    <a:xfrm>
+                      <a:off x="0" y="0"/>
+                      <a:ext cx="5486400" cy="1901952"/>
+                    </a:xfrm>
+                    <a:prstGeom prst="rect"/>
+                  </pic:spPr>
+                </pic:pic>
+              </a:graphicData>
+            </a:graphic>
+          </wp:inline>
+        </w:drawing>
+      </w:r>
+    </w:p>
+    <w:p>
+      <w:pPr>
+        <w:pStyle w:val="Heading3"/>
+      </w:pPr>
+      <w:r>
+        <w:t>Evidence for your project</w:t>
+      </w:r>
+    </w:p>
+    <w:p>
+      <w:pPr>
+        <w:pStyle w:val="Heading1"/>
+      </w:pPr>
+      <w:r>
+        <w:t>16. Finish: justify both the summary and any proposed repair</w:t>
+      </w:r>
+    </w:p>
+    <w:p>
+      <w:r>
+        <w:t>Name the data, units, procedure and evidence limit.</w:t>
+      </w:r>
+    </w:p>
+    <w:p>
+      <w:pPr>
+        <w:pStyle w:val="Heading2"/>
+      </w:pPr>
+      <w:r>
+        <w:t>Explain without notes</w:t>
+      </w:r>
+    </w:p>
+    <w:p>
+      <w:pPr>
+        <w:pStyle w:val="ListBullet"/>
+      </w:pPr>
+      <w:r>
+        <w:t>Close your notes. Explain this goal in your own words: Calculate mean and median</w:t>
+      </w:r>
+    </w:p>
+    <w:p>
+      <w:pPr>
+        <w:pStyle w:val="Heading3"/>
+      </w:pPr>
+      <w:r>
+        <w:t>My deciding step, evidence and one remaining question</w:t>
+      </w:r>
+    </w:p>
+    <w:p>
+      <w:r>
+        <w:t>________________________________________________________________</w:t>
+      </w:r>
+    </w:p>
+    <w:p>
+      <w:r>
+        <w:t>________________________________________________________________</w:t>
+      </w:r>
+    </w:p>
+    <w:p>
+      <w:r>
+        <w:t>________________________________________________________________</w:t>
+      </w:r>
+    </w:p>
+    <w:p>
+      <w:r>
+        <w:t>________________________________________________________________</w:t>
+      </w:r>
+    </w:p>
+    <w:p>
+      <w:r>
+        <w:t>________________________________________________________________</w:t>
+      </w:r>
+    </w:p>
+    <w:p>
+      <w:pPr>
+        <w:pStyle w:val="Heading2"/>
+      </w:pPr>
+      <w:r>
+        <w:t>Return on a changed case</w:t>
+      </w:r>
+    </w:p>
+    <w:p>
+      <w:pPr>
+        <w:spacing w:line="336" w:lineRule="auto" w:after="180"/>
+      </w:pPr>
+      <w:r>
+        <w:rPr>
+          <w:b w:val="0"/>
+        </w:rPr>
+        <w:t xml:space="preserve">If you are unsure, return to the worked picture and explain one arrow. If you are ready, change an </w:t>
+      </w:r>
+      <w:r>
+        <w:rPr>
+          <w:b/>
+        </w:rPr>
+        <w:t>input</w:t>
+      </w:r>
+      <w:r>
+        <w:rPr>
+          <w:b w:val="0"/>
+        </w:rPr>
+        <w:t xml:space="preserve"> or assumption and justify your </w:t>
+      </w:r>
+      <w:r>
+        <w:rPr>
+          <w:b/>
+        </w:rPr>
+        <w:t>prediction</w:t>
+      </w:r>
+      <w:r>
+        <w:rPr>
+          <w:b w:val="0"/>
+        </w:rPr>
+        <w:t>.</w:t>
+      </w:r>
+    </w:p>
+    <w:p>
+      <w:pPr>
+        <w:spacing w:line="336" w:lineRule="auto" w:after="180"/>
+      </w:pPr>
+      <w:r>
+        <w:rPr>
+          <w:b w:val="0"/>
+        </w:rPr>
+        <w:t xml:space="preserve">Save your workbook </w:t>
+      </w:r>
+      <w:r>
+        <w:rPr>
+          <w:b/>
+        </w:rPr>
+        <w:t>evidence</w:t>
+      </w:r>
+      <w:r>
+        <w:rPr>
+          <w:b w:val="0"/>
+        </w:rPr>
+        <w:t>. At the next review, try a different case before opening your old answer.</w:t>
+      </w:r>
+    </w:p>
+    <w:p>
+      <w:pPr>
+        <w:pStyle w:val="Heading1"/>
+      </w:pPr>
+      <w:r>
+        <w:t>Reference bank and extra practice</w:t>
+      </w:r>
+    </w:p>
+    <w:p>
+      <w:pPr>
+        <w:pStyle w:val="Heading1"/>
+      </w:pPr>
+      <w:r>
+        <w:t>05. Your quick word guide</w:t>
+      </w:r>
+    </w:p>
+    <w:p>
+      <w:r>
+        <w:t>Use the words to explain a particular step, record or limit.</w:t>
+      </w:r>
+    </w:p>
+    <w:p>
+      <w:pPr>
+        <w:pStyle w:val="Heading2"/>
+      </w:pPr>
+      <w:r>
+        <w:t>Core vocabulary</w:t>
+      </w:r>
+    </w:p>
+    <w:tbl>
+      <w:tblPr>
+        <w:tblStyle w:val="LightShading-Accent1"/>
+        <w:tblW w:type="auto" w:w="0"/>
+        <w:tblLook w:firstColumn="1" w:firstRow="1" w:lastColumn="0" w:lastRow="0" w:noHBand="0" w:noVBand="1" w:val="04A0"/>
+      </w:tblPr>
+      <w:tblGrid>
+        <w:gridCol w:w="3408"/>
+        <w:gridCol w:w="3408"/>
+        <w:gridCol w:w="3408"/>
+      </w:tblGrid>
+      <w:tr>
+        <w:trPr>
+          <w:tblHeader/>
+        </w:trPr>
+        <w:tc>
+          <w:tcPr>
+            <w:tcW w:type="dxa" w:w="3408"/>
+          </w:tcPr>
+          <w:p>
+            <w:r>
+              <w:t>Word</w:t>
+            </w:r>
+          </w:p>
+        </w:tc>
+        <w:tc>
+          <w:tcPr>
+            <w:tcW w:type="dxa" w:w="3408"/>
+          </w:tcPr>
+          <w:p>
+            <w:r>
+              <w:t>My own example</w:t>
+            </w:r>
+          </w:p>
+        </w:tc>
+        <w:tc>
+          <w:tcPr>
+            <w:tcW w:type="dxa" w:w="3408"/>
+          </w:tcPr>
+          <w:p>
+            <w:r>
+              <w:t>Not this / boundary</w:t>
+            </w:r>
+          </w:p>
+        </w:tc>
+      </w:tr>
+      <w:tr>
+        <w:tc>
+          <w:tcPr>
+            <w:tcW w:type="dxa" w:w="3408"/>
+          </w:tcPr>
+          <w:p>
+            <w:r>
+              <w:t>noise</w:t>
+            </w:r>
+          </w:p>
+        </w:tc>
+        <w:tc>
+          <w:tcPr>
+            <w:tcW w:type="dxa" w:w="3408"/>
+          </w:tcPr>
+          <w:p>
+            <w:r>
+              <w:t>Variation or interference that obscures the information relevant to a task.</w:t>
+            </w:r>
+          </w:p>
+        </w:tc>
+        <w:tc>
+          <w:tcPr>
+            <w:tcW w:type="dxa" w:w="3408"/>
+          </w:tcPr>
+          <w:p>
+            <w:r/>
+          </w:p>
+        </w:tc>
+      </w:tr>
+      <w:tr>
+        <w:tc>
+          <w:tcPr>
+            <w:tcW w:type="dxa" w:w="3408"/>
+          </w:tcPr>
+          <w:p>
+            <w:r>
+              <w:t>outlier</w:t>
+            </w:r>
+          </w:p>
+        </w:tc>
+        <w:tc>
+          <w:tcPr>
+            <w:tcW w:type="dxa" w:w="3408"/>
+          </w:tcPr>
+          <w:p>
+            <w:r>
+              <w:t>An observation far from a typical pattern under a stated comparison; it is not automatically an error.</w:t>
+            </w:r>
+          </w:p>
+        </w:tc>
+        <w:tc>
+          <w:tcPr>
+            <w:tcW w:type="dxa" w:w="3408"/>
+          </w:tcPr>
+          <w:p>
+            <w:r/>
+          </w:p>
+        </w:tc>
+      </w:tr>
+      <w:tr>
+        <w:tc>
+          <w:tcPr>
+            <w:tcW w:type="dxa" w:w="3408"/>
+          </w:tcPr>
+          <w:p>
+            <w:r>
+              <w:t>duplicate</w:t>
+            </w:r>
+          </w:p>
+        </w:tc>
+        <w:tc>
+          <w:tcPr>
+            <w:tcW w:type="dxa" w:w="3408"/>
+          </w:tcPr>
+          <w:p>
+            <w:r>
+              <w:t>A repeated record or copy; copies are not independent new observations.</w:t>
+            </w:r>
+          </w:p>
+        </w:tc>
+        <w:tc>
+          <w:tcPr>
+            <w:tcW w:type="dxa" w:w="3408"/>
+          </w:tcPr>
+          <w:p>
+            <w:r/>
+          </w:p>
+        </w:tc>
+      </w:tr>
+      <w:tr>
+        <w:tc>
+          <w:tcPr>
+            <w:tcW w:type="dxa" w:w="3408"/>
+          </w:tcPr>
+          <w:p>
+            <w:r>
+              <w:t>investigate</w:t>
+            </w:r>
+          </w:p>
+        </w:tc>
+        <w:tc>
+          <w:tcPr>
+            <w:tcW w:type="dxa" w:w="3408"/>
+          </w:tcPr>
+          <w:p>
+            <w:r>
+              <w:t>Collect and examine evidence to answer a question rather than assuming a cause.</w:t>
+            </w:r>
+          </w:p>
+        </w:tc>
+        <w:tc>
+          <w:tcPr>
+            <w:tcW w:type="dxa" w:w="3408"/>
+          </w:tcPr>
+          <w:p>
+            <w:r/>
+          </w:p>
+        </w:tc>
+      </w:tr>
+    </w:tbl>
+    <w:p>
+      <w:pPr>
+        <w:pStyle w:val="Heading2"/>
+      </w:pPr>
+      <w:r>
+        <w:t>Terms for the connected explanation</w:t>
+      </w:r>
+    </w:p>
+    <w:tbl>
+      <w:tblPr>
+        <w:tblStyle w:val="LightShading-Accent1"/>
+        <w:tblW w:type="auto" w:w="0"/>
+        <w:tblLook w:firstColumn="1" w:firstRow="1" w:lastColumn="0" w:lastRow="0" w:noHBand="0" w:noVBand="1" w:val="04A0"/>
+      </w:tblPr>
+      <w:tblGrid>
+        <w:gridCol w:w="5112"/>
+        <w:gridCol w:w="5112"/>
+      </w:tblGrid>
+      <w:tr>
+        <w:trPr>
+          <w:tblHeader/>
+        </w:trPr>
+        <w:tc>
+          <w:tcPr>
+            <w:tcW w:type="dxa" w:w="5112"/>
+          </w:tcPr>
+          <w:p>
+            <w:r>
+              <w:t>Word</w:t>
+            </w:r>
+          </w:p>
+        </w:tc>
+        <w:tc>
+          <w:tcPr>
+            <w:tcW w:type="dxa" w:w="5112"/>
+          </w:tcPr>
+          <w:p>
+            <w:r>
+              <w:t>Meaning</w:t>
+            </w:r>
+          </w:p>
+        </w:tc>
+      </w:tr>
+      <w:tr>
+        <w:tc>
+          <w:tcPr>
+            <w:tcW w:type="dxa" w:w="5112"/>
+          </w:tcPr>
+          <w:p>
+            <w:r>
+              <w:t>Mean</w:t>
+            </w:r>
+          </w:p>
+        </w:tc>
+        <w:tc>
+          <w:tcPr>
+            <w:tcW w:type="dxa" w:w="5112"/>
+          </w:tcPr>
+          <w:p>
+            <w:r>
+              <w:t>Sum of numeric values divided by their count</w:t>
+            </w:r>
+          </w:p>
+        </w:tc>
+      </w:tr>
+      <w:tr>
+        <w:tc>
+          <w:tcPr>
+            <w:tcW w:type="dxa" w:w="5112"/>
+          </w:tcPr>
+          <w:p>
+            <w:r>
+              <w:t>Median</w:t>
+            </w:r>
+          </w:p>
+        </w:tc>
+        <w:tc>
+          <w:tcPr>
+            <w:tcW w:type="dxa" w:w="5112"/>
+          </w:tcPr>
+          <w:p>
+            <w:r>
+              <w:t>The middle of sorted values or mean of the two middle values</w:t>
+            </w:r>
+          </w:p>
+        </w:tc>
+      </w:tr>
+      <w:tr>
+        <w:tc>
+          <w:tcPr>
+            <w:tcW w:type="dxa" w:w="5112"/>
+          </w:tcPr>
+          <w:p>
+            <w:r>
+              <w:t>Unusual value</w:t>
+            </w:r>
+          </w:p>
+        </w:tc>
+        <w:tc>
+          <w:tcPr>
+            <w:tcW w:type="dxa" w:w="5112"/>
+          </w:tcPr>
+          <w:p>
+            <w:r>
+              <w:t>A value far from most others in a dataset</w:t>
+            </w:r>
+          </w:p>
+        </w:tc>
+      </w:tr>
+      <w:tr>
+        <w:tc>
+          <w:tcPr>
+            <w:tcW w:type="dxa" w:w="5112"/>
+          </w:tcPr>
+          <w:p>
+            <w:r>
+              <w:t>Variation</w:t>
+            </w:r>
+          </w:p>
+        </w:tc>
+        <w:tc>
+          <w:tcPr>
+            <w:tcW w:type="dxa" w:w="5112"/>
+          </w:tcPr>
+          <w:p>
+            <w:r>
+              <w:t>Differences among recorded values</w:t>
+            </w:r>
+          </w:p>
+        </w:tc>
+      </w:tr>
+    </w:tbl>
+    <w:p>
+      <w:pPr>
+        <w:pStyle w:val="Heading2"/>
+      </w:pPr>
+      <w:r>
+        <w:t>Earlier wording, alternatives and picture transcripts · reference / check after trying</w:t>
+      </w:r>
+    </w:p>
+    <w:p>
+      <w:pPr>
+        <w:spacing w:line="336" w:lineRule="auto" w:after="180"/>
+      </w:pPr>
+      <w:r>
+        <w:rPr>
+          <w:b w:val="0"/>
+        </w:rPr>
+        <w:t>VOCABULARY LAB</w:t>
+      </w:r>
+    </w:p>
+    <w:p>
+      <w:pPr>
+        <w:spacing w:line="336" w:lineRule="auto" w:after="180"/>
+      </w:pPr>
+      <w:r>
+        <w:rPr>
+          <w:b w:val="0"/>
+        </w:rPr>
+        <w:t>Words You Can Use to Reason</w:t>
+      </w:r>
+    </w:p>
+    <w:p>
+      <w:pPr>
+        <w:spacing w:line="336" w:lineRule="auto" w:after="180"/>
+      </w:pPr>
+      <w:r>
+        <w:rPr>
+          <w:b w:val="0"/>
+        </w:rPr>
+        <w:t>A definition matters when you can recognize the idea, use it, and contrast it with a near-miss.</w:t>
+      </w:r>
+    </w:p>
+    <w:p>
+      <w:r>
+        <w:drawing>
+          <wp:inline xmlns:a="http://schemas.openxmlformats.org/drawingml/2006/main" xmlns:pic="http://schemas.openxmlformats.org/drawingml/2006/picture">
+            <wp:extent cx="5486400" cy="3200400"/>
+            <wp:docPr id="23" name="Picture 23" descr="Vocabulary badge: noise"/>
+            <wp:cNvGraphicFramePr>
+              <a:graphicFrameLocks noChangeAspect="1"/>
+            </wp:cNvGraphicFramePr>
+            <a:graphic>
+              <a:graphicData uri="http://schemas.openxmlformats.org/drawingml/2006/picture">
+                <pic:pic>
+                  <pic:nvPicPr>
+                    <pic:cNvPr id="0" name="29d4c55898c6190e571b10adf07ce230158dbe03b908478716b03fa47e0d9124.png"/>
+                    <pic:cNvPicPr/>
+                  </pic:nvPicPr>
+                  <pic:blipFill>
+                    <a:blip r:embed="rId26"/>
+                    <a:stretch>
+                      <a:fillRect/>
+                    </a:stretch>
+                  </pic:blipFill>
+                  <pic:spPr>
+                    <a:xfrm>
+                      <a:off x="0" y="0"/>
+                      <a:ext cx="5486400" cy="3200400"/>
+                    </a:xfrm>
+                    <a:prstGeom prst="rect"/>
+                  </pic:spPr>
+                </pic:pic>
+              </a:graphicData>
+            </a:graphic>
+          </wp:inline>
+        </w:drawing>
+      </w:r>
+    </w:p>
+    <w:p>
+      <w:r>
+        <w:drawing>
+          <wp:inline xmlns:a="http://schemas.openxmlformats.org/drawingml/2006/main" xmlns:pic="http://schemas.openxmlformats.org/drawingml/2006/picture">
+            <wp:extent cx="5486400" cy="3200400"/>
+            <wp:docPr id="24" name="Picture 24" descr="Vocabulary badge: outlier"/>
+            <wp:cNvGraphicFramePr>
+              <a:graphicFrameLocks noChangeAspect="1"/>
+            </wp:cNvGraphicFramePr>
+            <a:graphic>
+              <a:graphicData uri="http://schemas.openxmlformats.org/drawingml/2006/picture">
+                <pic:pic>
+                  <pic:nvPicPr>
+                    <pic:cNvPr id="0" name="7d7c1cbe7179d752592efbe2a75b6f2154746d51722de998438c343f7ce04f86.png"/>
+                    <pic:cNvPicPr/>
+                  </pic:nvPicPr>
+                  <pic:blipFill>
+                    <a:blip r:embed="rId27"/>
+                    <a:stretch>
+                      <a:fillRect/>
+                    </a:stretch>
+                  </pic:blipFill>
+                  <pic:spPr>
+                    <a:xfrm>
+                      <a:off x="0" y="0"/>
+                      <a:ext cx="5486400" cy="3200400"/>
+                    </a:xfrm>
+                    <a:prstGeom prst="rect"/>
+                  </pic:spPr>
+                </pic:pic>
+              </a:graphicData>
+            </a:graphic>
+          </wp:inline>
+        </w:drawing>
+      </w:r>
+    </w:p>
+    <w:p>
+      <w:r>
+        <w:drawing>
+          <wp:inline xmlns:a="http://schemas.openxmlformats.org/drawingml/2006/main" xmlns:pic="http://schemas.openxmlformats.org/drawingml/2006/picture">
+            <wp:extent cx="5486400" cy="3200400"/>
+            <wp:docPr id="25" name="Picture 25" descr="Vocabulary badge: duplicate"/>
+            <wp:cNvGraphicFramePr>
+              <a:graphicFrameLocks noChangeAspect="1"/>
+            </wp:cNvGraphicFramePr>
+            <a:graphic>
+              <a:graphicData uri="http://schemas.openxmlformats.org/drawingml/2006/picture">
+                <pic:pic>
+                  <pic:nvPicPr>
+                    <pic:cNvPr id="0" name="56725f37af115bf7ea8d8db9c3a2f1cc737623375504307d6afcf549574a1bc5.png"/>
+                    <pic:cNvPicPr/>
+                  </pic:nvPicPr>
+                  <pic:blipFill>
+                    <a:blip r:embed="rId28"/>
+                    <a:stretch>
+                      <a:fillRect/>
+                    </a:stretch>
+                  </pic:blipFill>
+                  <pic:spPr>
+                    <a:xfrm>
+                      <a:off x="0" y="0"/>
+                      <a:ext cx="5486400" cy="3200400"/>
+                    </a:xfrm>
+                    <a:prstGeom prst="rect"/>
+                  </pic:spPr>
+                </pic:pic>
+              </a:graphicData>
+            </a:graphic>
+          </wp:inline>
+        </w:drawing>
+      </w:r>
+    </w:p>
+    <w:p>
+      <w:r>
+        <w:drawing>
+          <wp:inline xmlns:a="http://schemas.openxmlformats.org/drawingml/2006/main" xmlns:pic="http://schemas.openxmlformats.org/drawingml/2006/picture">
+            <wp:extent cx="5486400" cy="3200400"/>
+            <wp:docPr id="26" name="Picture 26" descr="Vocabulary badge: investigate"/>
+            <wp:cNvGraphicFramePr>
+              <a:graphicFrameLocks noChangeAspect="1"/>
+            </wp:cNvGraphicFramePr>
+            <a:graphic>
+              <a:graphicData uri="http://schemas.openxmlformats.org/drawingml/2006/picture">
+                <pic:pic>
+                  <pic:nvPicPr>
+                    <pic:cNvPr id="0" name="6846a353cfe440709fb977bb48d5c9f3ddcec9117f7744ebbf2ab38b5beb7835.png"/>
+                    <pic:cNvPicPr/>
+                  </pic:nvPicPr>
+                  <pic:blipFill>
+                    <a:blip r:embed="rId29"/>
+                    <a:stretch>
+                      <a:fillRect/>
+                    </a:stretch>
+                  </pic:blipFill>
+                  <pic:spPr>
+                    <a:xfrm>
+                      <a:off x="0" y="0"/>
+                      <a:ext cx="5486400" cy="3200400"/>
+                    </a:xfrm>
+                    <a:prstGeom prst="rect"/>
+                  </pic:spPr>
+                </pic:pic>
+              </a:graphicData>
+            </a:graphic>
+          </wp:inline>
+        </w:drawing>
+      </w:r>
+    </w:p>
+    <w:p>
+      <w:pPr>
+        <w:pStyle w:val="Heading3"/>
+      </w:pPr>
+      <w:r>
+        <w:t>Words used in the closer explanation</w:t>
+      </w:r>
+    </w:p>
+    <w:p>
+      <w:pPr>
+        <w:pStyle w:val="Heading1"/>
+      </w:pPr>
+      <w:r>
+        <w:t>10. Choose a stronger thinking challenge</w:t>
+      </w:r>
+    </w:p>
+    <w:p>
+      <w:r>
+        <w:t>Choose the next useful challenge rather than treating the whole ladder as compulsory.</w:t>
+      </w:r>
+    </w:p>
+    <w:p>
+      <w:pPr>
+        <w:pStyle w:val="Heading2"/>
+      </w:pPr>
+      <w:r>
+        <w:t>Pick your next step</w:t>
+      </w:r>
+    </w:p>
+    <w:p>
+      <w:pPr>
+        <w:pStyle w:val="ListBullet"/>
+      </w:pPr>
+      <w:r>
+        <w:t>1 • NAME: Define the concept without repeating the textbook.</w:t>
+      </w:r>
+    </w:p>
+    <w:p>
+      <w:pPr>
+        <w:pStyle w:val="ListBullet"/>
+      </w:pPr>
+      <w:r>
+        <w:t>2 • TRACE: Show the information, state, branch, calculation, or evidence path.</w:t>
+      </w:r>
+    </w:p>
+    <w:p>
+      <w:pPr>
+        <w:pStyle w:val="ListBullet"/>
+      </w:pPr>
+      <w:r>
+        <w:t>3 • APPLY: Solve a different example independently.</w:t>
+      </w:r>
+    </w:p>
+    <w:p>
+      <w:pPr>
+        <w:pStyle w:val="ListBullet"/>
+      </w:pPr>
+      <w:r>
+        <w:t>4 • CHALLENGE: Find a boundary case, counterexample, or unfair outcome.</w:t>
+      </w:r>
+    </w:p>
+    <w:p>
+      <w:pPr>
+        <w:pStyle w:val="ListBullet"/>
+      </w:pPr>
+      <w:r>
+        <w:t>5 • EXPLAIN LIMITS: Say when the result should not be trusted or used alone.</w:t>
+      </w:r>
+    </w:p>
+    <w:p>
+      <w:pPr>
+        <w:pStyle w:val="ListBullet"/>
+      </w:pPr>
+      <w:r>
+        <w:t>My strongest evidence of independent understanding:</w:t>
+      </w:r>
+    </w:p>
+    <w:p>
+      <w:pPr>
+        <w:pStyle w:val="Heading3"/>
+      </w:pPr>
+      <w:r>
+        <w:t>Write or draw your reasoning and evidence.</w:t>
+      </w:r>
+    </w:p>
+    <w:p>
+      <w:r>
+        <w:t>________________________________________________________________</w:t>
+      </w:r>
+    </w:p>
+    <w:p>
+      <w:r>
+        <w:t>________________________________________________________________</w:t>
+      </w:r>
+    </w:p>
+    <w:p>
+      <w:r>
+        <w:t>________________________________________________________________</w:t>
+      </w:r>
+    </w:p>
+    <w:p>
+      <w:r>
+        <w:t>________________________________________________________________</w:t>
+      </w:r>
+    </w:p>
+    <w:p>
+      <w:r>
+        <w:t>________________________________________________________________</w:t>
+      </w:r>
+    </w:p>
+    <w:p>
+      <w:pPr>
+        <w:pStyle w:val="Heading2"/>
+      </w:pPr>
+      <w:r>
+        <w:t>Earlier wording, alternatives and picture transcripts · reference / check after trying</w:t>
+      </w:r>
+    </w:p>
+    <w:p>
+      <w:pPr>
+        <w:spacing w:line="336" w:lineRule="auto" w:after="180"/>
+      </w:pPr>
+      <w:r>
+        <w:rPr>
+          <w:b w:val="0"/>
         </w:rPr>
         <w:t>MASTERY</w:t>
       </w:r>
@@ -4489,7 +6143,7 @@
         <w:drawing>
           <wp:inline xmlns:a="http://schemas.openxmlformats.org/drawingml/2006/main" xmlns:pic="http://schemas.openxmlformats.org/drawingml/2006/picture">
             <wp:extent cx="5486400" cy="1719072"/>
-            <wp:docPr id="20" name="Picture 20" descr="Mastery ladder for Noise and Outliers"/>
+            <wp:docPr id="27" name="Picture 27" descr="Mastery ladder for Noise and Outliers"/>
             <wp:cNvGraphicFramePr>
               <a:graphicFrameLocks noChangeAspect="1"/>
             </wp:cNvGraphicFramePr>
@@ -4501,7 +6155,7 @@
                     <pic:cNvPicPr/>
                   </pic:nvPicPr>
                   <pic:blipFill>
-                    <a:blip r:embed="rId27"/>
+                    <a:blip r:embed="rId30"/>
                     <a:stretch>
                       <a:fillRect/>
                     </a:stretch>
@@ -4522,13 +6176,164 @@
     </w:p>
     <w:p>
       <w:pPr>
+        <w:pStyle w:val="Heading1"/>
+      </w:pPr>
+      <w:r>
+        <w:t>12. Reference: check your explanation</w:t>
+      </w:r>
+    </w:p>
+    <w:p>
+      <w:r>
+        <w:t>Use after practice. Compare summaries independently is the selected independent case.</w:t>
+      </w:r>
+    </w:p>
+    <w:p>
+      <w:pPr>
+        <w:pStyle w:val="Heading2"/>
+      </w:pPr>
+      <w:r>
+        <w:t>Check the evidence and its limit</w:t>
+      </w:r>
+    </w:p>
+    <w:p>
+      <w:pPr>
+        <w:pStyle w:val="ListBullet"/>
+      </w:pPr>
+      <w:r>
+        <w:t>1. My fresh example, trace, calculation, or design:</w:t>
+      </w:r>
+    </w:p>
+    <w:p>
+      <w:pPr>
+        <w:pStyle w:val="Heading3"/>
+      </w:pPr>
+      <w:r>
+        <w:t>Write or draw your reasoning and evidence.</w:t>
+      </w:r>
+    </w:p>
+    <w:p>
+      <w:r>
+        <w:t>________________________________________________________________</w:t>
+      </w:r>
+    </w:p>
+    <w:p>
+      <w:r>
+        <w:t>________________________________________________________________</w:t>
+      </w:r>
+    </w:p>
+    <w:p>
+      <w:r>
+        <w:t>________________________________________________________________</w:t>
+      </w:r>
+    </w:p>
+    <w:p>
+      <w:r>
+        <w:t>________________________________________________________________</w:t>
+      </w:r>
+    </w:p>
+    <w:p>
+      <w:r>
+        <w:t>________________________________________________________________</w:t>
+      </w:r>
+    </w:p>
+    <w:p>
+      <w:pPr>
+        <w:pStyle w:val="ListBullet"/>
+      </w:pPr>
+      <w:r>
+        <w:t>2. My evidence that it works (include a boundary or missing-data case):</w:t>
+      </w:r>
+    </w:p>
+    <w:p>
+      <w:pPr>
+        <w:pStyle w:val="Heading3"/>
+      </w:pPr>
+      <w:r>
+        <w:t>Write or draw your reasoning and evidence.</w:t>
+      </w:r>
+    </w:p>
+    <w:p>
+      <w:r>
+        <w:t>________________________________________________________________</w:t>
+      </w:r>
+    </w:p>
+    <w:p>
+      <w:r>
+        <w:t>________________________________________________________________</w:t>
+      </w:r>
+    </w:p>
+    <w:p>
+      <w:r>
+        <w:t>________________________________________________________________</w:t>
+      </w:r>
+    </w:p>
+    <w:p>
+      <w:r>
+        <w:t>________________________________________________________________</w:t>
+      </w:r>
+    </w:p>
+    <w:p>
+      <w:r>
+        <w:t>________________________________________________________________</w:t>
+      </w:r>
+    </w:p>
+    <w:p>
+      <w:pPr>
+        <w:pStyle w:val="ListBullet"/>
+      </w:pPr>
+      <w:r>
+        <w:t>3. One limitation, fairness concern, or situation needing human review:</w:t>
+      </w:r>
+    </w:p>
+    <w:p>
+      <w:pPr>
+        <w:pStyle w:val="Heading2"/>
+      </w:pPr>
+      <w:r>
+        <w:t>Self-check and record</w:t>
+      </w:r>
+    </w:p>
+    <w:p>
+      <w:pPr>
         <w:spacing w:line="336" w:lineRule="auto" w:after="180"/>
       </w:pPr>
       <w:r>
         <w:rPr>
           <w:b w:val="0"/>
         </w:rPr>
-        <w:t>1 • NAME: Define the concept without repeating the textbook.</w:t>
+        <w:t xml:space="preserve">SELF-CHECK  □ I explained the </w:t>
+      </w:r>
+      <w:r>
+        <w:rPr>
+          <w:b/>
+        </w:rPr>
+        <w:t>mechanism</w:t>
+      </w:r>
+      <w:r>
+        <w:rPr>
+          <w:b w:val="0"/>
+        </w:rPr>
+        <w:t xml:space="preserve">  □ I used </w:t>
+      </w:r>
+      <w:r>
+        <w:rPr>
+          <w:b/>
+        </w:rPr>
+        <w:t>evidence</w:t>
+      </w:r>
+      <w:r>
+        <w:rPr>
+          <w:b w:val="0"/>
+        </w:rPr>
+        <w:t xml:space="preserve">  □ I tested a fresh case  □ I named a limitation  □ I can answer ‘why?’</w:t>
+      </w:r>
+    </w:p>
+    <w:p>
+      <w:pPr>
+        <w:pStyle w:val="Heading2"/>
+      </w:pPr>
+      <w:r>
+        <w:t>Earlier wording, alternatives and picture transcripts · reference / check after trying</w:t>
       </w:r>
     </w:p>
     <w:p>
@@ -4539,19 +6344,18 @@
         <w:rPr>
           <w:b w:val="0"/>
         </w:rPr>
-        <w:t xml:space="preserve">2 • TRACE: Show the information, state, branch, calculation, or </w:t>
-      </w:r>
-      <w:r>
-        <w:rPr>
-          <w:b/>
-        </w:rPr>
-        <w:t>evidence</w:t>
-      </w:r>
+        <w:t>INDEPENDENT MASTERY PROOF</w:t>
+      </w:r>
+    </w:p>
+    <w:p>
+      <w:pPr>
+        <w:spacing w:line="336" w:lineRule="auto" w:after="180"/>
+      </w:pPr>
       <w:r>
         <w:rPr>
           <w:b w:val="0"/>
         </w:rPr>
-        <w:t xml:space="preserve"> path.</w:t>
+        <w:t>Checklist for explaining this week’s idea</w:t>
       </w:r>
     </w:p>
     <w:p>
@@ -4562,131 +6366,7 @@
         <w:rPr>
           <w:b w:val="0"/>
         </w:rPr>
-        <w:t>3 • APPLY: Solve a different example independently.</w:t>
-      </w:r>
-    </w:p>
-    <w:p>
-      <w:pPr>
-        <w:spacing w:line="336" w:lineRule="auto" w:after="180"/>
-      </w:pPr>
-      <w:r>
-        <w:rPr>
-          <w:b w:val="0"/>
-        </w:rPr>
-        <w:t>4 • CHALLENGE: Find a boundary case, counterexample, or unfair outcome.</w:t>
-      </w:r>
-    </w:p>
-    <w:p>
-      <w:pPr>
-        <w:spacing w:line="336" w:lineRule="auto" w:after="180"/>
-      </w:pPr>
-      <w:r>
-        <w:rPr>
-          <w:b w:val="0"/>
-        </w:rPr>
-        <w:t>5 • EXPLAIN LIMITS: Say when the result should not be trusted or used alone.</w:t>
-      </w:r>
-    </w:p>
-    <w:p>
-      <w:pPr>
-        <w:spacing w:line="336" w:lineRule="auto" w:after="180"/>
-      </w:pPr>
-      <w:r>
-        <w:rPr>
-          <w:b w:val="0"/>
-        </w:rPr>
-        <w:t xml:space="preserve">My strongest </w:t>
-      </w:r>
-      <w:r>
-        <w:rPr>
-          <w:b/>
-        </w:rPr>
-        <w:t>evidence</w:t>
-      </w:r>
-      <w:r>
-        <w:rPr>
-          <w:b w:val="0"/>
-        </w:rPr>
-        <w:t xml:space="preserve"> of independent understanding:</w:t>
-      </w:r>
-    </w:p>
-    <w:p>
-      <w:pPr>
-        <w:pStyle w:val="Heading3"/>
-      </w:pPr>
-      <w:r>
-        <w:t>Write or draw your reasoning and evidence.</w:t>
-      </w:r>
-    </w:p>
-    <w:p>
-      <w:r>
-        <w:t>________________________________________________________________</w:t>
-      </w:r>
-    </w:p>
-    <w:p>
-      <w:r>
-        <w:t>________________________________________________________________</w:t>
-      </w:r>
-    </w:p>
-    <w:p>
-      <w:r>
-        <w:t>________________________________________________________________</w:t>
-      </w:r>
-    </w:p>
-    <w:p>
-      <w:r>
-        <w:t>________________________________________________________________</w:t>
-      </w:r>
-    </w:p>
-    <w:p>
-      <w:r>
-        <w:t>________________________________________________________________</w:t>
-      </w:r>
-    </w:p>
-    <w:p>
-      <w:pPr>
-        <w:pStyle w:val="Heading1"/>
-      </w:pPr>
-      <w:r>
-        <w:t>11. Connect your project</w:t>
-      </w:r>
-    </w:p>
-    <w:p>
-      <w:r>
-        <w:t>Apply this week’s idea to Transparent Book Recommender. Keep an annotated decision and the evidence supporting it.</w:t>
-      </w:r>
-    </w:p>
-    <w:p>
-      <w:pPr>
-        <w:spacing w:line="336" w:lineRule="auto" w:after="180"/>
-      </w:pPr>
-      <w:r>
-        <w:rPr>
-          <w:b/>
-        </w:rPr>
-        <w:t>CUMULATIVE PROJECT</w:t>
-      </w:r>
-    </w:p>
-    <w:p>
-      <w:pPr>
-        <w:spacing w:line="336" w:lineRule="auto" w:after="180"/>
-      </w:pPr>
-      <w:r>
-        <w:rPr>
-          <w:b w:val="0"/>
-        </w:rPr>
-        <w:t>Transparent Book Recommender</w:t>
-      </w:r>
-    </w:p>
-    <w:p>
-      <w:pPr>
-        <w:spacing w:line="336" w:lineRule="auto" w:after="180"/>
-      </w:pPr>
-      <w:r>
-        <w:rPr>
-          <w:b w:val="0"/>
-        </w:rPr>
-        <w:t>Every week adds one inspectable piece. The system must show how it reached a result.</w:t>
+        <w:t>Use after practice. Compare summaries independently is the selected independent case.</w:t>
       </w:r>
     </w:p>
     <w:p>
@@ -4694,7 +6374,7 @@
         <w:drawing>
           <wp:inline xmlns:a="http://schemas.openxmlformats.org/drawingml/2006/main" xmlns:pic="http://schemas.openxmlformats.org/drawingml/2006/picture">
             <wp:extent cx="5486400" cy="1901952"/>
-            <wp:docPr id="21" name="Picture 21" descr="Book recommender connection for Noise and Outliers"/>
+            <wp:docPr id="28" name="Picture 28" descr="Independent proof graphic for Noise and Outliers"/>
             <wp:cNvGraphicFramePr>
               <a:graphicFrameLocks noChangeAspect="1"/>
             </wp:cNvGraphicFramePr>
@@ -4702,11 +6382,11 @@
               <a:graphicData uri="http://schemas.openxmlformats.org/drawingml/2006/picture">
                 <pic:pic>
                   <pic:nvPicPr>
-                    <pic:cNvPr id="0" name="556b364cadd79d604888cbbe5997e9e2c135afd22e464153c3a49c5c8f06bf45.png"/>
+                    <pic:cNvPr id="0" name="7047f464b2653d8b5fa961d3c61bb3ba519cf1c8bc6d4e8fb6d7a217c9a90ac9.png"/>
                     <pic:cNvPicPr/>
                   </pic:nvPicPr>
                   <pic:blipFill>
-                    <a:blip r:embed="rId28"/>
+                    <a:blip r:embed="rId31"/>
                     <a:stretch>
                       <a:fillRect/>
                     </a:stretch>
@@ -4733,7 +6413,7 @@
         <w:rPr>
           <w:b w:val="0"/>
         </w:rPr>
-        <w:t>THIS WEEK’S CHECKPOINT  Keep legitimate unusual books so the recommender can serve unusual readers.</w:t>
+        <w:t>EXPLANATION CHECK  Count all observations, sort for the median, handle empty data explicitly and require source evidence for a repair.</w:t>
       </w:r>
     </w:p>
     <w:p>
@@ -4741,681 +6421,167 @@
         <w:pStyle w:val="Heading3"/>
       </w:pPr>
       <w:r>
-        <w:t>Trace the system</w:t>
+        <w:t>Write or draw your reasoning and evidence.</w:t>
+      </w:r>
+    </w:p>
+    <w:p>
+      <w:r>
+        <w:t>________________________________________________________________</w:t>
+      </w:r>
+    </w:p>
+    <w:p>
+      <w:r>
+        <w:t>________________________________________________________________</w:t>
+      </w:r>
+    </w:p>
+    <w:p>
+      <w:r>
+        <w:t>________________________________________________________________</w:t>
+      </w:r>
+    </w:p>
+    <w:p>
+      <w:r>
+        <w:t>________________________________________________________________</w:t>
+      </w:r>
+    </w:p>
+    <w:p>
+      <w:r>
+        <w:t>________________________________________________________________</w:t>
+      </w:r>
+    </w:p>
+    <w:p>
+      <w:pPr>
+        <w:pStyle w:val="Heading1"/>
+      </w:pPr>
+      <w:r>
+        <w:t>13. Extra practice: An outlier needs investigation</w:t>
+      </w:r>
+    </w:p>
+    <w:p>
+      <w:r>
+        <w:t>Try the question before opening its worked explanation.</w:t>
+      </w:r>
+    </w:p>
+    <w:p>
+      <w:pPr>
+        <w:pStyle w:val="Heading2"/>
+      </w:pPr>
+      <w:r>
+        <w:t>Read the supplied case and question</w:t>
       </w:r>
     </w:p>
     <w:p>
       <w:pPr>
         <w:spacing w:line="336" w:lineRule="auto" w:after="180"/>
-        <w:shd w:fill="EDF7F3"/>
       </w:pPr>
       <w:r>
         <w:rPr>
           <w:b w:val="0"/>
         </w:rPr>
-        <w:t xml:space="preserve">SYSTEM MAP  Reader need → allowed </w:t>
+        <w:t>Recorded lengths are 90,95,100,105,900 pages.</w:t>
+      </w:r>
+    </w:p>
+    <w:p>
+      <w:pPr>
+        <w:spacing w:line="336" w:lineRule="auto" w:after="180"/>
+      </w:pPr>
+      <w:r>
+        <w:rPr>
+          <w:b w:val="0"/>
+        </w:rPr>
+        <w:t>Is 900 automatically wrong?</w:t>
+      </w:r>
+    </w:p>
+    <w:p>
+      <w:pPr>
+        <w:pStyle w:val="Heading2"/>
+      </w:pPr>
+      <w:r>
+        <w:t>Your explanation</w:t>
+      </w:r>
+    </w:p>
+    <w:p>
+      <w:pPr>
+        <w:pStyle w:val="ListBullet"/>
+      </w:pPr>
+      <w:r>
+        <w:t>Which detail supports the answer, and why does it matter?</w:t>
+      </w:r>
+    </w:p>
+    <w:p>
+      <w:pPr>
+        <w:pStyle w:val="Heading3"/>
+      </w:pPr>
+      <w:r>
+        <w:t>Write or draw your reasoning and evidence.</w:t>
+      </w:r>
+    </w:p>
+    <w:p>
+      <w:r>
+        <w:t>________________________________________________________________</w:t>
+      </w:r>
+    </w:p>
+    <w:p>
+      <w:r>
+        <w:t>________________________________________________________________</w:t>
+      </w:r>
+    </w:p>
+    <w:p>
+      <w:r>
+        <w:t>________________________________________________________________</w:t>
+      </w:r>
+    </w:p>
+    <w:p>
+      <w:r>
+        <w:t>________________________________________________________________</w:t>
+      </w:r>
+    </w:p>
+    <w:p>
+      <w:r>
+        <w:t>________________________________________________________________</w:t>
+      </w:r>
+    </w:p>
+    <w:p>
+      <w:pPr>
+        <w:pStyle w:val="Heading2"/>
+      </w:pPr>
+      <w:r>
+        <w:t>Check after trying · reference / check after trying</w:t>
+      </w:r>
+    </w:p>
+    <w:p>
+      <w:pPr>
+        <w:spacing w:line="336" w:lineRule="auto" w:after="180"/>
+      </w:pPr>
+      <w:r>
+        <w:rPr>
+          <w:b w:val="0"/>
+        </w:rPr>
+        <w:t xml:space="preserve">No. It is an </w:t>
       </w:r>
       <w:r>
         <w:rPr>
           <w:b/>
         </w:rPr>
-        <w:t>input</w:t>
+        <w:t>outlier</w:t>
       </w:r>
       <w:r>
         <w:rPr>
           <w:b w:val="0"/>
         </w:rPr>
-        <w:t xml:space="preserve">s → transparent rule or score → ranked candidates → explanation → test record → </w:t>
+        <w:t xml:space="preserve">, but may be a real large book. Check catalogue, units and entry </w:t>
       </w:r>
       <w:r>
         <w:rPr>
           <w:b/>
         </w:rPr>
-        <w:t>human decision</w:t>
-      </w:r>
-    </w:p>
-    <w:p>
-      <w:pPr>
-        <w:spacing w:line="336" w:lineRule="auto" w:after="180"/>
-        <w:shd w:fill="F5F1FB"/>
-      </w:pPr>
+        <w:t>process</w:t>
+      </w:r>
       <w:r>
         <w:rPr>
           <w:b w:val="0"/>
         </w:rPr>
-        <w:t>What will you add, change, or verify in the project this week?</w:t>
-      </w:r>
-    </w:p>
-    <w:p>
-      <w:pPr>
-        <w:pStyle w:val="Heading3"/>
-      </w:pPr>
-      <w:r>
-        <w:t>Write or draw your reasoning and evidence.</w:t>
-      </w:r>
-    </w:p>
-    <w:p>
-      <w:r>
-        <w:t>________________________________________________________________</w:t>
-      </w:r>
-    </w:p>
-    <w:p>
-      <w:r>
-        <w:t>________________________________________________________________</w:t>
-      </w:r>
-    </w:p>
-    <w:p>
-      <w:r>
-        <w:t>________________________________________________________________</w:t>
-      </w:r>
-    </w:p>
-    <w:p>
-      <w:r>
-        <w:t>________________________________________________________________</w:t>
-      </w:r>
-    </w:p>
-    <w:p>
-      <w:r>
-        <w:t>________________________________________________________________</w:t>
-      </w:r>
-    </w:p>
-    <w:p>
-      <w:pPr>
-        <w:spacing w:line="336" w:lineRule="auto" w:after="180"/>
-        <w:shd w:fill="F5F1FB"/>
-      </w:pPr>
-      <w:r>
-        <w:rPr>
-          <w:b w:val="0"/>
-        </w:rPr>
-        <w:t xml:space="preserve">What should remain under </w:t>
-      </w:r>
-      <w:r>
-        <w:rPr>
-          <w:b/>
-        </w:rPr>
-        <w:t>human control</w:t>
-      </w:r>
-      <w:r>
-        <w:rPr>
-          <w:b w:val="0"/>
-        </w:rPr>
-        <w:t>?</w:t>
-      </w:r>
-    </w:p>
-    <w:p>
-      <w:pPr>
-        <w:pStyle w:val="Heading3"/>
-      </w:pPr>
-      <w:r>
-        <w:t>Write or draw your reasoning and evidence.</w:t>
-      </w:r>
-    </w:p>
-    <w:p>
-      <w:r>
-        <w:t>________________________________________________________________</w:t>
-      </w:r>
-    </w:p>
-    <w:p>
-      <w:r>
-        <w:t>________________________________________________________________</w:t>
-      </w:r>
-    </w:p>
-    <w:p>
-      <w:r>
-        <w:t>________________________________________________________________</w:t>
-      </w:r>
-    </w:p>
-    <w:p>
-      <w:r>
-        <w:t>________________________________________________________________</w:t>
-      </w:r>
-    </w:p>
-    <w:p>
-      <w:r>
-        <w:t>________________________________________________________________</w:t>
-      </w:r>
-    </w:p>
-    <w:p>
-      <w:pPr>
-        <w:pStyle w:val="Heading3"/>
-      </w:pPr>
-      <w:r>
-        <w:t>Responsible design</w:t>
-      </w:r>
-    </w:p>
-    <w:p>
-      <w:pPr>
-        <w:spacing w:line="336" w:lineRule="auto" w:after="180"/>
-        <w:shd w:fill="FFF5E6"/>
-      </w:pPr>
-      <w:r>
-        <w:rPr>
-          <w:b w:val="0"/>
-        </w:rPr>
-        <w:t>RESPONSIBLE DESIGN  Collect only necessary information. Show uncertainty and limits. Never confuse a ranking with a fact about a person.</w:t>
-      </w:r>
-    </w:p>
-    <w:p>
-      <w:pPr>
-        <w:pStyle w:val="Heading3"/>
-      </w:pPr>
-      <w:r>
-        <w:t>Evidence for your project</w:t>
-      </w:r>
-    </w:p>
-    <w:p>
-      <w:pPr>
-        <w:spacing w:line="336" w:lineRule="auto" w:after="180"/>
-      </w:pPr>
-      <w:r>
-        <w:rPr>
-          <w:b/>
-        </w:rPr>
-        <w:t>Investigate</w:t>
-      </w:r>
-      <w:r>
-        <w:rPr>
-          <w:b w:val="0"/>
-        </w:rPr>
-        <w:t xml:space="preserve"> unusual recommender features and show </w:t>
-      </w:r>
-      <w:r>
-        <w:rPr>
-          <w:b/>
-        </w:rPr>
-        <w:t>evidence</w:t>
-      </w:r>
-      <w:r>
-        <w:rPr>
-          <w:b w:val="0"/>
-        </w:rPr>
-        <w:t>-backed repairs instead of removing inconvenient records.</w:t>
-      </w:r>
-    </w:p>
-    <w:p>
-      <w:pPr>
-        <w:pStyle w:val="Heading1"/>
-      </w:pPr>
-      <w:r>
-        <w:t>12. Show what you know</w:t>
-      </w:r>
-    </w:p>
-    <w:p>
-      <w:r>
-        <w:t>Use a genuinely new case for independent evidence. Previously discussed examples remain practice; use the separately named independent case before feedback.</w:t>
-      </w:r>
-    </w:p>
-    <w:p>
-      <w:pPr>
-        <w:pStyle w:val="Heading3"/>
-      </w:pPr>
-      <w:r>
-        <w:t>Independent evidence</w:t>
-      </w:r>
-    </w:p>
-    <w:p>
-      <w:pPr>
-        <w:spacing w:line="336" w:lineRule="auto" w:after="180"/>
-        <w:shd w:fill="FFF5E6"/>
-      </w:pPr>
-      <w:r>
-        <w:rPr>
-          <w:b w:val="0"/>
-        </w:rPr>
-        <w:t>INDEPENDENT MASTERY PROOF</w:t>
-      </w:r>
-    </w:p>
-    <w:p>
-      <w:pPr>
-        <w:spacing w:line="336" w:lineRule="auto" w:after="180"/>
-      </w:pPr>
-      <w:r>
-        <w:rPr>
-          <w:b w:val="0"/>
-        </w:rPr>
-        <w:t>Explain • Transfer • Test • Defend</w:t>
-      </w:r>
-    </w:p>
-    <w:p>
-      <w:pPr>
-        <w:spacing w:line="336" w:lineRule="auto" w:after="180"/>
-      </w:pPr>
-      <w:r>
-        <w:rPr>
-          <w:b w:val="0"/>
-        </w:rPr>
-        <w:t>Complete this page without copying the worked example. Your reasoning matters more than decoration.</w:t>
-      </w:r>
-    </w:p>
-    <w:p>
-      <w:r>
-        <w:drawing>
-          <wp:inline xmlns:a="http://schemas.openxmlformats.org/drawingml/2006/main" xmlns:pic="http://schemas.openxmlformats.org/drawingml/2006/picture">
-            <wp:extent cx="5486400" cy="1901952"/>
-            <wp:docPr id="22" name="Picture 22" descr="Independent proof graphic for Noise and Outliers"/>
-            <wp:cNvGraphicFramePr>
-              <a:graphicFrameLocks noChangeAspect="1"/>
-            </wp:cNvGraphicFramePr>
-            <a:graphic>
-              <a:graphicData uri="http://schemas.openxmlformats.org/drawingml/2006/picture">
-                <pic:pic>
-                  <pic:nvPicPr>
-                    <pic:cNvPr id="0" name="7047f464b2653d8b5fa961d3c61bb3ba519cf1c8bc6d4e8fb6d7a217c9a90ac9.png"/>
-                    <pic:cNvPicPr/>
-                  </pic:nvPicPr>
-                  <pic:blipFill>
-                    <a:blip r:embed="rId29"/>
-                    <a:stretch>
-                      <a:fillRect/>
-                    </a:stretch>
-                  </pic:blipFill>
-                  <pic:spPr>
-                    <a:xfrm>
-                      <a:off x="0" y="0"/>
-                      <a:ext cx="5486400" cy="1901952"/>
-                    </a:xfrm>
-                    <a:prstGeom prst="rect"/>
-                  </pic:spPr>
-                </pic:pic>
-              </a:graphicData>
-            </a:graphic>
-          </wp:inline>
-        </w:drawing>
-      </w:r>
-    </w:p>
-    <w:p>
-      <w:pPr>
-        <w:pStyle w:val="Heading3"/>
-      </w:pPr>
-      <w:r>
-        <w:t>Try a more demanding case</w:t>
-      </w:r>
-    </w:p>
-    <w:p>
-      <w:pPr>
-        <w:spacing w:line="336" w:lineRule="auto" w:after="180"/>
-        <w:shd w:fill="F5F1FB"/>
-      </w:pPr>
-      <w:r>
-        <w:rPr>
-          <w:b w:val="0"/>
-        </w:rPr>
-        <w:t>CHALLENGE  Decide whether four odd records are errors or real cases.</w:t>
-      </w:r>
-    </w:p>
-    <w:p>
-      <w:pPr>
-        <w:spacing w:line="336" w:lineRule="auto" w:after="180"/>
-        <w:shd w:fill="F4F9FC"/>
-      </w:pPr>
-      <w:r>
-        <w:rPr>
-          <w:b w:val="0"/>
-        </w:rPr>
-        <w:t>1. My fresh example, trace, calculation, or design:</w:t>
-      </w:r>
-    </w:p>
-    <w:p>
-      <w:pPr>
-        <w:pStyle w:val="Heading3"/>
-      </w:pPr>
-      <w:r>
-        <w:t>Write or draw your reasoning and evidence.</w:t>
-      </w:r>
-    </w:p>
-    <w:p>
-      <w:r>
-        <w:t>________________________________________________________________</w:t>
-      </w:r>
-    </w:p>
-    <w:p>
-      <w:r>
-        <w:t>________________________________________________________________</w:t>
-      </w:r>
-    </w:p>
-    <w:p>
-      <w:r>
-        <w:t>________________________________________________________________</w:t>
-      </w:r>
-    </w:p>
-    <w:p>
-      <w:r>
-        <w:t>________________________________________________________________</w:t>
-      </w:r>
-    </w:p>
-    <w:p>
-      <w:r>
-        <w:t>________________________________________________________________</w:t>
-      </w:r>
-    </w:p>
-    <w:p>
-      <w:pPr>
-        <w:spacing w:line="336" w:lineRule="auto" w:after="180"/>
-        <w:shd w:fill="F4F9FC"/>
-      </w:pPr>
-      <w:r>
-        <w:rPr>
-          <w:b w:val="0"/>
-        </w:rPr>
-        <w:t xml:space="preserve">2. My </w:t>
-      </w:r>
-      <w:r>
-        <w:rPr>
-          <w:b/>
-        </w:rPr>
-        <w:t>evidence</w:t>
-      </w:r>
-      <w:r>
-        <w:rPr>
-          <w:b w:val="0"/>
-        </w:rPr>
-        <w:t xml:space="preserve"> that it works (include a boundary or missing-data case):</w:t>
-      </w:r>
-    </w:p>
-    <w:p>
-      <w:pPr>
-        <w:pStyle w:val="Heading3"/>
-      </w:pPr>
-      <w:r>
-        <w:t>Write or draw your reasoning and evidence.</w:t>
-      </w:r>
-    </w:p>
-    <w:p>
-      <w:r>
-        <w:t>________________________________________________________________</w:t>
-      </w:r>
-    </w:p>
-    <w:p>
-      <w:r>
-        <w:t>________________________________________________________________</w:t>
-      </w:r>
-    </w:p>
-    <w:p>
-      <w:r>
-        <w:t>________________________________________________________________</w:t>
-      </w:r>
-    </w:p>
-    <w:p>
-      <w:r>
-        <w:t>________________________________________________________________</w:t>
-      </w:r>
-    </w:p>
-    <w:p>
-      <w:r>
-        <w:t>________________________________________________________________</w:t>
-      </w:r>
-    </w:p>
-    <w:p>
-      <w:pPr>
-        <w:spacing w:line="336" w:lineRule="auto" w:after="180"/>
-        <w:shd w:fill="F4F9FC"/>
-      </w:pPr>
-      <w:r>
-        <w:rPr>
-          <w:b w:val="0"/>
-        </w:rPr>
-        <w:t>3. One limitation, fairness concern, or situation needing human review:</w:t>
-      </w:r>
-    </w:p>
-    <w:p>
-      <w:pPr>
-        <w:pStyle w:val="Heading3"/>
-      </w:pPr>
-      <w:r>
-        <w:t>Write or draw your reasoning and evidence.</w:t>
-      </w:r>
-    </w:p>
-    <w:p>
-      <w:r>
-        <w:t>________________________________________________________________</w:t>
-      </w:r>
-    </w:p>
-    <w:p>
-      <w:r>
-        <w:t>________________________________________________________________</w:t>
-      </w:r>
-    </w:p>
-    <w:p>
-      <w:r>
-        <w:t>________________________________________________________________</w:t>
-      </w:r>
-    </w:p>
-    <w:p>
-      <w:r>
-        <w:t>________________________________________________________________</w:t>
-      </w:r>
-    </w:p>
-    <w:p>
-      <w:r>
-        <w:t>________________________________________________________________</w:t>
-      </w:r>
-    </w:p>
-    <w:p>
-      <w:pPr>
-        <w:pStyle w:val="Heading3"/>
-      </w:pPr>
-      <w:r>
-        <w:t>Check your explanation</w:t>
-      </w:r>
-    </w:p>
-    <w:p>
-      <w:pPr>
-        <w:spacing w:line="336" w:lineRule="auto" w:after="180"/>
-        <w:shd w:fill="F5F1FB"/>
-      </w:pPr>
-      <w:r>
-        <w:rPr>
-          <w:b w:val="0"/>
-        </w:rPr>
-        <w:t xml:space="preserve">SELF-CHECK  □ I explained the </w:t>
-      </w:r>
-      <w:r>
-        <w:rPr>
-          <w:b/>
-        </w:rPr>
-        <w:t>mechanism</w:t>
-      </w:r>
-      <w:r>
-        <w:rPr>
-          <w:b w:val="0"/>
-        </w:rPr>
-        <w:t xml:space="preserve">  □ I used </w:t>
-      </w:r>
-      <w:r>
-        <w:rPr>
-          <w:b/>
-        </w:rPr>
-        <w:t>evidence</w:t>
-      </w:r>
-      <w:r>
-        <w:rPr>
-          <w:b w:val="0"/>
-        </w:rPr>
-        <w:t xml:space="preserve">  □ I tested a fresh case  □ I named a limitation  □ I can answer ‘why?’</w:t>
-      </w:r>
-    </w:p>
-    <w:p>
-      <w:pPr>
-        <w:pStyle w:val="Heading1"/>
-      </w:pPr>
-      <w:r>
-        <w:t>13. Study a complete case</w:t>
-      </w:r>
-    </w:p>
-    <w:p>
-      <w:r>
-        <w:t>Revisit the complete Noise and Outliers case for supported practice. Repeated examples do not become fresh assessments.</w:t>
-      </w:r>
-    </w:p>
-    <w:p>
-      <w:pPr>
-        <w:pStyle w:val="Heading3"/>
-      </w:pPr>
-      <w:r>
-        <w:t>Week 17 Worked case</w:t>
-      </w:r>
-    </w:p>
-    <w:p>
-      <w:pPr>
-        <w:spacing w:line="336" w:lineRule="auto" w:after="180"/>
-      </w:pPr>
-      <w:r>
-        <w:rPr>
-          <w:b w:val="0"/>
-        </w:rPr>
-        <w:t>Use the supplied details to practise the weekly concept before attempting the independent question. This case extends the illustrated lesson.</w:t>
-      </w:r>
-    </w:p>
-    <w:p>
-      <w:pPr>
-        <w:pStyle w:val="Heading3"/>
-      </w:pPr>
-      <w:r>
-        <w:t>The situation</w:t>
-      </w:r>
-    </w:p>
-    <w:p>
-      <w:pPr>
-        <w:spacing w:line="336" w:lineRule="auto" w:after="180"/>
-      </w:pPr>
-      <w:r>
-        <w:rPr>
-          <w:b w:val="0"/>
-        </w:rPr>
-        <w:t>Recorded lengths are 90,95,100,105,900 pages.</w:t>
-      </w:r>
-    </w:p>
-    <w:p>
-      <w:pPr>
-        <w:pStyle w:val="Heading3"/>
-      </w:pPr>
-      <w:r>
-        <w:t>The question</w:t>
-      </w:r>
-    </w:p>
-    <w:p>
-      <w:pPr>
-        <w:spacing w:line="336" w:lineRule="auto" w:after="180"/>
-        <w:shd w:fill="F5F1FB"/>
-      </w:pPr>
-      <w:r>
-        <w:rPr>
-          <w:b w:val="0"/>
-        </w:rPr>
-        <w:t>Is 900 automatically wrong?</w:t>
-      </w:r>
-    </w:p>
-    <w:p>
-      <w:pPr>
-        <w:pStyle w:val="Heading3"/>
-      </w:pPr>
-      <w:r>
-        <w:t>Worked explanation</w:t>
-      </w:r>
-    </w:p>
-    <w:p>
-      <w:pPr>
-        <w:spacing w:line="336" w:lineRule="auto" w:after="180"/>
-      </w:pPr>
-      <w:r>
-        <w:rPr>
-          <w:b w:val="0"/>
-        </w:rPr>
-        <w:t xml:space="preserve">No. It is an </w:t>
-      </w:r>
-      <w:r>
-        <w:rPr>
-          <w:b/>
-        </w:rPr>
-        <w:t>outlier</w:t>
-      </w:r>
-      <w:r>
-        <w:rPr>
-          <w:b w:val="0"/>
-        </w:rPr>
-        <w:t xml:space="preserve">, but may be a real large book. Check catalogue, units and entry </w:t>
-      </w:r>
-      <w:r>
-        <w:rPr>
-          <w:b/>
-        </w:rPr>
-        <w:t>process</w:t>
-      </w:r>
-      <w:r>
-        <w:rPr>
-          <w:b w:val="0"/>
-        </w:rPr>
         <w:t>.</w:t>
-      </w:r>
-    </w:p>
-    <w:p>
-      <w:pPr>
-        <w:pStyle w:val="Heading3"/>
-      </w:pPr>
-      <w:r>
-        <w:t>Explain it in your own words</w:t>
-      </w:r>
-    </w:p>
-    <w:p>
-      <w:pPr>
-        <w:spacing w:line="336" w:lineRule="auto" w:after="180"/>
-        <w:shd w:fill="F5F1FB"/>
-      </w:pPr>
-      <w:r>
-        <w:rPr>
-          <w:b w:val="0"/>
-        </w:rPr>
-        <w:t>Which detail supports the answer, and why does it matter?</w:t>
-      </w:r>
-    </w:p>
-    <w:p>
-      <w:pPr>
-        <w:pStyle w:val="Heading3"/>
-      </w:pPr>
-      <w:r>
-        <w:t>Write or draw your reasoning and evidence.</w:t>
-      </w:r>
-    </w:p>
-    <w:p>
-      <w:r>
-        <w:t>________________________________________________________________</w:t>
-      </w:r>
-    </w:p>
-    <w:p>
-      <w:r>
-        <w:t>________________________________________________________________</w:t>
-      </w:r>
-    </w:p>
-    <w:p>
-      <w:r>
-        <w:t>________________________________________________________________</w:t>
-      </w:r>
-    </w:p>
-    <w:p>
-      <w:r>
-        <w:t>________________________________________________________________</w:t>
-      </w:r>
-    </w:p>
-    <w:p>
-      <w:r>
-        <w:t>________________________________________________________________</w:t>
-      </w:r>
-    </w:p>
-    <w:p>
-      <w:pPr>
-        <w:pStyle w:val="Heading3"/>
-      </w:pPr>
-      <w:r>
-        <w:t>Trace the supplied case visually</w:t>
-      </w:r>
-    </w:p>
-    <w:p>
-      <w:pPr>
-        <w:pStyle w:val="Heading3"/>
-      </w:pPr>
-      <w:r>
-        <w:t>An outlier needs investigation</w:t>
       </w:r>
     </w:p>
     <w:tbl>
@@ -5566,19 +6732,93 @@
     </w:tbl>
     <w:p>
       <w:pPr>
+        <w:pStyle w:val="Heading2"/>
+      </w:pPr>
+      <w:r>
+        <w:t>Earlier wording, alternatives and picture transcripts · reference / check after trying</w:t>
+      </w:r>
+    </w:p>
+    <w:p>
+      <w:pPr>
+        <w:pStyle w:val="Heading3"/>
+      </w:pPr>
+      <w:r>
+        <w:t>Week 17 Worked case</w:t>
+      </w:r>
+    </w:p>
+    <w:p>
+      <w:pPr>
         <w:spacing w:line="336" w:lineRule="auto" w:after="180"/>
       </w:pPr>
       <w:r>
         <w:rPr>
           <w:b w:val="0"/>
         </w:rPr>
+        <w:t>Use the supplied details to practise the weekly concept before attempting the independent question. This case extends the illustrated lesson.</w:t>
+      </w:r>
+    </w:p>
+    <w:p>
+      <w:pPr>
+        <w:pStyle w:val="Heading3"/>
+      </w:pPr>
+      <w:r>
+        <w:t>The situation</w:t>
+      </w:r>
+    </w:p>
+    <w:p>
+      <w:pPr>
+        <w:pStyle w:val="Heading3"/>
+      </w:pPr>
+      <w:r>
+        <w:t>The question</w:t>
+      </w:r>
+    </w:p>
+    <w:p>
+      <w:pPr>
+        <w:pStyle w:val="Heading3"/>
+      </w:pPr>
+      <w:r>
+        <w:t>Worked explanation</w:t>
+      </w:r>
+    </w:p>
+    <w:p>
+      <w:pPr>
+        <w:pStyle w:val="Heading3"/>
+      </w:pPr>
+      <w:r>
+        <w:t>Explain it in your own words</w:t>
+      </w:r>
+    </w:p>
+    <w:p>
+      <w:pPr>
+        <w:pStyle w:val="Heading3"/>
+      </w:pPr>
+      <w:r>
+        <w:t>Trace the supplied case visually</w:t>
+      </w:r>
+    </w:p>
+    <w:p>
+      <w:pPr>
+        <w:pStyle w:val="Heading3"/>
+      </w:pPr>
+      <w:r>
+        <w:t>An outlier needs investigation</w:t>
+      </w:r>
+    </w:p>
+    <w:p>
+      <w:pPr>
+        <w:spacing w:line="336" w:lineRule="auto" w:after="180"/>
+      </w:pPr>
+      <w:r>
+        <w:rPr>
+          <w:b w:val="0"/>
+        </w:rPr>
         <w:t>Recorded lengths are 90,95,100,105,900 pages.</w:t>
       </w:r>
     </w:p>
     <w:p>
       <w:pPr>
         <w:spacing w:line="336" w:lineRule="auto" w:after="180"/>
-        <w:shd w:fill="F5F1FB"/>
       </w:pPr>
       <w:r>
         <w:rPr>
@@ -5627,502 +6867,20 @@
         <w:pStyle w:val="Heading1"/>
       </w:pPr>
       <w:r>
-        <w:t>14. Try a new case independently</w:t>
-      </w:r>
-    </w:p>
-    <w:p>
-      <w:r>
-        <w:t>Attempt the reserved new case before feedback. Record support; the earlier examples below remain additional practice.</w:t>
-      </w:r>
-    </w:p>
-    <w:p>
-      <w:pPr>
-        <w:pStyle w:val="Heading3"/>
-      </w:pPr>
-      <w:r>
-        <w:t>Independent case: Compare summaries independently</w:t>
-      </w:r>
-    </w:p>
-    <w:p>
-      <w:pPr>
-        <w:spacing w:line="336" w:lineRule="auto" w:after="180"/>
-      </w:pPr>
-      <w:r>
-        <w:rPr>
-          <w:b w:val="0"/>
-        </w:rPr>
-        <w:t xml:space="preserve">For 1, 2, 2, 3 and 12, calculate </w:t>
-      </w:r>
-      <w:r>
-        <w:rPr>
-          <w:b/>
-        </w:rPr>
-        <w:t>mean</w:t>
-      </w:r>
-      <w:r>
-        <w:rPr>
-          <w:b w:val="0"/>
-        </w:rPr>
-        <w:t xml:space="preserve"> and </w:t>
-      </w:r>
-      <w:r>
-        <w:rPr>
-          <w:b/>
-        </w:rPr>
-        <w:t>median</w:t>
-      </w:r>
-      <w:r>
-        <w:rPr>
-          <w:b w:val="0"/>
-        </w:rPr>
-        <w:t>. Then replace 12 with 2 and recalculate. Explain the change.</w:t>
-      </w:r>
-    </w:p>
-    <w:p>
-      <w:pPr>
-        <w:pStyle w:val="Heading3"/>
-      </w:pPr>
-      <w:r>
-        <w:t>My independent explanation, trace and limits</w:t>
-      </w:r>
-    </w:p>
-    <w:p>
-      <w:r>
-        <w:t>________________________________________________________________</w:t>
-      </w:r>
-    </w:p>
-    <w:p>
-      <w:r>
-        <w:t>________________________________________________________________</w:t>
-      </w:r>
-    </w:p>
-    <w:p>
-      <w:r>
-        <w:t>________________________________________________________________</w:t>
-      </w:r>
-    </w:p>
-    <w:p>
-      <w:r>
-        <w:t>________________________________________________________________</w:t>
-      </w:r>
-    </w:p>
-    <w:p>
-      <w:r>
-        <w:t>________________________________________________________________</w:t>
-      </w:r>
-    </w:p>
-    <w:p>
-      <w:r>
-        <w:t>________________________________________________________________</w:t>
-      </w:r>
-    </w:p>
-    <w:p>
-      <w:r>
-        <w:t>________________________________________________________________</w:t>
-      </w:r>
-    </w:p>
-    <w:p>
-      <w:pPr>
-        <w:spacing w:line="336" w:lineRule="auto" w:after="180"/>
-      </w:pPr>
-      <w:r>
-        <w:rPr>
-          <w:b w:val="0"/>
-        </w:rPr>
-        <w:t>Attempt this case before feedback. Record any help. Earlier examples below are further practice; a case already practised with feedback cannot establish fresh transfer.</w:t>
-      </w:r>
-    </w:p>
-    <w:p>
-      <w:pPr>
-        <w:pStyle w:val="Heading3"/>
-      </w:pPr>
-      <w:r>
-        <w:t>Week 17 Independent application</w:t>
-      </w:r>
-    </w:p>
-    <w:p>
-      <w:pPr>
-        <w:spacing w:line="336" w:lineRule="auto" w:after="180"/>
-      </w:pPr>
-      <w:r>
-        <w:rPr>
-          <w:b w:val="0"/>
-        </w:rPr>
-        <w:t>Close the worked explanation. Apply the idea to this different question without copying.</w:t>
-      </w:r>
-    </w:p>
-    <w:p>
-      <w:pPr>
-        <w:spacing w:line="336" w:lineRule="auto" w:after="180"/>
-      </w:pPr>
-      <w:r>
-        <w:rPr>
-          <w:b w:val="0"/>
-        </w:rPr>
-        <w:t xml:space="preserve">Page counts are 40, 42, 43 and 900. Should 900 be deleted immediately? Give two explanations to </w:t>
-      </w:r>
-      <w:r>
-        <w:rPr>
-          <w:b/>
-        </w:rPr>
-        <w:t>investigate</w:t>
-      </w:r>
-      <w:r>
-        <w:rPr>
-          <w:b w:val="0"/>
-        </w:rPr>
-        <w:t>.</w:t>
-      </w:r>
-    </w:p>
-    <w:p>
-      <w:pPr>
-        <w:spacing w:line="336" w:lineRule="auto" w:after="180"/>
-      </w:pPr>
-      <w:r>
-        <w:rPr>
-          <w:b w:val="0"/>
-        </w:rPr>
-        <w:t xml:space="preserve">My answer, with a trace, calculation or supporting </w:t>
-      </w:r>
-      <w:r>
-        <w:rPr>
-          <w:b/>
-        </w:rPr>
-        <w:t>evidence</w:t>
-      </w:r>
-    </w:p>
-    <w:p>
-      <w:pPr>
-        <w:pStyle w:val="Heading3"/>
-      </w:pPr>
-      <w:r>
-        <w:t>Write or draw your reasoning and evidence.</w:t>
-      </w:r>
-    </w:p>
-    <w:p>
-      <w:r>
-        <w:t>________________________________________________________________</w:t>
-      </w:r>
-    </w:p>
-    <w:p>
-      <w:r>
-        <w:t>________________________________________________________________</w:t>
-      </w:r>
-    </w:p>
-    <w:p>
-      <w:r>
-        <w:t>________________________________________________________________</w:t>
-      </w:r>
-    </w:p>
-    <w:p>
-      <w:r>
-        <w:t>________________________________________________________________</w:t>
-      </w:r>
-    </w:p>
-    <w:p>
-      <w:r>
-        <w:t>________________________________________________________________</w:t>
-      </w:r>
-    </w:p>
-    <w:p>
-      <w:pPr>
-        <w:pStyle w:val="Heading3"/>
-      </w:pPr>
-      <w:r>
-        <w:t>Create and test</w:t>
-      </w:r>
-    </w:p>
-    <w:p>
-      <w:pPr>
-        <w:spacing w:line="336" w:lineRule="auto" w:after="180"/>
-      </w:pPr>
-      <w:r>
-        <w:rPr>
-          <w:b w:val="0"/>
-        </w:rPr>
-        <w:t>Change one relevant detail. Predict the result before testing. Include a boundary or missing-information case when it helps reveal a limit.</w:t>
-      </w:r>
-    </w:p>
-    <w:p>
-      <w:pPr>
-        <w:spacing w:line="336" w:lineRule="auto" w:after="180"/>
-      </w:pPr>
-      <w:r>
-        <w:rPr>
-          <w:b w:val="0"/>
-        </w:rPr>
-        <w:t xml:space="preserve">My changed </w:t>
-      </w:r>
-      <w:r>
-        <w:rPr>
-          <w:b/>
-        </w:rPr>
-        <w:t>input</w:t>
-      </w:r>
-      <w:r>
-        <w:rPr>
-          <w:b w:val="0"/>
-        </w:rPr>
-        <w:t xml:space="preserve"> and expected result</w:t>
-      </w:r>
-    </w:p>
-    <w:p>
-      <w:pPr>
-        <w:pStyle w:val="Heading3"/>
-      </w:pPr>
-      <w:r>
-        <w:t>Write or draw your reasoning and evidence.</w:t>
-      </w:r>
-    </w:p>
-    <w:p>
-      <w:r>
-        <w:t>________________________________________________________________</w:t>
-      </w:r>
-    </w:p>
-    <w:p>
-      <w:r>
-        <w:t>________________________________________________________________</w:t>
-      </w:r>
-    </w:p>
-    <w:p>
-      <w:r>
-        <w:t>________________________________________________________________</w:t>
-      </w:r>
-    </w:p>
-    <w:p>
-      <w:r>
-        <w:t>________________________________________________________________</w:t>
-      </w:r>
-    </w:p>
-    <w:p>
-      <w:r>
-        <w:t>________________________________________________________________</w:t>
-      </w:r>
-    </w:p>
-    <w:p>
-      <w:pPr>
-        <w:pStyle w:val="Heading3"/>
-      </w:pPr>
-      <w:r>
-        <w:t>Connect to your project</w:t>
-      </w:r>
-    </w:p>
-    <w:p>
-      <w:pPr>
-        <w:spacing w:line="336" w:lineRule="auto" w:after="180"/>
-      </w:pPr>
-      <w:r>
-        <w:rPr>
-          <w:b w:val="0"/>
-        </w:rPr>
-        <w:t>Keep legitimate unusual books so the recommender can serve unusual readers.</w:t>
-      </w:r>
-    </w:p>
-    <w:p>
-      <w:pPr>
-        <w:spacing w:line="336" w:lineRule="auto" w:after="180"/>
-      </w:pPr>
-      <w:r>
-        <w:rPr>
-          <w:b w:val="0"/>
-        </w:rPr>
-        <w:t xml:space="preserve">The </w:t>
-      </w:r>
-      <w:r>
-        <w:rPr>
-          <w:b/>
-        </w:rPr>
-        <w:t>evidence</w:t>
-      </w:r>
-      <w:r>
-        <w:rPr>
-          <w:b w:val="0"/>
-        </w:rPr>
-        <w:t xml:space="preserve"> I will keep</w:t>
-      </w:r>
-    </w:p>
-    <w:p>
-      <w:pPr>
-        <w:pStyle w:val="Heading3"/>
-      </w:pPr>
-      <w:r>
-        <w:t>Write or draw your reasoning and evidence.</w:t>
-      </w:r>
-    </w:p>
-    <w:p>
-      <w:r>
-        <w:t>________________________________________________________________</w:t>
-      </w:r>
-    </w:p>
-    <w:p>
-      <w:r>
-        <w:t>________________________________________________________________</w:t>
-      </w:r>
-    </w:p>
-    <w:p>
-      <w:r>
-        <w:t>________________________________________________________________</w:t>
-      </w:r>
-    </w:p>
-    <w:p>
-      <w:r>
-        <w:t>________________________________________________________________</w:t>
-      </w:r>
-    </w:p>
-    <w:p>
-      <w:r>
-        <w:t>________________________________________________________________</w:t>
-      </w:r>
-    </w:p>
-    <w:p>
-      <w:pPr>
-        <w:spacing w:line="336" w:lineRule="auto" w:after="180"/>
-      </w:pPr>
-      <w:r>
-        <w:rPr>
-          <w:b w:val="0"/>
-        </w:rPr>
-        <w:t xml:space="preserve">Your teacher has the independent answer and scoring criteria. Complete the matching workbook week to keep your practice </w:t>
-      </w:r>
-      <w:r>
-        <w:rPr>
-          <w:b/>
-        </w:rPr>
-        <w:t>evidence</w:t>
-      </w:r>
-      <w:r>
-        <w:rPr>
-          <w:b w:val="0"/>
-        </w:rPr>
-        <w:t xml:space="preserve"> together.</w:t>
-      </w:r>
-    </w:p>
-    <w:p>
-      <w:pPr>
-        <w:pStyle w:val="Heading3"/>
-      </w:pPr>
-      <w:r>
-        <w:t>Transfer practice from the original programme</w:t>
-      </w:r>
-    </w:p>
-    <w:p>
-      <w:pPr>
-        <w:spacing w:line="336" w:lineRule="auto" w:after="180"/>
-      </w:pPr>
-      <w:r>
-        <w:rPr>
-          <w:b w:val="0"/>
-        </w:rPr>
-        <w:t>Page counts are 72,80,96,960. The last book may be an anthology. Should a cleaning script delete it automatically? Give a defensible investigation and document the outcome.</w:t>
-      </w:r>
-    </w:p>
-    <w:p>
-      <w:pPr>
-        <w:pStyle w:val="Heading3"/>
-      </w:pPr>
-      <w:r>
-        <w:t>Explain the mechanism, evidence and one limit.</w:t>
-      </w:r>
-    </w:p>
-    <w:p>
-      <w:r>
-        <w:t>________________________________________________________________</w:t>
-      </w:r>
-    </w:p>
-    <w:p>
-      <w:r>
-        <w:t>________________________________________________________________</w:t>
-      </w:r>
-    </w:p>
-    <w:p>
-      <w:r>
-        <w:t>________________________________________________________________</w:t>
-      </w:r>
-    </w:p>
-    <w:p>
-      <w:r>
-        <w:t>________________________________________________________________</w:t>
-      </w:r>
-    </w:p>
-    <w:p>
-      <w:r>
-        <w:t>________________________________________________________________</w:t>
-      </w:r>
-    </w:p>
-    <w:p>
-      <w:r>
-        <w:t>________________________________________________________________</w:t>
-      </w:r>
-    </w:p>
-    <w:p>
-      <w:r>
-        <w:t>________________________________________________________________</w:t>
-      </w:r>
-    </w:p>
-    <w:p>
-      <w:pPr>
-        <w:pStyle w:val="Heading3"/>
-      </w:pPr>
-      <w:r>
-        <w:t>Use feedback to improve</w:t>
-      </w:r>
-    </w:p>
-    <w:p>
-      <w:pPr>
-        <w:spacing w:line="336" w:lineRule="auto" w:after="180"/>
-      </w:pPr>
-      <w:r>
-        <w:rPr>
-          <w:b w:val="0"/>
-        </w:rPr>
-        <w:t>Attempt the independent case before hints. Record whether you worked alone, used a hint or followed a model. After feedback, fix the first unsupported step and explain why it changed.</w:t>
-      </w:r>
-    </w:p>
-    <w:p>
-      <w:pPr>
-        <w:spacing w:line="336" w:lineRule="auto" w:after="180"/>
-      </w:pPr>
-      <w:r>
-        <w:rPr>
-          <w:b w:val="0"/>
-        </w:rPr>
-        <w:t>A later check uses a changed case, not a copied answer.</w:t>
-      </w:r>
-    </w:p>
-    <w:p>
-      <w:pPr>
-        <w:pStyle w:val="Heading1"/>
-      </w:pPr>
-      <w:r>
-        <w:t>15. Your lesson route</w:t>
-      </w:r>
-    </w:p>
-    <w:p>
-      <w:r>
-        <w:t>Use this map to navigate Noise and Outliers, connect the goals to tasks and keep one evidence record for each attempt.</w:t>
-      </w:r>
-    </w:p>
-    <w:p>
-      <w:pPr>
-        <w:spacing w:line="336" w:lineRule="auto" w:after="180"/>
-      </w:pPr>
-      <w:r>
-        <w:rPr>
-          <w:b w:val="0"/>
-        </w:rPr>
-        <w:t>Start with this question: A fictional library records five book-</w:t>
-      </w:r>
-      <w:r>
-        <w:rPr>
-          <w:b/>
-        </w:rPr>
-        <w:t>process</w:t>
-      </w:r>
-      <w:r>
-        <w:rPr>
-          <w:b w:val="0"/>
-        </w:rPr>
-        <w:t>ing times in minutes.</w:t>
+        <w:t>15. Reference: original lesson checklist</w:t>
+      </w:r>
+    </w:p>
+    <w:p>
+      <w:r>
+        <w:t>Use an additional checklist when it helps inspect your explanation.</w:t>
+      </w:r>
+    </w:p>
+    <w:p>
+      <w:pPr>
+        <w:pStyle w:val="Heading2"/>
+      </w:pPr>
+      <w:r>
+        <w:t>Targets and evidence</w:t>
       </w:r>
     </w:p>
     <w:tbl>
@@ -6229,6 +6987,14 @@
     </w:tbl>
     <w:p>
       <w:pPr>
+        <w:pStyle w:val="Heading2"/>
+      </w:pPr>
+      <w:r>
+        <w:t>Keep your route and first prediction</w:t>
+      </w:r>
+    </w:p>
+    <w:p>
+      <w:pPr>
         <w:spacing w:line="336" w:lineRule="auto" w:after="180"/>
       </w:pPr>
       <w:r>
@@ -6299,15 +7065,159 @@
     </w:p>
     <w:p>
       <w:pPr>
+        <w:pStyle w:val="Heading2"/>
+      </w:pPr>
+      <w:r>
+        <w:t>Earlier wording, alternatives and picture transcripts · reference / check after trying</w:t>
+      </w:r>
+    </w:p>
+    <w:p>
+      <w:pPr>
+        <w:spacing w:line="336" w:lineRule="auto" w:after="180"/>
+      </w:pPr>
+      <w:r>
+        <w:rPr>
+          <w:b w:val="0"/>
+        </w:rPr>
+        <w:t>Start with this question: A fictional library records five book-</w:t>
+      </w:r>
+      <w:r>
+        <w:rPr>
+          <w:b/>
+        </w:rPr>
+        <w:t>process</w:t>
+      </w:r>
+      <w:r>
+        <w:rPr>
+          <w:b w:val="0"/>
+        </w:rPr>
+        <w:t>ing times in minutes.</w:t>
+      </w:r>
+    </w:p>
+    <w:p>
+      <w:pPr>
         <w:pStyle w:val="Heading1"/>
       </w:pPr>
       <w:r>
-        <w:t>16. Finish and return</w:t>
-      </w:r>
-    </w:p>
-    <w:p>
-      <w:r>
-        <w:t>Explain Noise and Outliers without notes, identify a remaining question and plan a later check with a changed case.</w:t>
+        <w:t>17. Extra practice: pictures, repair and feedback</w:t>
+      </w:r>
+    </w:p>
+    <w:p>
+      <w:r>
+        <w:t>Attempt each question before opening its explanation. Use one browser or paper copy.</w:t>
+      </w:r>
+    </w:p>
+    <w:p>
+      <w:pPr>
+        <w:pStyle w:val="Heading2"/>
+      </w:pPr>
+      <w:r>
+        <w:t>First supported question</w:t>
+      </w:r>
+    </w:p>
+    <w:p>
+      <w:pPr>
+        <w:pStyle w:val="ListBullet"/>
+      </w:pPr>
+      <w:r>
+        <w:t>A fictional library records five book-processing times in minutes.</w:t>
+      </w:r>
+    </w:p>
+    <w:p>
+      <w:pPr>
+        <w:pStyle w:val="Heading3"/>
+      </w:pPr>
+      <w:r>
+        <w:t>Practice 1: explain the deciding evidence</w:t>
+      </w:r>
+    </w:p>
+    <w:p>
+      <w:pPr>
+        <w:pStyle w:val="ListBullet"/>
+      </w:pPr>
+      <w:r>
+        <w:t>Which labelled step matches this detail? Change a value only if evidence supports a correction; preserve the raw record.</w:t>
+      </w:r>
+    </w:p>
+    <w:p>
+      <w:pPr>
+        <w:pStyle w:val="ListBullet"/>
+      </w:pPr>
+      <w:r>
+        <w:t>1. Median</w:t>
+      </w:r>
+    </w:p>
+    <w:p>
+      <w:pPr>
+        <w:pStyle w:val="ListBullet"/>
+      </w:pPr>
+      <w:r>
+        <w:t>2. Investigate 18</w:t>
+      </w:r>
+    </w:p>
+    <w:p>
+      <w:pPr>
+        <w:pStyle w:val="ListBullet"/>
+      </w:pPr>
+      <w:r>
+        <w:t>3. Document repair</w:t>
+      </w:r>
+    </w:p>
+    <w:p>
+      <w:pPr>
+        <w:pStyle w:val="ListBullet"/>
+      </w:pPr>
+      <w:r>
+        <w:t>4. Mean</w:t>
+      </w:r>
+    </w:p>
+    <w:p>
+      <w:pPr>
+        <w:pStyle w:val="Heading3"/>
+      </w:pPr>
+      <w:r>
+        <w:t>My selected conclusion, deciding fact and explanation</w:t>
+      </w:r>
+    </w:p>
+    <w:p>
+      <w:r>
+        <w:t>________________________________________________________________</w:t>
+      </w:r>
+    </w:p>
+    <w:p>
+      <w:r>
+        <w:t>________________________________________________________________</w:t>
+      </w:r>
+    </w:p>
+    <w:p>
+      <w:r>
+        <w:t>________________________________________________________________</w:t>
+      </w:r>
+    </w:p>
+    <w:p>
+      <w:r>
+        <w:t>________________________________________________________________</w:t>
+      </w:r>
+    </w:p>
+    <w:p>
+      <w:r>
+        <w:t>________________________________________________________________</w:t>
+      </w:r>
+    </w:p>
+    <w:p>
+      <w:pPr>
+        <w:pStyle w:val="ListBullet"/>
+      </w:pPr>
+      <w:r>
+        <w:t>Hint if needed: Read the steps in the pictorial case. Match the supplied detail to the stage that performs or records it.</w:t>
+      </w:r>
+    </w:p>
+    <w:p>
+      <w:pPr>
+        <w:pStyle w:val="Heading2"/>
+      </w:pPr>
+      <w:r>
+        <w:t>Check the first explanation · reference / check after trying</w:t>
       </w:r>
     </w:p>
     <w:p>
@@ -6318,19 +7228,42 @@
         <w:rPr>
           <w:b w:val="0"/>
         </w:rPr>
-        <w:t xml:space="preserve">Close your notes. Explain this goal in your own words: Calculate </w:t>
+        <w:t xml:space="preserve">After your attempt, compare with the supported explanation: Document repair Change a value only if </w:t>
       </w:r>
       <w:r>
         <w:rPr>
           <w:b/>
         </w:rPr>
+        <w:t>evidence</w:t>
+      </w:r>
+      <w:r>
+        <w:rPr>
+          <w:b w:val="0"/>
+        </w:rPr>
+        <w:t xml:space="preserve"> supports a correction; preserve the raw record. The </w:t>
+      </w:r>
+      <w:r>
+        <w:rPr>
+          <w:b/>
+        </w:rPr>
         <w:t>mean</w:t>
       </w:r>
       <w:r>
         <w:rPr>
           <w:b w:val="0"/>
         </w:rPr>
-        <w:t xml:space="preserve"> and </w:t>
+        <w:t xml:space="preserve"> uses every value and is pulled upward by 18.</w:t>
+      </w:r>
+    </w:p>
+    <w:p>
+      <w:pPr>
+        <w:spacing w:line="336" w:lineRule="auto" w:after="180"/>
+      </w:pPr>
+      <w:r>
+        <w:rPr>
+          <w:b w:val="0"/>
+        </w:rPr>
+        <w:t xml:space="preserve">The </w:t>
       </w:r>
       <w:r>
         <w:rPr>
@@ -6338,13 +7271,102 @@
         </w:rPr>
         <w:t>median</w:t>
       </w:r>
+      <w:r>
+        <w:rPr>
+          <w:b w:val="0"/>
+        </w:rPr>
+        <w:t xml:space="preserve"> identifies the middle recorded time and stays at 3. Neither statistic declares the unusual </w:t>
+      </w:r>
+      <w:r>
+        <w:rPr>
+          <w:b/>
+        </w:rPr>
+        <w:t>observation</w:t>
+      </w:r>
+      <w:r>
+        <w:rPr>
+          <w:b w:val="0"/>
+        </w:rPr>
+        <w:t xml:space="preserve"> invalid.</w:t>
+      </w:r>
+    </w:p>
+    <w:p>
+      <w:pPr>
+        <w:spacing w:line="336" w:lineRule="auto" w:after="180"/>
+      </w:pPr>
+      <w:r>
+        <w:rPr>
+          <w:b w:val="0"/>
+        </w:rPr>
+        <w:t xml:space="preserve">Deleting it simply because it changes the </w:t>
+      </w:r>
+      <w:r>
+        <w:rPr>
+          <w:b/>
+        </w:rPr>
+        <w:t>mean</w:t>
+      </w:r>
+      <w:r>
+        <w:rPr>
+          <w:b w:val="0"/>
+        </w:rPr>
+        <w:t xml:space="preserve"> would hide potentially real slow work and change the question being answered.</w:t>
+      </w:r>
+    </w:p>
+    <w:p>
+      <w:pPr>
+        <w:pStyle w:val="Heading2"/>
+      </w:pPr>
+      <w:r>
+        <w:t>Changed-case question</w:t>
+      </w:r>
     </w:p>
     <w:p>
       <w:pPr>
         <w:pStyle w:val="Heading3"/>
       </w:pPr>
       <w:r>
-        <w:t>My deciding step, evidence and one remaining question</w:t>
+        <w:t>Practice 2: explain the deciding evidence</w:t>
+      </w:r>
+    </w:p>
+    <w:p>
+      <w:pPr>
+        <w:pStyle w:val="ListBullet"/>
+      </w:pPr>
+      <w:r>
+        <w:t>Changed-case practice: An authorised log confirms 18 was a transcription error for 3. Which conclusion is supported by the supplied facts?</w:t>
+      </w:r>
+    </w:p>
+    <w:p>
+      <w:pPr>
+        <w:pStyle w:val="ListBullet"/>
+      </w:pPr>
+      <w:r>
+        <w:t>1. Corrected mean is 3 minutes and median is 3.</w:t>
+      </w:r>
+    </w:p>
+    <w:p>
+      <w:pPr>
+        <w:pStyle w:val="ListBullet"/>
+      </w:pPr>
+      <w:r>
+        <w:t>2. We can decide the result without examining the changed input or the procedure.</w:t>
+      </w:r>
+    </w:p>
+    <w:p>
+      <w:pPr>
+        <w:pStyle w:val="ListBullet"/>
+      </w:pPr>
+      <w:r>
+        <w:t>3. This one example guarantees correct results for every future input.</w:t>
+      </w:r>
+    </w:p>
+    <w:p>
+      <w:pPr>
+        <w:pStyle w:val="Heading3"/>
+      </w:pPr>
+      <w:r>
+        <w:t>My selected conclusion, deciding fact and explanation</w:t>
       </w:r>
     </w:p>
     <w:p>
@@ -6374,25 +7396,281 @@
     </w:p>
     <w:p>
       <w:pPr>
+        <w:pStyle w:val="ListBullet"/>
+      </w:pPr>
+      <w:r>
+        <w:t>Hint if needed: Use the changed condition and the deciding step in the pictorial trace. The answer must say what follows from those facts.</w:t>
+      </w:r>
+    </w:p>
+    <w:p>
+      <w:pPr>
+        <w:pStyle w:val="Heading2"/>
+      </w:pPr>
+      <w:r>
+        <w:t>Check the changed case · reference / check after trying</w:t>
+      </w:r>
+    </w:p>
+    <w:p>
+      <w:pPr>
         <w:spacing w:line="336" w:lineRule="auto" w:after="180"/>
       </w:pPr>
       <w:r>
         <w:rPr>
           <w:b w:val="0"/>
         </w:rPr>
-        <w:t xml:space="preserve">If you are unsure, return to the worked picture and explain one arrow. If you are ready, change an </w:t>
+        <w:t xml:space="preserve">After your attempt, compare with the supported explanation: Corrected </w:t>
       </w:r>
       <w:r>
         <w:rPr>
           <w:b/>
         </w:rPr>
+        <w:t>mean</w:t>
+      </w:r>
+      <w:r>
+        <w:rPr>
+          <w:b w:val="0"/>
+        </w:rPr>
+        <w:t xml:space="preserve"> is 3 minutes and </w:t>
+      </w:r>
+      <w:r>
+        <w:rPr>
+          <w:b/>
+        </w:rPr>
+        <w:t>median</w:t>
+      </w:r>
+      <w:r>
+        <w:rPr>
+          <w:b w:val="0"/>
+        </w:rPr>
+        <w:t xml:space="preserve"> is 3. Values become 2,3,3,4,3 with sum 15; sorted middle remains 3.</w:t>
+      </w:r>
+    </w:p>
+    <w:p>
+      <w:pPr>
+        <w:pStyle w:val="Heading2"/>
+      </w:pPr>
+      <w:r>
+        <w:t>Repair and save your work</w:t>
+      </w:r>
+    </w:p>
+    <w:p>
+      <w:pPr>
+        <w:spacing w:line="336" w:lineRule="auto" w:after="180"/>
+      </w:pPr>
+      <w:r>
+        <w:rPr>
+          <w:b w:val="0"/>
+        </w:rPr>
+        <w:t>Review Over</w:t>
+      </w:r>
+      <w:r>
+        <w:rPr>
+          <w:b/>
+        </w:rPr>
+        <w:t>fitting</w:t>
+      </w:r>
+      <w:r>
+        <w:rPr>
+          <w:b w:val="0"/>
+        </w:rPr>
+        <w:t xml:space="preserve"> Intuition (ai-2/16). Goal: Compare </w:t>
+      </w:r>
+      <w:r>
+        <w:rPr>
+          <w:b/>
+        </w:rPr>
+        <w:t>training</w:t>
+      </w:r>
+      <w:r>
+        <w:rPr>
+          <w:b w:val="0"/>
+        </w:rPr>
+        <w:t xml:space="preserve"> and validation </w:t>
+      </w:r>
+      <w:r>
+        <w:rPr>
+          <w:b/>
+        </w:rPr>
+        <w:t>evidence</w:t>
+      </w:r>
+      <w:r>
+        <w:rPr>
+          <w:b w:val="0"/>
+        </w:rPr>
+        <w:t xml:space="preserve"> for model capacity. Short practice: Does zero </w:t>
+      </w:r>
+      <w:r>
+        <w:rPr>
+          <w:b/>
+        </w:rPr>
+        <w:t>training</w:t>
+      </w:r>
+      <w:r>
+        <w:rPr>
+          <w:b w:val="0"/>
+        </w:rPr>
+        <w:t xml:space="preserve"> error justify choosing Complex in the original record?.</w:t>
+      </w:r>
+    </w:p>
+    <w:p>
+      <w:pPr>
+        <w:spacing w:line="336" w:lineRule="auto" w:after="180"/>
+      </w:pPr>
+      <w:r>
+        <w:rPr>
+          <w:b w:val="0"/>
+        </w:rPr>
+        <w:t>Return to this week and explain what you changed.</w:t>
+      </w:r>
+    </w:p>
+    <w:p>
+      <w:pPr>
+        <w:spacing w:line="336" w:lineRule="auto" w:after="180"/>
+      </w:pPr>
+      <w:r>
+        <w:rPr>
+          <w:b w:val="0"/>
+        </w:rPr>
+        <w:t xml:space="preserve">Review Decision Trees (ai-2/14). Goal: Fit a root question and leaf </w:t>
+      </w:r>
+      <w:r>
+        <w:rPr>
+          <w:b/>
+        </w:rPr>
+        <w:t>prediction</w:t>
+      </w:r>
+      <w:r>
+        <w:rPr>
+          <w:b w:val="0"/>
+        </w:rPr>
+        <w:t xml:space="preserve">s from </w:t>
+      </w:r>
+      <w:r>
+        <w:rPr>
+          <w:b/>
+        </w:rPr>
+        <w:t>training</w:t>
+      </w:r>
+      <w:r>
+        <w:rPr>
+          <w:b w:val="0"/>
+        </w:rPr>
+        <w:t xml:space="preserve"> examples. Short practice: Why does changing colour alone not change this tree’s </w:t>
+      </w:r>
+      <w:r>
+        <w:rPr>
+          <w:b/>
+        </w:rPr>
+        <w:t>prediction</w:t>
+      </w:r>
+      <w:r>
+        <w:rPr>
+          <w:b w:val="0"/>
+        </w:rPr>
+        <w:t>?.</w:t>
+      </w:r>
+    </w:p>
+    <w:p>
+      <w:pPr>
+        <w:spacing w:line="336" w:lineRule="auto" w:after="180"/>
+      </w:pPr>
+      <w:r>
+        <w:rPr>
+          <w:b w:val="0"/>
+        </w:rPr>
+        <w:t>Return to this week and explain what you changed.</w:t>
+      </w:r>
+    </w:p>
+    <w:p>
+      <w:pPr>
+        <w:spacing w:line="336" w:lineRule="auto" w:after="180"/>
+      </w:pPr>
+      <w:r>
+        <w:rPr>
+          <w:b w:val="0"/>
+        </w:rPr>
+        <w:t xml:space="preserve">Review </w:t>
+      </w:r>
+      <w:r>
+        <w:rPr>
+          <w:b/>
+        </w:rPr>
+        <w:t>Training</w:t>
+      </w:r>
+      <w:r>
+        <w:rPr>
+          <w:b w:val="0"/>
+        </w:rPr>
+        <w:t xml:space="preserve"> and Testing (ai-2/11). Goal: Choose a split unit that matches the intended </w:t>
+      </w:r>
+      <w:r>
+        <w:rPr>
+          <w:b/>
+        </w:rPr>
+        <w:t>prediction</w:t>
+      </w:r>
+      <w:r>
+        <w:rPr>
+          <w:b w:val="0"/>
+        </w:rPr>
+        <w:t xml:space="preserve"> claim. Short practice: How many distinct books are in each repaired role, and why report that as well as scan counts?.</w:t>
+      </w:r>
+    </w:p>
+    <w:p>
+      <w:pPr>
+        <w:spacing w:line="336" w:lineRule="auto" w:after="180"/>
+      </w:pPr>
+      <w:r>
+        <w:rPr>
+          <w:b w:val="0"/>
+        </w:rPr>
+        <w:t>Return to this week and explain what you changed.</w:t>
+      </w:r>
+    </w:p>
+    <w:p>
+      <w:pPr>
+        <w:spacing w:line="336" w:lineRule="auto" w:after="180"/>
+      </w:pPr>
+      <w:r>
+        <w:rPr>
+          <w:b w:val="0"/>
+        </w:rPr>
+        <w:t xml:space="preserve">The browser lab lets you edit the supported Python examples already included in this lesson. Predict first, run, inspect the actual </w:t>
+      </w:r>
+      <w:r>
+        <w:rPr>
+          <w:b/>
+        </w:rPr>
+        <w:t>output</w:t>
+      </w:r>
+      <w:r>
+        <w:rPr>
+          <w:b w:val="0"/>
+        </w:rPr>
+        <w:t xml:space="preserve"> or error, change one </w:t>
+      </w:r>
+      <w:r>
+        <w:rPr>
+          <w:b/>
+        </w:rPr>
         <w:t>input</w:t>
       </w:r>
       <w:r>
         <w:rPr>
           <w:b w:val="0"/>
         </w:rPr>
-        <w:t xml:space="preserve"> or assumption and justify your </w:t>
+        <w:t>, then run again.</w:t>
+      </w:r>
+    </w:p>
+    <w:p>
+      <w:pPr>
+        <w:spacing w:line="336" w:lineRule="auto" w:after="180"/>
+      </w:pPr>
+      <w:r>
+        <w:rPr>
+          <w:b w:val="0"/>
+        </w:rPr>
+        <w:t xml:space="preserve">Keep code, </w:t>
       </w:r>
       <w:r>
         <w:rPr>
@@ -6404,7 +7682,7 @@
         <w:rPr>
           <w:b w:val="0"/>
         </w:rPr>
-        <w:t>.</w:t>
+        <w:t>s, actual results and a reasoned revision together. On paper, label your result as a trace rather than an execution.</w:t>
       </w:r>
     </w:p>
     <w:p>
@@ -6415,7 +7693,7 @@
         <w:rPr>
           <w:b w:val="0"/>
         </w:rPr>
-        <w:t xml:space="preserve">Save your workbook </w:t>
+        <w:t xml:space="preserve">Use Download completed work in the hosted lesson to export your answers, reflections, practice feedback and code-run </w:t>
       </w:r>
       <w:r>
         <w:rPr>
@@ -6427,7 +7705,61 @@
         <w:rPr>
           <w:b w:val="0"/>
         </w:rPr>
-        <w:t>. At the next review, try a different case before opening your old answer.</w:t>
+        <w:t>. Open the HTML copy to read or print it.</w:t>
+      </w:r>
+    </w:p>
+    <w:p>
+      <w:pPr>
+        <w:spacing w:line="336" w:lineRule="auto" w:after="180"/>
+      </w:pPr>
+      <w:r>
+        <w:rPr>
+          <w:b w:val="0"/>
+        </w:rPr>
+        <w:t>Drafts stay in this browser when storage is available; clear drafts on a shared device.</w:t>
+      </w:r>
+    </w:p>
+    <w:p>
+      <w:pPr>
+        <w:pStyle w:val="Heading2"/>
+      </w:pPr>
+      <w:r>
+        <w:t>Earlier wording, alternatives and picture transcripts · reference / check after trying</w:t>
+      </w:r>
+    </w:p>
+    <w:p>
+      <w:pPr>
+        <w:spacing w:line="336" w:lineRule="auto" w:after="180"/>
+      </w:pPr>
+      <w:r>
+        <w:rPr>
+          <w:b w:val="0"/>
+        </w:rPr>
+        <w:t>Use this supported practice once, in the browser or on paper. Keep the reserved independent assessment for a separate first attempt before teacher feedback.</w:t>
+      </w:r>
+    </w:p>
+    <w:p>
+      <w:pPr>
+        <w:pStyle w:val="Heading3"/>
+      </w:pPr>
+      <w:r>
+        <w:t>Repair a missing building block</w:t>
+      </w:r>
+    </w:p>
+    <w:p>
+      <w:pPr>
+        <w:pStyle w:val="Heading3"/>
+      </w:pPr>
+      <w:r>
+        <w:t>Predict, run and debug</w:t>
+      </w:r>
+    </w:p>
+    <w:p>
+      <w:pPr>
+        <w:pStyle w:val="Heading3"/>
+      </w:pPr>
+      <w:r>
+        <w:t>Keep your completed work</w:t>
       </w:r>
     </w:p>
     <w:p>
@@ -6435,823 +7767,17 @@
         <w:pStyle w:val="Heading1"/>
       </w:pPr>
       <w:r>
-        <w:t>17. Supported practice, repair and portfolio</w:t>
-      </w:r>
-    </w:p>
-    <w:p>
-      <w:r>
-        <w:t>Attempt supported questions before using hints or feedback. Review a missing building block, then keep the completed work.</w:t>
-      </w:r>
-    </w:p>
-    <w:p>
-      <w:pPr>
-        <w:spacing w:line="336" w:lineRule="auto" w:after="180"/>
-      </w:pPr>
-      <w:r>
-        <w:rPr>
-          <w:b w:val="0"/>
-        </w:rPr>
-        <w:t>Use this supported practice once, in the browser or on paper. Keep the reserved independent assessment for a separate first attempt before teacher feedback.</w:t>
-      </w:r>
-    </w:p>
-    <w:p>
-      <w:pPr>
-        <w:spacing w:line="336" w:lineRule="auto" w:after="180"/>
-      </w:pPr>
-      <w:r>
-        <w:rPr>
-          <w:b w:val="0"/>
-        </w:rPr>
-        <w:t>A fictional library records five book-</w:t>
-      </w:r>
-      <w:r>
-        <w:rPr>
-          <w:b/>
-        </w:rPr>
-        <w:t>process</w:t>
-      </w:r>
-      <w:r>
-        <w:rPr>
-          <w:b w:val="0"/>
-        </w:rPr>
-        <w:t>ing times in minutes.</w:t>
-      </w:r>
-    </w:p>
-    <w:p>
-      <w:pPr>
-        <w:pStyle w:val="Heading3"/>
-      </w:pPr>
-      <w:r>
-        <w:t>Practice 1: explain the deciding evidence</w:t>
-      </w:r>
-    </w:p>
-    <w:p>
-      <w:pPr>
-        <w:spacing w:line="336" w:lineRule="auto" w:after="180"/>
-      </w:pPr>
-      <w:r>
-        <w:rPr>
-          <w:b w:val="0"/>
-        </w:rPr>
-        <w:t xml:space="preserve">Which labelled step matches this detail? Change a value only if </w:t>
-      </w:r>
-      <w:r>
-        <w:rPr>
-          <w:b/>
-        </w:rPr>
-        <w:t>evidence</w:t>
-      </w:r>
-      <w:r>
-        <w:rPr>
-          <w:b w:val="0"/>
-        </w:rPr>
-        <w:t xml:space="preserve"> supports a correction; preserve the raw record.</w:t>
-      </w:r>
-    </w:p>
-    <w:p>
-      <w:pPr>
-        <w:spacing w:line="336" w:lineRule="auto" w:after="180"/>
-        <w:shd w:fill="F4F9FC"/>
-      </w:pPr>
-      <w:r>
-        <w:rPr>
-          <w:b w:val="0"/>
-        </w:rPr>
-        <w:t xml:space="preserve">1. </w:t>
-      </w:r>
-      <w:r>
-        <w:rPr>
-          <w:b/>
-        </w:rPr>
-        <w:t>Median</w:t>
-      </w:r>
-    </w:p>
-    <w:p>
-      <w:pPr>
-        <w:spacing w:line="336" w:lineRule="auto" w:after="180"/>
-        <w:shd w:fill="F4F9FC"/>
-      </w:pPr>
-      <w:r>
-        <w:rPr>
-          <w:b w:val="0"/>
-        </w:rPr>
-        <w:t xml:space="preserve">2. </w:t>
-      </w:r>
-      <w:r>
-        <w:rPr>
-          <w:b/>
-        </w:rPr>
-        <w:t>Investigate</w:t>
-      </w:r>
-      <w:r>
-        <w:rPr>
-          <w:b w:val="0"/>
-        </w:rPr>
-        <w:t xml:space="preserve"> 18</w:t>
-      </w:r>
-    </w:p>
-    <w:p>
-      <w:pPr>
-        <w:spacing w:line="336" w:lineRule="auto" w:after="180"/>
-        <w:shd w:fill="F4F9FC"/>
-      </w:pPr>
-      <w:r>
-        <w:rPr>
-          <w:b w:val="0"/>
-        </w:rPr>
-        <w:t>3. Document repair</w:t>
-      </w:r>
-    </w:p>
-    <w:p>
-      <w:pPr>
-        <w:spacing w:line="336" w:lineRule="auto" w:after="180"/>
-        <w:shd w:fill="F4F9FC"/>
-      </w:pPr>
-      <w:r>
-        <w:rPr>
-          <w:b w:val="0"/>
-        </w:rPr>
-        <w:t xml:space="preserve">4. </w:t>
-      </w:r>
-      <w:r>
-        <w:rPr>
-          <w:b/>
-        </w:rPr>
-        <w:t>Mean</w:t>
-      </w:r>
-    </w:p>
-    <w:p>
-      <w:pPr>
-        <w:pStyle w:val="Heading3"/>
-      </w:pPr>
-      <w:r>
-        <w:t>My selected conclusion, deciding fact and explanation</w:t>
-      </w:r>
-    </w:p>
-    <w:p>
-      <w:r>
-        <w:t>________________________________________________________________</w:t>
-      </w:r>
-    </w:p>
-    <w:p>
-      <w:r>
-        <w:t>________________________________________________________________</w:t>
-      </w:r>
-    </w:p>
-    <w:p>
-      <w:r>
-        <w:t>________________________________________________________________</w:t>
-      </w:r>
-    </w:p>
-    <w:p>
-      <w:r>
-        <w:t>________________________________________________________________</w:t>
-      </w:r>
-    </w:p>
-    <w:p>
-      <w:r>
-        <w:t>________________________________________________________________</w:t>
-      </w:r>
-    </w:p>
-    <w:p>
-      <w:pPr>
-        <w:pStyle w:val="Heading3"/>
-      </w:pPr>
-      <w:r>
-        <w:t>Hint · try first</w:t>
-      </w:r>
-    </w:p>
-    <w:p>
-      <w:pPr>
-        <w:spacing w:line="336" w:lineRule="auto" w:after="180"/>
-        <w:shd w:fill="F1F6F8"/>
-      </w:pPr>
-      <w:r>
-        <w:rPr>
-          <w:b w:val="0"/>
-        </w:rPr>
-        <w:t>Hint if needed: Read the steps in the pictorial case. Match the supplied detail to the stage that performs or records it.</w:t>
-      </w:r>
-    </w:p>
-    <w:p>
-      <w:pPr>
-        <w:pStyle w:val="Heading3"/>
-      </w:pPr>
-      <w:r>
-        <w:t>Feedback · compare after trying</w:t>
-      </w:r>
-    </w:p>
-    <w:p>
-      <w:pPr>
-        <w:spacing w:line="336" w:lineRule="auto" w:after="180"/>
-        <w:shd w:fill="F1F6FC"/>
-      </w:pPr>
-      <w:r>
-        <w:rPr>
-          <w:b w:val="0"/>
-        </w:rPr>
-        <w:t xml:space="preserve">After your attempt, compare with the supported explanation: Document repair Change a value only if </w:t>
-      </w:r>
-      <w:r>
-        <w:rPr>
-          <w:b/>
-        </w:rPr>
-        <w:t>evidence</w:t>
-      </w:r>
-      <w:r>
-        <w:rPr>
-          <w:b w:val="0"/>
-        </w:rPr>
-        <w:t xml:space="preserve"> supports a correction; preserve the raw record. The </w:t>
-      </w:r>
-      <w:r>
-        <w:rPr>
-          <w:b/>
-        </w:rPr>
-        <w:t>mean</w:t>
-      </w:r>
-      <w:r>
-        <w:rPr>
-          <w:b w:val="0"/>
-        </w:rPr>
-        <w:t xml:space="preserve"> uses every value and is pulled upward by 18.</w:t>
-      </w:r>
-    </w:p>
-    <w:p>
-      <w:pPr>
-        <w:spacing w:line="336" w:lineRule="auto" w:after="180"/>
-        <w:shd w:fill="F1F6FC"/>
-      </w:pPr>
-      <w:r>
-        <w:rPr>
-          <w:b w:val="0"/>
-        </w:rPr>
-        <w:t xml:space="preserve">The </w:t>
-      </w:r>
-      <w:r>
-        <w:rPr>
-          <w:b/>
-        </w:rPr>
-        <w:t>median</w:t>
-      </w:r>
-      <w:r>
-        <w:rPr>
-          <w:b w:val="0"/>
-        </w:rPr>
-        <w:t xml:space="preserve"> identifies the middle recorded time and stays at 3. Neither statistic declares the unusual </w:t>
-      </w:r>
-      <w:r>
-        <w:rPr>
-          <w:b/>
-        </w:rPr>
-        <w:t>observation</w:t>
-      </w:r>
-      <w:r>
-        <w:rPr>
-          <w:b w:val="0"/>
-        </w:rPr>
-        <w:t xml:space="preserve"> invalid.</w:t>
-      </w:r>
-    </w:p>
-    <w:p>
-      <w:pPr>
-        <w:spacing w:line="336" w:lineRule="auto" w:after="180"/>
-        <w:shd w:fill="F1F6FC"/>
-      </w:pPr>
-      <w:r>
-        <w:rPr>
-          <w:b w:val="0"/>
-        </w:rPr>
-        <w:t xml:space="preserve">Deleting it simply because it changes the </w:t>
-      </w:r>
-      <w:r>
-        <w:rPr>
-          <w:b/>
-        </w:rPr>
-        <w:t>mean</w:t>
-      </w:r>
-      <w:r>
-        <w:rPr>
-          <w:b w:val="0"/>
-        </w:rPr>
-        <w:t xml:space="preserve"> would hide potentially real slow work and change the question being answered.</w:t>
-      </w:r>
-    </w:p>
-    <w:p>
-      <w:pPr>
-        <w:pStyle w:val="Heading3"/>
-      </w:pPr>
-      <w:r>
-        <w:t>Practice 2: explain the deciding evidence</w:t>
-      </w:r>
-    </w:p>
-    <w:p>
-      <w:pPr>
-        <w:pStyle w:val="Heading3"/>
-      </w:pPr>
-      <w:r>
-        <w:t>Changed case · predict first</w:t>
-      </w:r>
-    </w:p>
-    <w:p>
-      <w:pPr>
-        <w:spacing w:line="336" w:lineRule="auto" w:after="180"/>
-        <w:shd w:fill="F5F1FB"/>
-      </w:pPr>
-      <w:r>
-        <w:rPr>
-          <w:b w:val="0"/>
-        </w:rPr>
-        <w:t>Changed-case practice: An authorised log confirms 18 was a transcription error for 3. Which conclusion is supported by the supplied facts?</w:t>
-      </w:r>
-    </w:p>
-    <w:p>
-      <w:pPr>
-        <w:spacing w:line="336" w:lineRule="auto" w:after="180"/>
-        <w:shd w:fill="F4F9FC"/>
-      </w:pPr>
-      <w:r>
-        <w:rPr>
-          <w:b w:val="0"/>
-        </w:rPr>
-        <w:t xml:space="preserve">1. Corrected </w:t>
-      </w:r>
-      <w:r>
-        <w:rPr>
-          <w:b/>
-        </w:rPr>
-        <w:t>mean</w:t>
-      </w:r>
-      <w:r>
-        <w:rPr>
-          <w:b w:val="0"/>
-        </w:rPr>
-        <w:t xml:space="preserve"> is 3 minutes and </w:t>
-      </w:r>
-      <w:r>
-        <w:rPr>
-          <w:b/>
-        </w:rPr>
-        <w:t>median</w:t>
-      </w:r>
-      <w:r>
-        <w:rPr>
-          <w:b w:val="0"/>
-        </w:rPr>
-        <w:t xml:space="preserve"> is 3.</w:t>
-      </w:r>
-    </w:p>
-    <w:p>
-      <w:pPr>
-        <w:spacing w:line="336" w:lineRule="auto" w:after="180"/>
-        <w:shd w:fill="F4F9FC"/>
-      </w:pPr>
-      <w:r>
-        <w:rPr>
-          <w:b w:val="0"/>
-        </w:rPr>
-        <w:t xml:space="preserve">2. We can decide the result without examining the changed </w:t>
-      </w:r>
-      <w:r>
-        <w:rPr>
-          <w:b/>
-        </w:rPr>
-        <w:t>input</w:t>
-      </w:r>
-      <w:r>
-        <w:rPr>
-          <w:b w:val="0"/>
-        </w:rPr>
-        <w:t xml:space="preserve"> or the procedure.</w:t>
-      </w:r>
-    </w:p>
-    <w:p>
-      <w:pPr>
-        <w:spacing w:line="336" w:lineRule="auto" w:after="180"/>
-        <w:shd w:fill="F4F9FC"/>
-      </w:pPr>
-      <w:r>
-        <w:rPr>
-          <w:b w:val="0"/>
-        </w:rPr>
-        <w:t xml:space="preserve">3. This one example guarantees correct results for every future </w:t>
-      </w:r>
-      <w:r>
-        <w:rPr>
-          <w:b/>
-        </w:rPr>
-        <w:t>input</w:t>
-      </w:r>
-      <w:r>
-        <w:rPr>
-          <w:b w:val="0"/>
-        </w:rPr>
-        <w:t>.</w:t>
-      </w:r>
-    </w:p>
-    <w:p>
-      <w:pPr>
-        <w:pStyle w:val="Heading3"/>
-      </w:pPr>
-      <w:r>
-        <w:t>My selected conclusion, deciding fact and explanation</w:t>
-      </w:r>
-    </w:p>
-    <w:p>
-      <w:r>
-        <w:t>________________________________________________________________</w:t>
-      </w:r>
-    </w:p>
-    <w:p>
-      <w:r>
-        <w:t>________________________________________________________________</w:t>
-      </w:r>
-    </w:p>
-    <w:p>
-      <w:r>
-        <w:t>________________________________________________________________</w:t>
-      </w:r>
-    </w:p>
-    <w:p>
-      <w:r>
-        <w:t>________________________________________________________________</w:t>
-      </w:r>
-    </w:p>
-    <w:p>
-      <w:r>
-        <w:t>________________________________________________________________</w:t>
-      </w:r>
-    </w:p>
-    <w:p>
-      <w:pPr>
-        <w:pStyle w:val="Heading3"/>
-      </w:pPr>
-      <w:r>
-        <w:t>Hint · try first</w:t>
-      </w:r>
-    </w:p>
-    <w:p>
-      <w:pPr>
-        <w:spacing w:line="336" w:lineRule="auto" w:after="180"/>
-        <w:shd w:fill="F1F6F8"/>
-      </w:pPr>
-      <w:r>
-        <w:rPr>
-          <w:b w:val="0"/>
-        </w:rPr>
-        <w:t>Hint if needed: Use the changed condition and the deciding step in the pictorial trace. The answer must say what follows from those facts.</w:t>
-      </w:r>
-    </w:p>
-    <w:p>
-      <w:pPr>
-        <w:pStyle w:val="Heading3"/>
-      </w:pPr>
-      <w:r>
-        <w:t>Feedback · compare after trying</w:t>
-      </w:r>
-    </w:p>
-    <w:p>
-      <w:pPr>
-        <w:spacing w:line="336" w:lineRule="auto" w:after="180"/>
-        <w:shd w:fill="F1F6FC"/>
-      </w:pPr>
-      <w:r>
-        <w:rPr>
-          <w:b w:val="0"/>
-        </w:rPr>
-        <w:t xml:space="preserve">After your attempt, compare with the supported explanation: Corrected </w:t>
-      </w:r>
-      <w:r>
-        <w:rPr>
-          <w:b/>
-        </w:rPr>
-        <w:t>mean</w:t>
-      </w:r>
-      <w:r>
-        <w:rPr>
-          <w:b w:val="0"/>
-        </w:rPr>
-        <w:t xml:space="preserve"> is 3 minutes and </w:t>
-      </w:r>
-      <w:r>
-        <w:rPr>
-          <w:b/>
-        </w:rPr>
-        <w:t>median</w:t>
-      </w:r>
-      <w:r>
-        <w:rPr>
-          <w:b w:val="0"/>
-        </w:rPr>
-        <w:t xml:space="preserve"> is 3. Values become 2,3,3,4,3 with sum 15; sorted middle remains 3.</w:t>
-      </w:r>
-    </w:p>
-    <w:p>
-      <w:pPr>
-        <w:pStyle w:val="Heading3"/>
-      </w:pPr>
-      <w:r>
-        <w:t>Repair a missing building block</w:t>
-      </w:r>
-    </w:p>
-    <w:p>
-      <w:pPr>
-        <w:spacing w:line="336" w:lineRule="auto" w:after="180"/>
-      </w:pPr>
-      <w:r>
-        <w:rPr>
-          <w:b w:val="0"/>
-        </w:rPr>
-        <w:t>Review Over</w:t>
-      </w:r>
-      <w:r>
-        <w:rPr>
-          <w:b/>
-        </w:rPr>
-        <w:t>fitting</w:t>
-      </w:r>
-      <w:r>
-        <w:rPr>
-          <w:b w:val="0"/>
-        </w:rPr>
-        <w:t xml:space="preserve"> Intuition (ai-2/16). Goal: Compare </w:t>
-      </w:r>
-      <w:r>
-        <w:rPr>
-          <w:b/>
-        </w:rPr>
-        <w:t>training</w:t>
-      </w:r>
-      <w:r>
-        <w:rPr>
-          <w:b w:val="0"/>
-        </w:rPr>
-        <w:t xml:space="preserve"> and validation </w:t>
-      </w:r>
-      <w:r>
-        <w:rPr>
-          <w:b/>
-        </w:rPr>
-        <w:t>evidence</w:t>
-      </w:r>
-      <w:r>
-        <w:rPr>
-          <w:b w:val="0"/>
-        </w:rPr>
-        <w:t xml:space="preserve"> for model capacity. Short practice: Does zero </w:t>
-      </w:r>
-      <w:r>
-        <w:rPr>
-          <w:b/>
-        </w:rPr>
-        <w:t>training</w:t>
-      </w:r>
-      <w:r>
-        <w:rPr>
-          <w:b w:val="0"/>
-        </w:rPr>
-        <w:t xml:space="preserve"> error justify choosing Complex in the original record?.</w:t>
-      </w:r>
-    </w:p>
-    <w:p>
-      <w:pPr>
-        <w:spacing w:line="336" w:lineRule="auto" w:after="180"/>
-      </w:pPr>
-      <w:r>
-        <w:rPr>
-          <w:b w:val="0"/>
-        </w:rPr>
-        <w:t>Return to this week and explain what you changed.</w:t>
-      </w:r>
-    </w:p>
-    <w:p>
-      <w:pPr>
-        <w:spacing w:line="336" w:lineRule="auto" w:after="180"/>
-      </w:pPr>
-      <w:r>
-        <w:rPr>
-          <w:b w:val="0"/>
-        </w:rPr>
-        <w:t xml:space="preserve">Review Decision Trees (ai-2/14). Goal: Fit a root question and leaf </w:t>
-      </w:r>
-      <w:r>
-        <w:rPr>
-          <w:b/>
-        </w:rPr>
-        <w:t>prediction</w:t>
-      </w:r>
-      <w:r>
-        <w:rPr>
-          <w:b w:val="0"/>
-        </w:rPr>
-        <w:t xml:space="preserve">s from </w:t>
-      </w:r>
-      <w:r>
-        <w:rPr>
-          <w:b/>
-        </w:rPr>
-        <w:t>training</w:t>
-      </w:r>
-      <w:r>
-        <w:rPr>
-          <w:b w:val="0"/>
-        </w:rPr>
-        <w:t xml:space="preserve"> examples. Short practice: Why does changing colour alone not change this tree’s </w:t>
-      </w:r>
-      <w:r>
-        <w:rPr>
-          <w:b/>
-        </w:rPr>
-        <w:t>prediction</w:t>
-      </w:r>
-      <w:r>
-        <w:rPr>
-          <w:b w:val="0"/>
-        </w:rPr>
-        <w:t>?.</w:t>
-      </w:r>
-    </w:p>
-    <w:p>
-      <w:pPr>
-        <w:spacing w:line="336" w:lineRule="auto" w:after="180"/>
-      </w:pPr>
-      <w:r>
-        <w:rPr>
-          <w:b w:val="0"/>
-        </w:rPr>
-        <w:t>Return to this week and explain what you changed.</w:t>
-      </w:r>
-    </w:p>
-    <w:p>
-      <w:pPr>
-        <w:spacing w:line="336" w:lineRule="auto" w:after="180"/>
-      </w:pPr>
-      <w:r>
-        <w:rPr>
-          <w:b w:val="0"/>
-        </w:rPr>
-        <w:t xml:space="preserve">Review </w:t>
-      </w:r>
-      <w:r>
-        <w:rPr>
-          <w:b/>
-        </w:rPr>
-        <w:t>Training</w:t>
-      </w:r>
-      <w:r>
-        <w:rPr>
-          <w:b w:val="0"/>
-        </w:rPr>
-        <w:t xml:space="preserve"> and Testing (ai-2/11). Goal: Choose a split unit that matches the intended </w:t>
-      </w:r>
-      <w:r>
-        <w:rPr>
-          <w:b/>
-        </w:rPr>
-        <w:t>prediction</w:t>
-      </w:r>
-      <w:r>
-        <w:rPr>
-          <w:b w:val="0"/>
-        </w:rPr>
-        <w:t xml:space="preserve"> claim. Short practice: How many distinct books are in each repaired role, and why report that as well as scan counts?.</w:t>
-      </w:r>
-    </w:p>
-    <w:p>
-      <w:pPr>
-        <w:spacing w:line="336" w:lineRule="auto" w:after="180"/>
-      </w:pPr>
-      <w:r>
-        <w:rPr>
-          <w:b w:val="0"/>
-        </w:rPr>
-        <w:t>Return to this week and explain what you changed.</w:t>
-      </w:r>
-    </w:p>
-    <w:p>
-      <w:pPr>
-        <w:pStyle w:val="Heading3"/>
-      </w:pPr>
-      <w:r>
-        <w:t>Predict, run and debug</w:t>
-      </w:r>
-    </w:p>
-    <w:p>
-      <w:pPr>
-        <w:spacing w:line="336" w:lineRule="auto" w:after="180"/>
-      </w:pPr>
-      <w:r>
-        <w:rPr>
-          <w:b w:val="0"/>
-        </w:rPr>
-        <w:t xml:space="preserve">The browser lab lets you edit the supported Python examples already included in this lesson. Predict first, run, inspect the actual </w:t>
-      </w:r>
-      <w:r>
-        <w:rPr>
-          <w:b/>
-        </w:rPr>
-        <w:t>output</w:t>
-      </w:r>
-      <w:r>
-        <w:rPr>
-          <w:b w:val="0"/>
-        </w:rPr>
-        <w:t xml:space="preserve"> or error, change one </w:t>
-      </w:r>
-      <w:r>
-        <w:rPr>
-          <w:b/>
-        </w:rPr>
-        <w:t>input</w:t>
-      </w:r>
-      <w:r>
-        <w:rPr>
-          <w:b w:val="0"/>
-        </w:rPr>
-        <w:t>, then run again.</w:t>
-      </w:r>
-    </w:p>
-    <w:p>
-      <w:pPr>
-        <w:spacing w:line="336" w:lineRule="auto" w:after="180"/>
-      </w:pPr>
-      <w:r>
-        <w:rPr>
-          <w:b w:val="0"/>
-        </w:rPr>
-        <w:t xml:space="preserve">Keep code, </w:t>
-      </w:r>
-      <w:r>
-        <w:rPr>
-          <w:b/>
-        </w:rPr>
-        <w:t>prediction</w:t>
-      </w:r>
-      <w:r>
-        <w:rPr>
-          <w:b w:val="0"/>
-        </w:rPr>
-        <w:t>s, actual results and a reasoned revision together. On paper, label your result as a trace rather than an execution.</w:t>
-      </w:r>
-    </w:p>
-    <w:p>
-      <w:pPr>
-        <w:pStyle w:val="Heading3"/>
-      </w:pPr>
-      <w:r>
-        <w:t>Keep your completed work</w:t>
-      </w:r>
-    </w:p>
-    <w:p>
-      <w:pPr>
-        <w:spacing w:line="336" w:lineRule="auto" w:after="180"/>
-      </w:pPr>
-      <w:r>
-        <w:rPr>
-          <w:b w:val="0"/>
-        </w:rPr>
-        <w:t xml:space="preserve">Use Download completed work in the hosted lesson to export your answers, reflections, practice feedback and code-run </w:t>
-      </w:r>
-      <w:r>
-        <w:rPr>
-          <w:b/>
-        </w:rPr>
-        <w:t>evidence</w:t>
-      </w:r>
-      <w:r>
-        <w:rPr>
-          <w:b w:val="0"/>
-        </w:rPr>
-        <w:t>. Open the HTML copy to read or print it.</w:t>
-      </w:r>
-    </w:p>
-    <w:p>
-      <w:pPr>
-        <w:spacing w:line="336" w:lineRule="auto" w:after="180"/>
-      </w:pPr>
-      <w:r>
-        <w:rPr>
-          <w:b w:val="0"/>
-        </w:rPr>
-        <w:t>Drafts stay in this browser when storage is available; clear drafts on a shared device.</w:t>
-      </w:r>
-    </w:p>
-    <w:p>
-      <w:pPr>
-        <w:pStyle w:val="Heading1"/>
-      </w:pPr>
-      <w:r>
-        <w:t>18. Visual concept journey</w:t>
-      </w:r>
-    </w:p>
-    <w:p>
-      <w:r>
-        <w:t>Explain each Noise and Outliers graphic using its labels, deciding evidence and relevant limitation.</w:t>
-      </w:r>
-    </w:p>
-    <w:p>
-      <w:pPr>
-        <w:pStyle w:val="Heading3"/>
+        <w:t>18. Reference: the six-picture journey</w:t>
+      </w:r>
+    </w:p>
+    <w:p>
+      <w:r>
+        <w:t>Revisit the picture that serves the current question; key diagrams already sit beside the main explanation.</w:t>
+      </w:r>
+    </w:p>
+    <w:p>
+      <w:pPr>
+        <w:pStyle w:val="Heading2"/>
       </w:pPr>
       <w:r>
         <w:t>01. Noise and Outliers: the case</w:t>
@@ -7262,7 +7788,7 @@
         <w:drawing>
           <wp:inline xmlns:a="http://schemas.openxmlformats.org/drawingml/2006/main" xmlns:pic="http://schemas.openxmlformats.org/drawingml/2006/picture">
             <wp:extent cx="5486400" cy="2834640"/>
-            <wp:docPr id="23" name="Picture 23" descr="A fictional library records five book-processing times in minutes. Supplied facts: Sorted times: 2,3,3,4,18. All are recorded measurements; no evidence yet shows 18 is a mistake."/>
+            <wp:docPr id="29" name="Picture 29" descr="A fictional library records five book-processing times in minutes. Supplied facts: Sorted times: 2,3,3,4,18. All are recorded measurements; no evidence yet shows 18 is a mistake."/>
             <wp:cNvGraphicFramePr>
               <a:graphicFrameLocks noChangeAspect="1"/>
             </wp:cNvGraphicFramePr>
@@ -7274,7 +7800,7 @@
                     <pic:cNvPicPr/>
                   </pic:nvPicPr>
                   <pic:blipFill>
-                    <a:blip r:embed="rId30"/>
+                    <a:blip r:embed="rId32"/>
                     <a:stretch>
                       <a:fillRect/>
                     </a:stretch>
@@ -7331,7 +7857,6 @@
     <w:p>
       <w:pPr>
         <w:spacing w:line="336" w:lineRule="auto" w:after="180"/>
-        <w:shd w:fill="F5F1FB"/>
       </w:pPr>
       <w:r>
         <w:rPr>
@@ -7342,7 +7867,7 @@
     </w:p>
     <w:p>
       <w:pPr>
-        <w:pStyle w:val="Heading3"/>
+        <w:pStyle w:val="Heading2"/>
       </w:pPr>
       <w:r>
         <w:t>02. Follow the deciding steps</w:t>
@@ -7353,7 +7878,7 @@
         <w:drawing>
           <wp:inline xmlns:a="http://schemas.openxmlformats.org/drawingml/2006/main" xmlns:pic="http://schemas.openxmlformats.org/drawingml/2006/picture">
             <wp:extent cx="5486400" cy="4005072"/>
-            <wp:docPr id="24" name="Picture 24" descr="Mean: Sum 30; divide by 5: mean 6 minutes. → Median: The middle of five sorted values is 3 minutes. → Investigate 18: Check the source record and whether an unusually slow task occurred. → Document repair: Change a value only if evidence supports a correction; preserve the raw record."/>
+            <wp:docPr id="30" name="Picture 30" descr="Mean: Sum 30; divide by 5: mean 6 minutes. → Median: The middle of five sorted values is 3 minutes. → Investigate 18: Check the source record and whether an unusually slow task occurred. → Document repair: Change a value only if evidence supports a correction; preserve the raw record."/>
             <wp:cNvGraphicFramePr>
               <a:graphicFrameLocks noChangeAspect="1"/>
             </wp:cNvGraphicFramePr>
@@ -7365,7 +7890,7 @@
                     <pic:cNvPicPr/>
                   </pic:nvPicPr>
                   <pic:blipFill>
-                    <a:blip r:embed="rId31"/>
+                    <a:blip r:embed="rId17"/>
                     <a:stretch>
                       <a:fillRect/>
                     </a:stretch>
@@ -7452,7 +7977,6 @@
     <w:p>
       <w:pPr>
         <w:spacing w:line="336" w:lineRule="auto" w:after="180"/>
-        <w:shd w:fill="F5F1FB"/>
       </w:pPr>
       <w:r>
         <w:rPr>
@@ -7475,7 +7999,7 @@
     </w:p>
     <w:p>
       <w:pPr>
-        <w:pStyle w:val="Heading3"/>
+        <w:pStyle w:val="Heading2"/>
       </w:pPr>
       <w:r>
         <w:t>03. Retain unusual recorded measurements</w:t>
@@ -7486,7 +8010,7 @@
         <w:drawing>
           <wp:inline xmlns:a="http://schemas.openxmlformats.org/drawingml/2006/main" xmlns:pic="http://schemas.openxmlformats.org/drawingml/2006/picture">
             <wp:extent cx="5486400" cy="3938016"/>
-            <wp:docPr id="25" name="Picture 25" descr="Retain unusual recorded measurements. Units: minutes. Task 1: 2. Task 2: 3. Task 3: 3. Task 4: 4. Task 5: 18."/>
+            <wp:docPr id="31" name="Picture 31" descr="Retain unusual recorded measurements. Units: minutes. Task 1: 2. Task 2: 3. Task 3: 3. Task 4: 4. Task 5: 18."/>
             <wp:cNvGraphicFramePr>
               <a:graphicFrameLocks noChangeAspect="1"/>
             </wp:cNvGraphicFramePr>
@@ -7498,7 +8022,7 @@
                     <pic:cNvPicPr/>
                   </pic:nvPicPr>
                   <pic:blipFill>
-                    <a:blip r:embed="rId32"/>
+                    <a:blip r:embed="rId33"/>
                     <a:stretch>
                       <a:fillRect/>
                     </a:stretch>
@@ -7531,7 +8055,6 @@
     <w:p>
       <w:pPr>
         <w:spacing w:line="336" w:lineRule="auto" w:after="180"/>
-        <w:shd w:fill="F5F1FB"/>
       </w:pPr>
       <w:r>
         <w:rPr>
@@ -7542,7 +8065,7 @@
     </w:p>
     <w:p>
       <w:pPr>
-        <w:pStyle w:val="Heading3"/>
+        <w:pStyle w:val="Heading2"/>
       </w:pPr>
       <w:r>
         <w:t>04. Change one thing. Trace what follows.</w:t>
@@ -7553,7 +8076,7 @@
         <w:drawing>
           <wp:inline xmlns:a="http://schemas.openxmlformats.org/drawingml/2006/main" xmlns:pic="http://schemas.openxmlformats.org/drawingml/2006/picture">
             <wp:extent cx="5486400" cy="3026664"/>
-            <wp:docPr id="26" name="Picture 26" descr="Original case: Change a value only if evidence supports a correction; preserve the raw record. Changed condition: An authorised log confirms 18 was a transcription error for 3. Expected result: Corrected mean is 3 minutes and median is 3. Reason: Values become 2,3,3,4,3 with sum 15; sorted middle remains 3."/>
+            <wp:docPr id="32" name="Picture 32" descr="Original case: Change a value only if evidence supports a correction; preserve the raw record. Changed condition: An authorised log confirms 18 was a transcription error for 3. Expected result: Corrected mean is 3 minutes and median is 3. Reason: Values become 2,3,3,4,3 with sum 15; sorted middle remains 3."/>
             <wp:cNvGraphicFramePr>
               <a:graphicFrameLocks noChangeAspect="1"/>
             </wp:cNvGraphicFramePr>
@@ -7565,7 +8088,7 @@
                     <pic:cNvPicPr/>
                   </pic:nvPicPr>
                   <pic:blipFill>
-                    <a:blip r:embed="rId33"/>
+                    <a:blip r:embed="rId18"/>
                     <a:stretch>
                       <a:fillRect/>
                     </a:stretch>
@@ -7645,7 +8168,6 @@
     <w:p>
       <w:pPr>
         <w:spacing w:line="336" w:lineRule="auto" w:after="180"/>
-        <w:shd w:fill="F5F1FB"/>
       </w:pPr>
       <w:r>
         <w:rPr>
@@ -7656,7 +8178,7 @@
     </w:p>
     <w:p>
       <w:pPr>
-        <w:pStyle w:val="Heading3"/>
+        <w:pStyle w:val="Heading2"/>
       </w:pPr>
       <w:r>
         <w:t>05. Connect the explanation to its limit</w:t>
@@ -7667,7 +8189,7 @@
         <w:drawing>
           <wp:inline xmlns:a="http://schemas.openxmlformats.org/drawingml/2006/main" xmlns:pic="http://schemas.openxmlformats.org/drawingml/2006/picture">
             <wp:extent cx="5486400" cy="2834640"/>
-            <wp:docPr id="27" name="Picture 27" descr="The mean uses every value and is pulled upward by 18. The median identifies the middle recorded time and stays at 3. Neither statistic declares the unusual observation invalid. Deleting it simply because it changes the mean would hide potentially real slow work and change the question being answered. Limit: Five task times do not estimate all library processing times reliably or prove which summary suits every decision."/>
+            <wp:docPr id="33" name="Picture 33" descr="The mean uses every value and is pulled upward by 18. The median identifies the middle recorded time and stays at 3. Neither statistic declares the unusual observation invalid. Deleting it simply because it changes the mean would hide potentially real slow work and change the question being answered. Limit: Five task times do not estimate all library processing times reliably or prove which summary suits every decision."/>
             <wp:cNvGraphicFramePr>
               <a:graphicFrameLocks noChangeAspect="1"/>
             </wp:cNvGraphicFramePr>
@@ -7794,7 +8316,6 @@
     <w:p>
       <w:pPr>
         <w:spacing w:line="336" w:lineRule="auto" w:after="180"/>
-        <w:shd w:fill="F5F1FB"/>
       </w:pPr>
       <w:r>
         <w:rPr>
@@ -7805,7 +8326,7 @@
     </w:p>
     <w:p>
       <w:pPr>
-        <w:pStyle w:val="Heading3"/>
+        <w:pStyle w:val="Heading2"/>
       </w:pPr>
       <w:r>
         <w:t>06. Make the idea visible in your project</w:t>
@@ -7816,7 +8337,7 @@
         <w:drawing>
           <wp:inline xmlns:a="http://schemas.openxmlformats.org/drawingml/2006/main" xmlns:pic="http://schemas.openxmlformats.org/drawingml/2006/picture">
             <wp:extent cx="5486400" cy="3529584"/>
-            <wp:docPr id="28" name="Picture 28" descr="Investigate unusual recommender features and show evidence-backed repairs instead of removing inconvenient records. Draw your input, deciding step, result and limit. Supported question: If 18 was genuine, which summary better describes the middle observed task, and what extra fact should be shown?"/>
+            <wp:docPr id="34" name="Picture 34" descr="Investigate unusual recommender features and show evidence-backed repairs instead of removing inconvenient records. Draw your input, deciding step, result and limit. Supported question: If 18 was genuine, which summary better describes the middle observed task, and what extra fact should be shown?"/>
             <wp:cNvGraphicFramePr>
               <a:graphicFrameLocks noChangeAspect="1"/>
             </wp:cNvGraphicFramePr>
@@ -7902,7 +8423,6 @@
     <w:p>
       <w:pPr>
         <w:spacing w:line="336" w:lineRule="auto" w:after="180"/>
-        <w:shd w:fill="F5F1FB"/>
       </w:pPr>
       <w:r>
         <w:rPr>
@@ -7921,6 +8441,62 @@
           <w:b w:val="0"/>
         </w:rPr>
         <w:t>.</w:t>
+      </w:r>
+    </w:p>
+    <w:p>
+      <w:pPr>
+        <w:pStyle w:val="Heading2"/>
+      </w:pPr>
+      <w:r>
+        <w:t>Earlier wording, alternatives and picture transcripts · reference / check after trying</w:t>
+      </w:r>
+    </w:p>
+    <w:p>
+      <w:pPr>
+        <w:pStyle w:val="Heading3"/>
+      </w:pPr>
+      <w:r>
+        <w:t>01. Noise and Outliers: the case</w:t>
+      </w:r>
+    </w:p>
+    <w:p>
+      <w:pPr>
+        <w:pStyle w:val="Heading3"/>
+      </w:pPr>
+      <w:r>
+        <w:t>02. Follow the deciding steps</w:t>
+      </w:r>
+    </w:p>
+    <w:p>
+      <w:pPr>
+        <w:pStyle w:val="Heading3"/>
+      </w:pPr>
+      <w:r>
+        <w:t>03. Retain unusual recorded measurements</w:t>
+      </w:r>
+    </w:p>
+    <w:p>
+      <w:pPr>
+        <w:pStyle w:val="Heading3"/>
+      </w:pPr>
+      <w:r>
+        <w:t>04. Change one thing. Trace what follows.</w:t>
+      </w:r>
+    </w:p>
+    <w:p>
+      <w:pPr>
+        <w:pStyle w:val="Heading3"/>
+      </w:pPr>
+      <w:r>
+        <w:t>05. Connect the explanation to its limit</w:t>
+      </w:r>
+    </w:p>
+    <w:p>
+      <w:pPr>
+        <w:pStyle w:val="Heading3"/>
+      </w:pPr>
+      <w:r>
+        <w:t>06. Make the idea visible in your project</w:t>
       </w:r>
     </w:p>
     <w:sectPr>
